--- a/downloads/student/ai-3-week-12.docx
+++ b/downloads/student/ai-3-week-12.docx
@@ -1750,6 +1750,16 @@
     <w:p>
       <w:r>
         <w:t>These supplied transcript facts do not establish how an actual recogniser performs for accents, noise or different speakers.</w:t>
+      </w:r>
+    </w:p>
+    <w:p>
+      <w:r>
+        <w:t>Read the labelled picture: Which stage was initially wrong, and which stage was correctly operating on a wrong input?</w:t>
+      </w:r>
+    </w:p>
+    <w:p>
+      <w:r>
+        <w:t>Change one thing: Correct the transcript to “thirteen plus seven” with all later stages unchanged. Predict the result before checking the explanation. What remains the same?</w:t>
       </w:r>
     </w:p>
     <w:p>
@@ -3817,6 +3827,187 @@
     <w:p>
       <w:r>
         <w:t>Attempt the independent case before hints. Record whether you worked alone, used a hint or followed a model. After feedback, fix the first unsupported step and explain why it changed. A later check uses a changed case, not a copied answer.</w:t>
+      </w:r>
+    </w:p>
+    <w:p>
+      <w:pPr>
+        <w:pStyle w:val="Heading1"/>
+      </w:pPr>
+      <w:r>
+        <w:t>15. Your lesson route</w:t>
+      </w:r>
+    </w:p>
+    <w:p>
+      <w:r>
+        <w:t>Start with this question: A fictional learner dictates a calculation to a voice assistant.</w:t>
+      </w:r>
+    </w:p>
+    <w:tbl>
+      <w:tblPr>
+        <w:tblStyle w:val="LightShading-Accent1"/>
+        <w:tblW w:type="auto" w:w="0"/>
+        <w:tblLook w:firstColumn="1" w:firstRow="1" w:lastColumn="0" w:lastRow="0" w:noHBand="0" w:noVBand="1" w:val="04A0"/>
+      </w:tblPr>
+      <w:tblGrid>
+        <w:gridCol w:w="5112"/>
+        <w:gridCol w:w="5112"/>
+      </w:tblGrid>
+      <w:tr>
+        <w:trPr>
+          <w:tblHeader/>
+        </w:trPr>
+        <w:tc>
+          <w:tcPr>
+            <w:tcW w:type="dxa" w:w="5112"/>
+          </w:tcPr>
+          <w:p>
+            <w:r>
+              <w:t>By the end, I can</w:t>
+            </w:r>
+          </w:p>
+        </w:tc>
+        <w:tc>
+          <w:tcPr>
+            <w:tcW w:type="dxa" w:w="5112"/>
+          </w:tcPr>
+          <w:p>
+            <w:r>
+              <w:t>How I will show it</w:t>
+            </w:r>
+          </w:p>
+        </w:tc>
+      </w:tr>
+      <w:tr>
+        <w:tc>
+          <w:tcPr>
+            <w:tcW w:type="dxa" w:w="5112"/>
+          </w:tcPr>
+          <w:p>
+            <w:r>
+              <w:t>Explain the mechanism and terminology of speech pipelines and multimodal evidence</w:t>
+            </w:r>
+          </w:p>
+        </w:tc>
+        <w:tc>
+          <w:tcPr>
+            <w:tcW w:type="dxa" w:w="5112"/>
+          </w:tcPr>
+          <w:p>
+            <w:r>
+              <w:t>Explain the deciding step, show a trace or test, and state one limit.</w:t>
+            </w:r>
+          </w:p>
+        </w:tc>
+      </w:tr>
+      <w:tr>
+        <w:tc>
+          <w:tcPr>
+            <w:tcW w:type="dxa" w:w="5112"/>
+          </w:tcPr>
+          <w:p>
+            <w:r>
+              <w:t>Apply the stated procedure to a new case with a traceable result</w:t>
+            </w:r>
+          </w:p>
+        </w:tc>
+        <w:tc>
+          <w:tcPr>
+            <w:tcW w:type="dxa" w:w="5112"/>
+          </w:tcPr>
+          <w:p>
+            <w:r>
+              <w:t>Explain the deciding step, show a trace or test, and state one limit.</w:t>
+            </w:r>
+          </w:p>
+        </w:tc>
+      </w:tr>
+      <w:tr>
+        <w:tc>
+          <w:tcPr>
+            <w:tcW w:type="dxa" w:w="5112"/>
+          </w:tcPr>
+          <w:p>
+            <w:r>
+              <w:t>Identify an assumption or limitation and design a revealing follow-up</w:t>
+            </w:r>
+          </w:p>
+        </w:tc>
+        <w:tc>
+          <w:tcPr>
+            <w:tcW w:type="dxa" w:w="5112"/>
+          </w:tcPr>
+          <w:p>
+            <w:r>
+              <w:t>Explain the deciding step, show a trace or test, and state one limit.</w:t>
+            </w:r>
+          </w:p>
+        </w:tc>
+      </w:tr>
+    </w:tbl>
+    <w:p>
+      <w:r>
+        <w:t>Remember → watch and explain → try with help → investigate → try independently → keep project evidence. Your teacher may spread this lesson across several classes.</w:t>
+      </w:r>
+    </w:p>
+    <w:p>
+      <w:r>
+        <w:t>Keep your first prediction. Compare it with what the evidence shows and explain any change.</w:t>
+      </w:r>
+    </w:p>
+    <w:p>
+      <w:pPr>
+        <w:pStyle w:val="Heading1"/>
+      </w:pPr>
+      <w:r>
+        <w:t>16. Finish and return</w:t>
+      </w:r>
+    </w:p>
+    <w:p>
+      <w:r>
+        <w:t>Close your notes. Explain this goal in your own words: Explain the mechanism and terminology of speech pipelines and multimodal evidence</w:t>
+      </w:r>
+    </w:p>
+    <w:p>
+      <w:pPr>
+        <w:pStyle w:val="Heading3"/>
+      </w:pPr>
+      <w:r>
+        <w:t>My deciding step, evidence and one remaining question</w:t>
+      </w:r>
+    </w:p>
+    <w:p>
+      <w:r>
+        <w:t>________________________________________________________________</w:t>
+      </w:r>
+    </w:p>
+    <w:p>
+      <w:r>
+        <w:t>________________________________________________________________</w:t>
+      </w:r>
+    </w:p>
+    <w:p>
+      <w:r>
+        <w:t>________________________________________________________________</w:t>
+      </w:r>
+    </w:p>
+    <w:p>
+      <w:r>
+        <w:t>________________________________________________________________</w:t>
+      </w:r>
+    </w:p>
+    <w:p>
+      <w:r>
+        <w:t>________________________________________________________________</w:t>
+      </w:r>
+    </w:p>
+    <w:p>
+      <w:r>
+        <w:t>If you are unsure, return to the worked picture and explain one arrow. If you are ready, change an input or assumption and justify your prediction.</w:t>
+      </w:r>
+    </w:p>
+    <w:p>
+      <w:r>
+        <w:t>Save your workbook evidence. At the next review, try a different case before opening your old answer.</w:t>
       </w:r>
     </w:p>
     <w:sectPr>

--- a/downloads/student/ai-3-week-12.docx
+++ b/downloads/student/ai-3-week-12.docx
@@ -4008,6 +4008,207 @@
     <w:p>
       <w:r>
         <w:t>Save your workbook evidence. At the next review, try a different case before opening your old answer.</w:t>
+      </w:r>
+    </w:p>
+    <w:p>
+      <w:pPr>
+        <w:pStyle w:val="Heading1"/>
+      </w:pPr>
+      <w:r>
+        <w:t>17. Supported practice, repair and portfolio</w:t>
+      </w:r>
+    </w:p>
+    <w:p>
+      <w:r>
+        <w:t>Use this supported practice once, in the browser or on paper. Keep the reserved independent assessment for a separate first attempt before teacher feedback.</w:t>
+      </w:r>
+    </w:p>
+    <w:p>
+      <w:r>
+        <w:t>A fictional learner dictates a calculation to a voice assistant.</w:t>
+      </w:r>
+    </w:p>
+    <w:p>
+      <w:pPr>
+        <w:pStyle w:val="Heading3"/>
+      </w:pPr>
+      <w:r>
+        <w:t>Practice 1: explain the deciding evidence</w:t>
+      </w:r>
+    </w:p>
+    <w:p>
+      <w:r>
+        <w:t>Which labelled step matches this detail? Read back the recognised expression; intended 13+7=20.</w:t>
+      </w:r>
+    </w:p>
+    <w:p>
+      <w:r>
+        <w:t>1. Confirm intended input</w:t>
+      </w:r>
+    </w:p>
+    <w:p>
+      <w:r>
+        <w:t>2. Recognise speech</w:t>
+      </w:r>
+    </w:p>
+    <w:p>
+      <w:r>
+        <w:t>3. Calculate text</w:t>
+      </w:r>
+    </w:p>
+    <w:p>
+      <w:r>
+        <w:t>4. Speak result</w:t>
+      </w:r>
+    </w:p>
+    <w:p>
+      <w:pPr>
+        <w:pStyle w:val="Heading3"/>
+      </w:pPr>
+      <w:r>
+        <w:t>My selected conclusion, deciding fact and explanation</w:t>
+      </w:r>
+    </w:p>
+    <w:p>
+      <w:r>
+        <w:t>________________________________________________________________</w:t>
+      </w:r>
+    </w:p>
+    <w:p>
+      <w:r>
+        <w:t>________________________________________________________________</w:t>
+      </w:r>
+    </w:p>
+    <w:p>
+      <w:r>
+        <w:t>________________________________________________________________</w:t>
+      </w:r>
+    </w:p>
+    <w:p>
+      <w:r>
+        <w:t>________________________________________________________________</w:t>
+      </w:r>
+    </w:p>
+    <w:p>
+      <w:r>
+        <w:t>________________________________________________________________</w:t>
+      </w:r>
+    </w:p>
+    <w:p>
+      <w:r>
+        <w:t>Hint if needed: Read the steps in the pictorial case. Match the supplied detail to the stage that performs or records it.</w:t>
+      </w:r>
+    </w:p>
+    <w:p>
+      <w:r>
+        <w:t>After your attempt, compare with the supported explanation: Confirm intended input Read back the recognised expression; intended 13+7=20. The first error occurs before arithmetic. Blaming the calculator would target a stage that correctly processed its supplied text. Read-back or on-screen confirmation lets the user catch a number misunderstanding before action. Retain the original audio and transcript, where permitted, to separate recognition defects from later processing errors.</w:t>
+      </w:r>
+    </w:p>
+    <w:p>
+      <w:pPr>
+        <w:pStyle w:val="Heading3"/>
+      </w:pPr>
+      <w:r>
+        <w:t>Practice 2: explain the deciding evidence</w:t>
+      </w:r>
+    </w:p>
+    <w:p>
+      <w:r>
+        <w:t>Changed-case practice: Correct the transcript to “thirteen plus seven” with all later stages unchanged. Which conclusion is supported by the supplied facts?</w:t>
+      </w:r>
+    </w:p>
+    <w:p>
+      <w:r>
+        <w:t>1. We can decide the result without examining the changed input or the procedure.</w:t>
+      </w:r>
+    </w:p>
+    <w:p>
+      <w:r>
+        <w:t>2. This one example guarantees correct results for every future input.</w:t>
+      </w:r>
+    </w:p>
+    <w:p>
+      <w:r>
+        <w:t>3. The calculator and spoken result should become 20 under the declared pipeline.</w:t>
+      </w:r>
+    </w:p>
+    <w:p>
+      <w:pPr>
+        <w:pStyle w:val="Heading3"/>
+      </w:pPr>
+      <w:r>
+        <w:t>My selected conclusion, deciding fact and explanation</w:t>
+      </w:r>
+    </w:p>
+    <w:p>
+      <w:r>
+        <w:t>________________________________________________________________</w:t>
+      </w:r>
+    </w:p>
+    <w:p>
+      <w:r>
+        <w:t>________________________________________________________________</w:t>
+      </w:r>
+    </w:p>
+    <w:p>
+      <w:r>
+        <w:t>________________________________________________________________</w:t>
+      </w:r>
+    </w:p>
+    <w:p>
+      <w:r>
+        <w:t>________________________________________________________________</w:t>
+      </w:r>
+    </w:p>
+    <w:p>
+      <w:r>
+        <w:t>________________________________________________________________</w:t>
+      </w:r>
+    </w:p>
+    <w:p>
+      <w:r>
+        <w:t>Hint if needed: Use the changed condition and the deciding step in the pictorial trace. The answer must say what follows from those facts.</w:t>
+      </w:r>
+    </w:p>
+    <w:p>
+      <w:r>
+        <w:t>After your attempt, compare with the supported explanation: The calculator and spoken result should become 20 under the declared pipeline. 13+7=20; the changed input removes the earlier recognition error.</w:t>
+      </w:r>
+    </w:p>
+    <w:p>
+      <w:pPr>
+        <w:pStyle w:val="Heading3"/>
+      </w:pPr>
+      <w:r>
+        <w:t>Repair a missing building block</w:t>
+      </w:r>
+    </w:p>
+    <w:p>
+      <w:r>
+        <w:t>Review Visual Composition (ai-3/11). Goal: Explain the mechanism and terminology of image generation and provenance. Short practice: Which checks pass after that single change, and what still needs repair?. Return to this week and explain what you changed.</w:t>
+      </w:r>
+    </w:p>
+    <w:p>
+      <w:r>
+        <w:t>Review Prompt Evaluation (ai-3/9). Goal: Explain the mechanism and terminology of controlled prompt experiments. Short practice: Why is B’s selection defensible here without calling it universally superior?. Return to this week and explain what you changed.</w:t>
+      </w:r>
+    </w:p>
+    <w:p>
+      <w:r>
+        <w:t>Review Examples and Rubrics (ai-3/6). Goal: Write a prompt specification with observable response criteria. Short practice: Explain why neither original nor changed draft is a full pass, and provide a complete repaired card.. Return to this week and explain what you changed.</w:t>
+      </w:r>
+    </w:p>
+    <w:p>
+      <w:pPr>
+        <w:pStyle w:val="Heading3"/>
+      </w:pPr>
+      <w:r>
+        <w:t>Keep your completed work</w:t>
+      </w:r>
+    </w:p>
+    <w:p>
+      <w:r>
+        <w:t>Use Download completed work in the hosted lesson to export your answers, reflections, practice feedback and code-run evidence. Open the HTML copy to read or print it. Drafts stay in this browser when storage is available; clear drafts on a shared device.</w:t>
       </w:r>
     </w:p>
     <w:sectPr>

--- a/downloads/student/ai-3-week-12.docx
+++ b/downloads/student/ai-3-week-12.docx
@@ -42,6 +42,11 @@
       </w:r>
     </w:p>
     <w:p>
+      <w:r>
+        <w:t>Start with the target: Explain the mechanism and terminology of speech pipelines and multimodal evidence. Try the recall before opening notes.</w:t>
+      </w:r>
+    </w:p>
+    <w:p>
       <w:pPr>
         <w:pStyle w:val="Heading3"/>
       </w:pPr>
@@ -50,17 +55,59 @@
       </w:r>
     </w:p>
     <w:p>
-      <w:r>
-        <w:t>I can explain the mechanism and terminology of speech pipelines and multimodal evidence.</w:t>
-      </w:r>
-    </w:p>
-    <w:p>
-      <w:r>
+      <w:pPr>
+        <w:spacing w:line="336" w:lineRule="auto" w:after="180"/>
+      </w:pPr>
+      <w:r>
+        <w:rPr>
+          <w:b w:val="0"/>
+        </w:rPr>
+        <w:t xml:space="preserve">I can explain the </w:t>
+      </w:r>
+      <w:r>
+        <w:rPr>
+          <w:b/>
+        </w:rPr>
+        <w:t>mechanism</w:t>
+      </w:r>
+      <w:r>
+        <w:rPr>
+          <w:b w:val="0"/>
+        </w:rPr>
+        <w:t xml:space="preserve"> and terminology of speech pipelines and multimodal </w:t>
+      </w:r>
+      <w:r>
+        <w:rPr>
+          <w:b/>
+        </w:rPr>
+        <w:t>evidence</w:t>
+      </w:r>
+      <w:r>
+        <w:rPr>
+          <w:b w:val="0"/>
+        </w:rPr>
+        <w:t>.</w:t>
+      </w:r>
+    </w:p>
+    <w:p>
+      <w:pPr>
+        <w:spacing w:line="336" w:lineRule="auto" w:after="180"/>
+      </w:pPr>
+      <w:r>
+        <w:rPr>
+          <w:b w:val="0"/>
+        </w:rPr>
         <w:t>I can apply the stated procedure to a new case with a traceable result.</w:t>
       </w:r>
     </w:p>
     <w:p>
-      <w:r>
+      <w:pPr>
+        <w:spacing w:line="336" w:lineRule="auto" w:after="180"/>
+      </w:pPr>
+      <w:r>
+        <w:rPr>
+          <w:b w:val="0"/>
+        </w:rPr>
         <w:t>I can identify an assumption or limitation and design a revealing follow-up.</w:t>
       </w:r>
     </w:p>
@@ -73,38 +120,104 @@
       </w:r>
     </w:p>
     <w:p>
-      <w:r>
+      <w:pPr>
+        <w:spacing w:line="336" w:lineRule="auto" w:after="180"/>
+      </w:pPr>
+      <w:r>
+        <w:rPr>
+          <w:b w:val="0"/>
+        </w:rPr>
         <w:t>Close your notes first. A rough first answer helps us choose the right starting point; it is not a score for your ability.</w:t>
       </w:r>
     </w:p>
     <w:p>
-      <w:r>
+      <w:pPr>
+        <w:spacing w:line="336" w:lineRule="auto" w:after="180"/>
+      </w:pPr>
+      <w:r>
+        <w:rPr>
+          <w:b w:val="0"/>
+        </w:rPr>
         <w:t>Without opening the old lesson, explain one key idea from Visual Composition. Give an example and a mistake that the idea helps you avoid.</w:t>
       </w:r>
     </w:p>
     <w:p>
-      <w:r>
+      <w:pPr>
+        <w:spacing w:line="336" w:lineRule="auto" w:after="180"/>
+      </w:pPr>
+      <w:r>
+        <w:rPr>
+          <w:b w:val="0"/>
+        </w:rPr>
         <w:t>Without opening the old lesson, explain one key idea from Prompt Evaluation. Give an example and a mistake that the idea helps you avoid.</w:t>
       </w:r>
     </w:p>
     <w:p>
-      <w:r>
+      <w:pPr>
+        <w:spacing w:line="336" w:lineRule="auto" w:after="180"/>
+      </w:pPr>
+      <w:r>
+        <w:rPr>
+          <w:b w:val="0"/>
+        </w:rPr>
         <w:t>Without opening the old lesson, explain one key idea from Examples and Rubrics. Give an example and a mistake that the idea helps you avoid.</w:t>
       </w:r>
     </w:p>
     <w:p>
-      <w:r>
-        <w:t>After trying, check the relevant lesson or ask your teacher. Change the part of your explanation that the evidence shows was wrong.</w:t>
-      </w:r>
-    </w:p>
-    <w:p>
-      <w:r>
+      <w:pPr>
+        <w:spacing w:line="336" w:lineRule="auto" w:after="180"/>
+      </w:pPr>
+      <w:r>
+        <w:rPr>
+          <w:b w:val="0"/>
+        </w:rPr>
+        <w:t xml:space="preserve">After trying, check the relevant lesson or ask your teacher. Change the part of your explanation that the </w:t>
+      </w:r>
+      <w:r>
+        <w:rPr>
+          <w:b/>
+        </w:rPr>
+        <w:t>evidence</w:t>
+      </w:r>
+      <w:r>
+        <w:rPr>
+          <w:b w:val="0"/>
+        </w:rPr>
+        <w:t xml:space="preserve"> shows was wrong.</w:t>
+      </w:r>
+    </w:p>
+    <w:p>
+      <w:pPr>
+        <w:spacing w:line="336" w:lineRule="auto" w:after="180"/>
+      </w:pPr>
+      <w:r>
+        <w:rPr>
+          <w:b w:val="0"/>
+        </w:rPr>
         <w:t>Week 12: Speech and Audio Systems</w:t>
       </w:r>
     </w:p>
     <w:p>
-      <w:r>
-        <w:t>Speech interaction includes capture, recognition, interpretation, and response stages.</w:t>
+      <w:pPr>
+        <w:spacing w:line="336" w:lineRule="auto" w:after="180"/>
+      </w:pPr>
+      <w:r>
+        <w:rPr>
+          <w:b w:val="0"/>
+        </w:rPr>
+        <w:t xml:space="preserve">Speech interaction includes </w:t>
+      </w:r>
+      <w:r>
+        <w:rPr>
+          <w:b/>
+        </w:rPr>
+        <w:t>capture</w:t>
+      </w:r>
+      <w:r>
+        <w:rPr>
+          <w:b w:val="0"/>
+        </w:rPr>
+        <w:t>, recognition, interpretation, and response stages.</w:t>
       </w:r>
     </w:p>
     <w:p>
@@ -144,17 +257,35 @@
       </w:r>
     </w:p>
     <w:p>
-      <w:r>
+      <w:pPr>
+        <w:spacing w:line="336" w:lineRule="auto" w:after="180"/>
+      </w:pPr>
+      <w:r>
+        <w:rPr>
+          <w:b/>
+        </w:rPr>
         <w:t>CREATOR MISSION</w:t>
       </w:r>
     </w:p>
     <w:p>
-      <w:r>
+      <w:pPr>
+        <w:spacing w:line="336" w:lineRule="auto" w:after="180"/>
+      </w:pPr>
+      <w:r>
+        <w:rPr>
+          <w:b w:val="0"/>
+        </w:rPr>
         <w:t>Trace errors from noisy audio to wrong action.</w:t>
       </w:r>
     </w:p>
     <w:p>
-      <w:r>
+      <w:pPr>
+        <w:spacing w:line="336" w:lineRule="auto" w:after="180"/>
+      </w:pPr>
+      <w:r>
+        <w:rPr>
+          <w:b w:val="0"/>
+        </w:rPr>
         <w:t>Creator name and date:</w:t>
       </w:r>
     </w:p>
@@ -200,8 +331,38 @@
       </w:r>
     </w:p>
     <w:p>
-      <w:r>
-        <w:t>Recall Image generation and provenance. Explain why a recorded result needs its input conditions and evidence source before it can support a claim.</w:t>
+      <w:pPr>
+        <w:spacing w:line="336" w:lineRule="auto" w:after="180"/>
+      </w:pPr>
+      <w:r>
+        <w:rPr>
+          <w:b w:val="0"/>
+        </w:rPr>
+        <w:t xml:space="preserve">Recall Image generation and provenance. Explain why a recorded result needs its </w:t>
+      </w:r>
+      <w:r>
+        <w:rPr>
+          <w:b/>
+        </w:rPr>
+        <w:t>input</w:t>
+      </w:r>
+      <w:r>
+        <w:rPr>
+          <w:b w:val="0"/>
+        </w:rPr>
+        <w:t xml:space="preserve"> conditions and </w:t>
+      </w:r>
+      <w:r>
+        <w:rPr>
+          <w:b/>
+        </w:rPr>
+        <w:t>evidence</w:t>
+      </w:r>
+      <w:r>
+        <w:rPr>
+          <w:b w:val="0"/>
+        </w:rPr>
+        <w:t xml:space="preserve"> source before it can support a claim.</w:t>
       </w:r>
     </w:p>
     <w:p>
@@ -213,8 +374,38 @@
       </w:r>
     </w:p>
     <w:p>
-      <w:r>
-        <w:t>By the end, I can separate speech recognition, calculation and speech output when diagnosing an error.</w:t>
+      <w:pPr>
+        <w:spacing w:line="336" w:lineRule="auto" w:after="180"/>
+      </w:pPr>
+      <w:r>
+        <w:rPr>
+          <w:b w:val="0"/>
+        </w:rPr>
+        <w:t xml:space="preserve">By the end, I can separate </w:t>
+      </w:r>
+      <w:r>
+        <w:rPr>
+          <w:b/>
+        </w:rPr>
+        <w:t>speech recognition</w:t>
+      </w:r>
+      <w:r>
+        <w:rPr>
+          <w:b w:val="0"/>
+        </w:rPr>
+        <w:t xml:space="preserve">, calculation and speech </w:t>
+      </w:r>
+      <w:r>
+        <w:rPr>
+          <w:b/>
+        </w:rPr>
+        <w:t>output</w:t>
+      </w:r>
+      <w:r>
+        <w:rPr>
+          <w:b w:val="0"/>
+        </w:rPr>
+        <w:t xml:space="preserve"> when diagnosing an error.</w:t>
       </w:r>
     </w:p>
     <w:p>
@@ -227,17 +418,52 @@
     </w:p>
     <w:p>
       <w:r>
+        <w:t>Investigate the supplied Speech and Audio Systems case. Separate observations, given facts and assumptions before choosing an explanation.</w:t>
+      </w:r>
+    </w:p>
+    <w:p>
+      <w:pPr>
+        <w:spacing w:line="336" w:lineRule="auto" w:after="180"/>
+      </w:pPr>
+      <w:r>
+        <w:rPr>
+          <w:b/>
+        </w:rPr>
         <w:t>PICTURE STORY</w:t>
       </w:r>
     </w:p>
     <w:p>
-      <w:r>
+      <w:pPr>
+        <w:spacing w:line="336" w:lineRule="auto" w:after="180"/>
+      </w:pPr>
+      <w:r>
+        <w:rPr>
+          <w:b w:val="0"/>
+        </w:rPr>
         <w:t>Notice → Predict → Explain</w:t>
       </w:r>
     </w:p>
     <w:p>
-      <w:r>
-        <w:t>Begin with visible evidence. Do not explain more than the picture and information support.</w:t>
+      <w:pPr>
+        <w:spacing w:line="336" w:lineRule="auto" w:after="180"/>
+      </w:pPr>
+      <w:r>
+        <w:rPr>
+          <w:b w:val="0"/>
+        </w:rPr>
+        <w:t xml:space="preserve">Begin with visible </w:t>
+      </w:r>
+      <w:r>
+        <w:rPr>
+          <w:b/>
+        </w:rPr>
+        <w:t>evidence</w:t>
+      </w:r>
+      <w:r>
+        <w:rPr>
+          <w:b w:val="0"/>
+        </w:rPr>
+        <w:t>. Do not explain more than the picture and information support.</w:t>
       </w:r>
     </w:p>
     <w:p>
@@ -277,18 +503,70 @@
       </w:r>
     </w:p>
     <w:p>
-      <w:r>
+      <w:pPr>
+        <w:pStyle w:val="Heading3"/>
+      </w:pPr>
+      <w:r>
+        <w:t>Start with this puzzle</w:t>
+      </w:r>
+    </w:p>
+    <w:p>
+      <w:pPr>
+        <w:spacing w:line="336" w:lineRule="auto" w:after="180"/>
+        <w:shd w:fill="F1F6FC"/>
+      </w:pPr>
+      <w:r>
+        <w:rPr>
+          <w:b w:val="0"/>
+        </w:rPr>
         <w:t>MYSTERY</w:t>
       </w:r>
     </w:p>
     <w:p>
-      <w:r>
-        <w:t>The learners must use speech and audio systems to solve a problem. What information do they have? What decision or calculation do they make? What would count as evidence that it worked?</w:t>
-      </w:r>
-    </w:p>
-    <w:p>
-      <w:r>
-        <w:t>Three observations (what you can point to):</w:t>
+      <w:pPr>
+        <w:spacing w:line="336" w:lineRule="auto" w:after="180"/>
+        <w:shd w:fill="F5F1FB"/>
+      </w:pPr>
+      <w:r>
+        <w:rPr>
+          <w:b w:val="0"/>
+        </w:rPr>
+        <w:t xml:space="preserve">The learners must use speech and audio systems to solve a problem. What information do they have? What decision or calculation do they make? What would count as </w:t>
+      </w:r>
+      <w:r>
+        <w:rPr>
+          <w:b/>
+        </w:rPr>
+        <w:t>evidence</w:t>
+      </w:r>
+      <w:r>
+        <w:rPr>
+          <w:b w:val="0"/>
+        </w:rPr>
+        <w:t xml:space="preserve"> that it worked?</w:t>
+      </w:r>
+    </w:p>
+    <w:p>
+      <w:pPr>
+        <w:spacing w:line="336" w:lineRule="auto" w:after="180"/>
+      </w:pPr>
+      <w:r>
+        <w:rPr>
+          <w:b w:val="0"/>
+        </w:rPr>
+        <w:t xml:space="preserve">Three </w:t>
+      </w:r>
+      <w:r>
+        <w:rPr>
+          <w:b/>
+        </w:rPr>
+        <w:t>observation</w:t>
+      </w:r>
+      <w:r>
+        <w:rPr>
+          <w:b w:val="0"/>
+        </w:rPr>
+        <w:t>s (what you can point to):</w:t>
       </w:r>
     </w:p>
     <w:p>
@@ -325,8 +603,26 @@
       </w:r>
     </w:p>
     <w:p>
-      <w:r>
-        <w:t>My prediction and the clue supporting it:</w:t>
+      <w:pPr>
+        <w:spacing w:line="336" w:lineRule="auto" w:after="180"/>
+      </w:pPr>
+      <w:r>
+        <w:rPr>
+          <w:b w:val="0"/>
+        </w:rPr>
+        <w:t xml:space="preserve">My </w:t>
+      </w:r>
+      <w:r>
+        <w:rPr>
+          <w:b/>
+        </w:rPr>
+        <w:t>prediction</w:t>
+      </w:r>
+      <w:r>
+        <w:rPr>
+          <w:b w:val="0"/>
+        </w:rPr>
+        <w:t xml:space="preserve"> and the clue supporting it:</w:t>
       </w:r>
     </w:p>
     <w:p>
@@ -371,13 +667,36 @@
       </w:r>
     </w:p>
     <w:p>
-      <w:r>
+      <w:pPr>
+        <w:spacing w:line="336" w:lineRule="auto" w:after="180"/>
+      </w:pPr>
+      <w:r>
+        <w:rPr>
+          <w:b w:val="0"/>
+        </w:rPr>
         <w:t>A multimodal pipeline may transcribe speech, inspect an image and generate a response. Errors at one stage can propagate even when later stages run correctly.</w:t>
       </w:r>
     </w:p>
     <w:p>
-      <w:r>
-        <w:t>Begin by writing the question the procedure is intended to answer. Identify the information already supplied, the information it will produce and the information still missing. These are constructed classroom examples; they do not require live accounts, private records or an external service. Do not treat a plausible explanation as a measured outcome.</w:t>
+      <w:pPr>
+        <w:spacing w:line="336" w:lineRule="auto" w:after="180"/>
+      </w:pPr>
+      <w:r>
+        <w:rPr>
+          <w:b w:val="0"/>
+        </w:rPr>
+        <w:t>Begin by writing the question the procedure is intended to answer. Identify the information already supplied, the information it will produce and the information still missing.</w:t>
+      </w:r>
+    </w:p>
+    <w:p>
+      <w:pPr>
+        <w:spacing w:line="336" w:lineRule="auto" w:after="180"/>
+      </w:pPr>
+      <w:r>
+        <w:rPr>
+          <w:b w:val="0"/>
+        </w:rPr>
+        <w:t>These are constructed classroom examples; they do not require live accounts, private records or an external service. Do not treat a plausible explanation as a measured outcome.</w:t>
       </w:r>
     </w:p>
     <w:p>
@@ -390,16 +709,69 @@
     </w:p>
     <w:p>
       <w:r>
-        <w:t>VISUAL MECHANISM</w:t>
-      </w:r>
-    </w:p>
-    <w:p>
-      <w:r>
-        <w:t>Input → Process → Output</w:t>
-      </w:r>
-    </w:p>
-    <w:p>
-      <w:r>
+        <w:t>Follow the mechanism for Speech and Audio Systems. Connect each labelled input, deciding step and result.</w:t>
+      </w:r>
+    </w:p>
+    <w:p>
+      <w:pPr>
+        <w:spacing w:line="336" w:lineRule="auto" w:after="180"/>
+      </w:pPr>
+      <w:r>
+        <w:rPr>
+          <w:b/>
+        </w:rPr>
+        <w:t xml:space="preserve">VISUAL </w:t>
+      </w:r>
+      <w:r>
+        <w:rPr>
+          <w:b/>
+        </w:rPr>
+        <w:t>MECHANISM</w:t>
+      </w:r>
+    </w:p>
+    <w:p>
+      <w:pPr>
+        <w:spacing w:line="336" w:lineRule="auto" w:after="180"/>
+      </w:pPr>
+      <w:r>
+        <w:rPr>
+          <w:b/>
+        </w:rPr>
+        <w:t>Input</w:t>
+      </w:r>
+      <w:r>
+        <w:rPr>
+          <w:b w:val="0"/>
+        </w:rPr>
+        <w:t xml:space="preserve"> → </w:t>
+      </w:r>
+      <w:r>
+        <w:rPr>
+          <w:b/>
+        </w:rPr>
+        <w:t>Process</w:t>
+      </w:r>
+      <w:r>
+        <w:rPr>
+          <w:b w:val="0"/>
+        </w:rPr>
+        <w:t xml:space="preserve"> → </w:t>
+      </w:r>
+      <w:r>
+        <w:rPr>
+          <w:b/>
+        </w:rPr>
+        <w:t>Output</w:t>
+      </w:r>
+    </w:p>
+    <w:p>
+      <w:pPr>
+        <w:spacing w:line="336" w:lineRule="auto" w:after="180"/>
+      </w:pPr>
+      <w:r>
+        <w:rPr>
+          <w:b w:val="0"/>
+        </w:rPr>
         <w:t>Trace the information. At each stage, ask what changed and how you could test it.</w:t>
       </w:r>
     </w:p>
@@ -440,7 +812,13 @@
       </w:r>
     </w:p>
     <w:p>
-      <w:r>
+      <w:pPr>
+        <w:spacing w:line="336" w:lineRule="auto" w:after="180"/>
+      </w:pPr>
+      <w:r>
+        <w:rPr>
+          <w:b w:val="0"/>
+        </w:rPr>
         <w:t>↓</w:t>
       </w:r>
     </w:p>
@@ -481,7 +859,13 @@
       </w:r>
     </w:p>
     <w:p>
-      <w:r>
+      <w:pPr>
+        <w:spacing w:line="336" w:lineRule="auto" w:after="180"/>
+      </w:pPr>
+      <w:r>
+        <w:rPr>
+          <w:b w:val="0"/>
+        </w:rPr>
         <w:t>↓</w:t>
       </w:r>
     </w:p>
@@ -522,7 +906,13 @@
       </w:r>
     </w:p>
     <w:p>
-      <w:r>
+      <w:pPr>
+        <w:spacing w:line="336" w:lineRule="auto" w:after="180"/>
+      </w:pPr>
+      <w:r>
+        <w:rPr>
+          <w:b w:val="0"/>
+        </w:rPr>
         <w:t>Which stage could fail even when the other two are correct? Explain:</w:t>
       </w:r>
     </w:p>
@@ -568,8 +958,73 @@
       </w:r>
     </w:p>
     <w:p>
-      <w:r>
-        <w:t>Track source modality, segment/time references, transcription, interpretation and final claims separately. Compare conflicting evidence without assuming one modality always wins. Ask for clarification when the task needs unresolved information.</w:t>
+      <w:pPr>
+        <w:spacing w:line="336" w:lineRule="auto" w:after="180"/>
+      </w:pPr>
+      <w:r>
+        <w:rPr>
+          <w:b w:val="0"/>
+        </w:rPr>
+        <w:t xml:space="preserve">Track source </w:t>
+      </w:r>
+      <w:r>
+        <w:rPr>
+          <w:b/>
+        </w:rPr>
+        <w:t>modality</w:t>
+      </w:r>
+      <w:r>
+        <w:rPr>
+          <w:b w:val="0"/>
+        </w:rPr>
+        <w:t xml:space="preserve">, segment/time references, </w:t>
+      </w:r>
+      <w:r>
+        <w:rPr>
+          <w:b/>
+        </w:rPr>
+        <w:t>transcription</w:t>
+      </w:r>
+      <w:r>
+        <w:rPr>
+          <w:b w:val="0"/>
+        </w:rPr>
+        <w:t xml:space="preserve">, interpretation and final claims separately. Compare conflicting </w:t>
+      </w:r>
+      <w:r>
+        <w:rPr>
+          <w:b/>
+        </w:rPr>
+        <w:t>evidence</w:t>
+      </w:r>
+      <w:r>
+        <w:rPr>
+          <w:b w:val="0"/>
+        </w:rPr>
+        <w:t xml:space="preserve"> without assuming one </w:t>
+      </w:r>
+      <w:r>
+        <w:rPr>
+          <w:b/>
+        </w:rPr>
+        <w:t>modality</w:t>
+      </w:r>
+      <w:r>
+        <w:rPr>
+          <w:b w:val="0"/>
+        </w:rPr>
+        <w:t xml:space="preserve"> always wins.</w:t>
+      </w:r>
+    </w:p>
+    <w:p>
+      <w:pPr>
+        <w:spacing w:line="336" w:lineRule="auto" w:after="180"/>
+      </w:pPr>
+      <w:r>
+        <w:rPr>
+          <w:b w:val="0"/>
+        </w:rPr>
+        <w:t>Ask for clarification when the task needs unresolved information.</w:t>
       </w:r>
     </w:p>
     <w:p>
@@ -665,8 +1120,49 @@
       </w:r>
     </w:p>
     <w:p>
-      <w:r>
-        <w:t>Before applying the procedure, write its units, denominator or decision boundary where relevant. A partner should be able to repeat each step using the same inputs. If a required input is absent or violates the stated contract, record that condition explicitly instead of quietly replacing it with a convenient value.</w:t>
+      <w:pPr>
+        <w:spacing w:line="336" w:lineRule="auto" w:after="180"/>
+      </w:pPr>
+      <w:r>
+        <w:rPr>
+          <w:b w:val="0"/>
+        </w:rPr>
+        <w:t xml:space="preserve">Before applying the procedure, write its units, denominator or decision boundary where relevant. A partner should be able to repeat each step using the same </w:t>
+      </w:r>
+      <w:r>
+        <w:rPr>
+          <w:b/>
+        </w:rPr>
+        <w:t>input</w:t>
+      </w:r>
+      <w:r>
+        <w:rPr>
+          <w:b w:val="0"/>
+        </w:rPr>
+        <w:t>s.</w:t>
+      </w:r>
+    </w:p>
+    <w:p>
+      <w:pPr>
+        <w:spacing w:line="336" w:lineRule="auto" w:after="180"/>
+      </w:pPr>
+      <w:r>
+        <w:rPr>
+          <w:b w:val="0"/>
+        </w:rPr>
+        <w:t xml:space="preserve">If a required </w:t>
+      </w:r>
+      <w:r>
+        <w:rPr>
+          <w:b/>
+        </w:rPr>
+        <w:t>input</w:t>
+      </w:r>
+      <w:r>
+        <w:rPr>
+          <w:b w:val="0"/>
+        </w:rPr>
+        <w:t xml:space="preserve"> is absent or violates the stated contract, record that condition explicitly instead of quietly replacing it with a convenient value.</w:t>
       </w:r>
     </w:p>
     <w:p>
@@ -678,8 +1174,26 @@
       </w:r>
     </w:p>
     <w:p>
-      <w:r>
-        <w:t>Point to the input, the deciding step and the result in this week’s visual. Explain the same step in ordinary words. A picture helps when you can say what each part represents.</w:t>
+      <w:pPr>
+        <w:spacing w:line="336" w:lineRule="auto" w:after="180"/>
+      </w:pPr>
+      <w:r>
+        <w:rPr>
+          <w:b w:val="0"/>
+        </w:rPr>
+        <w:t xml:space="preserve">Point to the </w:t>
+      </w:r>
+      <w:r>
+        <w:rPr>
+          <w:b/>
+        </w:rPr>
+        <w:t>input</w:t>
+      </w:r>
+      <w:r>
+        <w:rPr>
+          <w:b w:val="0"/>
+        </w:rPr>
+        <w:t>, the deciding step and the result in this week’s visual. Explain the same step in ordinary words. A picture helps when you can say what each part represents.</w:t>
       </w:r>
     </w:p>
     <w:p>
@@ -692,16 +1206,54 @@
     </w:p>
     <w:p>
       <w:r>
+        <w:t>Compare the supplied cases for Speech and Audio Systems. Identify the detail that changes the conclusion.</w:t>
+      </w:r>
+    </w:p>
+    <w:p>
+      <w:pPr>
+        <w:pStyle w:val="Heading3"/>
+      </w:pPr>
+      <w:r>
+        <w:t>The case to investigate</w:t>
+      </w:r>
+    </w:p>
+    <w:p>
+      <w:pPr>
+        <w:spacing w:line="336" w:lineRule="auto" w:after="180"/>
+        <w:shd w:fill="F1F6FC"/>
+      </w:pPr>
+      <w:r>
+        <w:rPr>
+          <w:b w:val="0"/>
+        </w:rPr>
         <w:t>CASE GALLERY</w:t>
       </w:r>
     </w:p>
     <w:p>
-      <w:r>
-        <w:t>Four Tests, Four Kinds of Evidence</w:t>
-      </w:r>
-    </w:p>
-    <w:p>
-      <w:r>
+      <w:pPr>
+        <w:spacing w:line="336" w:lineRule="auto" w:after="180"/>
+      </w:pPr>
+      <w:r>
+        <w:rPr>
+          <w:b w:val="0"/>
+        </w:rPr>
+        <w:t xml:space="preserve">Four Tests, Four Kinds of </w:t>
+      </w:r>
+      <w:r>
+        <w:rPr>
+          <w:b/>
+        </w:rPr>
+        <w:t>Evidence</w:t>
+      </w:r>
+    </w:p>
+    <w:p>
+      <w:pPr>
+        <w:spacing w:line="336" w:lineRule="auto" w:after="180"/>
+      </w:pPr>
+      <w:r>
+        <w:rPr>
+          <w:b w:val="0"/>
+        </w:rPr>
         <w:t>A system is not understood until it survives more than one comfortable example.</w:t>
       </w:r>
     </w:p>
@@ -778,8 +1330,47 @@
       </w:r>
     </w:p>
     <w:p>
-      <w:r>
-        <w:t>NORMAL CASE: predict and name evidence.     BOUNDARY CASE: predict and name evidence.</w:t>
+      <w:pPr>
+        <w:pStyle w:val="Heading3"/>
+      </w:pPr>
+      <w:r>
+        <w:t>The normal case</w:t>
+      </w:r>
+    </w:p>
+    <w:p>
+      <w:pPr>
+        <w:spacing w:line="336" w:lineRule="auto" w:after="180"/>
+        <w:shd w:fill="F1F6FC"/>
+      </w:pPr>
+      <w:r>
+        <w:rPr>
+          <w:b w:val="0"/>
+        </w:rPr>
+        <w:t xml:space="preserve">NORMAL CASE: predict and name </w:t>
+      </w:r>
+      <w:r>
+        <w:rPr>
+          <w:b/>
+        </w:rPr>
+        <w:t>evidence</w:t>
+      </w:r>
+      <w:r>
+        <w:rPr>
+          <w:b w:val="0"/>
+        </w:rPr>
+        <w:t xml:space="preserve">.     BOUNDARY CASE: predict and name </w:t>
+      </w:r>
+      <w:r>
+        <w:rPr>
+          <w:b/>
+        </w:rPr>
+        <w:t>evidence</w:t>
+      </w:r>
+      <w:r>
+        <w:rPr>
+          <w:b w:val="0"/>
+        </w:rPr>
+        <w:t>.</w:t>
       </w:r>
     </w:p>
     <w:p>
@@ -855,12 +1446,58 @@
       </w:r>
     </w:p>
     <w:p>
-      <w:r>
-        <w:t>MISSING INFORMATION: predict and name evidence.     TRANSFER CASE: predict and name evidence.</w:t>
-      </w:r>
-    </w:p>
-    <w:p>
-      <w:r>
+      <w:pPr>
+        <w:pStyle w:val="Heading3"/>
+      </w:pPr>
+      <w:r>
+        <w:t>Check missing information</w:t>
+      </w:r>
+    </w:p>
+    <w:p>
+      <w:pPr>
+        <w:spacing w:line="336" w:lineRule="auto" w:after="180"/>
+        <w:shd w:fill="FFF5E6"/>
+      </w:pPr>
+      <w:r>
+        <w:rPr>
+          <w:b w:val="0"/>
+        </w:rPr>
+        <w:t xml:space="preserve">MISSING INFORMATION: predict and name </w:t>
+      </w:r>
+      <w:r>
+        <w:rPr>
+          <w:b/>
+        </w:rPr>
+        <w:t>evidence</w:t>
+      </w:r>
+      <w:r>
+        <w:rPr>
+          <w:b w:val="0"/>
+        </w:rPr>
+        <w:t xml:space="preserve">.     TRANSFER CASE: predict and name </w:t>
+      </w:r>
+      <w:r>
+        <w:rPr>
+          <w:b/>
+        </w:rPr>
+        <w:t>evidence</w:t>
+      </w:r>
+      <w:r>
+        <w:rPr>
+          <w:b w:val="0"/>
+        </w:rPr>
+        <w:t>.</w:t>
+      </w:r>
+    </w:p>
+    <w:p>
+      <w:pPr>
+        <w:spacing w:line="336" w:lineRule="auto" w:after="180"/>
+        <w:shd w:fill="F5F1FB"/>
+      </w:pPr>
+      <w:r>
+        <w:rPr>
+          <w:b w:val="0"/>
+        </w:rPr>
         <w:t>Which case is most likely to reveal a hidden assumption? Why?</w:t>
       </w:r>
     </w:p>
@@ -906,18 +1543,81 @@
       </w:r>
     </w:p>
     <w:p>
-      <w:r>
+      <w:pPr>
+        <w:pStyle w:val="Heading3"/>
+      </w:pPr>
+      <w:r>
+        <w:t>Change one thing</w:t>
+      </w:r>
+    </w:p>
+    <w:p>
+      <w:pPr>
+        <w:spacing w:line="336" w:lineRule="auto" w:after="180"/>
+        <w:shd w:fill="F5F1FB"/>
+      </w:pPr>
+      <w:r>
+        <w:rPr>
+          <w:b w:val="0"/>
+        </w:rPr>
         <w:t>Change: Correct the transcript to “thirteen plus seven” with all later stages unchanged.</w:t>
       </w:r>
     </w:p>
     <w:p>
-      <w:r>
-        <w:t>Prediction: The calculator and spoken result should become 20 under the declared pipeline.</w:t>
-      </w:r>
-    </w:p>
-    <w:p>
-      <w:r>
-        <w:t>Reason: 13+7=20; the changed input removes the earlier recognition error.</w:t>
+      <w:pPr>
+        <w:pStyle w:val="Heading3"/>
+      </w:pPr>
+      <w:r>
+        <w:t>Predicted result</w:t>
+      </w:r>
+    </w:p>
+    <w:p>
+      <w:pPr>
+        <w:spacing w:line="336" w:lineRule="auto" w:after="180"/>
+        <w:shd w:fill="F1F6FC"/>
+      </w:pPr>
+      <w:r>
+        <w:rPr>
+          <w:b/>
+        </w:rPr>
+        <w:t>Prediction</w:t>
+      </w:r>
+      <w:r>
+        <w:rPr>
+          <w:b w:val="0"/>
+        </w:rPr>
+        <w:t>: The calculator and spoken result should become 20 under the declared pipeline.</w:t>
+      </w:r>
+    </w:p>
+    <w:p>
+      <w:pPr>
+        <w:pStyle w:val="Heading3"/>
+      </w:pPr>
+      <w:r>
+        <w:t>Why the result follows</w:t>
+      </w:r>
+    </w:p>
+    <w:p>
+      <w:pPr>
+        <w:spacing w:line="336" w:lineRule="auto" w:after="180"/>
+        <w:shd w:fill="F1F6FC"/>
+      </w:pPr>
+      <w:r>
+        <w:rPr>
+          <w:b w:val="0"/>
+        </w:rPr>
+        <w:t xml:space="preserve">Reason: 13+7=20; the changed </w:t>
+      </w:r>
+      <w:r>
+        <w:rPr>
+          <w:b/>
+        </w:rPr>
+        <w:t>input</w:t>
+      </w:r>
+      <w:r>
+        <w:rPr>
+          <w:b w:val="0"/>
+        </w:rPr>
+        <w:t xml:space="preserve"> removes the earlier recognition error.</w:t>
       </w:r>
     </w:p>
     <w:p>
@@ -930,16 +1630,39 @@
     </w:p>
     <w:p>
       <w:r>
+        <w:t>Use the vocabulary of Speech and Audio Systems to explain a concrete decision, rather than only memorising definitions.</w:t>
+      </w:r>
+    </w:p>
+    <w:p>
+      <w:pPr>
+        <w:spacing w:line="336" w:lineRule="auto" w:after="180"/>
+      </w:pPr>
+      <w:r>
+        <w:rPr>
+          <w:b/>
+        </w:rPr>
         <w:t>VOCABULARY LAB</w:t>
       </w:r>
     </w:p>
     <w:p>
-      <w:r>
+      <w:pPr>
+        <w:spacing w:line="336" w:lineRule="auto" w:after="180"/>
+      </w:pPr>
+      <w:r>
+        <w:rPr>
+          <w:b w:val="0"/>
+        </w:rPr>
         <w:t>Words You Can Use to Reason</w:t>
       </w:r>
     </w:p>
     <w:p>
-      <w:r>
+      <w:pPr>
+        <w:spacing w:line="336" w:lineRule="auto" w:after="180"/>
+      </w:pPr>
+      <w:r>
+        <w:rPr>
+          <w:b w:val="0"/>
+        </w:rPr>
         <w:t>A definition matters when you can recognize the idea, use it, and contrast it with a near-miss.</w:t>
       </w:r>
     </w:p>
@@ -1374,17 +2097,58 @@
     </w:p>
     <w:p>
       <w:r>
-        <w:t>WORKED EVIDENCE</w:t>
-      </w:r>
-    </w:p>
-    <w:p>
-      <w:r>
+        <w:t>Follow the worked trace for Speech and Audio Systems, predict a step, then compare with its explanation.</w:t>
+      </w:r>
+    </w:p>
+    <w:p>
+      <w:pPr>
+        <w:spacing w:line="336" w:lineRule="auto" w:after="180"/>
+      </w:pPr>
+      <w:r>
+        <w:rPr>
+          <w:b/>
+        </w:rPr>
+        <w:t xml:space="preserve">WORKED </w:t>
+      </w:r>
+      <w:r>
+        <w:rPr>
+          <w:b/>
+        </w:rPr>
+        <w:t>EVIDENCE</w:t>
+      </w:r>
+    </w:p>
+    <w:p>
+      <w:pPr>
+        <w:spacing w:line="336" w:lineRule="auto" w:after="180"/>
+      </w:pPr>
+      <w:r>
+        <w:rPr>
+          <w:b w:val="0"/>
+        </w:rPr>
         <w:t>Reason Step by Step</w:t>
       </w:r>
     </w:p>
     <w:p>
-      <w:r>
-        <w:t>Predict first. Then check each step. A correct answer without visible reasoning is incomplete evidence.</w:t>
+      <w:pPr>
+        <w:spacing w:line="336" w:lineRule="auto" w:after="180"/>
+      </w:pPr>
+      <w:r>
+        <w:rPr>
+          <w:b w:val="0"/>
+        </w:rPr>
+        <w:t xml:space="preserve">Predict first. Then check each step. A correct answer without visible reasoning is incomplete </w:t>
+      </w:r>
+      <w:r>
+        <w:rPr>
+          <w:b/>
+        </w:rPr>
+        <w:t>evidence</w:t>
+      </w:r>
+      <w:r>
+        <w:rPr>
+          <w:b w:val="0"/>
+        </w:rPr>
+        <w:t>.</w:t>
       </w:r>
     </w:p>
     <w:p>
@@ -1424,27 +2188,85 @@
       </w:r>
     </w:p>
     <w:p>
-      <w:r>
+      <w:pPr>
+        <w:spacing w:line="336" w:lineRule="auto" w:after="180"/>
+        <w:shd w:fill="F4F9FC"/>
+      </w:pPr>
+      <w:r>
+        <w:rPr>
+          <w:b w:val="0"/>
+        </w:rPr>
         <w:t>1. Learner says ‘define erosion’ in a noisy room.</w:t>
       </w:r>
     </w:p>
     <w:p>
-      <w:r>
-        <w:t>2. Recognizer outputs ‘design erosion.’</w:t>
-      </w:r>
-    </w:p>
-    <w:p>
-      <w:r>
-        <w:t>3. Intent stage follows the wrong transcript.</w:t>
-      </w:r>
-    </w:p>
-    <w:p>
-      <w:r>
+      <w:pPr>
+        <w:spacing w:line="336" w:lineRule="auto" w:after="180"/>
+        <w:shd w:fill="F4F9FC"/>
+      </w:pPr>
+      <w:r>
+        <w:rPr>
+          <w:b w:val="0"/>
+        </w:rPr>
+        <w:t xml:space="preserve">2. Recognizer </w:t>
+      </w:r>
+      <w:r>
+        <w:rPr>
+          <w:b/>
+        </w:rPr>
+        <w:t>output</w:t>
+      </w:r>
+      <w:r>
+        <w:rPr>
+          <w:b w:val="0"/>
+        </w:rPr>
+        <w:t>s ‘design erosion.’</w:t>
+      </w:r>
+    </w:p>
+    <w:p>
+      <w:pPr>
+        <w:spacing w:line="336" w:lineRule="auto" w:after="180"/>
+        <w:shd w:fill="F4F9FC"/>
+      </w:pPr>
+      <w:r>
+        <w:rPr>
+          <w:b w:val="0"/>
+        </w:rPr>
+        <w:t xml:space="preserve">3. </w:t>
+      </w:r>
+      <w:r>
+        <w:rPr>
+          <w:b/>
+        </w:rPr>
+        <w:t>Intent</w:t>
+      </w:r>
+      <w:r>
+        <w:rPr>
+          <w:b w:val="0"/>
+        </w:rPr>
+        <w:t xml:space="preserve"> stage follows the wrong transcript.</w:t>
+      </w:r>
+    </w:p>
+    <w:p>
+      <w:pPr>
+        <w:spacing w:line="336" w:lineRule="auto" w:after="180"/>
+        <w:shd w:fill="F4F9FC"/>
+      </w:pPr>
+      <w:r>
+        <w:rPr>
+          <w:b w:val="0"/>
+        </w:rPr>
         <w:t>4. Display transcript, allow correction, and avoid high-consequence action from uncertain audio.</w:t>
       </w:r>
     </w:p>
     <w:p>
-      <w:r>
+      <w:pPr>
+        <w:spacing w:line="336" w:lineRule="auto" w:after="180"/>
+      </w:pPr>
+      <w:r>
+        <w:rPr>
+          <w:b w:val="0"/>
+        </w:rPr>
         <w:t>Recalculate, retrace, or restate the reasoning in your own representation:</w:t>
       </w:r>
     </w:p>
@@ -1482,8 +2304,27 @@
       </w:r>
     </w:p>
     <w:p>
-      <w:r>
-        <w:t>CHECK  Did the evidence answer the exact question? Did the total, path, or source record stay consistent?</w:t>
+      <w:pPr>
+        <w:spacing w:line="336" w:lineRule="auto" w:after="180"/>
+        <w:shd w:fill="F5F1FB"/>
+      </w:pPr>
+      <w:r>
+        <w:rPr>
+          <w:b w:val="0"/>
+        </w:rPr>
+        <w:t xml:space="preserve">CHECK  Did the </w:t>
+      </w:r>
+      <w:r>
+        <w:rPr>
+          <w:b/>
+        </w:rPr>
+        <w:t>evidence</w:t>
+      </w:r>
+      <w:r>
+        <w:rPr>
+          <w:b w:val="0"/>
+        </w:rPr>
+        <w:t xml:space="preserve"> answer the exact question? Did the total, path, or source record stay consistent?</w:t>
       </w:r>
     </w:p>
     <w:p>
@@ -1495,30 +2336,111 @@
       </w:r>
     </w:p>
     <w:p>
-      <w:r>
+      <w:pPr>
+        <w:spacing w:line="336" w:lineRule="auto" w:after="180"/>
+      </w:pPr>
+      <w:r>
+        <w:rPr>
+          <w:b w:val="0"/>
+        </w:rPr>
         <w:t>Audio transcript reads fifteen boxes; a clear written inventory says fifty boxes. The original audio is unavailable and the assistant reports fifteen as certain.</w:t>
       </w:r>
     </w:p>
     <w:p>
-      <w:r>
+      <w:pPr>
+        <w:spacing w:line="336" w:lineRule="auto" w:after="180"/>
+      </w:pPr>
+      <w:r>
+        <w:rPr>
+          <w:b w:val="0"/>
+        </w:rPr>
         <w:t>There is an unresolved quantity conflict and no audio replay. Preserve both sources and ask the responsible person; certainty is unsupported.</w:t>
       </w:r>
     </w:p>
     <w:p>
-      <w:r>
-        <w:t>Compare the intermediate evidence with the final statement. Explain why each number or decision follows from the stated inputs. The conclusion belongs to this scenario and procedure; changing the inputs, evaluation population or authority can change what it establishes. Retain the raw record so a later revision can be compared honestly.</w:t>
-      </w:r>
-    </w:p>
-    <w:p>
       <w:pPr>
         <w:pStyle w:val="Heading3"/>
       </w:pPr>
       <w:r>
+        <w:t>Worked explanation · Speech and Audio Systems</w:t>
+      </w:r>
+    </w:p>
+    <w:p>
+      <w:pPr>
+        <w:spacing w:line="336" w:lineRule="auto" w:after="180"/>
+        <w:shd w:fill="F1F6FC"/>
+      </w:pPr>
+      <w:r>
+        <w:rPr>
+          <w:b w:val="0"/>
+        </w:rPr>
+        <w:t xml:space="preserve">Compare the intermediate </w:t>
+      </w:r>
+      <w:r>
+        <w:rPr>
+          <w:b/>
+        </w:rPr>
+        <w:t>evidence</w:t>
+      </w:r>
+      <w:r>
+        <w:rPr>
+          <w:b w:val="0"/>
+        </w:rPr>
+        <w:t xml:space="preserve"> with the final statement. Explain why each number or decision follows from the stated </w:t>
+      </w:r>
+      <w:r>
+        <w:rPr>
+          <w:b/>
+        </w:rPr>
+        <w:t>input</w:t>
+      </w:r>
+      <w:r>
+        <w:rPr>
+          <w:b w:val="0"/>
+        </w:rPr>
+        <w:t>s.</w:t>
+      </w:r>
+    </w:p>
+    <w:p>
+      <w:pPr>
+        <w:spacing w:line="336" w:lineRule="auto" w:after="180"/>
+        <w:shd w:fill="F1F6FC"/>
+      </w:pPr>
+      <w:r>
+        <w:rPr>
+          <w:b w:val="0"/>
+        </w:rPr>
+        <w:t xml:space="preserve">The conclusion belongs to this scenario and procedure; changing the </w:t>
+      </w:r>
+      <w:r>
+        <w:rPr>
+          <w:b/>
+        </w:rPr>
+        <w:t>input</w:t>
+      </w:r>
+      <w:r>
+        <w:rPr>
+          <w:b w:val="0"/>
+        </w:rPr>
+        <w:t>s, evaluation population or authority can change what it establishes. Retain the raw record so a later revision can be compared honestly.</w:t>
+      </w:r>
+    </w:p>
+    <w:p>
+      <w:pPr>
+        <w:pStyle w:val="Heading3"/>
+      </w:pPr>
+      <w:r>
         <w:t>Learn from the worked case</w:t>
       </w:r>
     </w:p>
     <w:p>
-      <w:r>
+      <w:pPr>
+        <w:spacing w:line="336" w:lineRule="auto" w:after="180"/>
+      </w:pPr>
+      <w:r>
+        <w:rPr>
+          <w:b w:val="0"/>
+        </w:rPr>
         <w:t>Cover the result before checking it. Say what is given, choose the procedure, and follow one step at a time. Then uncover the result and explain your first mismatch. Ask why a step is allowed, not only what number it produces.</w:t>
       </w:r>
     </w:p>
@@ -1531,7 +2453,13 @@
       </w:r>
     </w:p>
     <w:p>
-      <w:r>
+      <w:pPr>
+        <w:spacing w:line="336" w:lineRule="auto" w:after="180"/>
+      </w:pPr>
+      <w:r>
+        <w:rPr>
+          <w:b w:val="0"/>
+        </w:rPr>
         <w:t>A fictional learner dictates a calculation to a voice assistant.</w:t>
       </w:r>
     </w:p>
@@ -1544,12 +2472,42 @@
       </w:r>
     </w:p>
     <w:p>
-      <w:r>
+      <w:pPr>
+        <w:pStyle w:val="Heading3"/>
+      </w:pPr>
+      <w:r>
+        <w:t>Supplied facts</w:t>
+      </w:r>
+    </w:p>
+    <w:p>
+      <w:pPr>
+        <w:spacing w:line="336" w:lineRule="auto" w:after="180"/>
+        <w:shd w:fill="F1F6FC"/>
+      </w:pPr>
+      <w:r>
+        <w:rPr>
+          <w:b w:val="0"/>
+        </w:rPr>
         <w:t>Known audio phrase: “thirteen plus seven”. Transcript: “thirty plus seven”. Calculator returns 37.</w:t>
       </w:r>
     </w:p>
     <w:p>
-      <w:r>
+      <w:pPr>
+        <w:pStyle w:val="Heading3"/>
+      </w:pPr>
+      <w:r>
+        <w:t>Supplied facts</w:t>
+      </w:r>
+    </w:p>
+    <w:p>
+      <w:pPr>
+        <w:spacing w:line="336" w:lineRule="auto" w:after="180"/>
+        <w:shd w:fill="F1F6FC"/>
+      </w:pPr>
+      <w:r>
+        <w:rPr>
+          <w:b w:val="0"/>
+        </w:rPr>
         <w:t>Synthetic voice says “thirty-seven”. The example supplies ground truth; no real audio was analysed.</w:t>
       </w:r>
     </w:p>
@@ -1735,30 +2693,138 @@
       </w:r>
     </w:p>
     <w:p>
-      <w:r>
-        <w:t>The first error occurs before arithmetic. Blaming the calculator would target a stage that correctly processed its supplied text. Read-back or on-screen confirmation lets the user catch a number misunderstanding before action. Retain the original audio and transcript, where permitted, to separate recognition defects from later processing errors.</w:t>
-      </w:r>
-    </w:p>
-    <w:p>
       <w:pPr>
         <w:pStyle w:val="Heading3"/>
       </w:pPr>
       <w:r>
+        <w:t>Why the result follows</w:t>
+      </w:r>
+    </w:p>
+    <w:p>
+      <w:pPr>
+        <w:spacing w:line="336" w:lineRule="auto" w:after="180"/>
+        <w:shd w:fill="F1F6FC"/>
+      </w:pPr>
+      <w:r>
+        <w:rPr>
+          <w:b w:val="0"/>
+        </w:rPr>
+        <w:t xml:space="preserve">The first error occurs before arithmetic. Blaming the calculator would target a stage that correctly </w:t>
+      </w:r>
+      <w:r>
+        <w:rPr>
+          <w:b/>
+        </w:rPr>
+        <w:t>process</w:t>
+      </w:r>
+      <w:r>
+        <w:rPr>
+          <w:b w:val="0"/>
+        </w:rPr>
+        <w:t>ed its supplied text. Read-back or on-screen confirmation lets the user catch a number misunderstanding before action.</w:t>
+      </w:r>
+    </w:p>
+    <w:p>
+      <w:pPr>
+        <w:spacing w:line="336" w:lineRule="auto" w:after="180"/>
+        <w:shd w:fill="F1F6FC"/>
+      </w:pPr>
+      <w:r>
+        <w:rPr>
+          <w:b w:val="0"/>
+        </w:rPr>
+        <w:t xml:space="preserve">Retain the original audio and transcript, where permitted, to separate recognition defects from later </w:t>
+      </w:r>
+      <w:r>
+        <w:rPr>
+          <w:b/>
+        </w:rPr>
+        <w:t>process</w:t>
+      </w:r>
+      <w:r>
+        <w:rPr>
+          <w:b w:val="0"/>
+        </w:rPr>
+        <w:t>ing errors.</w:t>
+      </w:r>
+    </w:p>
+    <w:p>
+      <w:pPr>
+        <w:pStyle w:val="Heading3"/>
+      </w:pPr>
+      <w:r>
         <w:t>What this example does not establish</w:t>
       </w:r>
     </w:p>
     <w:p>
-      <w:r>
+      <w:pPr>
+        <w:pStyle w:val="Heading3"/>
+      </w:pPr>
+      <w:r>
+        <w:t>Keep the stated limit</w:t>
+      </w:r>
+    </w:p>
+    <w:p>
+      <w:pPr>
+        <w:spacing w:line="336" w:lineRule="auto" w:after="180"/>
+        <w:shd w:fill="FFF5E6"/>
+      </w:pPr>
+      <w:r>
+        <w:rPr>
+          <w:b w:val="0"/>
+        </w:rPr>
         <w:t>These supplied transcript facts do not establish how an actual recogniser performs for accents, noise or different speakers.</w:t>
       </w:r>
     </w:p>
     <w:p>
-      <w:r>
-        <w:t>Read the labelled picture: Which stage was initially wrong, and which stage was correctly operating on a wrong input?</w:t>
-      </w:r>
-    </w:p>
-    <w:p>
-      <w:r>
+      <w:pPr>
+        <w:pStyle w:val="Heading3"/>
+      </w:pPr>
+      <w:r>
+        <w:t>Keep the stated limit</w:t>
+      </w:r>
+    </w:p>
+    <w:p>
+      <w:pPr>
+        <w:spacing w:line="336" w:lineRule="auto" w:after="180"/>
+        <w:shd w:fill="FFF5E6"/>
+      </w:pPr>
+      <w:r>
+        <w:rPr>
+          <w:b w:val="0"/>
+        </w:rPr>
+        <w:t xml:space="preserve">Read the labelled picture: Which stage was initially wrong, and which stage was correctly operating on a wrong </w:t>
+      </w:r>
+      <w:r>
+        <w:rPr>
+          <w:b/>
+        </w:rPr>
+        <w:t>input</w:t>
+      </w:r>
+      <w:r>
+        <w:rPr>
+          <w:b w:val="0"/>
+        </w:rPr>
+        <w:t>?</w:t>
+      </w:r>
+    </w:p>
+    <w:p>
+      <w:pPr>
+        <w:pStyle w:val="Heading3"/>
+      </w:pPr>
+      <w:r>
+        <w:t>Keep the stated limit</w:t>
+      </w:r>
+    </w:p>
+    <w:p>
+      <w:pPr>
+        <w:spacing w:line="336" w:lineRule="auto" w:after="180"/>
+        <w:shd w:fill="FFF5E6"/>
+      </w:pPr>
+      <w:r>
+        <w:rPr>
+          <w:b w:val="0"/>
+        </w:rPr>
         <w:t>Change one thing: Correct the transcript to “thirteen plus seven” with all later stages unchanged. Predict the result before checking the explanation. What remains the same?</w:t>
       </w:r>
     </w:p>
@@ -1772,17 +2838,61 @@
     </w:p>
     <w:p>
       <w:r>
+        <w:t>Find the unsupported step in the Speech and Audio Systems claim and explain a repair using the supplied evidence.</w:t>
+      </w:r>
+    </w:p>
+    <w:p>
+      <w:pPr>
+        <w:pStyle w:val="Heading3"/>
+      </w:pPr>
+      <w:r>
+        <w:t>Find the first error</w:t>
+      </w:r>
+    </w:p>
+    <w:p>
+      <w:pPr>
+        <w:spacing w:line="336" w:lineRule="auto" w:after="180"/>
+        <w:shd w:fill="FFF5E6"/>
+      </w:pPr>
+      <w:r>
+        <w:rPr>
+          <w:b w:val="0"/>
+        </w:rPr>
         <w:t>ERROR DETECTIVE</w:t>
       </w:r>
     </w:p>
     <w:p>
-      <w:r>
+      <w:pPr>
+        <w:spacing w:line="336" w:lineRule="auto" w:after="180"/>
+      </w:pPr>
+      <w:r>
+        <w:rPr>
+          <w:b w:val="0"/>
+        </w:rPr>
         <w:t>Compare → Diagnose → Repair</w:t>
       </w:r>
     </w:p>
     <w:p>
-      <w:r>
-        <w:t>Do not patch the answer. Find the earliest unsupported assumption, wrong step, or weak evidence.</w:t>
+      <w:pPr>
+        <w:spacing w:line="336" w:lineRule="auto" w:after="180"/>
+      </w:pPr>
+      <w:r>
+        <w:rPr>
+          <w:b w:val="0"/>
+        </w:rPr>
+        <w:t xml:space="preserve">Do not patch the answer. Find the earliest unsupported assumption, wrong step, or weak </w:t>
+      </w:r>
+      <w:r>
+        <w:rPr>
+          <w:b/>
+        </w:rPr>
+        <w:t>evidence</w:t>
+      </w:r>
+      <w:r>
+        <w:rPr>
+          <w:b w:val="0"/>
+        </w:rPr>
+        <w:t>.</w:t>
       </w:r>
     </w:p>
     <w:p>
@@ -2032,7 +3142,14 @@
       </w:tr>
     </w:tbl>
     <w:p>
-      <w:r>
+      <w:pPr>
+        <w:spacing w:line="336" w:lineRule="auto" w:after="180"/>
+        <w:shd w:fill="F5F1FB"/>
+      </w:pPr>
+      <w:r>
+        <w:rPr>
+          <w:b w:val="0"/>
+        </w:rPr>
         <w:t>Repair one cause. Why is this repair better than changing several things?</w:t>
       </w:r>
     </w:p>
@@ -2078,15 +3195,42 @@
       </w:r>
     </w:p>
     <w:p>
-      <w:r>
-        <w:t>Complete the supported workbook tasks before attempting W4 independently. Record any hints or help used. After feedback, use the teacher's fresh retry rather than copying the earlier answer. For a project, select a relevant new case, predict the outcome from the declared rule and preserve the result alongside any revision.</w:t>
-      </w:r>
-    </w:p>
-    <w:p>
       <w:pPr>
         <w:pStyle w:val="Heading3"/>
       </w:pPr>
       <w:r>
+        <w:t>Check the claim against the facts</w:t>
+      </w:r>
+    </w:p>
+    <w:p>
+      <w:pPr>
+        <w:spacing w:line="336" w:lineRule="auto" w:after="180"/>
+        <w:shd w:fill="FFF5E6"/>
+      </w:pPr>
+      <w:r>
+        <w:rPr>
+          <w:b w:val="0"/>
+        </w:rPr>
+        <w:t>Complete the supported workbook tasks before attempting W4 independently. Record any hints or help used. After feedback, use the teacher's fresh retry rather than copying the earlier answer.</w:t>
+      </w:r>
+    </w:p>
+    <w:p>
+      <w:pPr>
+        <w:spacing w:line="336" w:lineRule="auto" w:after="180"/>
+        <w:shd w:fill="FFF5E6"/>
+      </w:pPr>
+      <w:r>
+        <w:rPr>
+          <w:b w:val="0"/>
+        </w:rPr>
+        <w:t>For a project, select a relevant new case, predict the outcome from the declared rule and preserve the result alongside any revision.</w:t>
+      </w:r>
+    </w:p>
+    <w:p>
+      <w:pPr>
+        <w:pStyle w:val="Heading3"/>
+      </w:pPr>
+      <w:r>
         <w:t>Exit: propose one revealing change to the worked scenario. State the expected outcome and the evidence that would make you revise your explanation.</w:t>
       </w:r>
     </w:p>
@@ -2125,16 +3269,39 @@
     </w:p>
     <w:p>
       <w:r>
+        <w:t>Practise Speech and Audio Systems with support, then explain the deciding step in your own words.</w:t>
+      </w:r>
+    </w:p>
+    <w:p>
+      <w:pPr>
+        <w:spacing w:line="336" w:lineRule="auto" w:after="180"/>
+      </w:pPr>
+      <w:r>
+        <w:rPr>
+          <w:b/>
+        </w:rPr>
         <w:t>LOGIC STUDIO</w:t>
       </w:r>
     </w:p>
     <w:p>
-      <w:r>
+      <w:pPr>
+        <w:spacing w:line="336" w:lineRule="auto" w:after="180"/>
+      </w:pPr>
+      <w:r>
+        <w:rPr>
+          <w:b w:val="0"/>
+        </w:rPr>
         <w:t>Specify Before You Run</w:t>
       </w:r>
     </w:p>
     <w:p>
-      <w:r>
+      <w:pPr>
+        <w:spacing w:line="336" w:lineRule="auto" w:after="180"/>
+      </w:pPr>
+      <w:r>
+        <w:rPr>
+          <w:b w:val="0"/>
+        </w:rPr>
         <w:t>Prompts, schemas, retrieval, tool calls, and code are inspectable parts of one AI product.</w:t>
       </w:r>
     </w:p>
@@ -2175,8 +3342,26 @@
       </w:r>
     </w:p>
     <w:p>
-      <w:r>
-        <w:t>SET task, audience, constraints, output_schema</w:t>
+      <w:pPr>
+        <w:spacing w:line="336" w:lineRule="auto" w:after="180"/>
+      </w:pPr>
+      <w:r>
+        <w:rPr>
+          <w:b w:val="0"/>
+        </w:rPr>
+        <w:t xml:space="preserve">SET task, audience, constraints, </w:t>
+      </w:r>
+      <w:r>
+        <w:rPr>
+          <w:b/>
+        </w:rPr>
+        <w:t>output</w:t>
+      </w:r>
+      <w:r>
+        <w:rPr>
+          <w:b w:val="0"/>
+        </w:rPr>
+        <w:t>_schema</w:t>
         <w:br/>
         <w:t>LOAD approved_context or retrieval_result</w:t>
         <w:br/>
@@ -2184,14 +3369,57 @@
         <w:br/>
         <w:t>VALIDATE fields, claims, citations, and safety</w:t>
         <w:br/>
-        <w:t>IF evidence missing: ask, retrieve, or abstain</w:t>
+        <w:t xml:space="preserve">IF </w:t>
+      </w:r>
+      <w:r>
+        <w:rPr>
+          <w:b/>
+        </w:rPr>
+        <w:t>evidence</w:t>
+      </w:r>
+      <w:r>
+        <w:rPr>
+          <w:b w:val="0"/>
+        </w:rPr>
+        <w:t xml:space="preserve"> missing: ask, retrieve, or abstain</w:t>
         <w:br/>
-        <w:t>RETURN useful output + source trail + limitations</w:t>
-      </w:r>
-    </w:p>
-    <w:p>
-      <w:r>
-        <w:t>Trace one input. Which line changes the state or chooses a path?</w:t>
+        <w:t xml:space="preserve">RETURN useful </w:t>
+      </w:r>
+      <w:r>
+        <w:rPr>
+          <w:b/>
+        </w:rPr>
+        <w:t>output</w:t>
+      </w:r>
+      <w:r>
+        <w:rPr>
+          <w:b w:val="0"/>
+        </w:rPr>
+        <w:t xml:space="preserve"> + source trail + limitations</w:t>
+      </w:r>
+    </w:p>
+    <w:p>
+      <w:pPr>
+        <w:spacing w:line="336" w:lineRule="auto" w:after="180"/>
+        <w:shd w:fill="F5F1FB"/>
+      </w:pPr>
+      <w:r>
+        <w:rPr>
+          <w:b w:val="0"/>
+        </w:rPr>
+        <w:t xml:space="preserve">Trace one </w:t>
+      </w:r>
+      <w:r>
+        <w:rPr>
+          <w:b/>
+        </w:rPr>
+        <w:t>input</w:t>
+      </w:r>
+      <w:r>
+        <w:rPr>
+          <w:b w:val="0"/>
+        </w:rPr>
+        <w:t>. Which line changes the state or chooses a path?</w:t>
       </w:r>
     </w:p>
     <w:p>
@@ -2236,13 +3464,60 @@
       </w:r>
     </w:p>
     <w:p>
-      <w:r>
-        <w:t>A stage-level accuracy or authority policy does not establish every modality agrees or every downstream claim is supported.</w:t>
-      </w:r>
-    </w:p>
-    <w:p>
-      <w:r>
-        <w:t>A useful check asks what would make the reasoning fail. Distinguish a failure to execute the declared procedure from a weakness in the procedure itself. The first may require a correction; the second requires an explicitly revised method and new evidence. Preserve unsuccessful cases so an improved result cannot hide the original problem.</w:t>
+      <w:pPr>
+        <w:spacing w:line="336" w:lineRule="auto" w:after="180"/>
+      </w:pPr>
+      <w:r>
+        <w:rPr>
+          <w:b w:val="0"/>
+        </w:rPr>
+        <w:t xml:space="preserve">A stage-level accuracy or authority policy does not establish every </w:t>
+      </w:r>
+      <w:r>
+        <w:rPr>
+          <w:b/>
+        </w:rPr>
+        <w:t>modality</w:t>
+      </w:r>
+      <w:r>
+        <w:rPr>
+          <w:b w:val="0"/>
+        </w:rPr>
+        <w:t xml:space="preserve"> agrees or every downstream claim is supported.</w:t>
+      </w:r>
+    </w:p>
+    <w:p>
+      <w:pPr>
+        <w:spacing w:line="336" w:lineRule="auto" w:after="180"/>
+      </w:pPr>
+      <w:r>
+        <w:rPr>
+          <w:b w:val="0"/>
+        </w:rPr>
+        <w:t>A useful check asks what would make the reasoning fail. Distinguish a failure to execute the declared procedure from a weakness in the procedure itself.</w:t>
+      </w:r>
+    </w:p>
+    <w:p>
+      <w:pPr>
+        <w:spacing w:line="336" w:lineRule="auto" w:after="180"/>
+      </w:pPr>
+      <w:r>
+        <w:rPr>
+          <w:b w:val="0"/>
+        </w:rPr>
+        <w:t xml:space="preserve">The first may require a correction; the second requires an explicitly revised method and new </w:t>
+      </w:r>
+      <w:r>
+        <w:rPr>
+          <w:b/>
+        </w:rPr>
+        <w:t>evidence</w:t>
+      </w:r>
+      <w:r>
+        <w:rPr>
+          <w:b w:val="0"/>
+        </w:rPr>
+        <w:t>. Preserve unsuccessful cases so an improved result cannot hide the original problem.</w:t>
       </w:r>
     </w:p>
     <w:p>
@@ -2287,8 +3562,38 @@
       </w:r>
     </w:p>
     <w:p>
-      <w:r>
-        <w:t>Use workbook W2 for the connected example “Speech pipelines and multimodal evidence”. First fill the input and rule boxes. Try the middle steps before asking for a hint. After a hint, try the next step yourself.</w:t>
+      <w:pPr>
+        <w:spacing w:line="336" w:lineRule="auto" w:after="180"/>
+      </w:pPr>
+      <w:r>
+        <w:rPr>
+          <w:b w:val="0"/>
+        </w:rPr>
+        <w:t xml:space="preserve">Use workbook W2 for the connected example “Speech pipelines and multimodal </w:t>
+      </w:r>
+      <w:r>
+        <w:rPr>
+          <w:b/>
+        </w:rPr>
+        <w:t>evidence</w:t>
+      </w:r>
+      <w:r>
+        <w:rPr>
+          <w:b w:val="0"/>
+        </w:rPr>
+        <w:t xml:space="preserve">”. First fill the </w:t>
+      </w:r>
+      <w:r>
+        <w:rPr>
+          <w:b/>
+        </w:rPr>
+        <w:t>input</w:t>
+      </w:r>
+      <w:r>
+        <w:rPr>
+          <w:b w:val="0"/>
+        </w:rPr>
+        <w:t xml:space="preserve"> and rule boxes. Try the middle steps before asking for a hint. After a hint, try the next step yourself.</w:t>
       </w:r>
     </w:p>
     <w:tbl>
@@ -2371,7 +3676,13 @@
       </w:tr>
     </w:tbl>
     <w:p>
-      <w:r>
+      <w:pPr>
+        <w:spacing w:line="336" w:lineRule="auto" w:after="180"/>
+      </w:pPr>
+      <w:r>
+        <w:rPr>
+          <w:b w:val="0"/>
+        </w:rPr>
         <w:t>Explain your trace to a partner. Your partner points to one step to check. Swap roles on the next case. Each person writes their own explanation.</w:t>
       </w:r>
     </w:p>
@@ -2384,12 +3695,47 @@
       </w:r>
     </w:p>
     <w:p>
-      <w:r>
-        <w:t>Use the worked case for Speech pipelines and multimodal evidence. Proposed explanation: “The worked result establishes every future case”. Decide whether this explanation is supported. Point to the step or supplied fact that decides; explain your repair if needed.</w:t>
-      </w:r>
-    </w:p>
-    <w:p>
-      <w:r>
+      <w:pPr>
+        <w:spacing w:line="336" w:lineRule="auto" w:after="180"/>
+      </w:pPr>
+      <w:r>
+        <w:rPr>
+          <w:b w:val="0"/>
+        </w:rPr>
+        <w:t xml:space="preserve">Use the worked case for Speech pipelines and multimodal </w:t>
+      </w:r>
+      <w:r>
+        <w:rPr>
+          <w:b/>
+        </w:rPr>
+        <w:t>evidence</w:t>
+      </w:r>
+      <w:r>
+        <w:rPr>
+          <w:b w:val="0"/>
+        </w:rPr>
+        <w:t>. Proposed explanation: “The worked result establishes every future case”. Decide whether this explanation is supported.</w:t>
+      </w:r>
+    </w:p>
+    <w:p>
+      <w:pPr>
+        <w:spacing w:line="336" w:lineRule="auto" w:after="180"/>
+      </w:pPr>
+      <w:r>
+        <w:rPr>
+          <w:b w:val="0"/>
+        </w:rPr>
+        <w:t>Point to the step or supplied fact that decides; explain your repair if needed.</w:t>
+      </w:r>
+    </w:p>
+    <w:p>
+      <w:pPr>
+        <w:spacing w:line="336" w:lineRule="auto" w:after="180"/>
+      </w:pPr>
+      <w:r>
+        <w:rPr>
+          <w:b w:val="0"/>
+        </w:rPr>
         <w:t>Answer on your own before discussion. If you are unsure, say which step you need help with.</w:t>
       </w:r>
     </w:p>
@@ -2402,8 +3748,27 @@
       </w:r>
     </w:p>
     <w:p>
-      <w:r>
-        <w:t>Which stage was initially wrong, and which stage was correctly operating on a wrong input?</w:t>
+      <w:pPr>
+        <w:spacing w:line="336" w:lineRule="auto" w:after="180"/>
+        <w:shd w:fill="F5F1FB"/>
+      </w:pPr>
+      <w:r>
+        <w:rPr>
+          <w:b w:val="0"/>
+        </w:rPr>
+        <w:t xml:space="preserve">Which stage was initially wrong, and which stage was correctly operating on a wrong </w:t>
+      </w:r>
+      <w:r>
+        <w:rPr>
+          <w:b/>
+        </w:rPr>
+        <w:t>input</w:t>
+      </w:r>
+      <w:r>
+        <w:rPr>
+          <w:b w:val="0"/>
+        </w:rPr>
+        <w:t>?</w:t>
       </w:r>
     </w:p>
     <w:p>
@@ -2435,7 +3800,13 @@
       </w:r>
     </w:p>
     <w:p>
-      <w:r>
+      <w:pPr>
+        <w:spacing w:line="336" w:lineRule="auto" w:after="180"/>
+      </w:pPr>
+      <w:r>
+        <w:rPr>
+          <w:b w:val="0"/>
+        </w:rPr>
         <w:t>This is supported practice. Keep the separately named independent case for an attempt before feedback.</w:t>
       </w:r>
     </w:p>
@@ -2449,16 +3820,45 @@
     </w:p>
     <w:p>
       <w:r>
-        <w:t>EVIDENCE LAB</w:t>
-      </w:r>
-    </w:p>
-    <w:p>
-      <w:r>
+        <w:t>Investigate Speech and Audio Systems. Record the prediction, actual observation or labelled paper trace, explanation and next test separately.</w:t>
+      </w:r>
+    </w:p>
+    <w:p>
+      <w:pPr>
+        <w:spacing w:line="336" w:lineRule="auto" w:after="180"/>
+      </w:pPr>
+      <w:r>
+        <w:rPr>
+          <w:b/>
+        </w:rPr>
+        <w:t>EVIDENCE</w:t>
+      </w:r>
+      <w:r>
+        <w:rPr>
+          <w:b/>
+        </w:rPr>
+        <w:t xml:space="preserve"> LAB</w:t>
+      </w:r>
+    </w:p>
+    <w:p>
+      <w:pPr>
+        <w:spacing w:line="336" w:lineRule="auto" w:after="180"/>
+      </w:pPr>
+      <w:r>
+        <w:rPr>
+          <w:b w:val="0"/>
+        </w:rPr>
         <w:t>Predict → Test → Record → Explain</w:t>
       </w:r>
     </w:p>
     <w:p>
-      <w:r>
+      <w:pPr>
+        <w:spacing w:line="336" w:lineRule="auto" w:after="180"/>
+      </w:pPr>
+      <w:r>
+        <w:rPr>
+          <w:b w:val="0"/>
+        </w:rPr>
         <w:t>Keep expected and actual results separate. Surprises are useful data when recorded honestly.</w:t>
       </w:r>
     </w:p>
@@ -2499,7 +3899,13 @@
       </w:r>
     </w:p>
     <w:p>
-      <w:r>
+      <w:pPr>
+        <w:spacing w:line="336" w:lineRule="auto" w:after="180"/>
+      </w:pPr>
+      <w:r>
+        <w:rPr>
+          <w:b w:val="0"/>
+        </w:rPr>
         <w:t>Trace four audio failures stage by stage, locate the first mismatch, and propose a stage-specific test or fallback.</w:t>
       </w:r>
     </w:p>
@@ -2749,7 +4155,14 @@
       </w:tr>
     </w:tbl>
     <w:p>
-      <w:r>
+      <w:pPr>
+        <w:spacing w:line="336" w:lineRule="auto" w:after="180"/>
+        <w:shd w:fill="F5F1FB"/>
+      </w:pPr>
+      <w:r>
+        <w:rPr>
+          <w:b w:val="0"/>
+        </w:rPr>
         <w:t>What did the hardest test teach you that the normal test did not?</w:t>
       </w:r>
     </w:p>
@@ -2795,7 +4208,13 @@
       </w:r>
     </w:p>
     <w:p>
-      <w:r>
+      <w:pPr>
+        <w:spacing w:line="336" w:lineRule="auto" w:after="180"/>
+      </w:pPr>
+      <w:r>
+        <w:rPr>
+          <w:b w:val="0"/>
+        </w:rPr>
         <w:t>Before trying: what do I expect, and why? While trying: which step could first go wrong? Afterwards: what did I actually observe, and what should change? Keep “not run” if you only traced the procedure.</w:t>
       </w:r>
     </w:p>
@@ -2809,17 +4228,52 @@
     </w:p>
     <w:p>
       <w:r>
+        <w:t>Move from recall to tracing, diagnosis and transfer in Speech and Audio Systems. Explain why each step is justified.</w:t>
+      </w:r>
+    </w:p>
+    <w:p>
+      <w:pPr>
+        <w:spacing w:line="336" w:lineRule="auto" w:after="180"/>
+      </w:pPr>
+      <w:r>
+        <w:rPr>
+          <w:b/>
+        </w:rPr>
         <w:t>MASTERY</w:t>
       </w:r>
     </w:p>
     <w:p>
-      <w:r>
+      <w:pPr>
+        <w:spacing w:line="336" w:lineRule="auto" w:after="180"/>
+      </w:pPr>
+      <w:r>
+        <w:rPr>
+          <w:b w:val="0"/>
+        </w:rPr>
         <w:t>From Knowing the Word to Owning the Idea</w:t>
       </w:r>
     </w:p>
     <w:p>
-      <w:r>
-        <w:t>Move upward only when you can produce evidence without copying the worked example.</w:t>
+      <w:pPr>
+        <w:spacing w:line="336" w:lineRule="auto" w:after="180"/>
+      </w:pPr>
+      <w:r>
+        <w:rPr>
+          <w:b w:val="0"/>
+        </w:rPr>
+        <w:t xml:space="preserve">Move upward only when you can produce </w:t>
+      </w:r>
+      <w:r>
+        <w:rPr>
+          <w:b/>
+        </w:rPr>
+        <w:t>evidence</w:t>
+      </w:r>
+      <w:r>
+        <w:rPr>
+          <w:b w:val="0"/>
+        </w:rPr>
+        <w:t xml:space="preserve"> without copying the worked example.</w:t>
       </w:r>
     </w:p>
     <w:p>
@@ -2859,33 +4313,93 @@
       </w:r>
     </w:p>
     <w:p>
-      <w:r>
+      <w:pPr>
+        <w:spacing w:line="336" w:lineRule="auto" w:after="180"/>
+      </w:pPr>
+      <w:r>
+        <w:rPr>
+          <w:b w:val="0"/>
+        </w:rPr>
         <w:t>1 • NAME: Define the concept without repeating the textbook.</w:t>
       </w:r>
     </w:p>
     <w:p>
-      <w:r>
-        <w:t>2 • TRACE: Show the information, state, branch, calculation, or evidence path.</w:t>
-      </w:r>
-    </w:p>
-    <w:p>
-      <w:r>
+      <w:pPr>
+        <w:spacing w:line="336" w:lineRule="auto" w:after="180"/>
+      </w:pPr>
+      <w:r>
+        <w:rPr>
+          <w:b w:val="0"/>
+        </w:rPr>
+        <w:t xml:space="preserve">2 • TRACE: Show the information, state, branch, calculation, or </w:t>
+      </w:r>
+      <w:r>
+        <w:rPr>
+          <w:b/>
+        </w:rPr>
+        <w:t>evidence</w:t>
+      </w:r>
+      <w:r>
+        <w:rPr>
+          <w:b w:val="0"/>
+        </w:rPr>
+        <w:t xml:space="preserve"> path.</w:t>
+      </w:r>
+    </w:p>
+    <w:p>
+      <w:pPr>
+        <w:spacing w:line="336" w:lineRule="auto" w:after="180"/>
+      </w:pPr>
+      <w:r>
+        <w:rPr>
+          <w:b w:val="0"/>
+        </w:rPr>
         <w:t>3 • APPLY: Solve a different example independently.</w:t>
       </w:r>
     </w:p>
     <w:p>
-      <w:r>
+      <w:pPr>
+        <w:spacing w:line="336" w:lineRule="auto" w:after="180"/>
+      </w:pPr>
+      <w:r>
+        <w:rPr>
+          <w:b w:val="0"/>
+        </w:rPr>
         <w:t>4 • CHALLENGE: Find a boundary case, counterexample, or unfair outcome.</w:t>
       </w:r>
     </w:p>
     <w:p>
-      <w:r>
+      <w:pPr>
+        <w:spacing w:line="336" w:lineRule="auto" w:after="180"/>
+      </w:pPr>
+      <w:r>
+        <w:rPr>
+          <w:b w:val="0"/>
+        </w:rPr>
         <w:t>5 • EXPLAIN LIMITS: Say when the result should not be trusted or used alone.</w:t>
       </w:r>
     </w:p>
     <w:p>
-      <w:r>
-        <w:t>My strongest evidence of independent understanding:</w:t>
+      <w:pPr>
+        <w:spacing w:line="336" w:lineRule="auto" w:after="180"/>
+      </w:pPr>
+      <w:r>
+        <w:rPr>
+          <w:b w:val="0"/>
+        </w:rPr>
+        <w:t xml:space="preserve">My strongest </w:t>
+      </w:r>
+      <w:r>
+        <w:rPr>
+          <w:b/>
+        </w:rPr>
+        <w:t>evidence</w:t>
+      </w:r>
+      <w:r>
+        <w:rPr>
+          <w:b w:val="0"/>
+        </w:rPr>
+        <w:t xml:space="preserve"> of independent understanding:</w:t>
       </w:r>
     </w:p>
     <w:p>
@@ -2931,16 +4445,39 @@
     </w:p>
     <w:p>
       <w:r>
+        <w:t>Apply this week’s idea to Verified Study Buddy. Keep an annotated decision and the evidence supporting it.</w:t>
+      </w:r>
+    </w:p>
+    <w:p>
+      <w:pPr>
+        <w:spacing w:line="336" w:lineRule="auto" w:after="180"/>
+      </w:pPr>
+      <w:r>
+        <w:rPr>
+          <w:b/>
+        </w:rPr>
         <w:t>CUMULATIVE PROJECT</w:t>
       </w:r>
     </w:p>
     <w:p>
-      <w:r>
+      <w:pPr>
+        <w:spacing w:line="336" w:lineRule="auto" w:after="180"/>
+      </w:pPr>
+      <w:r>
+        <w:rPr>
+          <w:b w:val="0"/>
+        </w:rPr>
         <w:t>Verified Study Buddy</w:t>
       </w:r>
     </w:p>
     <w:p>
-      <w:r>
+      <w:pPr>
+        <w:spacing w:line="336" w:lineRule="auto" w:after="180"/>
+      </w:pPr>
+      <w:r>
+        <w:rPr>
+          <w:b w:val="0"/>
+        </w:rPr>
         <w:t>Every week adds one inspectable piece. The system must show how it reached a result.</w:t>
       </w:r>
     </w:p>
@@ -2981,17 +4518,51 @@
       </w:r>
     </w:p>
     <w:p>
-      <w:r>
+      <w:pPr>
+        <w:spacing w:line="336" w:lineRule="auto" w:after="180"/>
+      </w:pPr>
+      <w:r>
+        <w:rPr>
+          <w:b w:val="0"/>
+        </w:rPr>
         <w:t>THIS WEEK’S CHECKPOINT  Show transcripts and require confirmation before saving memory or using tools.</w:t>
       </w:r>
     </w:p>
     <w:p>
-      <w:r>
-        <w:t>SYSTEM MAP  Learner need → prompt/schema → approved sources/retrieval → model/tool → structured answer → verification → human decision</w:t>
-      </w:r>
-    </w:p>
-    <w:p>
-      <w:r>
+      <w:pPr>
+        <w:pStyle w:val="Heading3"/>
+      </w:pPr>
+      <w:r>
+        <w:t>Trace the system</w:t>
+      </w:r>
+    </w:p>
+    <w:p>
+      <w:pPr>
+        <w:spacing w:line="336" w:lineRule="auto" w:after="180"/>
+        <w:shd w:fill="EDF7F3"/>
+      </w:pPr>
+      <w:r>
+        <w:rPr>
+          <w:b w:val="0"/>
+        </w:rPr>
+        <w:t xml:space="preserve">SYSTEM MAP  Learner need → prompt/schema → approved sources/retrieval → model/tool → structured answer → verification → </w:t>
+      </w:r>
+      <w:r>
+        <w:rPr>
+          <w:b/>
+        </w:rPr>
+        <w:t>human decision</w:t>
+      </w:r>
+    </w:p>
+    <w:p>
+      <w:pPr>
+        <w:spacing w:line="336" w:lineRule="auto" w:after="180"/>
+        <w:shd w:fill="F5F1FB"/>
+      </w:pPr>
+      <w:r>
+        <w:rPr>
+          <w:b w:val="0"/>
+        </w:rPr>
         <w:t>What will you add, change, or verify in the project this week?</w:t>
       </w:r>
     </w:p>
@@ -3029,8 +4600,27 @@
       </w:r>
     </w:p>
     <w:p>
-      <w:r>
-        <w:t>What should remain under human control?</w:t>
+      <w:pPr>
+        <w:spacing w:line="336" w:lineRule="auto" w:after="180"/>
+        <w:shd w:fill="F5F1FB"/>
+      </w:pPr>
+      <w:r>
+        <w:rPr>
+          <w:b w:val="0"/>
+        </w:rPr>
+        <w:t xml:space="preserve">What should remain under </w:t>
+      </w:r>
+      <w:r>
+        <w:rPr>
+          <w:b/>
+        </w:rPr>
+        <w:t>human control</w:t>
+      </w:r>
+      <w:r>
+        <w:rPr>
+          <w:b w:val="0"/>
+        </w:rPr>
+        <w:t>?</w:t>
       </w:r>
     </w:p>
     <w:p>
@@ -3067,20 +4657,53 @@
       </w:r>
     </w:p>
     <w:p>
-      <w:r>
-        <w:t>RESPONSIBLE DESIGN  Collect only necessary information. Show uncertainty and limits. Never confuse fluent output with verified truth.</w:t>
-      </w:r>
-    </w:p>
-    <w:p>
       <w:pPr>
         <w:pStyle w:val="Heading3"/>
       </w:pPr>
       <w:r>
+        <w:t>Responsible design</w:t>
+      </w:r>
+    </w:p>
+    <w:p>
+      <w:pPr>
+        <w:spacing w:line="336" w:lineRule="auto" w:after="180"/>
+        <w:shd w:fill="FFF5E6"/>
+      </w:pPr>
+      <w:r>
+        <w:rPr>
+          <w:b w:val="0"/>
+        </w:rPr>
+        <w:t xml:space="preserve">RESPONSIBLE DESIGN  Collect only necessary information. Show uncertainty and limits. Never confuse fluent </w:t>
+      </w:r>
+      <w:r>
+        <w:rPr>
+          <w:b/>
+        </w:rPr>
+        <w:t>output</w:t>
+      </w:r>
+      <w:r>
+        <w:rPr>
+          <w:b w:val="0"/>
+        </w:rPr>
+        <w:t xml:space="preserve"> with verified truth.</w:t>
+      </w:r>
+    </w:p>
+    <w:p>
+      <w:pPr>
+        <w:pStyle w:val="Heading3"/>
+      </w:pPr>
+      <w:r>
         <w:t>Evidence for your project</w:t>
       </w:r>
     </w:p>
     <w:p>
-      <w:r>
+      <w:pPr>
+        <w:spacing w:line="336" w:lineRule="auto" w:after="180"/>
+      </w:pPr>
+      <w:r>
+        <w:rPr>
+          <w:b w:val="0"/>
+        </w:rPr>
         <w:t>Show Study Buddy recognised questions before calculating or retrieving important answers, especially numbers and dates.</w:t>
       </w:r>
     </w:p>
@@ -3094,16 +4717,48 @@
     </w:p>
     <w:p>
       <w:r>
+        <w:t>Use a genuinely new case for independent evidence. Previously discussed examples remain practice; use the separately named independent case before feedback.</w:t>
+      </w:r>
+    </w:p>
+    <w:p>
+      <w:pPr>
+        <w:pStyle w:val="Heading3"/>
+      </w:pPr>
+      <w:r>
+        <w:t>Independent evidence</w:t>
+      </w:r>
+    </w:p>
+    <w:p>
+      <w:pPr>
+        <w:spacing w:line="336" w:lineRule="auto" w:after="180"/>
+        <w:shd w:fill="FFF5E6"/>
+      </w:pPr>
+      <w:r>
+        <w:rPr>
+          <w:b w:val="0"/>
+        </w:rPr>
         <w:t>INDEPENDENT MASTERY PROOF</w:t>
       </w:r>
     </w:p>
     <w:p>
-      <w:r>
+      <w:pPr>
+        <w:spacing w:line="336" w:lineRule="auto" w:after="180"/>
+      </w:pPr>
+      <w:r>
+        <w:rPr>
+          <w:b w:val="0"/>
+        </w:rPr>
         <w:t>Explain • Transfer • Test • Defend</w:t>
       </w:r>
     </w:p>
     <w:p>
-      <w:r>
+      <w:pPr>
+        <w:spacing w:line="336" w:lineRule="auto" w:after="180"/>
+      </w:pPr>
+      <w:r>
+        <w:rPr>
+          <w:b w:val="0"/>
+        </w:rPr>
         <w:t>Complete this page without copying the worked example. Your reasoning matters more than decoration.</w:t>
       </w:r>
     </w:p>
@@ -3144,12 +4799,34 @@
       </w:r>
     </w:p>
     <w:p>
-      <w:r>
+      <w:pPr>
+        <w:pStyle w:val="Heading3"/>
+      </w:pPr>
+      <w:r>
+        <w:t>Try a more demanding case</w:t>
+      </w:r>
+    </w:p>
+    <w:p>
+      <w:pPr>
+        <w:spacing w:line="336" w:lineRule="auto" w:after="180"/>
+        <w:shd w:fill="F5F1FB"/>
+      </w:pPr>
+      <w:r>
+        <w:rPr>
+          <w:b w:val="0"/>
+        </w:rPr>
         <w:t>CHALLENGE  Trace errors from noisy audio to wrong action.</w:t>
       </w:r>
     </w:p>
     <w:p>
-      <w:r>
+      <w:pPr>
+        <w:spacing w:line="336" w:lineRule="auto" w:after="180"/>
+        <w:shd w:fill="F4F9FC"/>
+      </w:pPr>
+      <w:r>
+        <w:rPr>
+          <w:b w:val="0"/>
+        </w:rPr>
         <w:t>1. My fresh example, trace, calculation, or design:</w:t>
       </w:r>
     </w:p>
@@ -3187,8 +4864,27 @@
       </w:r>
     </w:p>
     <w:p>
-      <w:r>
-        <w:t>2. My evidence that it works (include a boundary or missing-data case):</w:t>
+      <w:pPr>
+        <w:spacing w:line="336" w:lineRule="auto" w:after="180"/>
+        <w:shd w:fill="F4F9FC"/>
+      </w:pPr>
+      <w:r>
+        <w:rPr>
+          <w:b w:val="0"/>
+        </w:rPr>
+        <w:t xml:space="preserve">2. My </w:t>
+      </w:r>
+      <w:r>
+        <w:rPr>
+          <w:b/>
+        </w:rPr>
+        <w:t>evidence</w:t>
+      </w:r>
+      <w:r>
+        <w:rPr>
+          <w:b w:val="0"/>
+        </w:rPr>
+        <w:t xml:space="preserve"> that it works (include a boundary or missing-data case):</w:t>
       </w:r>
     </w:p>
     <w:p>
@@ -3225,7 +4921,14 @@
       </w:r>
     </w:p>
     <w:p>
-      <w:r>
+      <w:pPr>
+        <w:spacing w:line="336" w:lineRule="auto" w:after="180"/>
+        <w:shd w:fill="F4F9FC"/>
+      </w:pPr>
+      <w:r>
+        <w:rPr>
+          <w:b w:val="0"/>
+        </w:rPr>
         <w:t>3. One limitation, fairness concern, or situation needing human review:</w:t>
       </w:r>
     </w:p>
@@ -3263,8 +4966,47 @@
       </w:r>
     </w:p>
     <w:p>
-      <w:r>
-        <w:t>SELF-CHECK  □ I explained the mechanism  □ I used evidence  □ I tested a fresh case  □ I named a limitation  □ I can answer ‘why?’</w:t>
+      <w:pPr>
+        <w:pStyle w:val="Heading3"/>
+      </w:pPr>
+      <w:r>
+        <w:t>Check your explanation</w:t>
+      </w:r>
+    </w:p>
+    <w:p>
+      <w:pPr>
+        <w:spacing w:line="336" w:lineRule="auto" w:after="180"/>
+        <w:shd w:fill="F5F1FB"/>
+      </w:pPr>
+      <w:r>
+        <w:rPr>
+          <w:b w:val="0"/>
+        </w:rPr>
+        <w:t xml:space="preserve">SELF-CHECK  □ I explained the </w:t>
+      </w:r>
+      <w:r>
+        <w:rPr>
+          <w:b/>
+        </w:rPr>
+        <w:t>mechanism</w:t>
+      </w:r>
+      <w:r>
+        <w:rPr>
+          <w:b w:val="0"/>
+        </w:rPr>
+        <w:t xml:space="preserve">  □ I used </w:t>
+      </w:r>
+      <w:r>
+        <w:rPr>
+          <w:b/>
+        </w:rPr>
+        <w:t>evidence</w:t>
+      </w:r>
+      <w:r>
+        <w:rPr>
+          <w:b w:val="0"/>
+        </w:rPr>
+        <w:t xml:space="preserve">  □ I tested a fresh case  □ I named a limitation  □ I can answer ‘why?’</w:t>
       </w:r>
     </w:p>
     <w:p>
@@ -3276,6 +5018,11 @@
       </w:r>
     </w:p>
     <w:p>
+      <w:r>
+        <w:t>Revisit the complete Speech and Audio Systems case for supported practice. Repeated examples do not become fresh assessments.</w:t>
+      </w:r>
+    </w:p>
+    <w:p>
       <w:pPr>
         <w:pStyle w:val="Heading3"/>
       </w:pPr>
@@ -3284,7 +5031,13 @@
       </w:r>
     </w:p>
     <w:p>
-      <w:r>
+      <w:pPr>
+        <w:spacing w:line="336" w:lineRule="auto" w:after="180"/>
+      </w:pPr>
+      <w:r>
+        <w:rPr>
+          <w:b w:val="0"/>
+        </w:rPr>
         <w:t>Use the supplied details to practise the weekly concept before attempting the independent question. This case extends the illustrated lesson.</w:t>
       </w:r>
     </w:p>
@@ -3297,7 +5050,13 @@
       </w:r>
     </w:p>
     <w:p>
-      <w:r>
+      <w:pPr>
+        <w:spacing w:line="336" w:lineRule="auto" w:after="180"/>
+      </w:pPr>
+      <w:r>
+        <w:rPr>
+          <w:b w:val="0"/>
+        </w:rPr>
         <w:t>A speech tool hears fifteen as fifty, then calculates correctly using fifty.</w:t>
       </w:r>
     </w:p>
@@ -3310,7 +5069,14 @@
       </w:r>
     </w:p>
     <w:p>
-      <w:r>
+      <w:pPr>
+        <w:spacing w:line="336" w:lineRule="auto" w:after="180"/>
+        <w:shd w:fill="F5F1FB"/>
+      </w:pPr>
+      <w:r>
+        <w:rPr>
+          <w:b w:val="0"/>
+        </w:rPr>
         <w:t>Where did the error enter?</w:t>
       </w:r>
     </w:p>
@@ -3323,8 +5089,32 @@
       </w:r>
     </w:p>
     <w:p>
-      <w:r>
-        <w:t>Transcription supplied the wrong number. Confirm the transcript or ask for clarification. Correct arithmetic cannot repair wrong input.</w:t>
+      <w:pPr>
+        <w:spacing w:line="336" w:lineRule="auto" w:after="180"/>
+      </w:pPr>
+      <w:r>
+        <w:rPr>
+          <w:b/>
+        </w:rPr>
+        <w:t>Transcription</w:t>
+      </w:r>
+      <w:r>
+        <w:rPr>
+          <w:b w:val="0"/>
+        </w:rPr>
+        <w:t xml:space="preserve"> supplied the wrong number. Confirm the transcript or ask for clarification. Correct arithmetic cannot repair wrong </w:t>
+      </w:r>
+      <w:r>
+        <w:rPr>
+          <w:b/>
+        </w:rPr>
+        <w:t>input</w:t>
+      </w:r>
+      <w:r>
+        <w:rPr>
+          <w:b w:val="0"/>
+        </w:rPr>
+        <w:t>.</w:t>
       </w:r>
     </w:p>
     <w:p>
@@ -3336,7 +5126,14 @@
       </w:r>
     </w:p>
     <w:p>
-      <w:r>
+      <w:pPr>
+        <w:spacing w:line="336" w:lineRule="auto" w:after="180"/>
+        <w:shd w:fill="F5F1FB"/>
+      </w:pPr>
+      <w:r>
+        <w:rPr>
+          <w:b w:val="0"/>
+        </w:rPr>
         <w:t>Which detail supports the answer, and why does it matter?</w:t>
       </w:r>
     </w:p>
@@ -3514,18 +5311,55 @@
       </w:tr>
     </w:tbl>
     <w:p>
-      <w:r>
+      <w:pPr>
+        <w:spacing w:line="336" w:lineRule="auto" w:after="180"/>
+      </w:pPr>
+      <w:r>
+        <w:rPr>
+          <w:b w:val="0"/>
+        </w:rPr>
         <w:t>A speech tool hears fifteen as fifty, then calculates correctly using fifty.</w:t>
       </w:r>
     </w:p>
     <w:p>
-      <w:r>
+      <w:pPr>
+        <w:spacing w:line="336" w:lineRule="auto" w:after="180"/>
+        <w:shd w:fill="F5F1FB"/>
+      </w:pPr>
+      <w:r>
+        <w:rPr>
+          <w:b w:val="0"/>
+        </w:rPr>
         <w:t>Where did the error enter?</w:t>
       </w:r>
     </w:p>
     <w:p>
-      <w:r>
-        <w:t>Transcription supplied the wrong number. Confirm the transcript or ask for clarification. Correct arithmetic cannot repair wrong input.</w:t>
+      <w:pPr>
+        <w:spacing w:line="336" w:lineRule="auto" w:after="180"/>
+      </w:pPr>
+      <w:r>
+        <w:rPr>
+          <w:b/>
+        </w:rPr>
+        <w:t>Transcription</w:t>
+      </w:r>
+      <w:r>
+        <w:rPr>
+          <w:b w:val="0"/>
+        </w:rPr>
+        <w:t xml:space="preserve"> supplied the wrong number. Confirm the transcript or ask for clarification. Correct arithmetic cannot repair wrong </w:t>
+      </w:r>
+      <w:r>
+        <w:rPr>
+          <w:b/>
+        </w:rPr>
+        <w:t>input</w:t>
+      </w:r>
+      <w:r>
+        <w:rPr>
+          <w:b w:val="0"/>
+        </w:rPr>
+        <w:t>.</w:t>
       </w:r>
     </w:p>
     <w:p>
@@ -3537,6 +5371,11 @@
       </w:r>
     </w:p>
     <w:p>
+      <w:r>
+        <w:t>Attempt the reserved new case before feedback. Record support; the earlier examples below remain additional practice.</w:t>
+      </w:r>
+    </w:p>
+    <w:p>
       <w:pPr>
         <w:pStyle w:val="Heading3"/>
       </w:pPr>
@@ -3545,8 +5384,26 @@
       </w:r>
     </w:p>
     <w:p>
-      <w:r>
-        <w:t>Known audio says “nineteen minus six”. Transcription says “ninety minus six”; the calculator returns84. Locate the first error and propose a check.</w:t>
+      <w:pPr>
+        <w:spacing w:line="336" w:lineRule="auto" w:after="180"/>
+      </w:pPr>
+      <w:r>
+        <w:rPr>
+          <w:b w:val="0"/>
+        </w:rPr>
+        <w:t xml:space="preserve">Known audio says “nineteen minus six”. </w:t>
+      </w:r>
+      <w:r>
+        <w:rPr>
+          <w:b/>
+        </w:rPr>
+        <w:t>Transcription</w:t>
+      </w:r>
+      <w:r>
+        <w:rPr>
+          <w:b w:val="0"/>
+        </w:rPr>
+        <w:t xml:space="preserve"> says “ninety minus six”; the calculator returns84. Locate the first error and propose a check.</w:t>
       </w:r>
     </w:p>
     <w:p>
@@ -3593,7 +5450,13 @@
       </w:r>
     </w:p>
     <w:p>
-      <w:r>
+      <w:pPr>
+        <w:spacing w:line="336" w:lineRule="auto" w:after="180"/>
+      </w:pPr>
+      <w:r>
+        <w:rPr>
+          <w:b w:val="0"/>
+        </w:rPr>
         <w:t>Attempt this case before feedback. Record any help. Earlier examples below are further practice; a case already practised with feedback cannot establish fresh transfer.</w:t>
       </w:r>
     </w:p>
@@ -3606,18 +5469,43 @@
       </w:r>
     </w:p>
     <w:p>
-      <w:r>
+      <w:pPr>
+        <w:spacing w:line="336" w:lineRule="auto" w:after="180"/>
+      </w:pPr>
+      <w:r>
+        <w:rPr>
+          <w:b w:val="0"/>
+        </w:rPr>
         <w:t>Close the worked explanation. Apply the idea to this different question without copying.</w:t>
       </w:r>
     </w:p>
     <w:p>
-      <w:r>
+      <w:pPr>
+        <w:spacing w:line="336" w:lineRule="auto" w:after="180"/>
+        <w:shd w:fill="F5F1FB"/>
+      </w:pPr>
+      <w:r>
+        <w:rPr>
+          <w:b w:val="0"/>
+        </w:rPr>
         <w:t>A recording says fifteen, but the transcript says fifty. The summary repeats fifty. Where did the error enter, and what should be checked first?</w:t>
       </w:r>
     </w:p>
     <w:p>
-      <w:r>
-        <w:t>My answer, with a trace, calculation or supporting evidence</w:t>
+      <w:pPr>
+        <w:spacing w:line="336" w:lineRule="auto" w:after="180"/>
+      </w:pPr>
+      <w:r>
+        <w:rPr>
+          <w:b w:val="0"/>
+        </w:rPr>
+        <w:t xml:space="preserve">My answer, with a trace, calculation or supporting </w:t>
+      </w:r>
+      <w:r>
+        <w:rPr>
+          <w:b/>
+        </w:rPr>
+        <w:t>evidence</w:t>
       </w:r>
     </w:p>
     <w:p>
@@ -3662,13 +5550,37 @@
       </w:r>
     </w:p>
     <w:p>
-      <w:r>
+      <w:pPr>
+        <w:spacing w:line="336" w:lineRule="auto" w:after="180"/>
+      </w:pPr>
+      <w:r>
+        <w:rPr>
+          <w:b w:val="0"/>
+        </w:rPr>
         <w:t>Change one relevant detail. Predict the result before testing. Include a boundary or missing-information case when it helps reveal a limit.</w:t>
       </w:r>
     </w:p>
     <w:p>
-      <w:r>
-        <w:t>My changed input and expected result</w:t>
+      <w:pPr>
+        <w:spacing w:line="336" w:lineRule="auto" w:after="180"/>
+      </w:pPr>
+      <w:r>
+        <w:rPr>
+          <w:b w:val="0"/>
+        </w:rPr>
+        <w:t xml:space="preserve">My changed </w:t>
+      </w:r>
+      <w:r>
+        <w:rPr>
+          <w:b/>
+        </w:rPr>
+        <w:t>input</w:t>
+      </w:r>
+      <w:r>
+        <w:rPr>
+          <w:b w:val="0"/>
+        </w:rPr>
+        <w:t xml:space="preserve"> and expected result</w:t>
       </w:r>
     </w:p>
     <w:p>
@@ -3713,13 +5625,37 @@
       </w:r>
     </w:p>
     <w:p>
-      <w:r>
+      <w:pPr>
+        <w:spacing w:line="336" w:lineRule="auto" w:after="180"/>
+      </w:pPr>
+      <w:r>
+        <w:rPr>
+          <w:b w:val="0"/>
+        </w:rPr>
         <w:t>Show transcripts and require confirmation before saving memory or using tools.</w:t>
       </w:r>
     </w:p>
     <w:p>
-      <w:r>
-        <w:t>The evidence I will keep</w:t>
+      <w:pPr>
+        <w:spacing w:line="336" w:lineRule="auto" w:after="180"/>
+      </w:pPr>
+      <w:r>
+        <w:rPr>
+          <w:b w:val="0"/>
+        </w:rPr>
+        <w:t xml:space="preserve">The </w:t>
+      </w:r>
+      <w:r>
+        <w:rPr>
+          <w:b/>
+        </w:rPr>
+        <w:t>evidence</w:t>
+      </w:r>
+      <w:r>
+        <w:rPr>
+          <w:b w:val="0"/>
+        </w:rPr>
+        <w:t xml:space="preserve"> I will keep</w:t>
       </w:r>
     </w:p>
     <w:p>
@@ -3756,8 +5692,26 @@
       </w:r>
     </w:p>
     <w:p>
-      <w:r>
-        <w:t>Your teacher has the independent answer and scoring criteria. Complete the matching workbook week to keep your practice evidence together.</w:t>
+      <w:pPr>
+        <w:spacing w:line="336" w:lineRule="auto" w:after="180"/>
+      </w:pPr>
+      <w:r>
+        <w:rPr>
+          <w:b w:val="0"/>
+        </w:rPr>
+        <w:t xml:space="preserve">Your teacher has the independent answer and scoring criteria. Complete the matching workbook week to keep your practice </w:t>
+      </w:r>
+      <w:r>
+        <w:rPr>
+          <w:b/>
+        </w:rPr>
+        <w:t>evidence</w:t>
+      </w:r>
+      <w:r>
+        <w:rPr>
+          <w:b w:val="0"/>
+        </w:rPr>
+        <w:t xml:space="preserve"> together.</w:t>
       </w:r>
     </w:p>
     <w:p>
@@ -3769,7 +5723,14 @@
       </w:r>
     </w:p>
     <w:p>
-      <w:r>
+      <w:pPr>
+        <w:spacing w:line="336" w:lineRule="auto" w:after="180"/>
+        <w:shd w:fill="F5F1FB"/>
+      </w:pPr>
+      <w:r>
+        <w:rPr>
+          <w:b w:val="0"/>
+        </w:rPr>
         <w:t>Audio says 'sixteen divided by four'; transcript says 'sixty divided by four'; calculator returns 15. Which stage first fails? What would a useful confirmation show?</w:t>
       </w:r>
     </w:p>
@@ -3825,8 +5786,25 @@
       </w:r>
     </w:p>
     <w:p>
-      <w:r>
-        <w:t>Attempt the independent case before hints. Record whether you worked alone, used a hint or followed a model. After feedback, fix the first unsupported step and explain why it changed. A later check uses a changed case, not a copied answer.</w:t>
+      <w:pPr>
+        <w:spacing w:line="336" w:lineRule="auto" w:after="180"/>
+      </w:pPr>
+      <w:r>
+        <w:rPr>
+          <w:b w:val="0"/>
+        </w:rPr>
+        <w:t>Attempt the independent case before hints. Record whether you worked alone, used a hint or followed a model. After feedback, fix the first unsupported step and explain why it changed.</w:t>
+      </w:r>
+    </w:p>
+    <w:p>
+      <w:pPr>
+        <w:spacing w:line="336" w:lineRule="auto" w:after="180"/>
+      </w:pPr>
+      <w:r>
+        <w:rPr>
+          <w:b w:val="0"/>
+        </w:rPr>
+        <w:t>A later check uses a changed case, not a copied answer.</w:t>
       </w:r>
     </w:p>
     <w:p>
@@ -3839,6 +5817,17 @@
     </w:p>
     <w:p>
       <w:r>
+        <w:t>Use this map to navigate Speech and Audio Systems, connect the goals to tasks and keep one evidence record for each attempt.</w:t>
+      </w:r>
+    </w:p>
+    <w:p>
+      <w:pPr>
+        <w:spacing w:line="336" w:lineRule="auto" w:after="180"/>
+      </w:pPr>
+      <w:r>
+        <w:rPr>
+          <w:b w:val="0"/>
+        </w:rPr>
         <w:t>Start with this question: A fictional learner dictates a calculation to a voice assistant.</w:t>
       </w:r>
     </w:p>
@@ -3945,13 +5934,61 @@
       </w:tr>
     </w:tbl>
     <w:p>
-      <w:r>
-        <w:t>Remember → watch and explain → try with help → investigate → try independently → keep project evidence. Your teacher may spread this lesson across several classes.</w:t>
-      </w:r>
-    </w:p>
-    <w:p>
-      <w:r>
-        <w:t>Keep your first prediction. Compare it with what the evidence shows and explain any change.</w:t>
+      <w:pPr>
+        <w:spacing w:line="336" w:lineRule="auto" w:after="180"/>
+      </w:pPr>
+      <w:r>
+        <w:rPr>
+          <w:b w:val="0"/>
+        </w:rPr>
+        <w:t xml:space="preserve">Remember → watch and explain → try with help → investigate → try independently → keep project </w:t>
+      </w:r>
+      <w:r>
+        <w:rPr>
+          <w:b/>
+        </w:rPr>
+        <w:t>evidence</w:t>
+      </w:r>
+      <w:r>
+        <w:rPr>
+          <w:b w:val="0"/>
+        </w:rPr>
+        <w:t>. Your teacher may spread this lesson across several classes.</w:t>
+      </w:r>
+    </w:p>
+    <w:p>
+      <w:pPr>
+        <w:spacing w:line="336" w:lineRule="auto" w:after="180"/>
+      </w:pPr>
+      <w:r>
+        <w:rPr>
+          <w:b w:val="0"/>
+        </w:rPr>
+        <w:t xml:space="preserve">Keep your first </w:t>
+      </w:r>
+      <w:r>
+        <w:rPr>
+          <w:b/>
+        </w:rPr>
+        <w:t>prediction</w:t>
+      </w:r>
+      <w:r>
+        <w:rPr>
+          <w:b w:val="0"/>
+        </w:rPr>
+        <w:t xml:space="preserve">. Compare it with what the </w:t>
+      </w:r>
+      <w:r>
+        <w:rPr>
+          <w:b/>
+        </w:rPr>
+        <w:t>evidence</w:t>
+      </w:r>
+      <w:r>
+        <w:rPr>
+          <w:b w:val="0"/>
+        </w:rPr>
+        <w:t xml:space="preserve"> shows and explain any change.</w:t>
       </w:r>
     </w:p>
     <w:p>
@@ -3964,7 +6001,36 @@
     </w:p>
     <w:p>
       <w:r>
-        <w:t>Close your notes. Explain this goal in your own words: Explain the mechanism and terminology of speech pipelines and multimodal evidence</w:t>
+        <w:t>Explain Speech and Audio Systems without notes, identify a remaining question and plan a later check with a changed case.</w:t>
+      </w:r>
+    </w:p>
+    <w:p>
+      <w:pPr>
+        <w:spacing w:line="336" w:lineRule="auto" w:after="180"/>
+      </w:pPr>
+      <w:r>
+        <w:rPr>
+          <w:b w:val="0"/>
+        </w:rPr>
+        <w:t xml:space="preserve">Close your notes. Explain this goal in your own words: Explain the </w:t>
+      </w:r>
+      <w:r>
+        <w:rPr>
+          <w:b/>
+        </w:rPr>
+        <w:t>mechanism</w:t>
+      </w:r>
+      <w:r>
+        <w:rPr>
+          <w:b w:val="0"/>
+        </w:rPr>
+        <w:t xml:space="preserve"> and terminology of speech pipelines and multimodal </w:t>
+      </w:r>
+      <w:r>
+        <w:rPr>
+          <w:b/>
+        </w:rPr>
+        <w:t>evidence</w:t>
       </w:r>
     </w:p>
     <w:p>
@@ -4001,13 +6067,61 @@
       </w:r>
     </w:p>
     <w:p>
-      <w:r>
-        <w:t>If you are unsure, return to the worked picture and explain one arrow. If you are ready, change an input or assumption and justify your prediction.</w:t>
-      </w:r>
-    </w:p>
-    <w:p>
-      <w:r>
-        <w:t>Save your workbook evidence. At the next review, try a different case before opening your old answer.</w:t>
+      <w:pPr>
+        <w:spacing w:line="336" w:lineRule="auto" w:after="180"/>
+      </w:pPr>
+      <w:r>
+        <w:rPr>
+          <w:b w:val="0"/>
+        </w:rPr>
+        <w:t xml:space="preserve">If you are unsure, return to the worked picture and explain one arrow. If you are ready, change an </w:t>
+      </w:r>
+      <w:r>
+        <w:rPr>
+          <w:b/>
+        </w:rPr>
+        <w:t>input</w:t>
+      </w:r>
+      <w:r>
+        <w:rPr>
+          <w:b w:val="0"/>
+        </w:rPr>
+        <w:t xml:space="preserve"> or assumption and justify your </w:t>
+      </w:r>
+      <w:r>
+        <w:rPr>
+          <w:b/>
+        </w:rPr>
+        <w:t>prediction</w:t>
+      </w:r>
+      <w:r>
+        <w:rPr>
+          <w:b w:val="0"/>
+        </w:rPr>
+        <w:t>.</w:t>
+      </w:r>
+    </w:p>
+    <w:p>
+      <w:pPr>
+        <w:spacing w:line="336" w:lineRule="auto" w:after="180"/>
+      </w:pPr>
+      <w:r>
+        <w:rPr>
+          <w:b w:val="0"/>
+        </w:rPr>
+        <w:t xml:space="preserve">Save your workbook </w:t>
+      </w:r>
+      <w:r>
+        <w:rPr>
+          <w:b/>
+        </w:rPr>
+        <w:t>evidence</w:t>
+      </w:r>
+      <w:r>
+        <w:rPr>
+          <w:b w:val="0"/>
+        </w:rPr>
+        <w:t>. At the next review, try a different case before opening your old answer.</w:t>
       </w:r>
     </w:p>
     <w:p>
@@ -4020,11 +6134,28 @@
     </w:p>
     <w:p>
       <w:r>
+        <w:t>Attempt supported questions before using hints or feedback. Review a missing building block, then keep the completed work.</w:t>
+      </w:r>
+    </w:p>
+    <w:p>
+      <w:pPr>
+        <w:spacing w:line="336" w:lineRule="auto" w:after="180"/>
+      </w:pPr>
+      <w:r>
+        <w:rPr>
+          <w:b w:val="0"/>
+        </w:rPr>
         <w:t>Use this supported practice once, in the browser or on paper. Keep the reserved independent assessment for a separate first attempt before teacher feedback.</w:t>
       </w:r>
     </w:p>
     <w:p>
-      <w:r>
+      <w:pPr>
+        <w:spacing w:line="336" w:lineRule="auto" w:after="180"/>
+      </w:pPr>
+      <w:r>
+        <w:rPr>
+          <w:b w:val="0"/>
+        </w:rPr>
         <w:t>A fictional learner dictates a calculation to a voice assistant.</w:t>
       </w:r>
     </w:p>
@@ -4037,27 +6168,67 @@
       </w:r>
     </w:p>
     <w:p>
-      <w:r>
+      <w:pPr>
+        <w:spacing w:line="336" w:lineRule="auto" w:after="180"/>
+      </w:pPr>
+      <w:r>
+        <w:rPr>
+          <w:b w:val="0"/>
+        </w:rPr>
         <w:t>Which labelled step matches this detail? Read back the recognised expression; intended 13+7=20.</w:t>
       </w:r>
     </w:p>
     <w:p>
-      <w:r>
-        <w:t>1. Confirm intended input</w:t>
-      </w:r>
-    </w:p>
-    <w:p>
-      <w:r>
+      <w:pPr>
+        <w:spacing w:line="336" w:lineRule="auto" w:after="180"/>
+        <w:shd w:fill="F4F9FC"/>
+      </w:pPr>
+      <w:r>
+        <w:rPr>
+          <w:b w:val="0"/>
+        </w:rPr>
+        <w:t xml:space="preserve">1. Confirm intended </w:t>
+      </w:r>
+      <w:r>
+        <w:rPr>
+          <w:b/>
+        </w:rPr>
+        <w:t>input</w:t>
+      </w:r>
+    </w:p>
+    <w:p>
+      <w:pPr>
+        <w:spacing w:line="336" w:lineRule="auto" w:after="180"/>
+        <w:shd w:fill="F4F9FC"/>
+      </w:pPr>
+      <w:r>
+        <w:rPr>
+          <w:b w:val="0"/>
+        </w:rPr>
         <w:t>2. Recognise speech</w:t>
       </w:r>
     </w:p>
     <w:p>
-      <w:r>
+      <w:pPr>
+        <w:spacing w:line="336" w:lineRule="auto" w:after="180"/>
+        <w:shd w:fill="F4F9FC"/>
+      </w:pPr>
+      <w:r>
+        <w:rPr>
+          <w:b w:val="0"/>
+        </w:rPr>
         <w:t>3. Calculate text</w:t>
       </w:r>
     </w:p>
     <w:p>
-      <w:r>
+      <w:pPr>
+        <w:spacing w:line="336" w:lineRule="auto" w:after="180"/>
+        <w:shd w:fill="F4F9FC"/>
+      </w:pPr>
+      <w:r>
+        <w:rPr>
+          <w:b w:val="0"/>
+        </w:rPr>
         <w:t>4. Speak result</w:t>
       </w:r>
     </w:p>
@@ -4095,40 +6266,190 @@
       </w:r>
     </w:p>
     <w:p>
-      <w:r>
+      <w:pPr>
+        <w:pStyle w:val="Heading3"/>
+      </w:pPr>
+      <w:r>
+        <w:t>Hint · try first</w:t>
+      </w:r>
+    </w:p>
+    <w:p>
+      <w:pPr>
+        <w:spacing w:line="336" w:lineRule="auto" w:after="180"/>
+        <w:shd w:fill="F1F6F8"/>
+      </w:pPr>
+      <w:r>
+        <w:rPr>
+          <w:b w:val="0"/>
+        </w:rPr>
         <w:t>Hint if needed: Read the steps in the pictorial case. Match the supplied detail to the stage that performs or records it.</w:t>
       </w:r>
     </w:p>
     <w:p>
-      <w:r>
-        <w:t>After your attempt, compare with the supported explanation: Confirm intended input Read back the recognised expression; intended 13+7=20. The first error occurs before arithmetic. Blaming the calculator would target a stage that correctly processed its supplied text. Read-back or on-screen confirmation lets the user catch a number misunderstanding before action. Retain the original audio and transcript, where permitted, to separate recognition defects from later processing errors.</w:t>
-      </w:r>
-    </w:p>
-    <w:p>
       <w:pPr>
         <w:pStyle w:val="Heading3"/>
       </w:pPr>
       <w:r>
+        <w:t>Feedback · compare after trying</w:t>
+      </w:r>
+    </w:p>
+    <w:p>
+      <w:pPr>
+        <w:spacing w:line="336" w:lineRule="auto" w:after="180"/>
+        <w:shd w:fill="F1F6FC"/>
+      </w:pPr>
+      <w:r>
+        <w:rPr>
+          <w:b w:val="0"/>
+        </w:rPr>
+        <w:t xml:space="preserve">After your attempt, compare with the supported explanation: Confirm intended </w:t>
+      </w:r>
+      <w:r>
+        <w:rPr>
+          <w:b/>
+        </w:rPr>
+        <w:t>input</w:t>
+      </w:r>
+      <w:r>
+        <w:rPr>
+          <w:b w:val="0"/>
+        </w:rPr>
+        <w:t xml:space="preserve"> Read back the recognised expression; intended 13+7=20. The first error occurs before arithmetic.</w:t>
+      </w:r>
+    </w:p>
+    <w:p>
+      <w:pPr>
+        <w:spacing w:line="336" w:lineRule="auto" w:after="180"/>
+        <w:shd w:fill="F1F6FC"/>
+      </w:pPr>
+      <w:r>
+        <w:rPr>
+          <w:b w:val="0"/>
+        </w:rPr>
+        <w:t xml:space="preserve">Blaming the calculator would target a stage that correctly </w:t>
+      </w:r>
+      <w:r>
+        <w:rPr>
+          <w:b/>
+        </w:rPr>
+        <w:t>process</w:t>
+      </w:r>
+      <w:r>
+        <w:rPr>
+          <w:b w:val="0"/>
+        </w:rPr>
+        <w:t>ed its supplied text. Read-back or on-screen confirmation lets the user catch a number misunderstanding before action.</w:t>
+      </w:r>
+    </w:p>
+    <w:p>
+      <w:pPr>
+        <w:spacing w:line="336" w:lineRule="auto" w:after="180"/>
+        <w:shd w:fill="F1F6FC"/>
+      </w:pPr>
+      <w:r>
+        <w:rPr>
+          <w:b w:val="0"/>
+        </w:rPr>
+        <w:t xml:space="preserve">Retain the original audio and transcript, where permitted, to separate recognition defects from later </w:t>
+      </w:r>
+      <w:r>
+        <w:rPr>
+          <w:b/>
+        </w:rPr>
+        <w:t>process</w:t>
+      </w:r>
+      <w:r>
+        <w:rPr>
+          <w:b w:val="0"/>
+        </w:rPr>
+        <w:t>ing errors.</w:t>
+      </w:r>
+    </w:p>
+    <w:p>
+      <w:pPr>
+        <w:pStyle w:val="Heading3"/>
+      </w:pPr>
+      <w:r>
         <w:t>Practice 2: explain the deciding evidence</w:t>
       </w:r>
     </w:p>
     <w:p>
-      <w:r>
+      <w:pPr>
+        <w:pStyle w:val="Heading3"/>
+      </w:pPr>
+      <w:r>
+        <w:t>Changed case · predict first</w:t>
+      </w:r>
+    </w:p>
+    <w:p>
+      <w:pPr>
+        <w:spacing w:line="336" w:lineRule="auto" w:after="180"/>
+        <w:shd w:fill="F5F1FB"/>
+      </w:pPr>
+      <w:r>
+        <w:rPr>
+          <w:b w:val="0"/>
+        </w:rPr>
         <w:t>Changed-case practice: Correct the transcript to “thirteen plus seven” with all later stages unchanged. Which conclusion is supported by the supplied facts?</w:t>
       </w:r>
     </w:p>
     <w:p>
-      <w:r>
-        <w:t>1. We can decide the result without examining the changed input or the procedure.</w:t>
-      </w:r>
-    </w:p>
-    <w:p>
-      <w:r>
-        <w:t>2. This one example guarantees correct results for every future input.</w:t>
-      </w:r>
-    </w:p>
-    <w:p>
-      <w:r>
+      <w:pPr>
+        <w:spacing w:line="336" w:lineRule="auto" w:after="180"/>
+        <w:shd w:fill="F4F9FC"/>
+      </w:pPr>
+      <w:r>
+        <w:rPr>
+          <w:b w:val="0"/>
+        </w:rPr>
+        <w:t xml:space="preserve">1. We can decide the result without examining the changed </w:t>
+      </w:r>
+      <w:r>
+        <w:rPr>
+          <w:b/>
+        </w:rPr>
+        <w:t>input</w:t>
+      </w:r>
+      <w:r>
+        <w:rPr>
+          <w:b w:val="0"/>
+        </w:rPr>
+        <w:t xml:space="preserve"> or the procedure.</w:t>
+      </w:r>
+    </w:p>
+    <w:p>
+      <w:pPr>
+        <w:spacing w:line="336" w:lineRule="auto" w:after="180"/>
+        <w:shd w:fill="F4F9FC"/>
+      </w:pPr>
+      <w:r>
+        <w:rPr>
+          <w:b w:val="0"/>
+        </w:rPr>
+        <w:t xml:space="preserve">2. This one example guarantees correct results for every future </w:t>
+      </w:r>
+      <w:r>
+        <w:rPr>
+          <w:b/>
+        </w:rPr>
+        <w:t>input</w:t>
+      </w:r>
+      <w:r>
+        <w:rPr>
+          <w:b w:val="0"/>
+        </w:rPr>
+        <w:t>.</w:t>
+      </w:r>
+    </w:p>
+    <w:p>
+      <w:pPr>
+        <w:spacing w:line="336" w:lineRule="auto" w:after="180"/>
+        <w:shd w:fill="F4F9FC"/>
+      </w:pPr>
+      <w:r>
+        <w:rPr>
+          <w:b w:val="0"/>
+        </w:rPr>
         <w:t>3. The calculator and spoken result should become 20 under the declared pipeline.</w:t>
       </w:r>
     </w:p>
@@ -4166,36 +6487,153 @@
       </w:r>
     </w:p>
     <w:p>
-      <w:r>
+      <w:pPr>
+        <w:pStyle w:val="Heading3"/>
+      </w:pPr>
+      <w:r>
+        <w:t>Hint · try first</w:t>
+      </w:r>
+    </w:p>
+    <w:p>
+      <w:pPr>
+        <w:spacing w:line="336" w:lineRule="auto" w:after="180"/>
+        <w:shd w:fill="F1F6F8"/>
+      </w:pPr>
+      <w:r>
+        <w:rPr>
+          <w:b w:val="0"/>
+        </w:rPr>
         <w:t>Hint if needed: Use the changed condition and the deciding step in the pictorial trace. The answer must say what follows from those facts.</w:t>
       </w:r>
     </w:p>
     <w:p>
-      <w:r>
-        <w:t>After your attempt, compare with the supported explanation: The calculator and spoken result should become 20 under the declared pipeline. 13+7=20; the changed input removes the earlier recognition error.</w:t>
-      </w:r>
-    </w:p>
-    <w:p>
       <w:pPr>
         <w:pStyle w:val="Heading3"/>
       </w:pPr>
       <w:r>
+        <w:t>Feedback · compare after trying</w:t>
+      </w:r>
+    </w:p>
+    <w:p>
+      <w:pPr>
+        <w:spacing w:line="336" w:lineRule="auto" w:after="180"/>
+        <w:shd w:fill="F1F6FC"/>
+      </w:pPr>
+      <w:r>
+        <w:rPr>
+          <w:b w:val="0"/>
+        </w:rPr>
+        <w:t xml:space="preserve">After your attempt, compare with the supported explanation: The calculator and spoken result should become 20 under the declared pipeline. 13+7=20; the changed </w:t>
+      </w:r>
+      <w:r>
+        <w:rPr>
+          <w:b/>
+        </w:rPr>
+        <w:t>input</w:t>
+      </w:r>
+      <w:r>
+        <w:rPr>
+          <w:b w:val="0"/>
+        </w:rPr>
+        <w:t xml:space="preserve"> removes the earlier recognition error.</w:t>
+      </w:r>
+    </w:p>
+    <w:p>
+      <w:pPr>
+        <w:pStyle w:val="Heading3"/>
+      </w:pPr>
+      <w:r>
         <w:t>Repair a missing building block</w:t>
       </w:r>
     </w:p>
     <w:p>
-      <w:r>
-        <w:t>Review Visual Composition (ai-3/11). Goal: Explain the mechanism and terminology of image generation and provenance. Short practice: Which checks pass after that single change, and what still needs repair?. Return to this week and explain what you changed.</w:t>
-      </w:r>
-    </w:p>
-    <w:p>
-      <w:r>
-        <w:t>Review Prompt Evaluation (ai-3/9). Goal: Explain the mechanism and terminology of controlled prompt experiments. Short practice: Why is B’s selection defensible here without calling it universally superior?. Return to this week and explain what you changed.</w:t>
-      </w:r>
-    </w:p>
-    <w:p>
-      <w:r>
-        <w:t>Review Examples and Rubrics (ai-3/6). Goal: Write a prompt specification with observable response criteria. Short practice: Explain why neither original nor changed draft is a full pass, and provide a complete repaired card.. Return to this week and explain what you changed.</w:t>
+      <w:pPr>
+        <w:spacing w:line="336" w:lineRule="auto" w:after="180"/>
+      </w:pPr>
+      <w:r>
+        <w:rPr>
+          <w:b w:val="0"/>
+        </w:rPr>
+        <w:t xml:space="preserve">Review Visual Composition (ai-3/11). Goal: Explain the </w:t>
+      </w:r>
+      <w:r>
+        <w:rPr>
+          <w:b/>
+        </w:rPr>
+        <w:t>mechanism</w:t>
+      </w:r>
+      <w:r>
+        <w:rPr>
+          <w:b w:val="0"/>
+        </w:rPr>
+        <w:t xml:space="preserve"> and terminology of image generation and provenance. Short practice: Which checks pass after that single change, and what still needs repair?.</w:t>
+      </w:r>
+    </w:p>
+    <w:p>
+      <w:pPr>
+        <w:spacing w:line="336" w:lineRule="auto" w:after="180"/>
+      </w:pPr>
+      <w:r>
+        <w:rPr>
+          <w:b w:val="0"/>
+        </w:rPr>
+        <w:t>Return to this week and explain what you changed.</w:t>
+      </w:r>
+    </w:p>
+    <w:p>
+      <w:pPr>
+        <w:spacing w:line="336" w:lineRule="auto" w:after="180"/>
+      </w:pPr>
+      <w:r>
+        <w:rPr>
+          <w:b w:val="0"/>
+        </w:rPr>
+        <w:t xml:space="preserve">Review Prompt Evaluation (ai-3/9). Goal: Explain the </w:t>
+      </w:r>
+      <w:r>
+        <w:rPr>
+          <w:b/>
+        </w:rPr>
+        <w:t>mechanism</w:t>
+      </w:r>
+      <w:r>
+        <w:rPr>
+          <w:b w:val="0"/>
+        </w:rPr>
+        <w:t xml:space="preserve"> and terminology of controlled prompt experiments. Short practice: Why is B’s selection defensible here without calling it universally superior?.</w:t>
+      </w:r>
+    </w:p>
+    <w:p>
+      <w:pPr>
+        <w:spacing w:line="336" w:lineRule="auto" w:after="180"/>
+      </w:pPr>
+      <w:r>
+        <w:rPr>
+          <w:b w:val="0"/>
+        </w:rPr>
+        <w:t>Return to this week and explain what you changed.</w:t>
+      </w:r>
+    </w:p>
+    <w:p>
+      <w:pPr>
+        <w:spacing w:line="336" w:lineRule="auto" w:after="180"/>
+      </w:pPr>
+      <w:r>
+        <w:rPr>
+          <w:b w:val="0"/>
+        </w:rPr>
+        <w:t>Review Examples and Rubrics (ai-3/6). Goal: Write a prompt specification with observable response criteria. Short practice: Explain why neither original nor changed draft is a full pass, and provide a complete repaired card..</w:t>
+      </w:r>
+    </w:p>
+    <w:p>
+      <w:pPr>
+        <w:spacing w:line="336" w:lineRule="auto" w:after="180"/>
+      </w:pPr>
+      <w:r>
+        <w:rPr>
+          <w:b w:val="0"/>
+        </w:rPr>
+        <w:t>Return to this week and explain what you changed.</w:t>
       </w:r>
     </w:p>
     <w:p>
@@ -4207,8 +6645,744 @@
       </w:r>
     </w:p>
     <w:p>
-      <w:r>
-        <w:t>Use Download completed work in the hosted lesson to export your answers, reflections, practice feedback and code-run evidence. Open the HTML copy to read or print it. Drafts stay in this browser when storage is available; clear drafts on a shared device.</w:t>
+      <w:pPr>
+        <w:spacing w:line="336" w:lineRule="auto" w:after="180"/>
+      </w:pPr>
+      <w:r>
+        <w:rPr>
+          <w:b w:val="0"/>
+        </w:rPr>
+        <w:t xml:space="preserve">Use Download completed work in the hosted lesson to export your answers, reflections, practice feedback and code-run </w:t>
+      </w:r>
+      <w:r>
+        <w:rPr>
+          <w:b/>
+        </w:rPr>
+        <w:t>evidence</w:t>
+      </w:r>
+      <w:r>
+        <w:rPr>
+          <w:b w:val="0"/>
+        </w:rPr>
+        <w:t>. Open the HTML copy to read or print it.</w:t>
+      </w:r>
+    </w:p>
+    <w:p>
+      <w:pPr>
+        <w:spacing w:line="336" w:lineRule="auto" w:after="180"/>
+      </w:pPr>
+      <w:r>
+        <w:rPr>
+          <w:b w:val="0"/>
+        </w:rPr>
+        <w:t>Drafts stay in this browser when storage is available; clear drafts on a shared device.</w:t>
+      </w:r>
+    </w:p>
+    <w:p>
+      <w:pPr>
+        <w:pStyle w:val="Heading1"/>
+      </w:pPr>
+      <w:r>
+        <w:t>18. Visual concept journey</w:t>
+      </w:r>
+    </w:p>
+    <w:p>
+      <w:r>
+        <w:t>Explain each Speech and Audio Systems graphic using its labels, deciding evidence and relevant limitation.</w:t>
+      </w:r>
+    </w:p>
+    <w:p>
+      <w:pPr>
+        <w:pStyle w:val="Heading3"/>
+      </w:pPr>
+      <w:r>
+        <w:t>01. Speech and Audio Systems: the case</w:t>
+      </w:r>
+    </w:p>
+    <w:p>
+      <w:r>
+        <w:drawing>
+          <wp:inline xmlns:a="http://schemas.openxmlformats.org/drawingml/2006/main" xmlns:pic="http://schemas.openxmlformats.org/drawingml/2006/picture">
+            <wp:extent cx="5486400" cy="3142488"/>
+            <wp:docPr id="22" name="Picture 22" descr="A fictional learner dictates a calculation to a voice assistant. Supplied facts: Known audio phrase: “thirteen plus seven”. Transcript: “thirty plus seven”. Calculator returns 37. Synthetic voice says “thirty-seven”. The example supplies ground truth; no real audio was analysed."/>
+            <wp:cNvGraphicFramePr>
+              <a:graphicFrameLocks noChangeAspect="1"/>
+            </wp:cNvGraphicFramePr>
+            <a:graphic>
+              <a:graphicData uri="http://schemas.openxmlformats.org/drawingml/2006/picture">
+                <pic:pic>
+                  <pic:nvPicPr>
+                    <pic:cNvPr id="0" name="academy-story-ai-3-12-01.png"/>
+                    <pic:cNvPicPr/>
+                  </pic:nvPicPr>
+                  <pic:blipFill>
+                    <a:blip r:embed="rId29"/>
+                    <a:stretch>
+                      <a:fillRect/>
+                    </a:stretch>
+                  </pic:blipFill>
+                  <pic:spPr>
+                    <a:xfrm>
+                      <a:off x="0" y="0"/>
+                      <a:ext cx="5486400" cy="3142488"/>
+                    </a:xfrm>
+                    <a:prstGeom prst="rect"/>
+                  </pic:spPr>
+                </pic:pic>
+              </a:graphicData>
+            </a:graphic>
+          </wp:inline>
+        </w:drawing>
+      </w:r>
+    </w:p>
+    <w:p>
+      <w:pPr>
+        <w:spacing w:line="336" w:lineRule="auto" w:after="180"/>
+      </w:pPr>
+      <w:r>
+        <w:rPr>
+          <w:b w:val="0"/>
+        </w:rPr>
+        <w:t>A fictional learner dictates a calculation to a voice assistant. Supplied facts: Known audio phrase: “thirteen plus seven”. Transcript: “thirty plus seven”. Calculator returns 37. Synthetic voice says “thirty-seven”.</w:t>
+      </w:r>
+    </w:p>
+    <w:p>
+      <w:pPr>
+        <w:spacing w:line="336" w:lineRule="auto" w:after="180"/>
+      </w:pPr>
+      <w:r>
+        <w:rPr>
+          <w:b w:val="0"/>
+        </w:rPr>
+        <w:t>The example supplies ground truth; no real audio was analysed.</w:t>
+      </w:r>
+    </w:p>
+    <w:p>
+      <w:pPr>
+        <w:spacing w:line="336" w:lineRule="auto" w:after="180"/>
+        <w:shd w:fill="F5F1FB"/>
+      </w:pPr>
+      <w:r>
+        <w:rPr>
+          <w:b w:val="0"/>
+        </w:rPr>
+        <w:t>Point to the given fact that matters most. Explain why it matters.</w:t>
+      </w:r>
+    </w:p>
+    <w:p>
+      <w:pPr>
+        <w:pStyle w:val="Heading3"/>
+      </w:pPr>
+      <w:r>
+        <w:t>02. Follow the deciding steps</w:t>
+      </w:r>
+    </w:p>
+    <w:p>
+      <w:r>
+        <w:drawing>
+          <wp:inline xmlns:a="http://schemas.openxmlformats.org/drawingml/2006/main" xmlns:pic="http://schemas.openxmlformats.org/drawingml/2006/picture">
+            <wp:extent cx="5486400" cy="4005072"/>
+            <wp:docPr id="23" name="Picture 23" descr="Recognise speech: Transcription changes thirteen into thirty. → Calculate text: 30+7=37 is correct for the mistaken transcript. → Speak result: Speech synthesis repeats 37; fluent voice does not validate the input. → Confirm intended input: Read back the recognised expression; intended 13+7=20."/>
+            <wp:cNvGraphicFramePr>
+              <a:graphicFrameLocks noChangeAspect="1"/>
+            </wp:cNvGraphicFramePr>
+            <a:graphic>
+              <a:graphicData uri="http://schemas.openxmlformats.org/drawingml/2006/picture">
+                <pic:pic>
+                  <pic:nvPicPr>
+                    <pic:cNvPr id="0" name="academy-story-ai-3-12-02.png"/>
+                    <pic:cNvPicPr/>
+                  </pic:nvPicPr>
+                  <pic:blipFill>
+                    <a:blip r:embed="rId30"/>
+                    <a:stretch>
+                      <a:fillRect/>
+                    </a:stretch>
+                  </pic:blipFill>
+                  <pic:spPr>
+                    <a:xfrm>
+                      <a:off x="0" y="0"/>
+                      <a:ext cx="5486400" cy="4005072"/>
+                    </a:xfrm>
+                    <a:prstGeom prst="rect"/>
+                  </pic:spPr>
+                </pic:pic>
+              </a:graphicData>
+            </a:graphic>
+          </wp:inline>
+        </w:drawing>
+      </w:r>
+    </w:p>
+    <w:p>
+      <w:pPr>
+        <w:spacing w:line="336" w:lineRule="auto" w:after="180"/>
+      </w:pPr>
+      <w:r>
+        <w:rPr>
+          <w:b w:val="0"/>
+        </w:rPr>
+        <w:t xml:space="preserve">Recognise speech: </w:t>
+      </w:r>
+      <w:r>
+        <w:rPr>
+          <w:b/>
+        </w:rPr>
+        <w:t>Transcription</w:t>
+      </w:r>
+      <w:r>
+        <w:rPr>
+          <w:b w:val="0"/>
+        </w:rPr>
+        <w:t xml:space="preserve"> changes thirteen into thirty. → Calculate text: 30+7=37 is correct for the mistaken transcript. → Speak result: Speech </w:t>
+      </w:r>
+      <w:r>
+        <w:rPr>
+          <w:b/>
+        </w:rPr>
+        <w:t>synthesis</w:t>
+      </w:r>
+      <w:r>
+        <w:rPr>
+          <w:b w:val="0"/>
+        </w:rPr>
+        <w:t xml:space="preserve"> repeats 37; fluent voice does not validate the </w:t>
+      </w:r>
+      <w:r>
+        <w:rPr>
+          <w:b/>
+        </w:rPr>
+        <w:t>input</w:t>
+      </w:r>
+      <w:r>
+        <w:rPr>
+          <w:b w:val="0"/>
+        </w:rPr>
+        <w:t xml:space="preserve">. → Confirm intended </w:t>
+      </w:r>
+      <w:r>
+        <w:rPr>
+          <w:b/>
+        </w:rPr>
+        <w:t>input</w:t>
+      </w:r>
+      <w:r>
+        <w:rPr>
+          <w:b w:val="0"/>
+        </w:rPr>
+        <w:t>: Read back the recognised expression; intended 13+7=20.</w:t>
+      </w:r>
+    </w:p>
+    <w:p>
+      <w:pPr>
+        <w:spacing w:line="336" w:lineRule="auto" w:after="180"/>
+        <w:shd w:fill="F5F1FB"/>
+      </w:pPr>
+      <w:r>
+        <w:rPr>
+          <w:b w:val="0"/>
+        </w:rPr>
+        <w:t xml:space="preserve">Point to each numbered stage and explain which recorded </w:t>
+      </w:r>
+      <w:r>
+        <w:rPr>
+          <w:b/>
+        </w:rPr>
+        <w:t>input</w:t>
+      </w:r>
+      <w:r>
+        <w:rPr>
+          <w:b w:val="0"/>
+        </w:rPr>
+        <w:t xml:space="preserve"> it uses.</w:t>
+      </w:r>
+    </w:p>
+    <w:p>
+      <w:pPr>
+        <w:pStyle w:val="Heading3"/>
+      </w:pPr>
+      <w:r>
+        <w:t>03. Speech pipelines and multimodal evidence — evidence trace</w:t>
+      </w:r>
+    </w:p>
+    <w:p>
+      <w:r>
+        <w:drawing>
+          <wp:inline xmlns:a="http://schemas.openxmlformats.org/drawingml/2006/main" xmlns:pic="http://schemas.openxmlformats.org/drawingml/2006/picture">
+            <wp:extent cx="5486400" cy="3297936"/>
+            <wp:docPr id="24" name="Picture 24" descr="Speech pipelines and multimodal evidence — evidence trace. Audio transcript reads fifteen boxes; a clear written inventory says fifty boxes. The original audio is unavailable and the assistant reports fifteen as certain. | Track source modality, segment/time references, transcription, interpretation and final claims separately. Compare conflicting evidence without assuming one modality always wins. Ask for clarification when the task needs unresolved information. | There is an unresolved quantity conflict and no audio replay. Preserve both sources and ask the responsible person; certainty is unsupported."/>
+            <wp:cNvGraphicFramePr>
+              <a:graphicFrameLocks noChangeAspect="1"/>
+            </wp:cNvGraphicFramePr>
+            <a:graphic>
+              <a:graphicData uri="http://schemas.openxmlformats.org/drawingml/2006/picture">
+                <pic:pic>
+                  <pic:nvPicPr>
+                    <pic:cNvPr id="0" name="academy-story-ai-3-12-03.png"/>
+                    <pic:cNvPicPr/>
+                  </pic:nvPicPr>
+                  <pic:blipFill>
+                    <a:blip r:embed="rId31"/>
+                    <a:stretch>
+                      <a:fillRect/>
+                    </a:stretch>
+                  </pic:blipFill>
+                  <pic:spPr>
+                    <a:xfrm>
+                      <a:off x="0" y="0"/>
+                      <a:ext cx="5486400" cy="3297936"/>
+                    </a:xfrm>
+                    <a:prstGeom prst="rect"/>
+                  </pic:spPr>
+                </pic:pic>
+              </a:graphicData>
+            </a:graphic>
+          </wp:inline>
+        </w:drawing>
+      </w:r>
+    </w:p>
+    <w:p>
+      <w:pPr>
+        <w:spacing w:line="336" w:lineRule="auto" w:after="180"/>
+      </w:pPr>
+      <w:r>
+        <w:rPr>
+          <w:b w:val="0"/>
+        </w:rPr>
+        <w:t xml:space="preserve">Speech pipelines and multimodal </w:t>
+      </w:r>
+      <w:r>
+        <w:rPr>
+          <w:b/>
+        </w:rPr>
+        <w:t>evidence</w:t>
+      </w:r>
+      <w:r>
+        <w:rPr>
+          <w:b w:val="0"/>
+        </w:rPr>
+        <w:t xml:space="preserve"> — </w:t>
+      </w:r>
+      <w:r>
+        <w:rPr>
+          <w:b/>
+        </w:rPr>
+        <w:t>evidence</w:t>
+      </w:r>
+      <w:r>
+        <w:rPr>
+          <w:b w:val="0"/>
+        </w:rPr>
+        <w:t xml:space="preserve"> trace. Audio transcript reads fifteen boxes; a clear written inventory says fifty boxes.</w:t>
+      </w:r>
+    </w:p>
+    <w:p>
+      <w:pPr>
+        <w:spacing w:line="336" w:lineRule="auto" w:after="180"/>
+      </w:pPr>
+      <w:r>
+        <w:rPr>
+          <w:b w:val="0"/>
+        </w:rPr>
+        <w:t xml:space="preserve">The original audio is unavailable and the assistant reports fifteen as certain. | Track source </w:t>
+      </w:r>
+      <w:r>
+        <w:rPr>
+          <w:b/>
+        </w:rPr>
+        <w:t>modality</w:t>
+      </w:r>
+      <w:r>
+        <w:rPr>
+          <w:b w:val="0"/>
+        </w:rPr>
+        <w:t xml:space="preserve">, segment/time references, </w:t>
+      </w:r>
+      <w:r>
+        <w:rPr>
+          <w:b/>
+        </w:rPr>
+        <w:t>transcription</w:t>
+      </w:r>
+      <w:r>
+        <w:rPr>
+          <w:b w:val="0"/>
+        </w:rPr>
+        <w:t>, interpretation and final claims separately.</w:t>
+      </w:r>
+    </w:p>
+    <w:p>
+      <w:pPr>
+        <w:spacing w:line="336" w:lineRule="auto" w:after="180"/>
+      </w:pPr>
+      <w:r>
+        <w:rPr>
+          <w:b w:val="0"/>
+        </w:rPr>
+        <w:t xml:space="preserve">Compare conflicting </w:t>
+      </w:r>
+      <w:r>
+        <w:rPr>
+          <w:b/>
+        </w:rPr>
+        <w:t>evidence</w:t>
+      </w:r>
+      <w:r>
+        <w:rPr>
+          <w:b w:val="0"/>
+        </w:rPr>
+        <w:t xml:space="preserve"> without assuming one </w:t>
+      </w:r>
+      <w:r>
+        <w:rPr>
+          <w:b/>
+        </w:rPr>
+        <w:t>modality</w:t>
+      </w:r>
+      <w:r>
+        <w:rPr>
+          <w:b w:val="0"/>
+        </w:rPr>
+        <w:t xml:space="preserve"> always wins. Ask for clarification when the task needs unresolved information. | There is an unresolved quantity conflict and no audio replay.</w:t>
+      </w:r>
+    </w:p>
+    <w:p>
+      <w:pPr>
+        <w:spacing w:line="336" w:lineRule="auto" w:after="180"/>
+      </w:pPr>
+      <w:r>
+        <w:rPr>
+          <w:b w:val="0"/>
+        </w:rPr>
+        <w:t>Preserve both sources and ask the responsible person; certainty is unsupported.</w:t>
+      </w:r>
+    </w:p>
+    <w:p>
+      <w:pPr>
+        <w:spacing w:line="336" w:lineRule="auto" w:after="180"/>
+        <w:shd w:fill="F5F1FB"/>
+      </w:pPr>
+      <w:r>
+        <w:rPr>
+          <w:b w:val="0"/>
+        </w:rPr>
+        <w:t>Read the labels and values. Explain the relationship the model shows.</w:t>
+      </w:r>
+    </w:p>
+    <w:p>
+      <w:pPr>
+        <w:pStyle w:val="Heading3"/>
+      </w:pPr>
+      <w:r>
+        <w:t>04. Change one thing. Trace what follows.</w:t>
+      </w:r>
+    </w:p>
+    <w:p>
+      <w:r>
+        <w:drawing>
+          <wp:inline xmlns:a="http://schemas.openxmlformats.org/drawingml/2006/main" xmlns:pic="http://schemas.openxmlformats.org/drawingml/2006/picture">
+            <wp:extent cx="5486400" cy="3026664"/>
+            <wp:docPr id="25" name="Picture 25" descr="Original case: Read back the recognised expression; intended 13+7=20. Changed condition: Correct the transcript to “thirteen plus seven” with all later stages unchanged. Expected result: The calculator and spoken result should become 20 under the declared pipeline. Reason: 13+7=20; the changed input removes the earlier recognition error."/>
+            <wp:cNvGraphicFramePr>
+              <a:graphicFrameLocks noChangeAspect="1"/>
+            </wp:cNvGraphicFramePr>
+            <a:graphic>
+              <a:graphicData uri="http://schemas.openxmlformats.org/drawingml/2006/picture">
+                <pic:pic>
+                  <pic:nvPicPr>
+                    <pic:cNvPr id="0" name="academy-story-ai-3-12-04.png"/>
+                    <pic:cNvPicPr/>
+                  </pic:nvPicPr>
+                  <pic:blipFill>
+                    <a:blip r:embed="rId32"/>
+                    <a:stretch>
+                      <a:fillRect/>
+                    </a:stretch>
+                  </pic:blipFill>
+                  <pic:spPr>
+                    <a:xfrm>
+                      <a:off x="0" y="0"/>
+                      <a:ext cx="5486400" cy="3026664"/>
+                    </a:xfrm>
+                    <a:prstGeom prst="rect"/>
+                  </pic:spPr>
+                </pic:pic>
+              </a:graphicData>
+            </a:graphic>
+          </wp:inline>
+        </w:drawing>
+      </w:r>
+    </w:p>
+    <w:p>
+      <w:pPr>
+        <w:spacing w:line="336" w:lineRule="auto" w:after="180"/>
+      </w:pPr>
+      <w:r>
+        <w:rPr>
+          <w:b w:val="0"/>
+        </w:rPr>
+        <w:t>Original case: Read back the recognised expression; intended 13+7=20. Changed condition: Correct the transcript to “thirteen plus seven” with all later stages unchanged.</w:t>
+      </w:r>
+    </w:p>
+    <w:p>
+      <w:pPr>
+        <w:spacing w:line="336" w:lineRule="auto" w:after="180"/>
+      </w:pPr>
+      <w:r>
+        <w:rPr>
+          <w:b w:val="0"/>
+        </w:rPr>
+        <w:t xml:space="preserve">Expected result: The calculator and spoken result should become 20 under the declared pipeline. Reason: 13+7=20; the changed </w:t>
+      </w:r>
+      <w:r>
+        <w:rPr>
+          <w:b/>
+        </w:rPr>
+        <w:t>input</w:t>
+      </w:r>
+      <w:r>
+        <w:rPr>
+          <w:b w:val="0"/>
+        </w:rPr>
+        <w:t xml:space="preserve"> removes the earlier recognition error.</w:t>
+      </w:r>
+    </w:p>
+    <w:p>
+      <w:pPr>
+        <w:spacing w:line="336" w:lineRule="auto" w:after="180"/>
+        <w:shd w:fill="F5F1FB"/>
+      </w:pPr>
+      <w:r>
+        <w:rPr>
+          <w:b w:val="0"/>
+        </w:rPr>
+        <w:t>Predict before checking the worked changed-case result. Name what changed and what the supplied facts allow you to conclude.</w:t>
+      </w:r>
+    </w:p>
+    <w:p>
+      <w:pPr>
+        <w:pStyle w:val="Heading3"/>
+      </w:pPr>
+      <w:r>
+        <w:t>05. Connect the explanation to its limit</w:t>
+      </w:r>
+    </w:p>
+    <w:p>
+      <w:r>
+        <w:drawing>
+          <wp:inline xmlns:a="http://schemas.openxmlformats.org/drawingml/2006/main" xmlns:pic="http://schemas.openxmlformats.org/drawingml/2006/picture">
+            <wp:extent cx="5486400" cy="2834640"/>
+            <wp:docPr id="26" name="Picture 26" descr="The first error occurs before arithmetic. Blaming the calculator would target a stage that correctly processed its supplied text. Read-back or on-screen confirmation lets the user catch a number misunderstanding before action. Retain the original audio and transcript, where permitted, to separate recognition defects from later processing errors. Limit: These supplied transcript facts do not establish how an actual recogniser performs for accents, noise or different speakers."/>
+            <wp:cNvGraphicFramePr>
+              <a:graphicFrameLocks noChangeAspect="1"/>
+            </wp:cNvGraphicFramePr>
+            <a:graphic>
+              <a:graphicData uri="http://schemas.openxmlformats.org/drawingml/2006/picture">
+                <pic:pic>
+                  <pic:nvPicPr>
+                    <pic:cNvPr id="0" name="academy-story-ai-3-12-05.png"/>
+                    <pic:cNvPicPr/>
+                  </pic:nvPicPr>
+                  <pic:blipFill>
+                    <a:blip r:embed="rId33"/>
+                    <a:stretch>
+                      <a:fillRect/>
+                    </a:stretch>
+                  </pic:blipFill>
+                  <pic:spPr>
+                    <a:xfrm>
+                      <a:off x="0" y="0"/>
+                      <a:ext cx="5486400" cy="2834640"/>
+                    </a:xfrm>
+                    <a:prstGeom prst="rect"/>
+                  </pic:spPr>
+                </pic:pic>
+              </a:graphicData>
+            </a:graphic>
+          </wp:inline>
+        </w:drawing>
+      </w:r>
+    </w:p>
+    <w:p>
+      <w:pPr>
+        <w:spacing w:line="336" w:lineRule="auto" w:after="180"/>
+      </w:pPr>
+      <w:r>
+        <w:rPr>
+          <w:b w:val="0"/>
+        </w:rPr>
+        <w:t xml:space="preserve">The first error occurs before arithmetic. Blaming the calculator would target a stage that correctly </w:t>
+      </w:r>
+      <w:r>
+        <w:rPr>
+          <w:b/>
+        </w:rPr>
+        <w:t>process</w:t>
+      </w:r>
+      <w:r>
+        <w:rPr>
+          <w:b w:val="0"/>
+        </w:rPr>
+        <w:t>ed its supplied text. Read-back or on-screen confirmation lets the user catch a number misunderstanding before action.</w:t>
+      </w:r>
+    </w:p>
+    <w:p>
+      <w:pPr>
+        <w:spacing w:line="336" w:lineRule="auto" w:after="180"/>
+      </w:pPr>
+      <w:r>
+        <w:rPr>
+          <w:b w:val="0"/>
+        </w:rPr>
+        <w:t xml:space="preserve">Retain the original audio and transcript, where permitted, to separate recognition defects from later </w:t>
+      </w:r>
+      <w:r>
+        <w:rPr>
+          <w:b/>
+        </w:rPr>
+        <w:t>process</w:t>
+      </w:r>
+      <w:r>
+        <w:rPr>
+          <w:b w:val="0"/>
+        </w:rPr>
+        <w:t>ing errors.</w:t>
+      </w:r>
+    </w:p>
+    <w:p>
+      <w:pPr>
+        <w:spacing w:line="336" w:lineRule="auto" w:after="180"/>
+      </w:pPr>
+      <w:r>
+        <w:rPr>
+          <w:b w:val="0"/>
+        </w:rPr>
+        <w:t>Limit: These supplied transcript facts do not establish how an actual recogniser performs for accents, noise or different speakers.</w:t>
+      </w:r>
+    </w:p>
+    <w:p>
+      <w:pPr>
+        <w:spacing w:line="336" w:lineRule="auto" w:after="180"/>
+        <w:shd w:fill="F5F1FB"/>
+      </w:pPr>
+      <w:r>
+        <w:rPr>
+          <w:b w:val="0"/>
+        </w:rPr>
+        <w:t>Explain the case, then point to a limit on the claim.</w:t>
+      </w:r>
+    </w:p>
+    <w:p>
+      <w:pPr>
+        <w:pStyle w:val="Heading3"/>
+      </w:pPr>
+      <w:r>
+        <w:t>06. Make the idea visible in your project</w:t>
+      </w:r>
+    </w:p>
+    <w:p>
+      <w:r>
+        <w:drawing>
+          <wp:inline xmlns:a="http://schemas.openxmlformats.org/drawingml/2006/main" xmlns:pic="http://schemas.openxmlformats.org/drawingml/2006/picture">
+            <wp:extent cx="5486400" cy="3380232"/>
+            <wp:docPr id="27" name="Picture 27" descr="Show Study Buddy recognised questions before calculating or retrieving important answers, especially numbers and dates. Draw your input, deciding step, result and limit. Supported question: Which stage was initially wrong, and which stage was correctly operating on a wrong input?"/>
+            <wp:cNvGraphicFramePr>
+              <a:graphicFrameLocks noChangeAspect="1"/>
+            </wp:cNvGraphicFramePr>
+            <a:graphic>
+              <a:graphicData uri="http://schemas.openxmlformats.org/drawingml/2006/picture">
+                <pic:pic>
+                  <pic:nvPicPr>
+                    <pic:cNvPr id="0" name="academy-story-ai-3-12-06.png"/>
+                    <pic:cNvPicPr/>
+                  </pic:nvPicPr>
+                  <pic:blipFill>
+                    <a:blip r:embed="rId34"/>
+                    <a:stretch>
+                      <a:fillRect/>
+                    </a:stretch>
+                  </pic:blipFill>
+                  <pic:spPr>
+                    <a:xfrm>
+                      <a:off x="0" y="0"/>
+                      <a:ext cx="5486400" cy="3380232"/>
+                    </a:xfrm>
+                    <a:prstGeom prst="rect"/>
+                  </pic:spPr>
+                </pic:pic>
+              </a:graphicData>
+            </a:graphic>
+          </wp:inline>
+        </w:drawing>
+      </w:r>
+    </w:p>
+    <w:p>
+      <w:pPr>
+        <w:spacing w:line="336" w:lineRule="auto" w:after="180"/>
+      </w:pPr>
+      <w:r>
+        <w:rPr>
+          <w:b w:val="0"/>
+        </w:rPr>
+        <w:t xml:space="preserve">Show Study Buddy recognised questions before calculating or retrieving important answers, especially numbers and dates. Draw your </w:t>
+      </w:r>
+      <w:r>
+        <w:rPr>
+          <w:b/>
+        </w:rPr>
+        <w:t>input</w:t>
+      </w:r>
+      <w:r>
+        <w:rPr>
+          <w:b w:val="0"/>
+        </w:rPr>
+        <w:t>, deciding step, result and limit.</w:t>
+      </w:r>
+    </w:p>
+    <w:p>
+      <w:pPr>
+        <w:spacing w:line="336" w:lineRule="auto" w:after="180"/>
+      </w:pPr>
+      <w:r>
+        <w:rPr>
+          <w:b w:val="0"/>
+        </w:rPr>
+        <w:t xml:space="preserve">Supported question: Which stage was initially wrong, and which stage was correctly operating on a wrong </w:t>
+      </w:r>
+      <w:r>
+        <w:rPr>
+          <w:b/>
+        </w:rPr>
+        <w:t>input</w:t>
+      </w:r>
+      <w:r>
+        <w:rPr>
+          <w:b w:val="0"/>
+        </w:rPr>
+        <w:t>?</w:t>
+      </w:r>
+    </w:p>
+    <w:p>
+      <w:pPr>
+        <w:spacing w:line="336" w:lineRule="auto" w:after="180"/>
+        <w:shd w:fill="F5F1FB"/>
+      </w:pPr>
+      <w:r>
+        <w:rPr>
+          <w:b w:val="0"/>
+        </w:rPr>
+        <w:t xml:space="preserve">Draw your project trace and justify the deciding step using </w:t>
+      </w:r>
+      <w:r>
+        <w:rPr>
+          <w:b/>
+        </w:rPr>
+        <w:t>evidence</w:t>
+      </w:r>
+      <w:r>
+        <w:rPr>
+          <w:b w:val="0"/>
+        </w:rPr>
+        <w:t>.</w:t>
       </w:r>
     </w:p>
     <w:sectPr>

--- a/downloads/student/ai-3-week-12.docx
+++ b/downloads/student/ai-3-week-12.docx
@@ -25,12 +25,17 @@
         <w:pStyle w:val="Heading1"/>
       </w:pPr>
       <w:r>
-        <w:t>Before you start</w:t>
-      </w:r>
-    </w:p>
-    <w:p>
-      <w:r>
-        <w:t>AI-2 Week 26: inspect intermediate stages to locate errors.</w:t>
+        <w:t>Keep the source. Trace each stage. Locate the first supported mismatch.</w:t>
+      </w:r>
+    </w:p>
+    <w:p>
+      <w:r>
+        <w:t>Diagnose speech-pipeline errors without treating fluent output or absent recordings as verification.</w:t>
+      </w:r>
+    </w:p>
+    <w:p>
+      <w:r>
+        <w:t>Stage contracts → known phrase trace → separate unresolved conflict → four complete cards → independent calculation.</w:t>
       </w:r>
     </w:p>
     <w:p>
@@ -38,12 +43,152 @@
         <w:pStyle w:val="Heading1"/>
       </w:pPr>
       <w:r>
-        <w:t>01. Your mission</w:t>
-      </w:r>
-    </w:p>
-    <w:p>
-      <w:r>
-        <w:t>Start with the target: Explain the mechanism and terminology of speech pipelines and multimodal evidence. Try the recall before opening notes.</w:t>
+        <w:t>01. At which speech stage did the first supported mismatch occur?</w:t>
+      </w:r>
+    </w:p>
+    <w:p>
+      <w:r>
+        <w:t>Trace the source, transcript, interpretation, calculation and spoken result separately.</w:t>
+      </w:r>
+    </w:p>
+    <w:p>
+      <w:pPr>
+        <w:pStyle w:val="Heading2"/>
+      </w:pPr>
+      <w:r>
+        <w:t>Your learning goals</w:t>
+      </w:r>
+    </w:p>
+    <w:p>
+      <w:pPr>
+        <w:spacing w:line="336" w:lineRule="auto" w:after="180"/>
+      </w:pPr>
+      <w:r>
+        <w:rPr>
+          <w:b w:val="0"/>
+        </w:rPr>
+        <w:t xml:space="preserve">I can explain the </w:t>
+      </w:r>
+      <w:r>
+        <w:rPr>
+          <w:b/>
+        </w:rPr>
+        <w:t>mechanism</w:t>
+      </w:r>
+      <w:r>
+        <w:rPr>
+          <w:b w:val="0"/>
+        </w:rPr>
+        <w:t xml:space="preserve"> and terminology of speech pipelines and multimodal </w:t>
+      </w:r>
+      <w:r>
+        <w:rPr>
+          <w:b/>
+        </w:rPr>
+        <w:t>evidence</w:t>
+      </w:r>
+      <w:r>
+        <w:rPr>
+          <w:b w:val="0"/>
+        </w:rPr>
+        <w:t>.</w:t>
+      </w:r>
+    </w:p>
+    <w:p>
+      <w:pPr>
+        <w:spacing w:line="336" w:lineRule="auto" w:after="180"/>
+      </w:pPr>
+      <w:r>
+        <w:rPr>
+          <w:b w:val="0"/>
+        </w:rPr>
+        <w:t>I can apply the stated procedure to a new case with a traceable result.</w:t>
+      </w:r>
+    </w:p>
+    <w:p>
+      <w:pPr>
+        <w:spacing w:line="336" w:lineRule="auto" w:after="180"/>
+      </w:pPr>
+      <w:r>
+        <w:rPr>
+          <w:b w:val="0"/>
+        </w:rPr>
+        <w:t>I can identify an assumption or limitation and design a revealing follow-up.</w:t>
+      </w:r>
+    </w:p>
+    <w:p>
+      <w:pPr>
+        <w:pStyle w:val="Heading2"/>
+      </w:pPr>
+      <w:r>
+        <w:t>Recall separate criteria for separate stages</w:t>
+      </w:r>
+    </w:p>
+    <w:p>
+      <w:pPr>
+        <w:pStyle w:val="ListBullet"/>
+      </w:pPr>
+      <w:r>
+        <w:t>Close your notes first. A rough first answer helps us choose the right starting point; it is not a score for your ability.</w:t>
+      </w:r>
+    </w:p>
+    <w:p>
+      <w:pPr>
+        <w:pStyle w:val="ListBullet"/>
+      </w:pPr>
+      <w:r>
+        <w:t>Recall Visual Composition: object presence, spatial relation and arrow meaning need separate checks. In a speech pipeline, recognition, interpretation, calculation and spoken output likewise need their own evidence.</w:t>
+      </w:r>
+    </w:p>
+    <w:p>
+      <w:pPr>
+        <w:pStyle w:val="Heading2"/>
+      </w:pPr>
+      <w:r>
+        <w:t>Your end goal</w:t>
+      </w:r>
+    </w:p>
+    <w:p>
+      <w:pPr>
+        <w:spacing w:line="336" w:lineRule="auto" w:after="180"/>
+      </w:pPr>
+      <w:r>
+        <w:rPr>
+          <w:b w:val="0"/>
+        </w:rPr>
+        <w:t xml:space="preserve">By the end, I can separate </w:t>
+      </w:r>
+      <w:r>
+        <w:rPr>
+          <w:b/>
+        </w:rPr>
+        <w:t>speech recognition</w:t>
+      </w:r>
+      <w:r>
+        <w:rPr>
+          <w:b w:val="0"/>
+        </w:rPr>
+        <w:t xml:space="preserve">, calculation and speech </w:t>
+      </w:r>
+      <w:r>
+        <w:rPr>
+          <w:b/>
+        </w:rPr>
+        <w:t>output</w:t>
+      </w:r>
+      <w:r>
+        <w:rPr>
+          <w:b w:val="0"/>
+        </w:rPr>
+        <w:t xml:space="preserve"> when diagnosing an error.</w:t>
+      </w:r>
+    </w:p>
+    <w:p>
+      <w:pPr>
+        <w:pStyle w:val="Heading2"/>
+      </w:pPr>
+      <w:r>
+        <w:t>Earlier wording, alternatives and picture transcripts · reference / check after trying</w:t>
       </w:r>
     </w:p>
     <w:p>
@@ -56,78 +201,10 @@
     </w:p>
     <w:p>
       <w:pPr>
-        <w:spacing w:line="336" w:lineRule="auto" w:after="180"/>
-      </w:pPr>
-      <w:r>
-        <w:rPr>
-          <w:b w:val="0"/>
-        </w:rPr>
-        <w:t xml:space="preserve">I can explain the </w:t>
-      </w:r>
-      <w:r>
-        <w:rPr>
-          <w:b/>
-        </w:rPr>
-        <w:t>mechanism</w:t>
-      </w:r>
-      <w:r>
-        <w:rPr>
-          <w:b w:val="0"/>
-        </w:rPr>
-        <w:t xml:space="preserve"> and terminology of speech pipelines and multimodal </w:t>
-      </w:r>
-      <w:r>
-        <w:rPr>
-          <w:b/>
-        </w:rPr>
-        <w:t>evidence</w:t>
-      </w:r>
-      <w:r>
-        <w:rPr>
-          <w:b w:val="0"/>
-        </w:rPr>
-        <w:t>.</w:t>
-      </w:r>
-    </w:p>
-    <w:p>
-      <w:pPr>
-        <w:spacing w:line="336" w:lineRule="auto" w:after="180"/>
-      </w:pPr>
-      <w:r>
-        <w:rPr>
-          <w:b w:val="0"/>
-        </w:rPr>
-        <w:t>I can apply the stated procedure to a new case with a traceable result.</w:t>
-      </w:r>
-    </w:p>
-    <w:p>
-      <w:pPr>
-        <w:spacing w:line="336" w:lineRule="auto" w:after="180"/>
-      </w:pPr>
-      <w:r>
-        <w:rPr>
-          <w:b w:val="0"/>
-        </w:rPr>
-        <w:t>I can identify an assumption or limitation and design a revealing follow-up.</w:t>
-      </w:r>
-    </w:p>
-    <w:p>
-      <w:pPr>
         <w:pStyle w:val="Heading3"/>
       </w:pPr>
       <w:r>
         <w:t>Remember before reading</w:t>
-      </w:r>
-    </w:p>
-    <w:p>
-      <w:pPr>
-        <w:spacing w:line="336" w:lineRule="auto" w:after="180"/>
-      </w:pPr>
-      <w:r>
-        <w:rPr>
-          <w:b w:val="0"/>
-        </w:rPr>
-        <w:t>Close your notes first. A rough first answer helps us choose the right starting point; it is not a score for your ability.</w:t>
       </w:r>
     </w:p>
     <w:p>
@@ -262,7 +339,7 @@
       </w:pPr>
       <w:r>
         <w:rPr>
-          <w:b/>
+          <w:b w:val="0"/>
         </w:rPr>
         <w:t>CREATOR MISSION</w:t>
       </w:r>
@@ -332,45 +409,80 @@
     </w:p>
     <w:p>
       <w:pPr>
+        <w:pStyle w:val="Heading3"/>
+      </w:pPr>
+      <w:r>
+        <w:t>This week’s end goal</w:t>
+      </w:r>
+    </w:p>
+    <w:p>
+      <w:pPr>
+        <w:pStyle w:val="Heading1"/>
+      </w:pPr>
+      <w:r>
+        <w:t>02. A later stage can correctly process an earlier mistake</w:t>
+      </w:r>
+    </w:p>
+    <w:p>
+      <w:r>
+        <w:t>A fluent spoken result does not verify the intended input.</w:t>
+      </w:r>
+    </w:p>
+    <w:p>
+      <w:pPr>
+        <w:pStyle w:val="Heading2"/>
+      </w:pPr>
+      <w:r>
+        <w:t>The pipeline and error-propagation idea</w:t>
+      </w:r>
+    </w:p>
+    <w:p>
+      <w:pPr>
         <w:spacing w:line="336" w:lineRule="auto" w:after="180"/>
       </w:pPr>
       <w:r>
         <w:rPr>
           <w:b w:val="0"/>
         </w:rPr>
-        <w:t xml:space="preserve">Recall Image generation and provenance. Explain why a recorded result needs its </w:t>
-      </w:r>
-      <w:r>
-        <w:rPr>
-          <w:b/>
-        </w:rPr>
-        <w:t>input</w:t>
-      </w:r>
+        <w:t>A multimodal pipeline may transcribe speech, inspect an image and generate a response. Errors at one stage can propagate even when later stages run correctly.</w:t>
+      </w:r>
+    </w:p>
+    <w:p>
+      <w:pPr>
+        <w:pStyle w:val="Heading2"/>
+      </w:pPr>
+      <w:r>
+        <w:t>Use supplied ground truth without claiming a real recogniser run</w:t>
+      </w:r>
+    </w:p>
+    <w:p>
+      <w:pPr>
+        <w:spacing w:line="336" w:lineRule="auto" w:after="180"/>
+      </w:pPr>
       <w:r>
         <w:rPr>
           <w:b w:val="0"/>
         </w:rPr>
-        <w:t xml:space="preserve"> conditions and </w:t>
-      </w:r>
-      <w:r>
-        <w:rPr>
-          <w:b/>
-        </w:rPr>
-        <w:t>evidence</w:t>
-      </w:r>
+        <w:t>Begin by writing the question the procedure is intended to answer. Identify the information already supplied, the information it will produce and the information still missing.</w:t>
+      </w:r>
+    </w:p>
+    <w:p>
+      <w:pPr>
+        <w:spacing w:line="336" w:lineRule="auto" w:after="180"/>
+      </w:pPr>
       <w:r>
         <w:rPr>
           <w:b w:val="0"/>
         </w:rPr>
-        <w:t xml:space="preserve"> source before it can support a claim.</w:t>
-      </w:r>
-    </w:p>
-    <w:p>
-      <w:pPr>
-        <w:pStyle w:val="Heading3"/>
-      </w:pPr>
-      <w:r>
-        <w:t>This week’s end goal</w:t>
+        <w:t>These are constructed classroom examples; they do not require live accounts, private records or an external service. Do not treat a plausible explanation as a measured outcome.</w:t>
+      </w:r>
+    </w:p>
+    <w:p>
+      <w:pPr>
+        <w:pStyle w:val="Heading2"/>
+      </w:pPr>
+      <w:r>
+        <w:t>Earlier wording, alternatives and picture transcripts · reference / check after trying</w:t>
       </w:r>
     </w:p>
     <w:p>
@@ -380,54 +492,6 @@
       <w:r>
         <w:rPr>
           <w:b w:val="0"/>
-        </w:rPr>
-        <w:t xml:space="preserve">By the end, I can separate </w:t>
-      </w:r>
-      <w:r>
-        <w:rPr>
-          <w:b/>
-        </w:rPr>
-        <w:t>speech recognition</w:t>
-      </w:r>
-      <w:r>
-        <w:rPr>
-          <w:b w:val="0"/>
-        </w:rPr>
-        <w:t xml:space="preserve">, calculation and speech </w:t>
-      </w:r>
-      <w:r>
-        <w:rPr>
-          <w:b/>
-        </w:rPr>
-        <w:t>output</w:t>
-      </w:r>
-      <w:r>
-        <w:rPr>
-          <w:b w:val="0"/>
-        </w:rPr>
-        <w:t xml:space="preserve"> when diagnosing an error.</w:t>
-      </w:r>
-    </w:p>
-    <w:p>
-      <w:pPr>
-        <w:pStyle w:val="Heading1"/>
-      </w:pPr>
-      <w:r>
-        <w:t>02. Notice the evidence</w:t>
-      </w:r>
-    </w:p>
-    <w:p>
-      <w:r>
-        <w:t>Investigate the supplied Speech and Audio Systems case. Separate observations, given facts and assumptions before choosing an explanation.</w:t>
-      </w:r>
-    </w:p>
-    <w:p>
-      <w:pPr>
-        <w:spacing w:line="336" w:lineRule="auto" w:after="180"/>
-      </w:pPr>
-      <w:r>
-        <w:rPr>
-          <w:b/>
         </w:rPr>
         <w:t>PICTURE STORY</w:t>
       </w:r>
@@ -504,46 +568,236 @@
     </w:p>
     <w:p>
       <w:pPr>
+        <w:spacing w:line="336" w:lineRule="auto" w:after="180"/>
+      </w:pPr>
+      <w:r>
+        <w:rPr>
+          <w:b w:val="0"/>
+        </w:rPr>
+        <w:t>MYSTERY</w:t>
+      </w:r>
+    </w:p>
+    <w:p>
+      <w:pPr>
+        <w:spacing w:line="336" w:lineRule="auto" w:after="180"/>
+      </w:pPr>
+      <w:r>
+        <w:rPr>
+          <w:b w:val="0"/>
+        </w:rPr>
+        <w:t xml:space="preserve">The learners must use speech and audio systems to solve a problem. What information do they have? What decision or calculation do they make? What would count as </w:t>
+      </w:r>
+      <w:r>
+        <w:rPr>
+          <w:b/>
+        </w:rPr>
+        <w:t>evidence</w:t>
+      </w:r>
+      <w:r>
+        <w:rPr>
+          <w:b w:val="0"/>
+        </w:rPr>
+        <w:t xml:space="preserve"> that it worked?</w:t>
+      </w:r>
+    </w:p>
+    <w:p>
+      <w:pPr>
+        <w:spacing w:line="336" w:lineRule="auto" w:after="180"/>
+      </w:pPr>
+      <w:r>
+        <w:rPr>
+          <w:b w:val="0"/>
+        </w:rPr>
+        <w:t xml:space="preserve">Three </w:t>
+      </w:r>
+      <w:r>
+        <w:rPr>
+          <w:b/>
+        </w:rPr>
+        <w:t>observation</w:t>
+      </w:r>
+      <w:r>
+        <w:rPr>
+          <w:b w:val="0"/>
+        </w:rPr>
+        <w:t>s (what you can point to):</w:t>
+      </w:r>
+    </w:p>
+    <w:p>
+      <w:pPr>
         <w:pStyle w:val="Heading3"/>
       </w:pPr>
       <w:r>
-        <w:t>Start with this puzzle</w:t>
+        <w:t>Write or draw your reasoning and evidence.</w:t>
+      </w:r>
+    </w:p>
+    <w:p>
+      <w:r>
+        <w:t>________________________________________________________________</w:t>
+      </w:r>
+    </w:p>
+    <w:p>
+      <w:r>
+        <w:t>________________________________________________________________</w:t>
+      </w:r>
+    </w:p>
+    <w:p>
+      <w:r>
+        <w:t>________________________________________________________________</w:t>
+      </w:r>
+    </w:p>
+    <w:p>
+      <w:r>
+        <w:t>________________________________________________________________</w:t>
+      </w:r>
+    </w:p>
+    <w:p>
+      <w:r>
+        <w:t>________________________________________________________________</w:t>
       </w:r>
     </w:p>
     <w:p>
       <w:pPr>
         <w:spacing w:line="336" w:lineRule="auto" w:after="180"/>
-        <w:shd w:fill="F1F6FC"/>
       </w:pPr>
       <w:r>
         <w:rPr>
           <w:b w:val="0"/>
         </w:rPr>
-        <w:t>MYSTERY</w:t>
+        <w:t xml:space="preserve">My </w:t>
+      </w:r>
+      <w:r>
+        <w:rPr>
+          <w:b/>
+        </w:rPr>
+        <w:t>prediction</w:t>
+      </w:r>
+      <w:r>
+        <w:rPr>
+          <w:b w:val="0"/>
+        </w:rPr>
+        <w:t xml:space="preserve"> and the clue supporting it:</w:t>
+      </w:r>
+    </w:p>
+    <w:p>
+      <w:pPr>
+        <w:pStyle w:val="Heading3"/>
+      </w:pPr>
+      <w:r>
+        <w:t>Write or draw your reasoning and evidence.</w:t>
+      </w:r>
+    </w:p>
+    <w:p>
+      <w:r>
+        <w:t>________________________________________________________________</w:t>
+      </w:r>
+    </w:p>
+    <w:p>
+      <w:r>
+        <w:t>________________________________________________________________</w:t>
+      </w:r>
+    </w:p>
+    <w:p>
+      <w:r>
+        <w:t>________________________________________________________________</w:t>
+      </w:r>
+    </w:p>
+    <w:p>
+      <w:r>
+        <w:t>________________________________________________________________</w:t>
+      </w:r>
+    </w:p>
+    <w:p>
+      <w:r>
+        <w:t>________________________________________________________________</w:t>
+      </w:r>
+    </w:p>
+    <w:p>
+      <w:pPr>
+        <w:pStyle w:val="Heading3"/>
+      </w:pPr>
+      <w:r>
+        <w:t>A closer explanation</w:t>
+      </w:r>
+    </w:p>
+    <w:p>
+      <w:pPr>
+        <w:pStyle w:val="Heading1"/>
+      </w:pPr>
+      <w:r>
+        <w:t>03. Keep a stage record before assigning blame</w:t>
+      </w:r>
+    </w:p>
+    <w:p>
+      <w:r>
+        <w:t>An unavailable source limits what the evidence can diagnose.</w:t>
+      </w:r>
+    </w:p>
+    <w:p>
+      <w:pPr>
+        <w:pStyle w:val="Heading2"/>
+      </w:pPr>
+      <w:r>
+        <w:t>Preserve modality, source reference and intermediate outputs</w:t>
       </w:r>
     </w:p>
     <w:p>
       <w:pPr>
         <w:spacing w:line="336" w:lineRule="auto" w:after="180"/>
-        <w:shd w:fill="F5F1FB"/>
       </w:pPr>
       <w:r>
         <w:rPr>
           <w:b w:val="0"/>
         </w:rPr>
-        <w:t xml:space="preserve">The learners must use speech and audio systems to solve a problem. What information do they have? What decision or calculation do they make? What would count as </w:t>
+        <w:t xml:space="preserve">Track source </w:t>
       </w:r>
       <w:r>
         <w:rPr>
           <w:b/>
         </w:rPr>
+        <w:t>modality</w:t>
+      </w:r>
+      <w:r>
+        <w:rPr>
+          <w:b w:val="0"/>
+        </w:rPr>
+        <w:t xml:space="preserve">, segment/time references, </w:t>
+      </w:r>
+      <w:r>
+        <w:rPr>
+          <w:b/>
+        </w:rPr>
+        <w:t>transcription</w:t>
+      </w:r>
+      <w:r>
+        <w:rPr>
+          <w:b w:val="0"/>
+        </w:rPr>
+        <w:t xml:space="preserve">, interpretation and final claims separately. Compare conflicting </w:t>
+      </w:r>
+      <w:r>
+        <w:rPr>
+          <w:b/>
+        </w:rPr>
         <w:t>evidence</w:t>
       </w:r>
       <w:r>
         <w:rPr>
           <w:b w:val="0"/>
         </w:rPr>
-        <w:t xml:space="preserve"> that it worked?</w:t>
+        <w:t xml:space="preserve"> without assuming one </w:t>
+      </w:r>
+      <w:r>
+        <w:rPr>
+          <w:b/>
+        </w:rPr>
+        <w:t>modality</w:t>
+      </w:r>
+      <w:r>
+        <w:rPr>
+          <w:b w:val="0"/>
+        </w:rPr>
+        <w:t xml:space="preserve"> always wins.</w:t>
       </w:r>
     </w:p>
     <w:p>
@@ -554,52 +808,253 @@
         <w:rPr>
           <w:b w:val="0"/>
         </w:rPr>
-        <w:t xml:space="preserve">Three </w:t>
+        <w:t>Ask for clarification when the task needs unresolved information.</w:t>
+      </w:r>
+    </w:p>
+    <w:p>
+      <w:pPr>
+        <w:pStyle w:val="Heading2"/>
+      </w:pPr>
+      <w:r>
+        <w:t>Read the explicit stage contracts</w:t>
+      </w:r>
+    </w:p>
+    <w:tbl>
+      <w:tblPr>
+        <w:tblStyle w:val="LightShading-Accent1"/>
+        <w:tblW w:type="auto" w:w="0"/>
+        <w:tblLook w:firstColumn="1" w:firstRow="1" w:lastColumn="0" w:lastRow="0" w:noHBand="0" w:noVBand="1" w:val="04A0"/>
+      </w:tblPr>
+      <w:tblGrid>
+        <w:gridCol w:w="3408"/>
+        <w:gridCol w:w="3408"/>
+        <w:gridCol w:w="3408"/>
+      </w:tblGrid>
+      <w:tr>
+        <w:trPr>
+          <w:tblHeader/>
+        </w:trPr>
+        <w:tc>
+          <w:tcPr>
+            <w:tcW w:type="dxa" w:w="3408"/>
+          </w:tcPr>
+          <w:p>
+            <w:r>
+              <w:t>Stage</w:t>
+            </w:r>
+          </w:p>
+        </w:tc>
+        <w:tc>
+          <w:tcPr>
+            <w:tcW w:type="dxa" w:w="3408"/>
+          </w:tcPr>
+          <w:p>
+            <w:r>
+              <w:t>Output to inspect</w:t>
+            </w:r>
+          </w:p>
+        </w:tc>
+        <w:tc>
+          <w:tcPr>
+            <w:tcW w:type="dxa" w:w="3408"/>
+          </w:tcPr>
+          <w:p>
+            <w:r>
+              <w:t>Evidence needed for its check</w:t>
+            </w:r>
+          </w:p>
+        </w:tc>
+      </w:tr>
+      <w:tr>
+        <w:tc>
+          <w:tcPr>
+            <w:tcW w:type="dxa" w:w="3408"/>
+          </w:tcPr>
+          <w:p>
+            <w:r>
+              <w:t>Capture</w:t>
+            </w:r>
+          </w:p>
+        </w:tc>
+        <w:tc>
+          <w:tcPr>
+            <w:tcW w:type="dxa" w:w="3408"/>
+          </w:tcPr>
+          <w:p>
+            <w:r>
+              <w:t>Recorded audio signal</w:t>
+            </w:r>
+          </w:p>
+        </w:tc>
+        <w:tc>
+          <w:tcPr>
+            <w:tcW w:type="dxa" w:w="3408"/>
+          </w:tcPr>
+          <w:p>
+            <w:r>
+              <w:t>Available source recording and capture conditions</w:t>
+            </w:r>
+          </w:p>
+        </w:tc>
+      </w:tr>
+      <w:tr>
+        <w:tc>
+          <w:tcPr>
+            <w:tcW w:type="dxa" w:w="3408"/>
+          </w:tcPr>
+          <w:p>
+            <w:r>
+              <w:t>Recognition</w:t>
+            </w:r>
+          </w:p>
+        </w:tc>
+        <w:tc>
+          <w:tcPr>
+            <w:tcW w:type="dxa" w:w="3408"/>
+          </w:tcPr>
+          <w:p>
+            <w:r>
+              <w:t>Transcript words</w:t>
+            </w:r>
+          </w:p>
+        </w:tc>
+        <w:tc>
+          <w:tcPr>
+            <w:tcW w:type="dxa" w:w="3408"/>
+          </w:tcPr>
+          <w:p>
+            <w:r>
+              <w:t>A supplied reference utterance or suitable replay</w:t>
+            </w:r>
+          </w:p>
+        </w:tc>
+      </w:tr>
+      <w:tr>
+        <w:tc>
+          <w:tcPr>
+            <w:tcW w:type="dxa" w:w="3408"/>
+          </w:tcPr>
+          <w:p>
+            <w:r>
+              <w:t>Interpretation</w:t>
+            </w:r>
+          </w:p>
+        </w:tc>
+        <w:tc>
+          <w:tcPr>
+            <w:tcW w:type="dxa" w:w="3408"/>
+          </w:tcPr>
+          <w:p>
+            <w:r>
+              <w:t>Operands and operation</w:t>
+            </w:r>
+          </w:p>
+        </w:tc>
+        <w:tc>
+          <w:tcPr>
+            <w:tcW w:type="dxa" w:w="3408"/>
+          </w:tcPr>
+          <w:p>
+            <w:r>
+              <w:t>Agreement with the confirmed transcript</w:t>
+            </w:r>
+          </w:p>
+        </w:tc>
+      </w:tr>
+      <w:tr>
+        <w:tc>
+          <w:tcPr>
+            <w:tcW w:type="dxa" w:w="3408"/>
+          </w:tcPr>
+          <w:p>
+            <w:r>
+              <w:t>Calculation</w:t>
+            </w:r>
+          </w:p>
+        </w:tc>
+        <w:tc>
+          <w:tcPr>
+            <w:tcW w:type="dxa" w:w="3408"/>
+          </w:tcPr>
+          <w:p>
+            <w:r>
+              <w:t>Numeric result</w:t>
+            </w:r>
+          </w:p>
+        </w:tc>
+        <w:tc>
+          <w:tcPr>
+            <w:tcW w:type="dxa" w:w="3408"/>
+          </w:tcPr>
+          <w:p>
+            <w:r>
+              <w:t>Independent arithmetic using the parsed expression</w:t>
+            </w:r>
+          </w:p>
+        </w:tc>
+      </w:tr>
+      <w:tr>
+        <w:tc>
+          <w:tcPr>
+            <w:tcW w:type="dxa" w:w="3408"/>
+          </w:tcPr>
+          <w:p>
+            <w:r>
+              <w:t>Speech output</w:t>
+            </w:r>
+          </w:p>
+        </w:tc>
+        <w:tc>
+          <w:tcPr>
+            <w:tcW w:type="dxa" w:w="3408"/>
+          </w:tcPr>
+          <w:p>
+            <w:r>
+              <w:t>Spoken rendering</w:t>
+            </w:r>
+          </w:p>
+        </w:tc>
+        <w:tc>
+          <w:tcPr>
+            <w:tcW w:type="dxa" w:w="3408"/>
+          </w:tcPr>
+          <w:p>
+            <w:r>
+              <w:t>Agreement with the intended result text/number</w:t>
+            </w:r>
+          </w:p>
+        </w:tc>
+      </w:tr>
+    </w:tbl>
+    <w:p>
+      <w:pPr>
+        <w:pStyle w:val="Heading2"/>
+      </w:pPr>
+      <w:r>
+        <w:t>Separate given, derived and unknown facts</w:t>
+      </w:r>
+    </w:p>
+    <w:p>
+      <w:pPr>
+        <w:spacing w:line="336" w:lineRule="auto" w:after="180"/>
+      </w:pPr>
+      <w:r>
+        <w:rPr>
+          <w:b w:val="0"/>
+        </w:rPr>
+        <w:t xml:space="preserve">Before applying the procedure, write its units, denominator or decision boundary where relevant. A partner should be able to repeat each step using the same </w:t>
       </w:r>
       <w:r>
         <w:rPr>
           <w:b/>
         </w:rPr>
-        <w:t>observation</w:t>
+        <w:t>input</w:t>
       </w:r>
       <w:r>
         <w:rPr>
           <w:b w:val="0"/>
         </w:rPr>
-        <w:t>s (what you can point to):</w:t>
-      </w:r>
-    </w:p>
-    <w:p>
-      <w:pPr>
-        <w:pStyle w:val="Heading3"/>
-      </w:pPr>
-      <w:r>
-        <w:t>Write or draw your reasoning and evidence.</w:t>
-      </w:r>
-    </w:p>
-    <w:p>
-      <w:r>
-        <w:t>________________________________________________________________</w:t>
-      </w:r>
-    </w:p>
-    <w:p>
-      <w:r>
-        <w:t>________________________________________________________________</w:t>
-      </w:r>
-    </w:p>
-    <w:p>
-      <w:r>
-        <w:t>________________________________________________________________</w:t>
-      </w:r>
-    </w:p>
-    <w:p>
-      <w:r>
-        <w:t>________________________________________________________________</w:t>
-      </w:r>
-    </w:p>
-    <w:p>
-      <w:r>
-        <w:t>________________________________________________________________</w:t>
+        <w:t>s.</w:t>
       </w:r>
     </w:p>
     <w:p>
@@ -610,60 +1065,43 @@
         <w:rPr>
           <w:b w:val="0"/>
         </w:rPr>
-        <w:t xml:space="preserve">My </w:t>
+        <w:t xml:space="preserve">If a required </w:t>
       </w:r>
       <w:r>
         <w:rPr>
           <w:b/>
         </w:rPr>
-        <w:t>prediction</w:t>
+        <w:t>input</w:t>
       </w:r>
       <w:r>
         <w:rPr>
           <w:b w:val="0"/>
         </w:rPr>
-        <w:t xml:space="preserve"> and the clue supporting it:</w:t>
-      </w:r>
-    </w:p>
-    <w:p>
-      <w:pPr>
-        <w:pStyle w:val="Heading3"/>
-      </w:pPr>
-      <w:r>
-        <w:t>Write or draw your reasoning and evidence.</w:t>
-      </w:r>
-    </w:p>
-    <w:p>
-      <w:r>
-        <w:t>________________________________________________________________</w:t>
-      </w:r>
-    </w:p>
-    <w:p>
-      <w:r>
-        <w:t>________________________________________________________________</w:t>
-      </w:r>
-    </w:p>
-    <w:p>
-      <w:r>
-        <w:t>________________________________________________________________</w:t>
-      </w:r>
-    </w:p>
-    <w:p>
-      <w:r>
-        <w:t>________________________________________________________________</w:t>
-      </w:r>
-    </w:p>
-    <w:p>
-      <w:r>
-        <w:t>________________________________________________________________</w:t>
-      </w:r>
-    </w:p>
-    <w:p>
-      <w:pPr>
-        <w:pStyle w:val="Heading3"/>
-      </w:pPr>
-      <w:r>
-        <w:t>A closer explanation</w:t>
+        <w:t xml:space="preserve"> is absent or violates the stated contract, record that condition explicitly instead of quietly replacing it with a convenient value.</w:t>
+      </w:r>
+    </w:p>
+    <w:p>
+      <w:pPr>
+        <w:pStyle w:val="Heading2"/>
+      </w:pPr>
+      <w:r>
+        <w:t>Explain the deciding stage</w:t>
+      </w:r>
+    </w:p>
+    <w:p>
+      <w:pPr>
+        <w:pStyle w:val="ListBullet"/>
+      </w:pPr>
+      <w:r>
+        <w:t>Point to the input, the deciding step and the result in this week’s visual. Explain the same step in ordinary words. A picture helps when you can say what each part represents.</w:t>
+      </w:r>
+    </w:p>
+    <w:p>
+      <w:pPr>
+        <w:pStyle w:val="Heading2"/>
+      </w:pPr>
+      <w:r>
+        <w:t>Earlier wording, alternatives and picture transcripts · reference / check after trying</w:t>
       </w:r>
     </w:p>
     <w:p>
@@ -673,52 +1111,6 @@
       <w:r>
         <w:rPr>
           <w:b w:val="0"/>
-        </w:rPr>
-        <w:t>A multimodal pipeline may transcribe speech, inspect an image and generate a response. Errors at one stage can propagate even when later stages run correctly.</w:t>
-      </w:r>
-    </w:p>
-    <w:p>
-      <w:pPr>
-        <w:spacing w:line="336" w:lineRule="auto" w:after="180"/>
-      </w:pPr>
-      <w:r>
-        <w:rPr>
-          <w:b w:val="0"/>
-        </w:rPr>
-        <w:t>Begin by writing the question the procedure is intended to answer. Identify the information already supplied, the information it will produce and the information still missing.</w:t>
-      </w:r>
-    </w:p>
-    <w:p>
-      <w:pPr>
-        <w:spacing w:line="336" w:lineRule="auto" w:after="180"/>
-      </w:pPr>
-      <w:r>
-        <w:rPr>
-          <w:b w:val="0"/>
-        </w:rPr>
-        <w:t>These are constructed classroom examples; they do not require live accounts, private records or an external service. Do not treat a plausible explanation as a measured outcome.</w:t>
-      </w:r>
-    </w:p>
-    <w:p>
-      <w:pPr>
-        <w:pStyle w:val="Heading1"/>
-      </w:pPr>
-      <w:r>
-        <w:t>03. See how it works</w:t>
-      </w:r>
-    </w:p>
-    <w:p>
-      <w:r>
-        <w:t>Follow the mechanism for Speech and Audio Systems. Connect each labelled input, deciding step and result.</w:t>
-      </w:r>
-    </w:p>
-    <w:p>
-      <w:pPr>
-        <w:spacing w:line="336" w:lineRule="auto" w:after="180"/>
-      </w:pPr>
-      <w:r>
-        <w:rPr>
-          <w:b/>
         </w:rPr>
         <w:t xml:space="preserve">VISUAL </w:t>
       </w:r>
@@ -955,76 +1347,6 @@
       </w:pPr>
       <w:r>
         <w:t>A closer explanation</w:t>
-      </w:r>
-    </w:p>
-    <w:p>
-      <w:pPr>
-        <w:spacing w:line="336" w:lineRule="auto" w:after="180"/>
-      </w:pPr>
-      <w:r>
-        <w:rPr>
-          <w:b w:val="0"/>
-        </w:rPr>
-        <w:t xml:space="preserve">Track source </w:t>
-      </w:r>
-      <w:r>
-        <w:rPr>
-          <w:b/>
-        </w:rPr>
-        <w:t>modality</w:t>
-      </w:r>
-      <w:r>
-        <w:rPr>
-          <w:b w:val="0"/>
-        </w:rPr>
-        <w:t xml:space="preserve">, segment/time references, </w:t>
-      </w:r>
-      <w:r>
-        <w:rPr>
-          <w:b/>
-        </w:rPr>
-        <w:t>transcription</w:t>
-      </w:r>
-      <w:r>
-        <w:rPr>
-          <w:b w:val="0"/>
-        </w:rPr>
-        <w:t xml:space="preserve">, interpretation and final claims separately. Compare conflicting </w:t>
-      </w:r>
-      <w:r>
-        <w:rPr>
-          <w:b/>
-        </w:rPr>
-        <w:t>evidence</w:t>
-      </w:r>
-      <w:r>
-        <w:rPr>
-          <w:b w:val="0"/>
-        </w:rPr>
-        <w:t xml:space="preserve"> without assuming one </w:t>
-      </w:r>
-      <w:r>
-        <w:rPr>
-          <w:b/>
-        </w:rPr>
-        <w:t>modality</w:t>
-      </w:r>
-      <w:r>
-        <w:rPr>
-          <w:b w:val="0"/>
-        </w:rPr>
-        <w:t xml:space="preserve"> always wins.</w:t>
-      </w:r>
-    </w:p>
-    <w:p>
-      <w:pPr>
-        <w:spacing w:line="336" w:lineRule="auto" w:after="180"/>
-      </w:pPr>
-      <w:r>
-        <w:rPr>
-          <w:b w:val="0"/>
-        </w:rPr>
-        <w:t>Ask for clarification when the task needs unresolved information.</w:t>
       </w:r>
     </w:p>
     <w:p>
@@ -1121,52 +1443,6 @@
     </w:p>
     <w:p>
       <w:pPr>
-        <w:spacing w:line="336" w:lineRule="auto" w:after="180"/>
-      </w:pPr>
-      <w:r>
-        <w:rPr>
-          <w:b w:val="0"/>
-        </w:rPr>
-        <w:t xml:space="preserve">Before applying the procedure, write its units, denominator or decision boundary where relevant. A partner should be able to repeat each step using the same </w:t>
-      </w:r>
-      <w:r>
-        <w:rPr>
-          <w:b/>
-        </w:rPr>
-        <w:t>input</w:t>
-      </w:r>
-      <w:r>
-        <w:rPr>
-          <w:b w:val="0"/>
-        </w:rPr>
-        <w:t>s.</w:t>
-      </w:r>
-    </w:p>
-    <w:p>
-      <w:pPr>
-        <w:spacing w:line="336" w:lineRule="auto" w:after="180"/>
-      </w:pPr>
-      <w:r>
-        <w:rPr>
-          <w:b w:val="0"/>
-        </w:rPr>
-        <w:t xml:space="preserve">If a required </w:t>
-      </w:r>
-      <w:r>
-        <w:rPr>
-          <w:b/>
-        </w:rPr>
-        <w:t>input</w:t>
-      </w:r>
-      <w:r>
-        <w:rPr>
-          <w:b w:val="0"/>
-        </w:rPr>
-        <w:t xml:space="preserve"> is absent or violates the stated contract, record that condition explicitly instead of quietly replacing it with a convenient value.</w:t>
-      </w:r>
-    </w:p>
-    <w:p>
-      <w:pPr>
         <w:pStyle w:val="Heading3"/>
       </w:pPr>
       <w:r>
@@ -1175,86 +1451,23 @@
     </w:p>
     <w:p>
       <w:pPr>
-        <w:spacing w:line="336" w:lineRule="auto" w:after="180"/>
-      </w:pPr>
-      <w:r>
-        <w:rPr>
-          <w:b w:val="0"/>
-        </w:rPr>
-        <w:t xml:space="preserve">Point to the </w:t>
-      </w:r>
-      <w:r>
-        <w:rPr>
-          <w:b/>
-        </w:rPr>
-        <w:t>input</w:t>
-      </w:r>
-      <w:r>
-        <w:rPr>
-          <w:b w:val="0"/>
-        </w:rPr>
-        <w:t>, the deciding step and the result in this week’s visual. Explain the same step in ordinary words. A picture helps when you can say what each part represents.</w:t>
-      </w:r>
-    </w:p>
-    <w:p>
-      <w:pPr>
         <w:pStyle w:val="Heading1"/>
       </w:pPr>
       <w:r>
-        <w:t>04. Compare the cases</w:t>
-      </w:r>
-    </w:p>
-    <w:p>
-      <w:r>
-        <w:t>Compare the supplied cases for Speech and Audio Systems. Identify the detail that changes the conclusion.</w:t>
-      </w:r>
-    </w:p>
-    <w:p>
-      <w:pPr>
-        <w:pStyle w:val="Heading3"/>
-      </w:pPr>
-      <w:r>
-        <w:t>The case to investigate</w:t>
-      </w:r>
-    </w:p>
-    <w:p>
-      <w:pPr>
-        <w:spacing w:line="336" w:lineRule="auto" w:after="180"/>
-        <w:shd w:fill="F1F6FC"/>
-      </w:pPr>
-      <w:r>
-        <w:rPr>
-          <w:b w:val="0"/>
-        </w:rPr>
-        <w:t>CASE GALLERY</w:t>
-      </w:r>
-    </w:p>
-    <w:p>
-      <w:pPr>
-        <w:spacing w:line="336" w:lineRule="auto" w:after="180"/>
-      </w:pPr>
-      <w:r>
-        <w:rPr>
-          <w:b w:val="0"/>
-        </w:rPr>
-        <w:t xml:space="preserve">Four Tests, Four Kinds of </w:t>
-      </w:r>
-      <w:r>
-        <w:rPr>
-          <w:b/>
-        </w:rPr>
-        <w:t>Evidence</w:t>
-      </w:r>
-    </w:p>
-    <w:p>
-      <w:pPr>
-        <w:spacing w:line="336" w:lineRule="auto" w:after="180"/>
-      </w:pPr>
-      <w:r>
-        <w:rPr>
-          <w:b w:val="0"/>
-        </w:rPr>
-        <w:t>A system is not understood until it survives more than one comfortable example.</w:t>
+        <w:t>04. Compare confirmed recognition errors with unresolved source conflicts</w:t>
+      </w:r>
+    </w:p>
+    <w:p>
+      <w:r>
+        <w:t>A written record does not automatically settle what an absent recording said.</w:t>
+      </w:r>
+    </w:p>
+    <w:p>
+      <w:pPr>
+        <w:pStyle w:val="Heading2"/>
+      </w:pPr>
+      <w:r>
+        <w:t>Four pictures with a purpose</w:t>
       </w:r>
     </w:p>
     <w:p>
@@ -1295,6 +1508,11 @@
     </w:p>
     <w:p>
       <w:r>
+        <w:t>Normal case: predict the result and deciding evidence.</w:t>
+      </w:r>
+    </w:p>
+    <w:p>
+      <w:r>
         <w:drawing>
           <wp:inline xmlns:a="http://schemas.openxmlformats.org/drawingml/2006/main" xmlns:pic="http://schemas.openxmlformats.org/drawingml/2006/picture">
             <wp:extent cx="5486400" cy="3200400"/>
@@ -1330,47 +1548,8 @@
       </w:r>
     </w:p>
     <w:p>
-      <w:pPr>
-        <w:pStyle w:val="Heading3"/>
-      </w:pPr>
-      <w:r>
-        <w:t>The normal case</w:t>
-      </w:r>
-    </w:p>
-    <w:p>
-      <w:pPr>
-        <w:spacing w:line="336" w:lineRule="auto" w:after="180"/>
-        <w:shd w:fill="F1F6FC"/>
-      </w:pPr>
-      <w:r>
-        <w:rPr>
-          <w:b w:val="0"/>
-        </w:rPr>
-        <w:t xml:space="preserve">NORMAL CASE: predict and name </w:t>
-      </w:r>
-      <w:r>
-        <w:rPr>
-          <w:b/>
-        </w:rPr>
-        <w:t>evidence</w:t>
-      </w:r>
-      <w:r>
-        <w:rPr>
-          <w:b w:val="0"/>
-        </w:rPr>
-        <w:t xml:space="preserve">.     BOUNDARY CASE: predict and name </w:t>
-      </w:r>
-      <w:r>
-        <w:rPr>
-          <w:b/>
-        </w:rPr>
-        <w:t>evidence</w:t>
-      </w:r>
-      <w:r>
-        <w:rPr>
-          <w:b w:val="0"/>
-        </w:rPr>
-        <w:t>.</w:t>
+      <w:r>
+        <w:t>Boundary case: identify the exact limit.</w:t>
       </w:r>
     </w:p>
     <w:p>
@@ -1411,6 +1590,11 @@
     </w:p>
     <w:p>
       <w:r>
+        <w:t>Missing information: name what must be clarified.</w:t>
+      </w:r>
+    </w:p>
+    <w:p>
+      <w:r>
         <w:drawing>
           <wp:inline xmlns:a="http://schemas.openxmlformats.org/drawingml/2006/main" xmlns:pic="http://schemas.openxmlformats.org/drawingml/2006/picture">
             <wp:extent cx="5486400" cy="3200400"/>
@@ -1446,224 +1630,168 @@
       </w:r>
     </w:p>
     <w:p>
+      <w:r>
+        <w:t>Transfer case: explain which procedure still applies.</w:t>
+      </w:r>
+    </w:p>
+    <w:p>
+      <w:pPr>
+        <w:pStyle w:val="Heading2"/>
+      </w:pPr>
+      <w:r>
+        <w:t>Choose a revealing case</w:t>
+      </w:r>
+    </w:p>
+    <w:p>
+      <w:pPr>
+        <w:pStyle w:val="ListBullet"/>
+      </w:pPr>
+      <w:r>
+        <w:t>Which case is most likely to reveal a hidden assumption? Why?</w:t>
+      </w:r>
+    </w:p>
+    <w:p>
       <w:pPr>
         <w:pStyle w:val="Heading3"/>
       </w:pPr>
       <w:r>
-        <w:t>Check missing information</w:t>
+        <w:t>Write or draw your reasoning and evidence.</w:t>
+      </w:r>
+    </w:p>
+    <w:p>
+      <w:r>
+        <w:t>________________________________________________________________</w:t>
+      </w:r>
+    </w:p>
+    <w:p>
+      <w:r>
+        <w:t>________________________________________________________________</w:t>
+      </w:r>
+    </w:p>
+    <w:p>
+      <w:r>
+        <w:t>________________________________________________________________</w:t>
+      </w:r>
+    </w:p>
+    <w:p>
+      <w:r>
+        <w:t>________________________________________________________________</w:t>
+      </w:r>
+    </w:p>
+    <w:p>
+      <w:r>
+        <w:t>________________________________________________________________</w:t>
+      </w:r>
+    </w:p>
+    <w:p>
+      <w:pPr>
+        <w:pStyle w:val="Heading2"/>
+      </w:pPr>
+      <w:r>
+        <w:t>Predict the supplied changed case</w:t>
+      </w:r>
+    </w:p>
+    <w:p>
+      <w:pPr>
+        <w:pStyle w:val="ListBullet"/>
+      </w:pPr>
+      <w:r>
+        <w:t>Change: Correct the transcript to “thirteen plus seven” with all later stages unchanged.</w:t>
+      </w:r>
+    </w:p>
+    <w:p>
+      <w:pPr>
+        <w:pStyle w:val="Heading2"/>
+      </w:pPr>
+      <w:r>
+        <w:t>Check after predicting · reference / check after trying</w:t>
       </w:r>
     </w:p>
     <w:p>
       <w:pPr>
         <w:spacing w:line="336" w:lineRule="auto" w:after="180"/>
-        <w:shd w:fill="FFF5E6"/>
-      </w:pPr>
+      </w:pPr>
+      <w:r>
+        <w:rPr>
+          <w:b/>
+        </w:rPr>
+        <w:t>Prediction</w:t>
+      </w:r>
       <w:r>
         <w:rPr>
           <w:b w:val="0"/>
         </w:rPr>
-        <w:t xml:space="preserve">MISSING INFORMATION: predict and name </w:t>
+        <w:t>: The calculator and spoken result should become 20 under the declared pipeline.</w:t>
+      </w:r>
+    </w:p>
+    <w:p>
+      <w:pPr>
+        <w:spacing w:line="336" w:lineRule="auto" w:after="180"/>
+      </w:pPr>
+      <w:r>
+        <w:rPr>
+          <w:b w:val="0"/>
+        </w:rPr>
+        <w:t xml:space="preserve">Reason: 13+7=20; the changed </w:t>
       </w:r>
       <w:r>
         <w:rPr>
           <w:b/>
         </w:rPr>
-        <w:t>evidence</w:t>
+        <w:t>input</w:t>
       </w:r>
       <w:r>
         <w:rPr>
           <w:b w:val="0"/>
         </w:rPr>
-        <w:t xml:space="preserve">.     TRANSFER CASE: predict and name </w:t>
+        <w:t xml:space="preserve"> removes the earlier recognition error.</w:t>
+      </w:r>
+    </w:p>
+    <w:p>
+      <w:pPr>
+        <w:pStyle w:val="Heading2"/>
+      </w:pPr>
+      <w:r>
+        <w:t>Earlier wording, alternatives and picture transcripts · reference / check after trying</w:t>
+      </w:r>
+    </w:p>
+    <w:p>
+      <w:pPr>
+        <w:spacing w:line="336" w:lineRule="auto" w:after="180"/>
+      </w:pPr>
+      <w:r>
+        <w:rPr>
+          <w:b w:val="0"/>
+        </w:rPr>
+        <w:t>CASE GALLERY</w:t>
+      </w:r>
+    </w:p>
+    <w:p>
+      <w:pPr>
+        <w:spacing w:line="336" w:lineRule="auto" w:after="180"/>
+      </w:pPr>
+      <w:r>
+        <w:rPr>
+          <w:b w:val="0"/>
+        </w:rPr>
+        <w:t xml:space="preserve">Four Tests, Four Kinds of </w:t>
       </w:r>
       <w:r>
         <w:rPr>
           <w:b/>
         </w:rPr>
-        <w:t>evidence</w:t>
-      </w:r>
+        <w:t>Evidence</w:t>
+      </w:r>
+    </w:p>
+    <w:p>
+      <w:pPr>
+        <w:spacing w:line="336" w:lineRule="auto" w:after="180"/>
+      </w:pPr>
       <w:r>
         <w:rPr>
           <w:b w:val="0"/>
         </w:rPr>
-        <w:t>.</w:t>
-      </w:r>
-    </w:p>
-    <w:p>
-      <w:pPr>
-        <w:spacing w:line="336" w:lineRule="auto" w:after="180"/>
-        <w:shd w:fill="F5F1FB"/>
-      </w:pPr>
-      <w:r>
-        <w:rPr>
-          <w:b w:val="0"/>
-        </w:rPr>
-        <w:t>Which case is most likely to reveal a hidden assumption? Why?</w:t>
-      </w:r>
-    </w:p>
-    <w:p>
-      <w:pPr>
-        <w:pStyle w:val="Heading3"/>
-      </w:pPr>
-      <w:r>
-        <w:t>Write or draw your reasoning and evidence.</w:t>
-      </w:r>
-    </w:p>
-    <w:p>
-      <w:r>
-        <w:t>________________________________________________________________</w:t>
-      </w:r>
-    </w:p>
-    <w:p>
-      <w:r>
-        <w:t>________________________________________________________________</w:t>
-      </w:r>
-    </w:p>
-    <w:p>
-      <w:r>
-        <w:t>________________________________________________________________</w:t>
-      </w:r>
-    </w:p>
-    <w:p>
-      <w:r>
-        <w:t>________________________________________________________________</w:t>
-      </w:r>
-    </w:p>
-    <w:p>
-      <w:r>
-        <w:t>________________________________________________________________</w:t>
-      </w:r>
-    </w:p>
-    <w:p>
-      <w:pPr>
-        <w:pStyle w:val="Heading3"/>
-      </w:pPr>
-      <w:r>
-        <w:t>Change one thing in the pictured case</w:t>
-      </w:r>
-    </w:p>
-    <w:p>
-      <w:pPr>
-        <w:pStyle w:val="Heading3"/>
-      </w:pPr>
-      <w:r>
-        <w:t>Change one thing</w:t>
-      </w:r>
-    </w:p>
-    <w:p>
-      <w:pPr>
-        <w:spacing w:line="336" w:lineRule="auto" w:after="180"/>
-        <w:shd w:fill="F5F1FB"/>
-      </w:pPr>
-      <w:r>
-        <w:rPr>
-          <w:b w:val="0"/>
-        </w:rPr>
-        <w:t>Change: Correct the transcript to “thirteen plus seven” with all later stages unchanged.</w:t>
-      </w:r>
-    </w:p>
-    <w:p>
-      <w:pPr>
-        <w:pStyle w:val="Heading3"/>
-      </w:pPr>
-      <w:r>
-        <w:t>Predicted result</w:t>
-      </w:r>
-    </w:p>
-    <w:p>
-      <w:pPr>
-        <w:spacing w:line="336" w:lineRule="auto" w:after="180"/>
-        <w:shd w:fill="F1F6FC"/>
-      </w:pPr>
-      <w:r>
-        <w:rPr>
-          <w:b/>
-        </w:rPr>
-        <w:t>Prediction</w:t>
-      </w:r>
-      <w:r>
-        <w:rPr>
-          <w:b w:val="0"/>
-        </w:rPr>
-        <w:t>: The calculator and spoken result should become 20 under the declared pipeline.</w:t>
-      </w:r>
-    </w:p>
-    <w:p>
-      <w:pPr>
-        <w:pStyle w:val="Heading3"/>
-      </w:pPr>
-      <w:r>
-        <w:t>Why the result follows</w:t>
-      </w:r>
-    </w:p>
-    <w:p>
-      <w:pPr>
-        <w:spacing w:line="336" w:lineRule="auto" w:after="180"/>
-        <w:shd w:fill="F1F6FC"/>
-      </w:pPr>
-      <w:r>
-        <w:rPr>
-          <w:b w:val="0"/>
-        </w:rPr>
-        <w:t xml:space="preserve">Reason: 13+7=20; the changed </w:t>
-      </w:r>
-      <w:r>
-        <w:rPr>
-          <w:b/>
-        </w:rPr>
-        <w:t>input</w:t>
-      </w:r>
-      <w:r>
-        <w:rPr>
-          <w:b w:val="0"/>
-        </w:rPr>
-        <w:t xml:space="preserve"> removes the earlier recognition error.</w:t>
-      </w:r>
-    </w:p>
-    <w:p>
-      <w:pPr>
-        <w:pStyle w:val="Heading1"/>
-      </w:pPr>
-      <w:r>
-        <w:t>05. Words that unlock the idea</w:t>
-      </w:r>
-    </w:p>
-    <w:p>
-      <w:r>
-        <w:t>Use the vocabulary of Speech and Audio Systems to explain a concrete decision, rather than only memorising definitions.</w:t>
-      </w:r>
-    </w:p>
-    <w:p>
-      <w:pPr>
-        <w:spacing w:line="336" w:lineRule="auto" w:after="180"/>
-      </w:pPr>
-      <w:r>
-        <w:rPr>
-          <w:b/>
-        </w:rPr>
-        <w:t>VOCABULARY LAB</w:t>
-      </w:r>
-    </w:p>
-    <w:p>
-      <w:pPr>
-        <w:spacing w:line="336" w:lineRule="auto" w:after="180"/>
-      </w:pPr>
-      <w:r>
-        <w:rPr>
-          <w:b w:val="0"/>
-        </w:rPr>
-        <w:t>Words You Can Use to Reason</w:t>
-      </w:r>
-    </w:p>
-    <w:p>
-      <w:pPr>
-        <w:spacing w:line="336" w:lineRule="auto" w:after="180"/>
-      </w:pPr>
-      <w:r>
-        <w:rPr>
-          <w:b w:val="0"/>
-        </w:rPr>
-        <w:t>A definition matters when you can recognize the idea, use it, and contrast it with a near-miss.</w:t>
+        <w:t>A system is not understood until it survives more than one comfortable example.</w:t>
       </w:r>
     </w:p>
     <w:p>
@@ -1671,7 +1799,7 @@
         <w:drawing>
           <wp:inline xmlns:a="http://schemas.openxmlformats.org/drawingml/2006/main" xmlns:pic="http://schemas.openxmlformats.org/drawingml/2006/picture">
             <wp:extent cx="5486400" cy="3200400"/>
-            <wp:docPr id="10" name="Picture 10" descr="Vocabulary badge: capture"/>
+            <wp:docPr id="10" name="Picture 10" descr="NORMAL CASE illustration"/>
             <wp:cNvGraphicFramePr>
               <a:graphicFrameLocks noChangeAspect="1"/>
             </wp:cNvGraphicFramePr>
@@ -1679,11 +1807,11 @@
               <a:graphicData uri="http://schemas.openxmlformats.org/drawingml/2006/picture">
                 <pic:pic>
                   <pic:nvPicPr>
-                    <pic:cNvPr id="0" name="6b91bb8c3b20a1adb96ed9172cde5b6adc999bb5b162c4a530910ebc95fd7f21.png"/>
+                    <pic:cNvPr id="0" name="baa081bb74d63b3556ecfd5951cdc8779d64ec1813de34614621c4e969a973f1.png"/>
                     <pic:cNvPicPr/>
                   </pic:nvPicPr>
                   <pic:blipFill>
-                    <a:blip r:embed="rId17"/>
+                    <a:blip r:embed="rId13"/>
                     <a:stretch>
                       <a:fillRect/>
                     </a:stretch>
@@ -1707,7 +1835,7 @@
         <w:drawing>
           <wp:inline xmlns:a="http://schemas.openxmlformats.org/drawingml/2006/main" xmlns:pic="http://schemas.openxmlformats.org/drawingml/2006/picture">
             <wp:extent cx="5486400" cy="3200400"/>
-            <wp:docPr id="11" name="Picture 11" descr="Vocabulary badge: speech recognition"/>
+            <wp:docPr id="11" name="Picture 11" descr="BOUNDARY CASE illustration"/>
             <wp:cNvGraphicFramePr>
               <a:graphicFrameLocks noChangeAspect="1"/>
             </wp:cNvGraphicFramePr>
@@ -1715,11 +1843,11 @@
               <a:graphicData uri="http://schemas.openxmlformats.org/drawingml/2006/picture">
                 <pic:pic>
                   <pic:nvPicPr>
-                    <pic:cNvPr id="0" name="2872497e05efabf9db0666f862a16adc3da710e6f9b077a79efce6defe02efe7.png"/>
+                    <pic:cNvPr id="0" name="5e6557194a1470352d07b6a509da5d673d81767981996dd1b685f799a5582b76.png"/>
                     <pic:cNvPicPr/>
                   </pic:nvPicPr>
                   <pic:blipFill>
-                    <a:blip r:embed="rId18"/>
+                    <a:blip r:embed="rId14"/>
                     <a:stretch>
                       <a:fillRect/>
                     </a:stretch>
@@ -1739,11 +1867,46 @@
       </w:r>
     </w:p>
     <w:p>
+      <w:pPr>
+        <w:spacing w:line="336" w:lineRule="auto" w:after="180"/>
+      </w:pPr>
+      <w:r>
+        <w:rPr>
+          <w:b w:val="0"/>
+        </w:rPr>
+        <w:t xml:space="preserve">NORMAL CASE: predict and name </w:t>
+      </w:r>
+      <w:r>
+        <w:rPr>
+          <w:b/>
+        </w:rPr>
+        <w:t>evidence</w:t>
+      </w:r>
+      <w:r>
+        <w:rPr>
+          <w:b w:val="0"/>
+        </w:rPr>
+        <w:t xml:space="preserve">.     BOUNDARY CASE: predict and name </w:t>
+      </w:r>
+      <w:r>
+        <w:rPr>
+          <w:b/>
+        </w:rPr>
+        <w:t>evidence</w:t>
+      </w:r>
+      <w:r>
+        <w:rPr>
+          <w:b w:val="0"/>
+        </w:rPr>
+        <w:t>.</w:t>
+      </w:r>
+    </w:p>
+    <w:p>
       <w:r>
         <w:drawing>
           <wp:inline xmlns:a="http://schemas.openxmlformats.org/drawingml/2006/main" xmlns:pic="http://schemas.openxmlformats.org/drawingml/2006/picture">
             <wp:extent cx="5486400" cy="3200400"/>
-            <wp:docPr id="12" name="Picture 12" descr="Vocabulary badge: intent"/>
+            <wp:docPr id="12" name="Picture 12" descr="MISSING INFORMATION illustration"/>
             <wp:cNvGraphicFramePr>
               <a:graphicFrameLocks noChangeAspect="1"/>
             </wp:cNvGraphicFramePr>
@@ -1751,11 +1914,11 @@
               <a:graphicData uri="http://schemas.openxmlformats.org/drawingml/2006/picture">
                 <pic:pic>
                   <pic:nvPicPr>
-                    <pic:cNvPr id="0" name="5fee75204d6e96eb599bda2541d416a781ae55a3147715cff6f872e8fe3f6a2c.png"/>
+                    <pic:cNvPr id="0" name="8e1f2e3affdd81449df265675243cda4511c1e88dd8cd9583d4ea42f6083c297.png"/>
                     <pic:cNvPicPr/>
                   </pic:nvPicPr>
                   <pic:blipFill>
-                    <a:blip r:embed="rId19"/>
+                    <a:blip r:embed="rId15"/>
                     <a:stretch>
                       <a:fillRect/>
                     </a:stretch>
@@ -1779,7 +1942,7 @@
         <w:drawing>
           <wp:inline xmlns:a="http://schemas.openxmlformats.org/drawingml/2006/main" xmlns:pic="http://schemas.openxmlformats.org/drawingml/2006/picture">
             <wp:extent cx="5486400" cy="3200400"/>
-            <wp:docPr id="13" name="Picture 13" descr="Vocabulary badge: synthesis"/>
+            <wp:docPr id="13" name="Picture 13" descr="TRANSFER CASE illustration"/>
             <wp:cNvGraphicFramePr>
               <a:graphicFrameLocks noChangeAspect="1"/>
             </wp:cNvGraphicFramePr>
@@ -1787,11 +1950,11 @@
               <a:graphicData uri="http://schemas.openxmlformats.org/drawingml/2006/picture">
                 <pic:pic>
                   <pic:nvPicPr>
-                    <pic:cNvPr id="0" name="f75d157facc5fc7a6bf56418265cc56d0f30c9dfbd1a568bcc07bbfe3555e436.png"/>
+                    <pic:cNvPr id="0" name="a54f0c40e48e47ca92a4c36ebbc98f08b4a78c72cd385d85b0a5a7f07f558757.png"/>
                     <pic:cNvPicPr/>
                   </pic:nvPicPr>
                   <pic:blipFill>
-                    <a:blip r:embed="rId20"/>
+                    <a:blip r:embed="rId16"/>
                     <a:stretch>
                       <a:fillRect/>
                     </a:stretch>
@@ -1810,294 +1973,68 @@
         </w:drawing>
       </w:r>
     </w:p>
-    <w:tbl>
-      <w:tblPr>
-        <w:tblStyle w:val="LightShading-Accent1"/>
-        <w:tblW w:type="auto" w:w="0"/>
-        <w:tblLook w:firstColumn="1" w:firstRow="1" w:lastColumn="0" w:lastRow="0" w:noHBand="0" w:noVBand="1" w:val="04A0"/>
-      </w:tblPr>
-      <w:tblGrid>
-        <w:gridCol w:w="3408"/>
-        <w:gridCol w:w="3408"/>
-        <w:gridCol w:w="3408"/>
-      </w:tblGrid>
-      <w:tr>
-        <w:trPr>
-          <w:tblHeader/>
-        </w:trPr>
-        <w:tc>
-          <w:tcPr>
-            <w:tcW w:type="dxa" w:w="3408"/>
-          </w:tcPr>
-          <w:p>
-            <w:r>
-              <w:t>Word</w:t>
-            </w:r>
-          </w:p>
-        </w:tc>
-        <w:tc>
-          <w:tcPr>
-            <w:tcW w:type="dxa" w:w="3408"/>
-          </w:tcPr>
-          <w:p>
-            <w:r>
-              <w:t>My own example</w:t>
-            </w:r>
-          </w:p>
-        </w:tc>
-        <w:tc>
-          <w:tcPr>
-            <w:tcW w:type="dxa" w:w="3408"/>
-          </w:tcPr>
-          <w:p>
-            <w:r>
-              <w:t>Not this / boundary</w:t>
-            </w:r>
-          </w:p>
-        </w:tc>
-      </w:tr>
-      <w:tr>
-        <w:tc>
-          <w:tcPr>
-            <w:tcW w:type="dxa" w:w="3408"/>
-          </w:tcPr>
-          <w:p>
-            <w:r>
-              <w:t>capture</w:t>
-            </w:r>
-          </w:p>
-        </w:tc>
-        <w:tc>
-          <w:tcPr>
-            <w:tcW w:type="dxa" w:w="3408"/>
-          </w:tcPr>
-          <w:p>
-            <w:r>
-              <w:t>Record a signal, observation or item of information for later use.</w:t>
-            </w:r>
-          </w:p>
-        </w:tc>
-        <w:tc>
-          <w:tcPr>
-            <w:tcW w:type="dxa" w:w="3408"/>
-          </w:tcPr>
-          <w:p>
-            <w:r/>
-          </w:p>
-        </w:tc>
-      </w:tr>
-      <w:tr>
-        <w:tc>
-          <w:tcPr>
-            <w:tcW w:type="dxa" w:w="3408"/>
-          </w:tcPr>
-          <w:p>
-            <w:r>
-              <w:t>speech recognition</w:t>
-            </w:r>
-          </w:p>
-        </w:tc>
-        <w:tc>
-          <w:tcPr>
-            <w:tcW w:type="dxa" w:w="3408"/>
-          </w:tcPr>
-          <w:p>
-            <w:r>
-              <w:t>Converting spoken audio into an estimated sequence of words.</w:t>
-            </w:r>
-          </w:p>
-        </w:tc>
-        <w:tc>
-          <w:tcPr>
-            <w:tcW w:type="dxa" w:w="3408"/>
-          </w:tcPr>
-          <w:p>
-            <w:r/>
-          </w:p>
-        </w:tc>
-      </w:tr>
-      <w:tr>
-        <w:tc>
-          <w:tcPr>
-            <w:tcW w:type="dxa" w:w="3408"/>
-          </w:tcPr>
-          <w:p>
-            <w:r>
-              <w:t>intent</w:t>
-            </w:r>
-          </w:p>
-        </w:tc>
-        <w:tc>
-          <w:tcPr>
-            <w:tcW w:type="dxa" w:w="3408"/>
-          </w:tcPr>
-          <w:p>
-            <w:r>
-              <w:t>The goal a user is trying to achieve, which may need clarification.</w:t>
-            </w:r>
-          </w:p>
-        </w:tc>
-        <w:tc>
-          <w:tcPr>
-            <w:tcW w:type="dxa" w:w="3408"/>
-          </w:tcPr>
-          <w:p>
-            <w:r/>
-          </w:p>
-        </w:tc>
-      </w:tr>
-      <w:tr>
-        <w:tc>
-          <w:tcPr>
-            <w:tcW w:type="dxa" w:w="3408"/>
-          </w:tcPr>
-          <w:p>
-            <w:r>
-              <w:t>synthesis</w:t>
-            </w:r>
-          </w:p>
-        </w:tc>
-        <w:tc>
-          <w:tcPr>
-            <w:tcW w:type="dxa" w:w="3408"/>
-          </w:tcPr>
-          <w:p>
-            <w:r>
-              <w:t>Combining information into a new account or output while preserving its meaning and support.</w:t>
-            </w:r>
-          </w:p>
-        </w:tc>
-        <w:tc>
-          <w:tcPr>
-            <w:tcW w:type="dxa" w:w="3408"/>
-          </w:tcPr>
-          <w:p>
-            <w:r/>
-          </w:p>
-        </w:tc>
-      </w:tr>
-    </w:tbl>
+    <w:p>
+      <w:pPr>
+        <w:spacing w:line="336" w:lineRule="auto" w:after="180"/>
+      </w:pPr>
+      <w:r>
+        <w:rPr>
+          <w:b w:val="0"/>
+        </w:rPr>
+        <w:t xml:space="preserve">MISSING INFORMATION: predict and name </w:t>
+      </w:r>
+      <w:r>
+        <w:rPr>
+          <w:b/>
+        </w:rPr>
+        <w:t>evidence</w:t>
+      </w:r>
+      <w:r>
+        <w:rPr>
+          <w:b w:val="0"/>
+        </w:rPr>
+        <w:t xml:space="preserve">.     TRANSFER CASE: predict and name </w:t>
+      </w:r>
+      <w:r>
+        <w:rPr>
+          <w:b/>
+        </w:rPr>
+        <w:t>evidence</w:t>
+      </w:r>
+      <w:r>
+        <w:rPr>
+          <w:b w:val="0"/>
+        </w:rPr>
+        <w:t>.</w:t>
+      </w:r>
+    </w:p>
     <w:p>
       <w:pPr>
         <w:pStyle w:val="Heading3"/>
       </w:pPr>
       <w:r>
-        <w:t>Words used in the closer explanation</w:t>
-      </w:r>
-    </w:p>
-    <w:tbl>
-      <w:tblPr>
-        <w:tblStyle w:val="LightShading-Accent1"/>
-        <w:tblW w:type="auto" w:w="0"/>
-        <w:tblLook w:firstColumn="1" w:firstRow="1" w:lastColumn="0" w:lastRow="0" w:noHBand="0" w:noVBand="1" w:val="04A0"/>
-      </w:tblPr>
-      <w:tblGrid>
-        <w:gridCol w:w="5112"/>
-        <w:gridCol w:w="5112"/>
-      </w:tblGrid>
-      <w:tr>
-        <w:trPr>
-          <w:tblHeader/>
-        </w:trPr>
-        <w:tc>
-          <w:tcPr>
-            <w:tcW w:type="dxa" w:w="5112"/>
-          </w:tcPr>
-          <w:p>
-            <w:r>
-              <w:t>Word</w:t>
-            </w:r>
-          </w:p>
-        </w:tc>
-        <w:tc>
-          <w:tcPr>
-            <w:tcW w:type="dxa" w:w="5112"/>
-          </w:tcPr>
-          <w:p>
-            <w:r>
-              <w:t>Meaning</w:t>
-            </w:r>
-          </w:p>
-        </w:tc>
-      </w:tr>
-      <w:tr>
-        <w:tc>
-          <w:tcPr>
-            <w:tcW w:type="dxa" w:w="5112"/>
-          </w:tcPr>
-          <w:p>
-            <w:r>
-              <w:t>Modality</w:t>
-            </w:r>
-          </w:p>
-        </w:tc>
-        <w:tc>
-          <w:tcPr>
-            <w:tcW w:type="dxa" w:w="5112"/>
-          </w:tcPr>
-          <w:p>
-            <w:r>
-              <w:t>A form of information such as audio, image or text</w:t>
-            </w:r>
-          </w:p>
-        </w:tc>
-      </w:tr>
-      <w:tr>
-        <w:tc>
-          <w:tcPr>
-            <w:tcW w:type="dxa" w:w="5112"/>
-          </w:tcPr>
-          <w:p>
-            <w:r>
-              <w:t>Transcription</w:t>
-            </w:r>
-          </w:p>
-        </w:tc>
-        <w:tc>
-          <w:tcPr>
-            <w:tcW w:type="dxa" w:w="5112"/>
-          </w:tcPr>
-          <w:p>
-            <w:r>
-              <w:t>A text representation of speech</w:t>
-            </w:r>
-          </w:p>
-        </w:tc>
-      </w:tr>
-      <w:tr>
-        <w:tc>
-          <w:tcPr>
-            <w:tcW w:type="dxa" w:w="5112"/>
-          </w:tcPr>
-          <w:p>
-            <w:r>
-              <w:t>Error propagation</w:t>
-            </w:r>
-          </w:p>
-        </w:tc>
-        <w:tc>
-          <w:tcPr>
-            <w:tcW w:type="dxa" w:w="5112"/>
-          </w:tcPr>
-          <w:p>
-            <w:r>
-              <w:t>An earlier error affecting later processing</w:t>
-            </w:r>
-          </w:p>
-        </w:tc>
-      </w:tr>
-    </w:tbl>
+        <w:t>Change one thing in the pictured case</w:t>
+      </w:r>
+    </w:p>
     <w:p>
       <w:pPr>
         <w:pStyle w:val="Heading1"/>
       </w:pPr>
       <w:r>
-        <w:t>06. Follow a worked example</w:t>
-      </w:r>
-    </w:p>
-    <w:p>
-      <w:r>
-        <w:t>Follow the worked trace for Speech and Audio Systems, predict a step, then compare with its explanation.</w:t>
+        <w:t>06. Trace a known thirteen/thirty mismatch</w:t>
+      </w:r>
+    </w:p>
+    <w:p>
+      <w:r>
+        <w:t>Keep the separate unresolved fifteen/fifty inventory case distinct.</w:t>
+      </w:r>
+    </w:p>
+    <w:p>
+      <w:pPr>
+        <w:pStyle w:val="Heading2"/>
+      </w:pPr>
+      <w:r>
+        <w:t>Read the known phrase, transcript and spoken result</w:t>
       </w:r>
     </w:p>
     <w:p>
@@ -2106,15 +2043,9 @@
       </w:pPr>
       <w:r>
         <w:rPr>
-          <w:b/>
-        </w:rPr>
-        <w:t xml:space="preserve">WORKED </w:t>
-      </w:r>
-      <w:r>
-        <w:rPr>
-          <w:b/>
-        </w:rPr>
-        <w:t>EVIDENCE</w:t>
+          <w:b w:val="0"/>
+        </w:rPr>
+        <w:t>A fictional learner dictates a calculation to a voice assistant.</w:t>
       </w:r>
     </w:p>
     <w:p>
@@ -2125,7 +2056,7 @@
         <w:rPr>
           <w:b w:val="0"/>
         </w:rPr>
-        <w:t>Reason Step by Step</w:t>
+        <w:t>Known audio phrase: “thirteen plus seven”. Transcript: “thirty plus seven”. Calculator returns 37.</w:t>
       </w:r>
     </w:p>
     <w:p>
@@ -2136,27 +2067,23 @@
         <w:rPr>
           <w:b w:val="0"/>
         </w:rPr>
-        <w:t xml:space="preserve">Predict first. Then check each step. A correct answer without visible reasoning is incomplete </w:t>
-      </w:r>
-      <w:r>
-        <w:rPr>
-          <w:b/>
-        </w:rPr>
-        <w:t>evidence</w:t>
-      </w:r>
-      <w:r>
-        <w:rPr>
-          <w:b w:val="0"/>
-        </w:rPr>
-        <w:t>.</w:t>
+        <w:t>Synthetic voice says “thirty-seven”. The example supplies ground truth; no real audio was analysed.</w:t>
+      </w:r>
+    </w:p>
+    <w:p>
+      <w:pPr>
+        <w:pStyle w:val="Heading2"/>
+      </w:pPr>
+      <w:r>
+        <w:t>Trace the earliest mismatch and later correct processing</w:t>
       </w:r>
     </w:p>
     <w:p>
       <w:r>
         <w:drawing>
           <wp:inline xmlns:a="http://schemas.openxmlformats.org/drawingml/2006/main" xmlns:pic="http://schemas.openxmlformats.org/drawingml/2006/picture">
-            <wp:extent cx="5486400" cy="2377440"/>
-            <wp:docPr id="14" name="Picture 14" descr="Worked evidence for Speech and Audio Systems"/>
+            <wp:extent cx="5486400" cy="4005072"/>
+            <wp:docPr id="14" name="Picture 14" descr="Recognise speech: Transcription changes thirteen into thirty. → Calculate text: 30+7=37 is correct for the mistaken transcript. → Speak result: Speech synthesis repeats 37; fluent voice does not validate the input. → Confirm intended input: Read back the recognised expression; intended 13+7=20."/>
             <wp:cNvGraphicFramePr>
               <a:graphicFrameLocks noChangeAspect="1"/>
             </wp:cNvGraphicFramePr>
@@ -2164,11 +2091,11 @@
               <a:graphicData uri="http://schemas.openxmlformats.org/drawingml/2006/picture">
                 <pic:pic>
                   <pic:nvPicPr>
-                    <pic:cNvPr id="0" name="60caa7036867d061da7b799873ebc734fad2a8c2599afc8ac6f65cb57ac8626d.png"/>
+                    <pic:cNvPr id="0" name="academy-story-ai-3-12-02.png"/>
                     <pic:cNvPicPr/>
                   </pic:nvPicPr>
                   <pic:blipFill>
-                    <a:blip r:embed="rId21"/>
+                    <a:blip r:embed="rId17"/>
                     <a:stretch>
                       <a:fillRect/>
                     </a:stretch>
@@ -2176,367 +2103,7 @@
                   <pic:spPr>
                     <a:xfrm>
                       <a:off x="0" y="0"/>
-                      <a:ext cx="5486400" cy="2377440"/>
-                    </a:xfrm>
-                    <a:prstGeom prst="rect"/>
-                  </pic:spPr>
-                </pic:pic>
-              </a:graphicData>
-            </a:graphic>
-          </wp:inline>
-        </w:drawing>
-      </w:r>
-    </w:p>
-    <w:p>
-      <w:pPr>
-        <w:spacing w:line="336" w:lineRule="auto" w:after="180"/>
-        <w:shd w:fill="F4F9FC"/>
-      </w:pPr>
-      <w:r>
-        <w:rPr>
-          <w:b w:val="0"/>
-        </w:rPr>
-        <w:t>1. Learner says ‘define erosion’ in a noisy room.</w:t>
-      </w:r>
-    </w:p>
-    <w:p>
-      <w:pPr>
-        <w:spacing w:line="336" w:lineRule="auto" w:after="180"/>
-        <w:shd w:fill="F4F9FC"/>
-      </w:pPr>
-      <w:r>
-        <w:rPr>
-          <w:b w:val="0"/>
-        </w:rPr>
-        <w:t xml:space="preserve">2. Recognizer </w:t>
-      </w:r>
-      <w:r>
-        <w:rPr>
-          <w:b/>
-        </w:rPr>
-        <w:t>output</w:t>
-      </w:r>
-      <w:r>
-        <w:rPr>
-          <w:b w:val="0"/>
-        </w:rPr>
-        <w:t>s ‘design erosion.’</w:t>
-      </w:r>
-    </w:p>
-    <w:p>
-      <w:pPr>
-        <w:spacing w:line="336" w:lineRule="auto" w:after="180"/>
-        <w:shd w:fill="F4F9FC"/>
-      </w:pPr>
-      <w:r>
-        <w:rPr>
-          <w:b w:val="0"/>
-        </w:rPr>
-        <w:t xml:space="preserve">3. </w:t>
-      </w:r>
-      <w:r>
-        <w:rPr>
-          <w:b/>
-        </w:rPr>
-        <w:t>Intent</w:t>
-      </w:r>
-      <w:r>
-        <w:rPr>
-          <w:b w:val="0"/>
-        </w:rPr>
-        <w:t xml:space="preserve"> stage follows the wrong transcript.</w:t>
-      </w:r>
-    </w:p>
-    <w:p>
-      <w:pPr>
-        <w:spacing w:line="336" w:lineRule="auto" w:after="180"/>
-        <w:shd w:fill="F4F9FC"/>
-      </w:pPr>
-      <w:r>
-        <w:rPr>
-          <w:b w:val="0"/>
-        </w:rPr>
-        <w:t>4. Display transcript, allow correction, and avoid high-consequence action from uncertain audio.</w:t>
-      </w:r>
-    </w:p>
-    <w:p>
-      <w:pPr>
-        <w:spacing w:line="336" w:lineRule="auto" w:after="180"/>
-      </w:pPr>
-      <w:r>
-        <w:rPr>
-          <w:b w:val="0"/>
-        </w:rPr>
-        <w:t>Recalculate, retrace, or restate the reasoning in your own representation:</w:t>
-      </w:r>
-    </w:p>
-    <w:p>
-      <w:pPr>
-        <w:pStyle w:val="Heading3"/>
-      </w:pPr>
-      <w:r>
-        <w:t>Write or draw your reasoning and evidence.</w:t>
-      </w:r>
-    </w:p>
-    <w:p>
-      <w:r>
-        <w:t>________________________________________________________________</w:t>
-      </w:r>
-    </w:p>
-    <w:p>
-      <w:r>
-        <w:t>________________________________________________________________</w:t>
-      </w:r>
-    </w:p>
-    <w:p>
-      <w:r>
-        <w:t>________________________________________________________________</w:t>
-      </w:r>
-    </w:p>
-    <w:p>
-      <w:r>
-        <w:t>________________________________________________________________</w:t>
-      </w:r>
-    </w:p>
-    <w:p>
-      <w:r>
-        <w:t>________________________________________________________________</w:t>
-      </w:r>
-    </w:p>
-    <w:p>
-      <w:pPr>
-        <w:spacing w:line="336" w:lineRule="auto" w:after="180"/>
-        <w:shd w:fill="F5F1FB"/>
-      </w:pPr>
-      <w:r>
-        <w:rPr>
-          <w:b w:val="0"/>
-        </w:rPr>
-        <w:t xml:space="preserve">CHECK  Did the </w:t>
-      </w:r>
-      <w:r>
-        <w:rPr>
-          <w:b/>
-        </w:rPr>
-        <w:t>evidence</w:t>
-      </w:r>
-      <w:r>
-        <w:rPr>
-          <w:b w:val="0"/>
-        </w:rPr>
-        <w:t xml:space="preserve"> answer the exact question? Did the total, path, or source record stay consistent?</w:t>
-      </w:r>
-    </w:p>
-    <w:p>
-      <w:pPr>
-        <w:pStyle w:val="Heading3"/>
-      </w:pPr>
-      <w:r>
-        <w:t>A closer explanation</w:t>
-      </w:r>
-    </w:p>
-    <w:p>
-      <w:pPr>
-        <w:spacing w:line="336" w:lineRule="auto" w:after="180"/>
-      </w:pPr>
-      <w:r>
-        <w:rPr>
-          <w:b w:val="0"/>
-        </w:rPr>
-        <w:t>Audio transcript reads fifteen boxes; a clear written inventory says fifty boxes. The original audio is unavailable and the assistant reports fifteen as certain.</w:t>
-      </w:r>
-    </w:p>
-    <w:p>
-      <w:pPr>
-        <w:spacing w:line="336" w:lineRule="auto" w:after="180"/>
-      </w:pPr>
-      <w:r>
-        <w:rPr>
-          <w:b w:val="0"/>
-        </w:rPr>
-        <w:t>There is an unresolved quantity conflict and no audio replay. Preserve both sources and ask the responsible person; certainty is unsupported.</w:t>
-      </w:r>
-    </w:p>
-    <w:p>
-      <w:pPr>
-        <w:pStyle w:val="Heading3"/>
-      </w:pPr>
-      <w:r>
-        <w:t>Worked explanation · Speech and Audio Systems</w:t>
-      </w:r>
-    </w:p>
-    <w:p>
-      <w:pPr>
-        <w:spacing w:line="336" w:lineRule="auto" w:after="180"/>
-        <w:shd w:fill="F1F6FC"/>
-      </w:pPr>
-      <w:r>
-        <w:rPr>
-          <w:b w:val="0"/>
-        </w:rPr>
-        <w:t xml:space="preserve">Compare the intermediate </w:t>
-      </w:r>
-      <w:r>
-        <w:rPr>
-          <w:b/>
-        </w:rPr>
-        <w:t>evidence</w:t>
-      </w:r>
-      <w:r>
-        <w:rPr>
-          <w:b w:val="0"/>
-        </w:rPr>
-        <w:t xml:space="preserve"> with the final statement. Explain why each number or decision follows from the stated </w:t>
-      </w:r>
-      <w:r>
-        <w:rPr>
-          <w:b/>
-        </w:rPr>
-        <w:t>input</w:t>
-      </w:r>
-      <w:r>
-        <w:rPr>
-          <w:b w:val="0"/>
-        </w:rPr>
-        <w:t>s.</w:t>
-      </w:r>
-    </w:p>
-    <w:p>
-      <w:pPr>
-        <w:spacing w:line="336" w:lineRule="auto" w:after="180"/>
-        <w:shd w:fill="F1F6FC"/>
-      </w:pPr>
-      <w:r>
-        <w:rPr>
-          <w:b w:val="0"/>
-        </w:rPr>
-        <w:t xml:space="preserve">The conclusion belongs to this scenario and procedure; changing the </w:t>
-      </w:r>
-      <w:r>
-        <w:rPr>
-          <w:b/>
-        </w:rPr>
-        <w:t>input</w:t>
-      </w:r>
-      <w:r>
-        <w:rPr>
-          <w:b w:val="0"/>
-        </w:rPr>
-        <w:t>s, evaluation population or authority can change what it establishes. Retain the raw record so a later revision can be compared honestly.</w:t>
-      </w:r>
-    </w:p>
-    <w:p>
-      <w:pPr>
-        <w:pStyle w:val="Heading3"/>
-      </w:pPr>
-      <w:r>
-        <w:t>Learn from the worked case</w:t>
-      </w:r>
-    </w:p>
-    <w:p>
-      <w:pPr>
-        <w:spacing w:line="336" w:lineRule="auto" w:after="180"/>
-      </w:pPr>
-      <w:r>
-        <w:rPr>
-          <w:b w:val="0"/>
-        </w:rPr>
-        <w:t>Cover the result before checking it. Say what is given, choose the procedure, and follow one step at a time. Then uncover the result and explain your first mismatch. Ask why a step is allowed, not only what number it produces.</w:t>
-      </w:r>
-    </w:p>
-    <w:p>
-      <w:pPr>
-        <w:pStyle w:val="Heading3"/>
-      </w:pPr>
-      <w:r>
-        <w:t>A pictorial worked case: Speech and Audio Systems</w:t>
-      </w:r>
-    </w:p>
-    <w:p>
-      <w:pPr>
-        <w:spacing w:line="336" w:lineRule="auto" w:after="180"/>
-      </w:pPr>
-      <w:r>
-        <w:rPr>
-          <w:b w:val="0"/>
-        </w:rPr>
-        <w:t>A fictional learner dictates a calculation to a voice assistant.</w:t>
-      </w:r>
-    </w:p>
-    <w:p>
-      <w:pPr>
-        <w:pStyle w:val="Heading3"/>
-      </w:pPr>
-      <w:r>
-        <w:t>The facts we will use</w:t>
-      </w:r>
-    </w:p>
-    <w:p>
-      <w:pPr>
-        <w:pStyle w:val="Heading3"/>
-      </w:pPr>
-      <w:r>
-        <w:t>Supplied facts</w:t>
-      </w:r>
-    </w:p>
-    <w:p>
-      <w:pPr>
-        <w:spacing w:line="336" w:lineRule="auto" w:after="180"/>
-        <w:shd w:fill="F1F6FC"/>
-      </w:pPr>
-      <w:r>
-        <w:rPr>
-          <w:b w:val="0"/>
-        </w:rPr>
-        <w:t>Known audio phrase: “thirteen plus seven”. Transcript: “thirty plus seven”. Calculator returns 37.</w:t>
-      </w:r>
-    </w:p>
-    <w:p>
-      <w:pPr>
-        <w:pStyle w:val="Heading3"/>
-      </w:pPr>
-      <w:r>
-        <w:t>Supplied facts</w:t>
-      </w:r>
-    </w:p>
-    <w:p>
-      <w:pPr>
-        <w:spacing w:line="336" w:lineRule="auto" w:after="180"/>
-        <w:shd w:fill="F1F6FC"/>
-      </w:pPr>
-      <w:r>
-        <w:rPr>
-          <w:b w:val="0"/>
-        </w:rPr>
-        <w:t>Synthetic voice says “thirty-seven”. The example supplies ground truth; no real audio was analysed.</w:t>
-      </w:r>
-    </w:p>
-    <w:p>
-      <w:r>
-        <w:drawing>
-          <wp:inline xmlns:a="http://schemas.openxmlformats.org/drawingml/2006/main" xmlns:pic="http://schemas.openxmlformats.org/drawingml/2006/picture">
-            <wp:extent cx="5346057" cy="5943599"/>
-            <wp:docPr id="15" name="Picture 15" descr="Speech and Audio Systems. Recognise speech: Transcription changes thirteen into thirty.. Calculate text: 30+7=37 is correct for the mistaken transcript.. Speak result: Speech synthesis repeats 37; fluent voice does not validate the input.. Confirm intended input: Read back the recognised expression; intended 13+7=20."/>
-            <wp:cNvGraphicFramePr>
-              <a:graphicFrameLocks noChangeAspect="1"/>
-            </wp:cNvGraphicFramePr>
-            <a:graphic>
-              <a:graphicData uri="http://schemas.openxmlformats.org/drawingml/2006/picture">
-                <pic:pic>
-                  <pic:nvPicPr>
-                    <pic:cNvPr id="0" name="academy-visual-ai-3-12.png"/>
-                    <pic:cNvPicPr/>
-                  </pic:nvPicPr>
-                  <pic:blipFill>
-                    <a:blip r:embed="rId22"/>
-                    <a:stretch>
-                      <a:fillRect/>
-                    </a:stretch>
-                  </pic:blipFill>
-                  <pic:spPr>
-                    <a:xfrm>
-                      <a:off x="0" y="0"/>
-                      <a:ext cx="5346057" cy="5943599"/>
+                      <a:ext cx="5486400" cy="4005072"/>
                     </a:xfrm>
                     <a:prstGeom prst="rect"/>
                   </pic:spPr>
@@ -2686,9 +2253,555 @@
     </w:p>
     <w:p>
       <w:pPr>
+        <w:spacing w:line="336" w:lineRule="auto" w:after="180"/>
+      </w:pPr>
+      <w:r>
+        <w:rPr>
+          <w:b w:val="0"/>
+        </w:rPr>
+        <w:t xml:space="preserve">The first error occurs before arithmetic. Blaming the calculator would target a stage that correctly </w:t>
+      </w:r>
+      <w:r>
+        <w:rPr>
+          <w:b/>
+        </w:rPr>
+        <w:t>process</w:t>
+      </w:r>
+      <w:r>
+        <w:rPr>
+          <w:b w:val="0"/>
+        </w:rPr>
+        <w:t>ed its supplied text. Read-back or on-screen confirmation lets the user catch a number misunderstanding before action.</w:t>
+      </w:r>
+    </w:p>
+    <w:p>
+      <w:pPr>
+        <w:spacing w:line="336" w:lineRule="auto" w:after="180"/>
+      </w:pPr>
+      <w:r>
+        <w:rPr>
+          <w:b w:val="0"/>
+        </w:rPr>
+        <w:t xml:space="preserve">Retain the original audio and transcript, where permitted, to separate recognition defects from later </w:t>
+      </w:r>
+      <w:r>
+        <w:rPr>
+          <w:b/>
+        </w:rPr>
+        <w:t>process</w:t>
+      </w:r>
+      <w:r>
+        <w:rPr>
+          <w:b w:val="0"/>
+        </w:rPr>
+        <w:t>ing errors.</w:t>
+      </w:r>
+    </w:p>
+    <w:p>
+      <w:pPr>
+        <w:pStyle w:val="Heading2"/>
+      </w:pPr>
+      <w:r>
+        <w:t>Clarify the counterfactual change</w:t>
+      </w:r>
+    </w:p>
+    <w:p>
+      <w:pPr>
+        <w:spacing w:line="336" w:lineRule="auto" w:after="180"/>
+      </w:pPr>
+      <w:r>
+        <w:rPr>
+          <w:b w:val="0"/>
+        </w:rPr>
+        <w:t>Here the known phrase is supplied as classroom ground truth; no actual recording or recogniser is tested. The parsed expression follows the supplied transcript. Correcting the transcript while keeping later stages unchanged means using the same interpretation, arithmetic and speech-rendering rules with new input; it does not freeze their old output text. The corrected13+7 result is20.</w:t>
+      </w:r>
+    </w:p>
+    <w:p>
+      <w:pPr>
+        <w:pStyle w:val="Heading2"/>
+      </w:pPr>
+      <w:r>
+        <w:t>Predict correcting the transcript</w:t>
+      </w:r>
+    </w:p>
+    <w:p>
+      <w:pPr>
+        <w:pStyle w:val="ListBullet"/>
+      </w:pPr>
+      <w:r>
+        <w:t>Change one thing: Correct the transcript to “thirteen plus seven” with all later stages unchanged. Predict the result before checking the explanation. What remains the same?</w:t>
+      </w:r>
+    </w:p>
+    <w:p>
+      <w:pPr>
+        <w:pStyle w:val="Heading2"/>
+      </w:pPr>
+      <w:r>
+        <w:t>Check after predicting · reference / check after trying</w:t>
+      </w:r>
+    </w:p>
+    <w:p>
+      <w:r>
+        <w:drawing>
+          <wp:inline xmlns:a="http://schemas.openxmlformats.org/drawingml/2006/main" xmlns:pic="http://schemas.openxmlformats.org/drawingml/2006/picture">
+            <wp:extent cx="5486400" cy="3026664"/>
+            <wp:docPr id="15" name="Picture 15" descr="Original case: Read back the recognised expression; intended 13+7=20. Changed condition: Correct the transcript to “thirteen plus seven” with all later stages unchanged. Expected result: The calculator and spoken result should become 20 under the declared pipeline. Reason: 13+7=20; the changed input removes the earlier recognition error."/>
+            <wp:cNvGraphicFramePr>
+              <a:graphicFrameLocks noChangeAspect="1"/>
+            </wp:cNvGraphicFramePr>
+            <a:graphic>
+              <a:graphicData uri="http://schemas.openxmlformats.org/drawingml/2006/picture">
+                <pic:pic>
+                  <pic:nvPicPr>
+                    <pic:cNvPr id="0" name="academy-story-ai-3-12-04.png"/>
+                    <pic:cNvPicPr/>
+                  </pic:nvPicPr>
+                  <pic:blipFill>
+                    <a:blip r:embed="rId18"/>
+                    <a:stretch>
+                      <a:fillRect/>
+                    </a:stretch>
+                  </pic:blipFill>
+                  <pic:spPr>
+                    <a:xfrm>
+                      <a:off x="0" y="0"/>
+                      <a:ext cx="5486400" cy="3026664"/>
+                    </a:xfrm>
+                    <a:prstGeom prst="rect"/>
+                  </pic:spPr>
+                </pic:pic>
+              </a:graphicData>
+            </a:graphic>
+          </wp:inline>
+        </w:drawing>
+      </w:r>
+    </w:p>
+    <w:p>
+      <w:pPr>
+        <w:pStyle w:val="Heading2"/>
+      </w:pPr>
+      <w:r>
+        <w:t>State limits on recogniser-performance claims</w:t>
+      </w:r>
+    </w:p>
+    <w:p>
+      <w:pPr>
+        <w:pStyle w:val="ListBullet"/>
+      </w:pPr>
+      <w:r>
+        <w:t>These supplied transcript facts do not establish how an actual recogniser performs for accents, noise or different speakers.</w:t>
+      </w:r>
+    </w:p>
+    <w:p>
+      <w:pPr>
+        <w:pStyle w:val="ListBullet"/>
+      </w:pPr>
+      <w:r>
+        <w:t>Read the labelled picture: Which stage was initially wrong, and which stage was correctly operating on a wrong input?</w:t>
+      </w:r>
+    </w:p>
+    <w:p>
+      <w:pPr>
+        <w:pStyle w:val="Heading2"/>
+      </w:pPr>
+      <w:r>
+        <w:t>Separate review · Unavailable audio versus inventory · reference / check after trying</w:t>
+      </w:r>
+    </w:p>
+    <w:p>
+      <w:pPr>
+        <w:spacing w:line="336" w:lineRule="auto" w:after="180"/>
+      </w:pPr>
+      <w:r>
+        <w:rPr>
+          <w:b w:val="0"/>
+        </w:rPr>
+        <w:t>Audio transcript reads fifteen boxes; a clear written inventory says fifty boxes. The original audio is unavailable and the assistant reports fifteen as certain.</w:t>
+      </w:r>
+    </w:p>
+    <w:p>
+      <w:pPr>
+        <w:spacing w:line="336" w:lineRule="auto" w:after="180"/>
+      </w:pPr>
+      <w:r>
+        <w:rPr>
+          <w:b w:val="0"/>
+        </w:rPr>
+        <w:t>There is an unresolved quantity conflict and no audio replay. Preserve both sources and ask the responsible person; certainty is unsupported.</w:t>
+      </w:r>
+    </w:p>
+    <w:p>
+      <w:pPr>
+        <w:pStyle w:val="Heading2"/>
+      </w:pPr>
+      <w:r>
+        <w:t>Earlier wording, alternatives and picture transcripts · reference / check after trying</w:t>
+      </w:r>
+    </w:p>
+    <w:p>
+      <w:pPr>
+        <w:spacing w:line="336" w:lineRule="auto" w:after="180"/>
+      </w:pPr>
+      <w:r>
+        <w:rPr>
+          <w:b w:val="0"/>
+        </w:rPr>
+        <w:t xml:space="preserve">WORKED </w:t>
+      </w:r>
+      <w:r>
+        <w:rPr>
+          <w:b/>
+        </w:rPr>
+        <w:t>EVIDENCE</w:t>
+      </w:r>
+    </w:p>
+    <w:p>
+      <w:pPr>
+        <w:spacing w:line="336" w:lineRule="auto" w:after="180"/>
+      </w:pPr>
+      <w:r>
+        <w:rPr>
+          <w:b w:val="0"/>
+        </w:rPr>
+        <w:t>Reason Step by Step</w:t>
+      </w:r>
+    </w:p>
+    <w:p>
+      <w:pPr>
+        <w:spacing w:line="336" w:lineRule="auto" w:after="180"/>
+      </w:pPr>
+      <w:r>
+        <w:rPr>
+          <w:b w:val="0"/>
+        </w:rPr>
+        <w:t xml:space="preserve">Predict first. Then check each step. A correct answer without visible reasoning is incomplete </w:t>
+      </w:r>
+      <w:r>
+        <w:rPr>
+          <w:b/>
+        </w:rPr>
+        <w:t>evidence</w:t>
+      </w:r>
+      <w:r>
+        <w:rPr>
+          <w:b w:val="0"/>
+        </w:rPr>
+        <w:t>.</w:t>
+      </w:r>
+    </w:p>
+    <w:p>
+      <w:r>
+        <w:drawing>
+          <wp:inline xmlns:a="http://schemas.openxmlformats.org/drawingml/2006/main" xmlns:pic="http://schemas.openxmlformats.org/drawingml/2006/picture">
+            <wp:extent cx="5486400" cy="2377440"/>
+            <wp:docPr id="16" name="Picture 16" descr="Worked evidence for Speech and Audio Systems"/>
+            <wp:cNvGraphicFramePr>
+              <a:graphicFrameLocks noChangeAspect="1"/>
+            </wp:cNvGraphicFramePr>
+            <a:graphic>
+              <a:graphicData uri="http://schemas.openxmlformats.org/drawingml/2006/picture">
+                <pic:pic>
+                  <pic:nvPicPr>
+                    <pic:cNvPr id="0" name="60caa7036867d061da7b799873ebc734fad2a8c2599afc8ac6f65cb57ac8626d.png"/>
+                    <pic:cNvPicPr/>
+                  </pic:nvPicPr>
+                  <pic:blipFill>
+                    <a:blip r:embed="rId19"/>
+                    <a:stretch>
+                      <a:fillRect/>
+                    </a:stretch>
+                  </pic:blipFill>
+                  <pic:spPr>
+                    <a:xfrm>
+                      <a:off x="0" y="0"/>
+                      <a:ext cx="5486400" cy="2377440"/>
+                    </a:xfrm>
+                    <a:prstGeom prst="rect"/>
+                  </pic:spPr>
+                </pic:pic>
+              </a:graphicData>
+            </a:graphic>
+          </wp:inline>
+        </w:drawing>
+      </w:r>
+    </w:p>
+    <w:p>
+      <w:pPr>
+        <w:spacing w:line="336" w:lineRule="auto" w:after="180"/>
+      </w:pPr>
+      <w:r>
+        <w:rPr>
+          <w:b w:val="0"/>
+        </w:rPr>
+        <w:t>1. Learner says ‘define erosion’ in a noisy room.</w:t>
+      </w:r>
+    </w:p>
+    <w:p>
+      <w:pPr>
+        <w:spacing w:line="336" w:lineRule="auto" w:after="180"/>
+      </w:pPr>
+      <w:r>
+        <w:rPr>
+          <w:b w:val="0"/>
+        </w:rPr>
+        <w:t xml:space="preserve">2. Recognizer </w:t>
+      </w:r>
+      <w:r>
+        <w:rPr>
+          <w:b/>
+        </w:rPr>
+        <w:t>output</w:t>
+      </w:r>
+      <w:r>
+        <w:rPr>
+          <w:b w:val="0"/>
+        </w:rPr>
+        <w:t>s ‘design erosion.’</w:t>
+      </w:r>
+    </w:p>
+    <w:p>
+      <w:pPr>
+        <w:spacing w:line="336" w:lineRule="auto" w:after="180"/>
+      </w:pPr>
+      <w:r>
+        <w:rPr>
+          <w:b w:val="0"/>
+        </w:rPr>
+        <w:t xml:space="preserve">3. </w:t>
+      </w:r>
+      <w:r>
+        <w:rPr>
+          <w:b/>
+        </w:rPr>
+        <w:t>Intent</w:t>
+      </w:r>
+      <w:r>
+        <w:rPr>
+          <w:b w:val="0"/>
+        </w:rPr>
+        <w:t xml:space="preserve"> stage follows the wrong transcript.</w:t>
+      </w:r>
+    </w:p>
+    <w:p>
+      <w:pPr>
+        <w:spacing w:line="336" w:lineRule="auto" w:after="180"/>
+      </w:pPr>
+      <w:r>
+        <w:rPr>
+          <w:b w:val="0"/>
+        </w:rPr>
+        <w:t>4. Display transcript, allow correction, and avoid high-consequence action from uncertain audio.</w:t>
+      </w:r>
+    </w:p>
+    <w:p>
+      <w:pPr>
+        <w:spacing w:line="336" w:lineRule="auto" w:after="180"/>
+      </w:pPr>
+      <w:r>
+        <w:rPr>
+          <w:b w:val="0"/>
+        </w:rPr>
+        <w:t>Recalculate, retrace, or restate the reasoning in your own representation:</w:t>
+      </w:r>
+    </w:p>
+    <w:p>
+      <w:pPr>
         <w:pStyle w:val="Heading3"/>
       </w:pPr>
       <w:r>
+        <w:t>Write or draw your reasoning and evidence.</w:t>
+      </w:r>
+    </w:p>
+    <w:p>
+      <w:r>
+        <w:t>________________________________________________________________</w:t>
+      </w:r>
+    </w:p>
+    <w:p>
+      <w:r>
+        <w:t>________________________________________________________________</w:t>
+      </w:r>
+    </w:p>
+    <w:p>
+      <w:r>
+        <w:t>________________________________________________________________</w:t>
+      </w:r>
+    </w:p>
+    <w:p>
+      <w:r>
+        <w:t>________________________________________________________________</w:t>
+      </w:r>
+    </w:p>
+    <w:p>
+      <w:r>
+        <w:t>________________________________________________________________</w:t>
+      </w:r>
+    </w:p>
+    <w:p>
+      <w:pPr>
+        <w:spacing w:line="336" w:lineRule="auto" w:after="180"/>
+      </w:pPr>
+      <w:r>
+        <w:rPr>
+          <w:b w:val="0"/>
+        </w:rPr>
+        <w:t xml:space="preserve">CHECK  Did the </w:t>
+      </w:r>
+      <w:r>
+        <w:rPr>
+          <w:b/>
+        </w:rPr>
+        <w:t>evidence</w:t>
+      </w:r>
+      <w:r>
+        <w:rPr>
+          <w:b w:val="0"/>
+        </w:rPr>
+        <w:t xml:space="preserve"> answer the exact question? Did the total, path, or source record stay consistent?</w:t>
+      </w:r>
+    </w:p>
+    <w:p>
+      <w:pPr>
+        <w:pStyle w:val="Heading3"/>
+      </w:pPr>
+      <w:r>
+        <w:t>A closer explanation</w:t>
+      </w:r>
+    </w:p>
+    <w:p>
+      <w:pPr>
+        <w:spacing w:line="336" w:lineRule="auto" w:after="180"/>
+      </w:pPr>
+      <w:r>
+        <w:rPr>
+          <w:b w:val="0"/>
+        </w:rPr>
+        <w:t xml:space="preserve">Compare the intermediate </w:t>
+      </w:r>
+      <w:r>
+        <w:rPr>
+          <w:b/>
+        </w:rPr>
+        <w:t>evidence</w:t>
+      </w:r>
+      <w:r>
+        <w:rPr>
+          <w:b w:val="0"/>
+        </w:rPr>
+        <w:t xml:space="preserve"> with the final statement. Explain why each number or decision follows from the stated </w:t>
+      </w:r>
+      <w:r>
+        <w:rPr>
+          <w:b/>
+        </w:rPr>
+        <w:t>input</w:t>
+      </w:r>
+      <w:r>
+        <w:rPr>
+          <w:b w:val="0"/>
+        </w:rPr>
+        <w:t>s.</w:t>
+      </w:r>
+    </w:p>
+    <w:p>
+      <w:pPr>
+        <w:spacing w:line="336" w:lineRule="auto" w:after="180"/>
+      </w:pPr>
+      <w:r>
+        <w:rPr>
+          <w:b w:val="0"/>
+        </w:rPr>
+        <w:t xml:space="preserve">The conclusion belongs to this scenario and procedure; changing the </w:t>
+      </w:r>
+      <w:r>
+        <w:rPr>
+          <w:b/>
+        </w:rPr>
+        <w:t>input</w:t>
+      </w:r>
+      <w:r>
+        <w:rPr>
+          <w:b w:val="0"/>
+        </w:rPr>
+        <w:t>s, evaluation population or authority can change what it establishes. Retain the raw record so a later revision can be compared honestly.</w:t>
+      </w:r>
+    </w:p>
+    <w:p>
+      <w:pPr>
+        <w:pStyle w:val="Heading3"/>
+      </w:pPr>
+      <w:r>
+        <w:t>Learn from the worked case</w:t>
+      </w:r>
+    </w:p>
+    <w:p>
+      <w:pPr>
+        <w:spacing w:line="336" w:lineRule="auto" w:after="180"/>
+      </w:pPr>
+      <w:r>
+        <w:rPr>
+          <w:b w:val="0"/>
+        </w:rPr>
+        <w:t>Cover the result before checking it. Say what is given, choose the procedure, and follow one step at a time. Then uncover the result and explain your first mismatch. Ask why a step is allowed, not only what number it produces.</w:t>
+      </w:r>
+    </w:p>
+    <w:p>
+      <w:pPr>
+        <w:pStyle w:val="Heading3"/>
+      </w:pPr>
+      <w:r>
+        <w:t>A pictorial worked case: Speech and Audio Systems</w:t>
+      </w:r>
+    </w:p>
+    <w:p>
+      <w:pPr>
+        <w:pStyle w:val="Heading3"/>
+      </w:pPr>
+      <w:r>
+        <w:t>The facts we will use</w:t>
+      </w:r>
+    </w:p>
+    <w:p>
+      <w:r>
+        <w:drawing>
+          <wp:inline xmlns:a="http://schemas.openxmlformats.org/drawingml/2006/main" xmlns:pic="http://schemas.openxmlformats.org/drawingml/2006/picture">
+            <wp:extent cx="5346057" cy="5943599"/>
+            <wp:docPr id="17" name="Picture 17" descr="Speech and Audio Systems. Recognise speech: Transcription changes thirteen into thirty.. Calculate text: 30+7=37 is correct for the mistaken transcript.. Speak result: Speech synthesis repeats 37; fluent voice does not validate the input.. Confirm intended input: Read back the recognised expression; intended 13+7=20."/>
+            <wp:cNvGraphicFramePr>
+              <a:graphicFrameLocks noChangeAspect="1"/>
+            </wp:cNvGraphicFramePr>
+            <a:graphic>
+              <a:graphicData uri="http://schemas.openxmlformats.org/drawingml/2006/picture">
+                <pic:pic>
+                  <pic:nvPicPr>
+                    <pic:cNvPr id="0" name="academy-visual-ai-3-12.png"/>
+                    <pic:cNvPicPr/>
+                  </pic:nvPicPr>
+                  <pic:blipFill>
+                    <a:blip r:embed="rId20"/>
+                    <a:stretch>
+                      <a:fillRect/>
+                    </a:stretch>
+                  </pic:blipFill>
+                  <pic:spPr>
+                    <a:xfrm>
+                      <a:off x="0" y="0"/>
+                      <a:ext cx="5346057" cy="5943599"/>
+                    </a:xfrm>
+                    <a:prstGeom prst="rect"/>
+                  </pic:spPr>
+                </pic:pic>
+              </a:graphicData>
+            </a:graphic>
+          </wp:inline>
+        </w:drawing>
+      </w:r>
+    </w:p>
+    <w:p>
+      <w:pPr>
+        <w:pStyle w:val="Heading3"/>
+      </w:pPr>
+      <w:r>
         <w:t>Why this result follows</w:t>
       </w:r>
     </w:p>
@@ -2697,162 +2810,93 @@
         <w:pStyle w:val="Heading3"/>
       </w:pPr>
       <w:r>
-        <w:t>Why the result follows</w:t>
+        <w:t>What this example does not establish</w:t>
+      </w:r>
+    </w:p>
+    <w:p>
+      <w:pPr>
+        <w:pStyle w:val="Heading1"/>
+      </w:pPr>
+      <w:r>
+        <w:t>07. Find the wrong inference from a correct downstream output</w:t>
+      </w:r>
+    </w:p>
+    <w:p>
+      <w:r>
+        <w:t>Check the input to a stage as well as its output.</w:t>
+      </w:r>
+    </w:p>
+    <w:p>
+      <w:pPr>
+        <w:pStyle w:val="Heading2"/>
+      </w:pPr>
+      <w:r>
+        <w:t>Repair the fluent-voice argument</w:t>
       </w:r>
     </w:p>
     <w:p>
       <w:pPr>
         <w:spacing w:line="336" w:lineRule="auto" w:after="180"/>
-        <w:shd w:fill="F1F6FC"/>
       </w:pPr>
       <w:r>
         <w:rPr>
           <w:b w:val="0"/>
         </w:rPr>
-        <w:t xml:space="preserve">The first error occurs before arithmetic. Blaming the calculator would target a stage that correctly </w:t>
-      </w:r>
-      <w:r>
-        <w:rPr>
-          <w:b/>
-        </w:rPr>
-        <w:t>process</w:t>
-      </w:r>
-      <w:r>
-        <w:rPr>
-          <w:b w:val="0"/>
-        </w:rPr>
-        <w:t>ed its supplied text. Read-back or on-screen confirmation lets the user catch a number misunderstanding before action.</w:t>
+        <w:t>Claim to repair: The voice said37clearly, so the learner must have asked30+7. The supplied reference utterance is13+7, while the transcript says30+7. Correct arithmetic and fluent synthesis can preserve that earlier error. In the separate boxes case the original audio is unavailable, so a conflict with inventory cannot by itself locate a recognition error. State the first supported mismatch and what remains unknown.</w:t>
+      </w:r>
+    </w:p>
+    <w:p>
+      <w:pPr>
+        <w:pStyle w:val="Heading2"/>
+      </w:pPr>
+      <w:r>
+        <w:t>Propose a stage-specific check</w:t>
+      </w:r>
+    </w:p>
+    <w:p>
+      <w:pPr>
+        <w:pStyle w:val="Heading3"/>
+      </w:pPr>
+      <w:r>
+        <w:t>Exit: propose one revealing change to the worked scenario. State the expected outcome and the evidence that would make you revise your explanation.</w:t>
+      </w:r>
+    </w:p>
+    <w:p>
+      <w:r>
+        <w:t>________________________________________________________________</w:t>
+      </w:r>
+    </w:p>
+    <w:p>
+      <w:r>
+        <w:t>________________________________________________________________</w:t>
+      </w:r>
+    </w:p>
+    <w:p>
+      <w:r>
+        <w:t>________________________________________________________________</w:t>
+      </w:r>
+    </w:p>
+    <w:p>
+      <w:r>
+        <w:t>________________________________________________________________</w:t>
+      </w:r>
+    </w:p>
+    <w:p>
+      <w:r>
+        <w:t>________________________________________________________________</w:t>
+      </w:r>
+    </w:p>
+    <w:p>
+      <w:pPr>
+        <w:pStyle w:val="Heading2"/>
+      </w:pPr>
+      <w:r>
+        <w:t>Earlier wording, alternatives and picture transcripts · reference / check after trying</w:t>
       </w:r>
     </w:p>
     <w:p>
       <w:pPr>
         <w:spacing w:line="336" w:lineRule="auto" w:after="180"/>
-        <w:shd w:fill="F1F6FC"/>
-      </w:pPr>
-      <w:r>
-        <w:rPr>
-          <w:b w:val="0"/>
-        </w:rPr>
-        <w:t xml:space="preserve">Retain the original audio and transcript, where permitted, to separate recognition defects from later </w:t>
-      </w:r>
-      <w:r>
-        <w:rPr>
-          <w:b/>
-        </w:rPr>
-        <w:t>process</w:t>
-      </w:r>
-      <w:r>
-        <w:rPr>
-          <w:b w:val="0"/>
-        </w:rPr>
-        <w:t>ing errors.</w:t>
-      </w:r>
-    </w:p>
-    <w:p>
-      <w:pPr>
-        <w:pStyle w:val="Heading3"/>
-      </w:pPr>
-      <w:r>
-        <w:t>What this example does not establish</w:t>
-      </w:r>
-    </w:p>
-    <w:p>
-      <w:pPr>
-        <w:pStyle w:val="Heading3"/>
-      </w:pPr>
-      <w:r>
-        <w:t>Keep the stated limit</w:t>
-      </w:r>
-    </w:p>
-    <w:p>
-      <w:pPr>
-        <w:spacing w:line="336" w:lineRule="auto" w:after="180"/>
-        <w:shd w:fill="FFF5E6"/>
-      </w:pPr>
-      <w:r>
-        <w:rPr>
-          <w:b w:val="0"/>
-        </w:rPr>
-        <w:t>These supplied transcript facts do not establish how an actual recogniser performs for accents, noise or different speakers.</w:t>
-      </w:r>
-    </w:p>
-    <w:p>
-      <w:pPr>
-        <w:pStyle w:val="Heading3"/>
-      </w:pPr>
-      <w:r>
-        <w:t>Keep the stated limit</w:t>
-      </w:r>
-    </w:p>
-    <w:p>
-      <w:pPr>
-        <w:spacing w:line="336" w:lineRule="auto" w:after="180"/>
-        <w:shd w:fill="FFF5E6"/>
-      </w:pPr>
-      <w:r>
-        <w:rPr>
-          <w:b w:val="0"/>
-        </w:rPr>
-        <w:t xml:space="preserve">Read the labelled picture: Which stage was initially wrong, and which stage was correctly operating on a wrong </w:t>
-      </w:r>
-      <w:r>
-        <w:rPr>
-          <w:b/>
-        </w:rPr>
-        <w:t>input</w:t>
-      </w:r>
-      <w:r>
-        <w:rPr>
-          <w:b w:val="0"/>
-        </w:rPr>
-        <w:t>?</w:t>
-      </w:r>
-    </w:p>
-    <w:p>
-      <w:pPr>
-        <w:pStyle w:val="Heading3"/>
-      </w:pPr>
-      <w:r>
-        <w:t>Keep the stated limit</w:t>
-      </w:r>
-    </w:p>
-    <w:p>
-      <w:pPr>
-        <w:spacing w:line="336" w:lineRule="auto" w:after="180"/>
-        <w:shd w:fill="FFF5E6"/>
-      </w:pPr>
-      <w:r>
-        <w:rPr>
-          <w:b w:val="0"/>
-        </w:rPr>
-        <w:t>Change one thing: Correct the transcript to “thirteen plus seven” with all later stages unchanged. Predict the result before checking the explanation. What remains the same?</w:t>
-      </w:r>
-    </w:p>
-    <w:p>
-      <w:pPr>
-        <w:pStyle w:val="Heading1"/>
-      </w:pPr>
-      <w:r>
-        <w:t>07. Find and repair a mistake</w:t>
-      </w:r>
-    </w:p>
-    <w:p>
-      <w:r>
-        <w:t>Find the unsupported step in the Speech and Audio Systems claim and explain a repair using the supplied evidence.</w:t>
-      </w:r>
-    </w:p>
-    <w:p>
-      <w:pPr>
-        <w:pStyle w:val="Heading3"/>
-      </w:pPr>
-      <w:r>
-        <w:t>Find the first error</w:t>
-      </w:r>
-    </w:p>
-    <w:p>
-      <w:pPr>
-        <w:spacing w:line="336" w:lineRule="auto" w:after="180"/>
-        <w:shd w:fill="FFF5E6"/>
       </w:pPr>
       <w:r>
         <w:rPr>
@@ -2900,7 +2944,7 @@
         <w:drawing>
           <wp:inline xmlns:a="http://schemas.openxmlformats.org/drawingml/2006/main" xmlns:pic="http://schemas.openxmlformats.org/drawingml/2006/picture">
             <wp:extent cx="5486400" cy="1901952"/>
-            <wp:docPr id="16" name="Picture 16" descr="Misconception diagnosis for Speech and Audio Systems"/>
+            <wp:docPr id="18" name="Picture 18" descr="Misconception diagnosis for Speech and Audio Systems"/>
             <wp:cNvGraphicFramePr>
               <a:graphicFrameLocks noChangeAspect="1"/>
             </wp:cNvGraphicFramePr>
@@ -2912,7 +2956,7 @@
                     <pic:cNvPicPr/>
                   </pic:nvPicPr>
                   <pic:blipFill>
-                    <a:blip r:embed="rId23"/>
+                    <a:blip r:embed="rId21"/>
                     <a:stretch>
                       <a:fillRect/>
                     </a:stretch>
@@ -3144,7 +3188,6 @@
     <w:p>
       <w:pPr>
         <w:spacing w:line="336" w:lineRule="auto" w:after="180"/>
-        <w:shd w:fill="F5F1FB"/>
       </w:pPr>
       <w:r>
         <w:rPr>
@@ -3196,16 +3239,7 @@
     </w:p>
     <w:p>
       <w:pPr>
-        <w:pStyle w:val="Heading3"/>
-      </w:pPr>
-      <w:r>
-        <w:t>Check the claim against the facts</w:t>
-      </w:r>
-    </w:p>
-    <w:p>
-      <w:pPr>
         <w:spacing w:line="336" w:lineRule="auto" w:after="180"/>
-        <w:shd w:fill="FFF5E6"/>
       </w:pPr>
       <w:r>
         <w:rPr>
@@ -3217,7 +3251,6 @@
     <w:p>
       <w:pPr>
         <w:spacing w:line="336" w:lineRule="auto" w:after="180"/>
-        <w:shd w:fill="FFF5E6"/>
       </w:pPr>
       <w:r>
         <w:rPr>
@@ -3228,48 +3261,23 @@
     </w:p>
     <w:p>
       <w:pPr>
-        <w:pStyle w:val="Heading3"/>
-      </w:pPr>
-      <w:r>
-        <w:t>Exit: propose one revealing change to the worked scenario. State the expected outcome and the evidence that would make you revise your explanation.</w:t>
-      </w:r>
-    </w:p>
-    <w:p>
-      <w:r>
-        <w:t>________________________________________________________________</w:t>
-      </w:r>
-    </w:p>
-    <w:p>
-      <w:r>
-        <w:t>________________________________________________________________</w:t>
-      </w:r>
-    </w:p>
-    <w:p>
-      <w:r>
-        <w:t>________________________________________________________________</w:t>
-      </w:r>
-    </w:p>
-    <w:p>
-      <w:r>
-        <w:t>________________________________________________________________</w:t>
-      </w:r>
-    </w:p>
-    <w:p>
-      <w:r>
-        <w:t>________________________________________________________________</w:t>
-      </w:r>
-    </w:p>
-    <w:p>
-      <w:pPr>
         <w:pStyle w:val="Heading1"/>
       </w:pPr>
       <w:r>
-        <w:t>08. Practise together</w:t>
-      </w:r>
-    </w:p>
-    <w:p>
-      <w:r>
-        <w:t>Practise Speech and Audio Systems with support, then explain the deciding step in your own words.</w:t>
+        <w:t>08. Practise the unresolved conflict with less help</w:t>
+      </w:r>
+    </w:p>
+    <w:p>
+      <w:r>
+        <w:t>Do not invent a recording or authority rule.</w:t>
+      </w:r>
+    </w:p>
+    <w:p>
+      <w:pPr>
+        <w:pStyle w:val="Heading2"/>
+      </w:pPr>
+      <w:r>
+        <w:t>The stage/authority evidence boundary</w:t>
       </w:r>
     </w:p>
     <w:p>
@@ -3278,279 +3286,29 @@
       </w:pPr>
       <w:r>
         <w:rPr>
+          <w:b w:val="0"/>
+        </w:rPr>
+        <w:t xml:space="preserve">A stage-level accuracy or authority policy does not establish every </w:t>
+      </w:r>
+      <w:r>
+        <w:rPr>
           <w:b/>
         </w:rPr>
-        <w:t>LOGIC STUDIO</w:t>
-      </w:r>
-    </w:p>
-    <w:p>
-      <w:pPr>
-        <w:spacing w:line="336" w:lineRule="auto" w:after="180"/>
-      </w:pPr>
+        <w:t>modality</w:t>
+      </w:r>
       <w:r>
         <w:rPr>
           <w:b w:val="0"/>
         </w:rPr>
-        <w:t>Specify Before You Run</w:t>
-      </w:r>
-    </w:p>
-    <w:p>
-      <w:pPr>
-        <w:spacing w:line="336" w:lineRule="auto" w:after="180"/>
-      </w:pPr>
-      <w:r>
-        <w:rPr>
-          <w:b w:val="0"/>
-        </w:rPr>
-        <w:t>Prompts, schemas, retrieval, tool calls, and code are inspectable parts of one AI product.</w:t>
-      </w:r>
-    </w:p>
-    <w:p>
-      <w:r>
-        <w:drawing>
-          <wp:inline xmlns:a="http://schemas.openxmlformats.org/drawingml/2006/main" xmlns:pic="http://schemas.openxmlformats.org/drawingml/2006/picture">
-            <wp:extent cx="5486400" cy="1901952"/>
-            <wp:docPr id="17" name="Picture 17" descr="Logic tracing graphic for Speech and Audio Systems"/>
-            <wp:cNvGraphicFramePr>
-              <a:graphicFrameLocks noChangeAspect="1"/>
-            </wp:cNvGraphicFramePr>
-            <a:graphic>
-              <a:graphicData uri="http://schemas.openxmlformats.org/drawingml/2006/picture">
-                <pic:pic>
-                  <pic:nvPicPr>
-                    <pic:cNvPr id="0" name="112c89216380e7327670e715cf532346aeed10eee4e4400b610a219e3e4bc9f9.png"/>
-                    <pic:cNvPicPr/>
-                  </pic:nvPicPr>
-                  <pic:blipFill>
-                    <a:blip r:embed="rId24"/>
-                    <a:stretch>
-                      <a:fillRect/>
-                    </a:stretch>
-                  </pic:blipFill>
-                  <pic:spPr>
-                    <a:xfrm>
-                      <a:off x="0" y="0"/>
-                      <a:ext cx="5486400" cy="1901952"/>
-                    </a:xfrm>
-                    <a:prstGeom prst="rect"/>
-                  </pic:spPr>
-                </pic:pic>
-              </a:graphicData>
-            </a:graphic>
-          </wp:inline>
-        </w:drawing>
-      </w:r>
-    </w:p>
-    <w:p>
-      <w:pPr>
-        <w:spacing w:line="336" w:lineRule="auto" w:after="180"/>
-      </w:pPr>
-      <w:r>
-        <w:rPr>
-          <w:b w:val="0"/>
-        </w:rPr>
-        <w:t xml:space="preserve">SET task, audience, constraints, </w:t>
-      </w:r>
-      <w:r>
-        <w:rPr>
-          <w:b/>
-        </w:rPr>
-        <w:t>output</w:t>
-      </w:r>
-      <w:r>
-        <w:rPr>
-          <w:b w:val="0"/>
-        </w:rPr>
-        <w:t>_schema</w:t>
-        <w:br/>
-        <w:t>LOAD approved_context or retrieval_result</w:t>
-        <w:br/>
-        <w:t>CALL model or allowed_tool</w:t>
-        <w:br/>
-        <w:t>VALIDATE fields, claims, citations, and safety</w:t>
-        <w:br/>
-        <w:t xml:space="preserve">IF </w:t>
-      </w:r>
-      <w:r>
-        <w:rPr>
-          <w:b/>
-        </w:rPr>
-        <w:t>evidence</w:t>
-      </w:r>
-      <w:r>
-        <w:rPr>
-          <w:b w:val="0"/>
-        </w:rPr>
-        <w:t xml:space="preserve"> missing: ask, retrieve, or abstain</w:t>
-        <w:br/>
-        <w:t xml:space="preserve">RETURN useful </w:t>
-      </w:r>
-      <w:r>
-        <w:rPr>
-          <w:b/>
-        </w:rPr>
-        <w:t>output</w:t>
-      </w:r>
-      <w:r>
-        <w:rPr>
-          <w:b w:val="0"/>
-        </w:rPr>
-        <w:t xml:space="preserve"> + source trail + limitations</w:t>
-      </w:r>
-    </w:p>
-    <w:p>
-      <w:pPr>
-        <w:spacing w:line="336" w:lineRule="auto" w:after="180"/>
-        <w:shd w:fill="F5F1FB"/>
-      </w:pPr>
-      <w:r>
-        <w:rPr>
-          <w:b w:val="0"/>
-        </w:rPr>
-        <w:t xml:space="preserve">Trace one </w:t>
-      </w:r>
-      <w:r>
-        <w:rPr>
-          <w:b/>
-        </w:rPr>
-        <w:t>input</w:t>
-      </w:r>
-      <w:r>
-        <w:rPr>
-          <w:b w:val="0"/>
-        </w:rPr>
-        <w:t>. Which line changes the state or chooses a path?</w:t>
-      </w:r>
-    </w:p>
-    <w:p>
-      <w:pPr>
-        <w:pStyle w:val="Heading3"/>
-      </w:pPr>
-      <w:r>
-        <w:t>Write or draw your reasoning and evidence.</w:t>
-      </w:r>
-    </w:p>
-    <w:p>
-      <w:r>
-        <w:t>________________________________________________________________</w:t>
-      </w:r>
-    </w:p>
-    <w:p>
-      <w:r>
-        <w:t>________________________________________________________________</w:t>
-      </w:r>
-    </w:p>
-    <w:p>
-      <w:r>
-        <w:t>________________________________________________________________</w:t>
-      </w:r>
-    </w:p>
-    <w:p>
-      <w:r>
-        <w:t>________________________________________________________________</w:t>
-      </w:r>
-    </w:p>
-    <w:p>
-      <w:r>
-        <w:t>________________________________________________________________</w:t>
-      </w:r>
-    </w:p>
-    <w:p>
-      <w:pPr>
-        <w:pStyle w:val="Heading3"/>
-      </w:pPr>
-      <w:r>
-        <w:t>A closer explanation</w:t>
-      </w:r>
-    </w:p>
-    <w:p>
-      <w:pPr>
-        <w:spacing w:line="336" w:lineRule="auto" w:after="180"/>
-      </w:pPr>
-      <w:r>
-        <w:rPr>
-          <w:b w:val="0"/>
-        </w:rPr>
-        <w:t xml:space="preserve">A stage-level accuracy or authority policy does not establish every </w:t>
-      </w:r>
-      <w:r>
-        <w:rPr>
-          <w:b/>
-        </w:rPr>
-        <w:t>modality</w:t>
-      </w:r>
-      <w:r>
-        <w:rPr>
-          <w:b w:val="0"/>
-        </w:rPr>
         <w:t xml:space="preserve"> agrees or every downstream claim is supported.</w:t>
       </w:r>
     </w:p>
     <w:p>
       <w:pPr>
-        <w:spacing w:line="336" w:lineRule="auto" w:after="180"/>
-      </w:pPr>
-      <w:r>
-        <w:rPr>
-          <w:b w:val="0"/>
-        </w:rPr>
-        <w:t>A useful check asks what would make the reasoning fail. Distinguish a failure to execute the declared procedure from a weakness in the procedure itself.</w:t>
-      </w:r>
-    </w:p>
-    <w:p>
-      <w:pPr>
-        <w:spacing w:line="336" w:lineRule="auto" w:after="180"/>
-      </w:pPr>
-      <w:r>
-        <w:rPr>
-          <w:b w:val="0"/>
-        </w:rPr>
-        <w:t xml:space="preserve">The first may require a correction; the second requires an explicitly revised method and new </w:t>
-      </w:r>
-      <w:r>
-        <w:rPr>
-          <w:b/>
-        </w:rPr>
-        <w:t>evidence</w:t>
-      </w:r>
-      <w:r>
-        <w:rPr>
-          <w:b w:val="0"/>
-        </w:rPr>
-        <w:t>. Preserve unsuccessful cases so an improved result cannot hide the original problem.</w:t>
-      </w:r>
-    </w:p>
-    <w:p>
-      <w:pPr>
-        <w:pStyle w:val="Heading3"/>
-      </w:pPr>
-      <w:r>
-        <w:t>Guided: restate the worked result, then name the assumption or limitation that prevents a broader conclusion.</w:t>
-      </w:r>
-    </w:p>
-    <w:p>
-      <w:r>
-        <w:t>________________________________________________________________</w:t>
-      </w:r>
-    </w:p>
-    <w:p>
-      <w:r>
-        <w:t>________________________________________________________________</w:t>
-      </w:r>
-    </w:p>
-    <w:p>
-      <w:r>
-        <w:t>________________________________________________________________</w:t>
-      </w:r>
-    </w:p>
-    <w:p>
-      <w:r>
-        <w:t>________________________________________________________________</w:t>
-      </w:r>
-    </w:p>
-    <w:p>
-      <w:r>
-        <w:t>________________________________________________________________</w:t>
+        <w:pStyle w:val="Heading2"/>
+      </w:pPr>
+      <w:r>
+        <w:t>Complete the separate fifteen/fifty W2 record</w:t>
       </w:r>
     </w:p>
     <w:p>
@@ -3677,21 +3435,113 @@
     </w:tbl>
     <w:p>
       <w:pPr>
+        <w:pStyle w:val="Heading2"/>
+      </w:pPr>
+      <w:r>
+        <w:t>Repair an all-future-cases claim</w:t>
+      </w:r>
+    </w:p>
+    <w:p>
+      <w:pPr>
+        <w:pStyle w:val="Heading3"/>
+      </w:pPr>
+      <w:r>
+        <w:t>Check your reasoning</w:t>
+      </w:r>
+    </w:p>
+    <w:p>
+      <w:pPr>
+        <w:pStyle w:val="ListBullet"/>
+      </w:pPr>
+      <w:r>
+        <w:t>Use the worked case for Speech pipelines and multimodal evidence. Proposed explanation: “The worked result establishes every future case”. Decide whether this explanation is supported. Point to the step or supplied fact that decides; explain your repair if needed.</w:t>
+      </w:r>
+    </w:p>
+    <w:p>
+      <w:pPr>
+        <w:pStyle w:val="ListBullet"/>
+      </w:pPr>
+      <w:r>
+        <w:t>Answer on your own before discussion. If you are unsure, say which step you need help with.</w:t>
+      </w:r>
+    </w:p>
+    <w:p>
+      <w:pPr>
+        <w:pStyle w:val="Heading2"/>
+      </w:pPr>
+      <w:r>
+        <w:t>Explain the known thirteen/thirty picture</w:t>
+      </w:r>
+    </w:p>
+    <w:p>
+      <w:pPr>
+        <w:pStyle w:val="Heading3"/>
+      </w:pPr>
+      <w:r>
+        <w:t>Explain the picture</w:t>
+      </w:r>
+    </w:p>
+    <w:p>
+      <w:pPr>
+        <w:pStyle w:val="ListBullet"/>
+      </w:pPr>
+      <w:r>
+        <w:t>Which stage was initially wrong, and which stage was correctly operating on a wrong input?</w:t>
+      </w:r>
+    </w:p>
+    <w:p>
+      <w:pPr>
+        <w:pStyle w:val="Heading3"/>
+      </w:pPr>
+      <w:r>
+        <w:t>My explanation using a pictured step and the given facts</w:t>
+      </w:r>
+    </w:p>
+    <w:p>
+      <w:r>
+        <w:t>________________________________________________________________</w:t>
+      </w:r>
+    </w:p>
+    <w:p>
+      <w:r>
+        <w:t>________________________________________________________________</w:t>
+      </w:r>
+    </w:p>
+    <w:p>
+      <w:r>
+        <w:t>________________________________________________________________</w:t>
+      </w:r>
+    </w:p>
+    <w:p>
+      <w:r>
+        <w:t>________________________________________________________________</w:t>
+      </w:r>
+    </w:p>
+    <w:p>
+      <w:pPr>
+        <w:pStyle w:val="Heading2"/>
+      </w:pPr>
+      <w:r>
+        <w:t>Reserve the independent nineteen/ninety case</w:t>
+      </w:r>
+    </w:p>
+    <w:p>
+      <w:pPr>
         <w:spacing w:line="336" w:lineRule="auto" w:after="180"/>
       </w:pPr>
       <w:r>
         <w:rPr>
           <w:b w:val="0"/>
         </w:rPr>
-        <w:t>Explain your trace to a partner. Your partner points to one step to check. Swap roles on the next case. Each person writes their own explanation.</w:t>
-      </w:r>
-    </w:p>
-    <w:p>
-      <w:pPr>
-        <w:pStyle w:val="Heading3"/>
-      </w:pPr>
-      <w:r>
-        <w:t>Check your reasoning</w:t>
+        <w:t>This is supported practice. Keep the separately named independent case for an attempt before feedback.</w:t>
+      </w:r>
+    </w:p>
+    <w:p>
+      <w:pPr>
+        <w:pStyle w:val="Heading2"/>
+      </w:pPr>
+      <w:r>
+        <w:t>Earlier wording, alternatives and picture transcripts · reference / check after trying</w:t>
       </w:r>
     </w:p>
     <w:p>
@@ -3702,19 +3552,18 @@
         <w:rPr>
           <w:b w:val="0"/>
         </w:rPr>
-        <w:t xml:space="preserve">Use the worked case for Speech pipelines and multimodal </w:t>
-      </w:r>
-      <w:r>
-        <w:rPr>
-          <w:b/>
-        </w:rPr>
-        <w:t>evidence</w:t>
-      </w:r>
+        <w:t>LOGIC STUDIO</w:t>
+      </w:r>
+    </w:p>
+    <w:p>
+      <w:pPr>
+        <w:spacing w:line="336" w:lineRule="auto" w:after="180"/>
+      </w:pPr>
       <w:r>
         <w:rPr>
           <w:b w:val="0"/>
         </w:rPr>
-        <w:t>. Proposed explanation: “The worked result establishes every future case”. Decide whether this explanation is supported.</w:t>
+        <w:t>Specify Before You Run</w:t>
       </w:r>
     </w:p>
     <w:p>
@@ -3725,141 +3574,7 @@
         <w:rPr>
           <w:b w:val="0"/>
         </w:rPr>
-        <w:t>Point to the step or supplied fact that decides; explain your repair if needed.</w:t>
-      </w:r>
-    </w:p>
-    <w:p>
-      <w:pPr>
-        <w:spacing w:line="336" w:lineRule="auto" w:after="180"/>
-      </w:pPr>
-      <w:r>
-        <w:rPr>
-          <w:b w:val="0"/>
-        </w:rPr>
-        <w:t>Answer on your own before discussion. If you are unsure, say which step you need help with.</w:t>
-      </w:r>
-    </w:p>
-    <w:p>
-      <w:pPr>
-        <w:pStyle w:val="Heading3"/>
-      </w:pPr>
-      <w:r>
-        <w:t>Explain the picture</w:t>
-      </w:r>
-    </w:p>
-    <w:p>
-      <w:pPr>
-        <w:spacing w:line="336" w:lineRule="auto" w:after="180"/>
-        <w:shd w:fill="F5F1FB"/>
-      </w:pPr>
-      <w:r>
-        <w:rPr>
-          <w:b w:val="0"/>
-        </w:rPr>
-        <w:t xml:space="preserve">Which stage was initially wrong, and which stage was correctly operating on a wrong </w:t>
-      </w:r>
-      <w:r>
-        <w:rPr>
-          <w:b/>
-        </w:rPr>
-        <w:t>input</w:t>
-      </w:r>
-      <w:r>
-        <w:rPr>
-          <w:b w:val="0"/>
-        </w:rPr>
-        <w:t>?</w:t>
-      </w:r>
-    </w:p>
-    <w:p>
-      <w:pPr>
-        <w:pStyle w:val="Heading3"/>
-      </w:pPr>
-      <w:r>
-        <w:t>My explanation using a pictured step and the given facts</w:t>
-      </w:r>
-    </w:p>
-    <w:p>
-      <w:r>
-        <w:t>________________________________________________________________</w:t>
-      </w:r>
-    </w:p>
-    <w:p>
-      <w:r>
-        <w:t>________________________________________________________________</w:t>
-      </w:r>
-    </w:p>
-    <w:p>
-      <w:r>
-        <w:t>________________________________________________________________</w:t>
-      </w:r>
-    </w:p>
-    <w:p>
-      <w:r>
-        <w:t>________________________________________________________________</w:t>
-      </w:r>
-    </w:p>
-    <w:p>
-      <w:pPr>
-        <w:spacing w:line="336" w:lineRule="auto" w:after="180"/>
-      </w:pPr>
-      <w:r>
-        <w:rPr>
-          <w:b w:val="0"/>
-        </w:rPr>
-        <w:t>This is supported practice. Keep the separately named independent case for an attempt before feedback.</w:t>
-      </w:r>
-    </w:p>
-    <w:p>
-      <w:pPr>
-        <w:pStyle w:val="Heading1"/>
-      </w:pPr>
-      <w:r>
-        <w:t>09. Run the investigation</w:t>
-      </w:r>
-    </w:p>
-    <w:p>
-      <w:r>
-        <w:t>Investigate Speech and Audio Systems. Record the prediction, actual observation or labelled paper trace, explanation and next test separately.</w:t>
-      </w:r>
-    </w:p>
-    <w:p>
-      <w:pPr>
-        <w:spacing w:line="336" w:lineRule="auto" w:after="180"/>
-      </w:pPr>
-      <w:r>
-        <w:rPr>
-          <w:b/>
-        </w:rPr>
-        <w:t>EVIDENCE</w:t>
-      </w:r>
-      <w:r>
-        <w:rPr>
-          <w:b/>
-        </w:rPr>
-        <w:t xml:space="preserve"> LAB</w:t>
-      </w:r>
-    </w:p>
-    <w:p>
-      <w:pPr>
-        <w:spacing w:line="336" w:lineRule="auto" w:after="180"/>
-      </w:pPr>
-      <w:r>
-        <w:rPr>
-          <w:b w:val="0"/>
-        </w:rPr>
-        <w:t>Predict → Test → Record → Explain</w:t>
-      </w:r>
-    </w:p>
-    <w:p>
-      <w:pPr>
-        <w:spacing w:line="336" w:lineRule="auto" w:after="180"/>
-      </w:pPr>
-      <w:r>
-        <w:rPr>
-          <w:b w:val="0"/>
-        </w:rPr>
-        <w:t>Keep expected and actual results separate. Surprises are useful data when recorded honestly.</w:t>
+        <w:t>Prompts, schemas, retrieval, tool calls, and code are inspectable parts of one AI product.</w:t>
       </w:r>
     </w:p>
     <w:p>
@@ -3867,7 +3582,7 @@
         <w:drawing>
           <wp:inline xmlns:a="http://schemas.openxmlformats.org/drawingml/2006/main" xmlns:pic="http://schemas.openxmlformats.org/drawingml/2006/picture">
             <wp:extent cx="5486400" cy="1901952"/>
-            <wp:docPr id="18" name="Picture 18" descr="Evidence lab graphic for Speech and Audio Systems"/>
+            <wp:docPr id="19" name="Picture 19" descr="Logic tracing graphic for Speech and Audio Systems"/>
             <wp:cNvGraphicFramePr>
               <a:graphicFrameLocks noChangeAspect="1"/>
             </wp:cNvGraphicFramePr>
@@ -3875,11 +3590,11 @@
               <a:graphicData uri="http://schemas.openxmlformats.org/drawingml/2006/picture">
                 <pic:pic>
                   <pic:nvPicPr>
-                    <pic:cNvPr id="0" name="6200912bfb3213042abeed661d5103d3969d919a1859d27df1c9e92c0f8fbc58.png"/>
+                    <pic:cNvPr id="0" name="112c89216380e7327670e715cf532346aeed10eee4e4400b610a219e3e4bc9f9.png"/>
                     <pic:cNvPicPr/>
                   </pic:nvPicPr>
                   <pic:blipFill>
-                    <a:blip r:embed="rId25"/>
+                    <a:blip r:embed="rId22"/>
                     <a:stretch>
                       <a:fillRect/>
                     </a:stretch>
@@ -3906,7 +3621,568 @@
         <w:rPr>
           <w:b w:val="0"/>
         </w:rPr>
-        <w:t>Trace four audio failures stage by stage, locate the first mismatch, and propose a stage-specific test or fallback.</w:t>
+        <w:t xml:space="preserve">SET task, audience, constraints, </w:t>
+      </w:r>
+      <w:r>
+        <w:rPr>
+          <w:b/>
+        </w:rPr>
+        <w:t>output</w:t>
+      </w:r>
+      <w:r>
+        <w:rPr>
+          <w:b w:val="0"/>
+        </w:rPr>
+        <w:t>_schema</w:t>
+        <w:br/>
+        <w:t>LOAD approved_context or retrieval_result</w:t>
+        <w:br/>
+        <w:t>CALL model or allowed_tool</w:t>
+        <w:br/>
+        <w:t>VALIDATE fields, claims, citations, and safety</w:t>
+        <w:br/>
+        <w:t xml:space="preserve">IF </w:t>
+      </w:r>
+      <w:r>
+        <w:rPr>
+          <w:b/>
+        </w:rPr>
+        <w:t>evidence</w:t>
+      </w:r>
+      <w:r>
+        <w:rPr>
+          <w:b w:val="0"/>
+        </w:rPr>
+        <w:t xml:space="preserve"> missing: ask, retrieve, or abstain</w:t>
+        <w:br/>
+        <w:t xml:space="preserve">RETURN useful </w:t>
+      </w:r>
+      <w:r>
+        <w:rPr>
+          <w:b/>
+        </w:rPr>
+        <w:t>output</w:t>
+      </w:r>
+      <w:r>
+        <w:rPr>
+          <w:b w:val="0"/>
+        </w:rPr>
+        <w:t xml:space="preserve"> + source trail + limitations</w:t>
+      </w:r>
+    </w:p>
+    <w:p>
+      <w:pPr>
+        <w:spacing w:line="336" w:lineRule="auto" w:after="180"/>
+      </w:pPr>
+      <w:r>
+        <w:rPr>
+          <w:b w:val="0"/>
+        </w:rPr>
+        <w:t xml:space="preserve">Trace one </w:t>
+      </w:r>
+      <w:r>
+        <w:rPr>
+          <w:b/>
+        </w:rPr>
+        <w:t>input</w:t>
+      </w:r>
+      <w:r>
+        <w:rPr>
+          <w:b w:val="0"/>
+        </w:rPr>
+        <w:t>. Which line changes the state or chooses a path?</w:t>
+      </w:r>
+    </w:p>
+    <w:p>
+      <w:pPr>
+        <w:pStyle w:val="Heading3"/>
+      </w:pPr>
+      <w:r>
+        <w:t>Write or draw your reasoning and evidence.</w:t>
+      </w:r>
+    </w:p>
+    <w:p>
+      <w:r>
+        <w:t>________________________________________________________________</w:t>
+      </w:r>
+    </w:p>
+    <w:p>
+      <w:r>
+        <w:t>________________________________________________________________</w:t>
+      </w:r>
+    </w:p>
+    <w:p>
+      <w:r>
+        <w:t>________________________________________________________________</w:t>
+      </w:r>
+    </w:p>
+    <w:p>
+      <w:r>
+        <w:t>________________________________________________________________</w:t>
+      </w:r>
+    </w:p>
+    <w:p>
+      <w:r>
+        <w:t>________________________________________________________________</w:t>
+      </w:r>
+    </w:p>
+    <w:p>
+      <w:pPr>
+        <w:pStyle w:val="Heading3"/>
+      </w:pPr>
+      <w:r>
+        <w:t>A closer explanation</w:t>
+      </w:r>
+    </w:p>
+    <w:p>
+      <w:pPr>
+        <w:spacing w:line="336" w:lineRule="auto" w:after="180"/>
+      </w:pPr>
+      <w:r>
+        <w:rPr>
+          <w:b w:val="0"/>
+        </w:rPr>
+        <w:t>A useful check asks what would make the reasoning fail. Distinguish a failure to execute the declared procedure from a weakness in the procedure itself.</w:t>
+      </w:r>
+    </w:p>
+    <w:p>
+      <w:pPr>
+        <w:spacing w:line="336" w:lineRule="auto" w:after="180"/>
+      </w:pPr>
+      <w:r>
+        <w:rPr>
+          <w:b w:val="0"/>
+        </w:rPr>
+        <w:t xml:space="preserve">The first may require a correction; the second requires an explicitly revised method and new </w:t>
+      </w:r>
+      <w:r>
+        <w:rPr>
+          <w:b/>
+        </w:rPr>
+        <w:t>evidence</w:t>
+      </w:r>
+      <w:r>
+        <w:rPr>
+          <w:b w:val="0"/>
+        </w:rPr>
+        <w:t>. Preserve unsuccessful cases so an improved result cannot hide the original problem.</w:t>
+      </w:r>
+    </w:p>
+    <w:p>
+      <w:pPr>
+        <w:pStyle w:val="Heading3"/>
+      </w:pPr>
+      <w:r>
+        <w:t>Guided: restate the worked result, then name the assumption or limitation that prevents a broader conclusion.</w:t>
+      </w:r>
+    </w:p>
+    <w:p>
+      <w:r>
+        <w:t>________________________________________________________________</w:t>
+      </w:r>
+    </w:p>
+    <w:p>
+      <w:r>
+        <w:t>________________________________________________________________</w:t>
+      </w:r>
+    </w:p>
+    <w:p>
+      <w:r>
+        <w:t>________________________________________________________________</w:t>
+      </w:r>
+    </w:p>
+    <w:p>
+      <w:r>
+        <w:t>________________________________________________________________</w:t>
+      </w:r>
+    </w:p>
+    <w:p>
+      <w:r>
+        <w:t>________________________________________________________________</w:t>
+      </w:r>
+    </w:p>
+    <w:p>
+      <w:pPr>
+        <w:spacing w:line="336" w:lineRule="auto" w:after="180"/>
+      </w:pPr>
+      <w:r>
+        <w:rPr>
+          <w:b w:val="0"/>
+        </w:rPr>
+        <w:t>Explain your trace to a partner. Your partner points to one step to check. Swap roles on the next case. Each person writes their own explanation.</w:t>
+      </w:r>
+    </w:p>
+    <w:p>
+      <w:pPr>
+        <w:pStyle w:val="Heading1"/>
+      </w:pPr>
+      <w:r>
+        <w:t>09. Diagnose four complete stage records</w:t>
+      </w:r>
+    </w:p>
+    <w:p>
+      <w:r>
+        <w:t>Parsed operands are supplied so a calculation error can be distinguished from interpretation.</w:t>
+      </w:r>
+    </w:p>
+    <w:p>
+      <w:pPr>
+        <w:pStyle w:val="Heading2"/>
+      </w:pPr>
+      <w:r>
+        <w:t>The four supplied cards</w:t>
+      </w:r>
+    </w:p>
+    <w:tbl>
+      <w:tblPr>
+        <w:tblStyle w:val="LightShading-Accent1"/>
+        <w:tblW w:type="auto" w:w="0"/>
+        <w:tblLook w:firstColumn="1" w:firstRow="1" w:lastColumn="0" w:lastRow="0" w:noHBand="0" w:noVBand="1" w:val="04A0"/>
+      </w:tblPr>
+      <w:tblGrid>
+        <w:gridCol w:w="1704"/>
+        <w:gridCol w:w="1704"/>
+        <w:gridCol w:w="1704"/>
+        <w:gridCol w:w="1704"/>
+        <w:gridCol w:w="1704"/>
+        <w:gridCol w:w="1704"/>
+      </w:tblGrid>
+      <w:tr>
+        <w:trPr>
+          <w:tblHeader/>
+        </w:trPr>
+        <w:tc>
+          <w:tcPr>
+            <w:tcW w:type="dxa" w:w="1704"/>
+          </w:tcPr>
+          <w:p>
+            <w:r>
+              <w:t>Card</w:t>
+            </w:r>
+          </w:p>
+        </w:tc>
+        <w:tc>
+          <w:tcPr>
+            <w:tcW w:type="dxa" w:w="1704"/>
+          </w:tcPr>
+          <w:p>
+            <w:r>
+              <w:t>Known source</w:t>
+            </w:r>
+          </w:p>
+        </w:tc>
+        <w:tc>
+          <w:tcPr>
+            <w:tcW w:type="dxa" w:w="1704"/>
+          </w:tcPr>
+          <w:p>
+            <w:r>
+              <w:t>Transcript</w:t>
+            </w:r>
+          </w:p>
+        </w:tc>
+        <w:tc>
+          <w:tcPr>
+            <w:tcW w:type="dxa" w:w="1704"/>
+          </w:tcPr>
+          <w:p>
+            <w:r>
+              <w:t>Parsed input</w:t>
+            </w:r>
+          </w:p>
+        </w:tc>
+        <w:tc>
+          <w:tcPr>
+            <w:tcW w:type="dxa" w:w="1704"/>
+          </w:tcPr>
+          <w:p>
+            <w:r>
+              <w:t>Calculator</w:t>
+            </w:r>
+          </w:p>
+        </w:tc>
+        <w:tc>
+          <w:tcPr>
+            <w:tcW w:type="dxa" w:w="1704"/>
+          </w:tcPr>
+          <w:p>
+            <w:r>
+              <w:t>Spoken/final output</w:t>
+            </w:r>
+          </w:p>
+        </w:tc>
+      </w:tr>
+      <w:tr>
+        <w:tc>
+          <w:tcPr>
+            <w:tcW w:type="dxa" w:w="1704"/>
+          </w:tcPr>
+          <w:p>
+            <w:r>
+              <w:t>A</w:t>
+            </w:r>
+          </w:p>
+        </w:tc>
+        <w:tc>
+          <w:tcPr>
+            <w:tcW w:type="dxa" w:w="1704"/>
+          </w:tcPr>
+          <w:p>
+            <w:r>
+              <w:t>thirteen plus seven (given reference)</w:t>
+            </w:r>
+          </w:p>
+        </w:tc>
+        <w:tc>
+          <w:tcPr>
+            <w:tcW w:type="dxa" w:w="1704"/>
+          </w:tcPr>
+          <w:p>
+            <w:r>
+              <w:t>thirty plus seven</w:t>
+            </w:r>
+          </w:p>
+        </w:tc>
+        <w:tc>
+          <w:tcPr>
+            <w:tcW w:type="dxa" w:w="1704"/>
+          </w:tcPr>
+          <w:p>
+            <w:r>
+              <w:t>30+7</w:t>
+            </w:r>
+          </w:p>
+        </w:tc>
+        <w:tc>
+          <w:tcPr>
+            <w:tcW w:type="dxa" w:w="1704"/>
+          </w:tcPr>
+          <w:p>
+            <w:r>
+              <w:t>37</w:t>
+            </w:r>
+          </w:p>
+        </w:tc>
+        <w:tc>
+          <w:tcPr>
+            <w:tcW w:type="dxa" w:w="1704"/>
+          </w:tcPr>
+          <w:p>
+            <w:r>
+              <w:t>thirty-seven</w:t>
+            </w:r>
+          </w:p>
+        </w:tc>
+      </w:tr>
+      <w:tr>
+        <w:tc>
+          <w:tcPr>
+            <w:tcW w:type="dxa" w:w="1704"/>
+          </w:tcPr>
+          <w:p>
+            <w:r>
+              <w:t>B</w:t>
+            </w:r>
+          </w:p>
+        </w:tc>
+        <w:tc>
+          <w:tcPr>
+            <w:tcW w:type="dxa" w:w="1704"/>
+          </w:tcPr>
+          <w:p>
+            <w:r>
+              <w:t>thirteen plus seven (given reference)</w:t>
+            </w:r>
+          </w:p>
+        </w:tc>
+        <w:tc>
+          <w:tcPr>
+            <w:tcW w:type="dxa" w:w="1704"/>
+          </w:tcPr>
+          <w:p>
+            <w:r>
+              <w:t>thirteen plus seven</w:t>
+            </w:r>
+          </w:p>
+        </w:tc>
+        <w:tc>
+          <w:tcPr>
+            <w:tcW w:type="dxa" w:w="1704"/>
+          </w:tcPr>
+          <w:p>
+            <w:r>
+              <w:t>13+7</w:t>
+            </w:r>
+          </w:p>
+        </w:tc>
+        <w:tc>
+          <w:tcPr>
+            <w:tcW w:type="dxa" w:w="1704"/>
+          </w:tcPr>
+          <w:p>
+            <w:r>
+              <w:t>27</w:t>
+            </w:r>
+          </w:p>
+        </w:tc>
+        <w:tc>
+          <w:tcPr>
+            <w:tcW w:type="dxa" w:w="1704"/>
+          </w:tcPr>
+          <w:p>
+            <w:r>
+              <w:t>twenty-seven</w:t>
+            </w:r>
+          </w:p>
+        </w:tc>
+      </w:tr>
+      <w:tr>
+        <w:tc>
+          <w:tcPr>
+            <w:tcW w:type="dxa" w:w="1704"/>
+          </w:tcPr>
+          <w:p>
+            <w:r>
+              <w:t>C</w:t>
+            </w:r>
+          </w:p>
+        </w:tc>
+        <w:tc>
+          <w:tcPr>
+            <w:tcW w:type="dxa" w:w="1704"/>
+          </w:tcPr>
+          <w:p>
+            <w:r>
+              <w:t>thirteen plus seven (given reference)</w:t>
+            </w:r>
+          </w:p>
+        </w:tc>
+        <w:tc>
+          <w:tcPr>
+            <w:tcW w:type="dxa" w:w="1704"/>
+          </w:tcPr>
+          <w:p>
+            <w:r>
+              <w:t>thirteen plus seven</w:t>
+            </w:r>
+          </w:p>
+        </w:tc>
+        <w:tc>
+          <w:tcPr>
+            <w:tcW w:type="dxa" w:w="1704"/>
+          </w:tcPr>
+          <w:p>
+            <w:r>
+              <w:t>13+7</w:t>
+            </w:r>
+          </w:p>
+        </w:tc>
+        <w:tc>
+          <w:tcPr>
+            <w:tcW w:type="dxa" w:w="1704"/>
+          </w:tcPr>
+          <w:p>
+            <w:r>
+              <w:t>20</w:t>
+            </w:r>
+          </w:p>
+        </w:tc>
+        <w:tc>
+          <w:tcPr>
+            <w:tcW w:type="dxa" w:w="1704"/>
+          </w:tcPr>
+          <w:p>
+            <w:r>
+              <w:t>twenty-seven</w:t>
+            </w:r>
+          </w:p>
+        </w:tc>
+      </w:tr>
+      <w:tr>
+        <w:tc>
+          <w:tcPr>
+            <w:tcW w:type="dxa" w:w="1704"/>
+          </w:tcPr>
+          <w:p>
+            <w:r>
+              <w:t>D</w:t>
+            </w:r>
+          </w:p>
+        </w:tc>
+        <w:tc>
+          <w:tcPr>
+            <w:tcW w:type="dxa" w:w="1704"/>
+          </w:tcPr>
+          <w:p>
+            <w:r>
+              <w:t>Original audio unavailable; inventory says50boxes; no source priority supplied</w:t>
+            </w:r>
+          </w:p>
+        </w:tc>
+        <w:tc>
+          <w:tcPr>
+            <w:tcW w:type="dxa" w:w="1704"/>
+          </w:tcPr>
+          <w:p>
+            <w:r>
+              <w:t>fifteen boxes</w:t>
+            </w:r>
+          </w:p>
+        </w:tc>
+        <w:tc>
+          <w:tcPr>
+            <w:tcW w:type="dxa" w:w="1704"/>
+          </w:tcPr>
+          <w:p>
+            <w:r>
+              <w:t>No arithmetic task</w:t>
+            </w:r>
+          </w:p>
+        </w:tc>
+        <w:tc>
+          <w:tcPr>
+            <w:tcW w:type="dxa" w:w="1704"/>
+          </w:tcPr>
+          <w:p>
+            <w:r>
+              <w:t>not applicable</w:t>
+            </w:r>
+          </w:p>
+        </w:tc>
+        <w:tc>
+          <w:tcPr>
+            <w:tcW w:type="dxa" w:w="1704"/>
+          </w:tcPr>
+          <w:p>
+            <w:r>
+              <w:t>fifteen boxes for certain</w:t>
+            </w:r>
+          </w:p>
+        </w:tc>
+      </w:tr>
+    </w:tbl>
+    <w:p>
+      <w:pPr>
+        <w:pStyle w:val="Heading2"/>
+      </w:pPr>
+      <w:r>
+        <w:t>Trace the first mismatch and preserve limits</w:t>
+      </w:r>
+    </w:p>
+    <w:p>
+      <w:pPr>
+        <w:pStyle w:val="ListNumber"/>
+      </w:pPr>
+      <w:r>
+        <w:t>Four complete paper trace cards: for A–C compare the supplied reference phrase with transcript, then transcript with parsed input, independent arithmetic with calculator output, and intended number with spoken rendering. Record the first supported mismatch, later stages that agree with their inputs, and one revealing check. In D preserve the transcript/inventory conflict and absent replay; the certainty claim is unsupported, but the first technical stage failure cannot be identified from these facts. Neither modality has a declared priority. Ask for the missing evidence instead of choosing a convenient quantity. These are constructed records, not real audio analysis, measured accent/noise performance or actual speech synthesis. Keep the independent nineteen/ninety trace withheld.</w:t>
+      </w:r>
+    </w:p>
+    <w:p>
+      <w:pPr>
+        <w:pStyle w:val="Heading2"/>
+      </w:pPr>
+      <w:r>
+        <w:t>Keep the evidence record</w:t>
       </w:r>
     </w:p>
     <w:tbl>
@@ -4157,7 +4433,6 @@
     <w:p>
       <w:pPr>
         <w:spacing w:line="336" w:lineRule="auto" w:after="180"/>
-        <w:shd w:fill="F5F1FB"/>
       </w:pPr>
       <w:r>
         <w:rPr>
@@ -4201,6 +4476,111 @@
     </w:p>
     <w:p>
       <w:pPr>
+        <w:spacing w:line="336" w:lineRule="auto" w:after="180"/>
+      </w:pPr>
+      <w:r>
+        <w:rPr>
+          <w:b w:val="0"/>
+        </w:rPr>
+        <w:t>Before trying: what do I expect, and why? While trying: which step could first go wrong? Afterwards: what did I actually observe, and what should change? Keep “not run” if you only traced the procedure.</w:t>
+      </w:r>
+    </w:p>
+    <w:p>
+      <w:pPr>
+        <w:pStyle w:val="Heading2"/>
+      </w:pPr>
+      <w:r>
+        <w:t>Earlier wording, alternatives and picture transcripts · reference / check after trying</w:t>
+      </w:r>
+    </w:p>
+    <w:p>
+      <w:pPr>
+        <w:spacing w:line="336" w:lineRule="auto" w:after="180"/>
+      </w:pPr>
+      <w:r>
+        <w:rPr>
+          <w:b/>
+        </w:rPr>
+        <w:t>EVIDENCE</w:t>
+      </w:r>
+      <w:r>
+        <w:rPr>
+          <w:b w:val="0"/>
+        </w:rPr>
+        <w:t xml:space="preserve"> LAB</w:t>
+      </w:r>
+    </w:p>
+    <w:p>
+      <w:pPr>
+        <w:spacing w:line="336" w:lineRule="auto" w:after="180"/>
+      </w:pPr>
+      <w:r>
+        <w:rPr>
+          <w:b w:val="0"/>
+        </w:rPr>
+        <w:t>Predict → Test → Record → Explain</w:t>
+      </w:r>
+    </w:p>
+    <w:p>
+      <w:pPr>
+        <w:spacing w:line="336" w:lineRule="auto" w:after="180"/>
+      </w:pPr>
+      <w:r>
+        <w:rPr>
+          <w:b w:val="0"/>
+        </w:rPr>
+        <w:t>Keep expected and actual results separate. Surprises are useful data when recorded honestly.</w:t>
+      </w:r>
+    </w:p>
+    <w:p>
+      <w:r>
+        <w:drawing>
+          <wp:inline xmlns:a="http://schemas.openxmlformats.org/drawingml/2006/main" xmlns:pic="http://schemas.openxmlformats.org/drawingml/2006/picture">
+            <wp:extent cx="5486400" cy="1901952"/>
+            <wp:docPr id="20" name="Picture 20" descr="Evidence lab graphic for Speech and Audio Systems"/>
+            <wp:cNvGraphicFramePr>
+              <a:graphicFrameLocks noChangeAspect="1"/>
+            </wp:cNvGraphicFramePr>
+            <a:graphic>
+              <a:graphicData uri="http://schemas.openxmlformats.org/drawingml/2006/picture">
+                <pic:pic>
+                  <pic:nvPicPr>
+                    <pic:cNvPr id="0" name="6200912bfb3213042abeed661d5103d3969d919a1859d27df1c9e92c0f8fbc58.png"/>
+                    <pic:cNvPicPr/>
+                  </pic:nvPicPr>
+                  <pic:blipFill>
+                    <a:blip r:embed="rId23"/>
+                    <a:stretch>
+                      <a:fillRect/>
+                    </a:stretch>
+                  </pic:blipFill>
+                  <pic:spPr>
+                    <a:xfrm>
+                      <a:off x="0" y="0"/>
+                      <a:ext cx="5486400" cy="1901952"/>
+                    </a:xfrm>
+                    <a:prstGeom prst="rect"/>
+                  </pic:spPr>
+                </pic:pic>
+              </a:graphicData>
+            </a:graphic>
+          </wp:inline>
+        </w:drawing>
+      </w:r>
+    </w:p>
+    <w:p>
+      <w:pPr>
+        <w:spacing w:line="336" w:lineRule="auto" w:after="180"/>
+      </w:pPr>
+      <w:r>
+        <w:rPr>
+          <w:b w:val="0"/>
+        </w:rPr>
+        <w:t>Use the four complete paper stage records, including parsed operands. Identify the first supported recognition, calculation or spoken-output mismatch; keep the unavailable-audio inventory conflict unresolved. No recording, live recogniser or actual synthesis is tested.</w:t>
+      </w:r>
+    </w:p>
+    <w:p>
+      <w:pPr>
         <w:pStyle w:val="Heading3"/>
       </w:pPr>
       <w:r>
@@ -4209,13 +4589,488 @@
     </w:p>
     <w:p>
       <w:pPr>
+        <w:pStyle w:val="Heading1"/>
+      </w:pPr>
+      <w:r>
+        <w:t>14. Try alone: locate the fresh nineteen/ninety mismatch</w:t>
+      </w:r>
+    </w:p>
+    <w:p>
+      <w:r>
+        <w:t>Distinguish the first wrong representation from correct arithmetic on it.</w:t>
+      </w:r>
+    </w:p>
+    <w:p>
+      <w:pPr>
+        <w:pStyle w:val="Heading2"/>
+      </w:pPr>
+      <w:r>
+        <w:t>Independent record and scope</w:t>
+      </w:r>
+    </w:p>
+    <w:p>
+      <w:pPr>
         <w:spacing w:line="336" w:lineRule="auto" w:after="180"/>
       </w:pPr>
       <w:r>
         <w:rPr>
           <w:b w:val="0"/>
         </w:rPr>
-        <w:t>Before trying: what do I expect, and why? While trying: which step could first go wrong? Afterwards: what did I actually observe, and what should change? Keep “not run” if you only traced the procedure.</w:t>
+        <w:t xml:space="preserve">Known audio says “nineteen minus six”. </w:t>
+      </w:r>
+      <w:r>
+        <w:rPr>
+          <w:b/>
+        </w:rPr>
+        <w:t>Transcription</w:t>
+      </w:r>
+      <w:r>
+        <w:rPr>
+          <w:b w:val="0"/>
+        </w:rPr>
+        <w:t xml:space="preserve"> says “ninety minus six”; the calculator returns84. Locate the first error and propose a check.</w:t>
+      </w:r>
+    </w:p>
+    <w:p>
+      <w:pPr>
+        <w:spacing w:line="336" w:lineRule="auto" w:after="180"/>
+      </w:pPr>
+      <w:r>
+        <w:rPr>
+          <w:b w:val="0"/>
+        </w:rPr>
+        <w:t>The independent task supplies the known phrase and transcript as classroom facts, not actual audio. Treat the parsed operands as90and6 with subtraction, as stated by the calculator trace. Check its arithmetic against that received input and separately recover the intended reference expression. Do not infer real recogniser accuracy or claim a replay was performed.</w:t>
+      </w:r>
+    </w:p>
+    <w:p>
+      <w:pPr>
+        <w:pStyle w:val="Heading2"/>
+      </w:pPr>
+      <w:r>
+        <w:t>Your first attempt and help record</w:t>
+      </w:r>
+    </w:p>
+    <w:p>
+      <w:pPr>
+        <w:pStyle w:val="Heading3"/>
+      </w:pPr>
+      <w:r>
+        <w:t>My independent explanation, trace and limits</w:t>
+      </w:r>
+    </w:p>
+    <w:p>
+      <w:r>
+        <w:t>________________________________________________________________</w:t>
+      </w:r>
+    </w:p>
+    <w:p>
+      <w:r>
+        <w:t>________________________________________________________________</w:t>
+      </w:r>
+    </w:p>
+    <w:p>
+      <w:r>
+        <w:t>________________________________________________________________</w:t>
+      </w:r>
+    </w:p>
+    <w:p>
+      <w:r>
+        <w:t>________________________________________________________________</w:t>
+      </w:r>
+    </w:p>
+    <w:p>
+      <w:r>
+        <w:t>________________________________________________________________</w:t>
+      </w:r>
+    </w:p>
+    <w:p>
+      <w:r>
+        <w:t>________________________________________________________________</w:t>
+      </w:r>
+    </w:p>
+    <w:p>
+      <w:r>
+        <w:t>________________________________________________________________</w:t>
+      </w:r>
+    </w:p>
+    <w:p>
+      <w:pPr>
+        <w:spacing w:line="336" w:lineRule="auto" w:after="180"/>
+      </w:pPr>
+      <w:r>
+        <w:rPr>
+          <w:b w:val="0"/>
+        </w:rPr>
+        <w:t>Attempt this case before feedback. Record any help. Earlier examples below are further practice; a case already practised with feedback cannot establish fresh transfer.</w:t>
+      </w:r>
+    </w:p>
+    <w:p>
+      <w:pPr>
+        <w:spacing w:line="336" w:lineRule="auto" w:after="180"/>
+      </w:pPr>
+      <w:r>
+        <w:rPr>
+          <w:b w:val="0"/>
+        </w:rPr>
+        <w:t xml:space="preserve">Your teacher has the independent answer and scoring criteria. Complete the matching workbook week to keep your practice </w:t>
+      </w:r>
+      <w:r>
+        <w:rPr>
+          <w:b/>
+        </w:rPr>
+        <w:t>evidence</w:t>
+      </w:r>
+      <w:r>
+        <w:rPr>
+          <w:b w:val="0"/>
+        </w:rPr>
+        <w:t xml:space="preserve"> together.</w:t>
+      </w:r>
+    </w:p>
+    <w:p>
+      <w:pPr>
+        <w:pStyle w:val="Heading2"/>
+      </w:pPr>
+      <w:r>
+        <w:t>Use feedback afterwards</w:t>
+      </w:r>
+    </w:p>
+    <w:p>
+      <w:pPr>
+        <w:spacing w:line="336" w:lineRule="auto" w:after="180"/>
+      </w:pPr>
+      <w:r>
+        <w:rPr>
+          <w:b w:val="0"/>
+        </w:rPr>
+        <w:t>Attempt the independent case before hints. Record whether you worked alone, used a hint or followed a model. After feedback, fix the first unsupported step and explain why it changed.</w:t>
+      </w:r>
+    </w:p>
+    <w:p>
+      <w:pPr>
+        <w:spacing w:line="336" w:lineRule="auto" w:after="180"/>
+      </w:pPr>
+      <w:r>
+        <w:rPr>
+          <w:b w:val="0"/>
+        </w:rPr>
+        <w:t>A later check uses a changed case, not a copied answer.</w:t>
+      </w:r>
+    </w:p>
+    <w:p>
+      <w:pPr>
+        <w:pStyle w:val="Heading2"/>
+      </w:pPr>
+      <w:r>
+        <w:t>Earlier wording, alternatives and picture transcripts · reference / check after trying</w:t>
+      </w:r>
+    </w:p>
+    <w:p>
+      <w:pPr>
+        <w:pStyle w:val="Heading3"/>
+      </w:pPr>
+      <w:r>
+        <w:t>Independent case: Changed independent case</w:t>
+      </w:r>
+    </w:p>
+    <w:p>
+      <w:pPr>
+        <w:pStyle w:val="Heading3"/>
+      </w:pPr>
+      <w:r>
+        <w:t>Week 12 Independent application</w:t>
+      </w:r>
+    </w:p>
+    <w:p>
+      <w:pPr>
+        <w:spacing w:line="336" w:lineRule="auto" w:after="180"/>
+      </w:pPr>
+      <w:r>
+        <w:rPr>
+          <w:b w:val="0"/>
+        </w:rPr>
+        <w:t>Close the worked explanation. Apply the idea to this different question without copying.</w:t>
+      </w:r>
+    </w:p>
+    <w:p>
+      <w:pPr>
+        <w:spacing w:line="336" w:lineRule="auto" w:after="180"/>
+      </w:pPr>
+      <w:r>
+        <w:rPr>
+          <w:b w:val="0"/>
+        </w:rPr>
+        <w:t>A recording says fifteen, but the transcript says fifty. The summary repeats fifty. Where did the error enter, and what should be checked first?</w:t>
+      </w:r>
+    </w:p>
+    <w:p>
+      <w:pPr>
+        <w:spacing w:line="336" w:lineRule="auto" w:after="180"/>
+      </w:pPr>
+      <w:r>
+        <w:rPr>
+          <w:b w:val="0"/>
+        </w:rPr>
+        <w:t xml:space="preserve">My answer, with a trace, calculation or supporting </w:t>
+      </w:r>
+      <w:r>
+        <w:rPr>
+          <w:b/>
+        </w:rPr>
+        <w:t>evidence</w:t>
+      </w:r>
+    </w:p>
+    <w:p>
+      <w:pPr>
+        <w:pStyle w:val="Heading3"/>
+      </w:pPr>
+      <w:r>
+        <w:t>Write or draw your reasoning and evidence.</w:t>
+      </w:r>
+    </w:p>
+    <w:p>
+      <w:r>
+        <w:t>________________________________________________________________</w:t>
+      </w:r>
+    </w:p>
+    <w:p>
+      <w:r>
+        <w:t>________________________________________________________________</w:t>
+      </w:r>
+    </w:p>
+    <w:p>
+      <w:r>
+        <w:t>________________________________________________________________</w:t>
+      </w:r>
+    </w:p>
+    <w:p>
+      <w:r>
+        <w:t>________________________________________________________________</w:t>
+      </w:r>
+    </w:p>
+    <w:p>
+      <w:r>
+        <w:t>________________________________________________________________</w:t>
+      </w:r>
+    </w:p>
+    <w:p>
+      <w:pPr>
+        <w:pStyle w:val="Heading3"/>
+      </w:pPr>
+      <w:r>
+        <w:t>Create and test</w:t>
+      </w:r>
+    </w:p>
+    <w:p>
+      <w:pPr>
+        <w:spacing w:line="336" w:lineRule="auto" w:after="180"/>
+      </w:pPr>
+      <w:r>
+        <w:rPr>
+          <w:b w:val="0"/>
+        </w:rPr>
+        <w:t>Change one relevant detail. Predict the result before testing. Include a boundary or missing-information case when it helps reveal a limit.</w:t>
+      </w:r>
+    </w:p>
+    <w:p>
+      <w:pPr>
+        <w:spacing w:line="336" w:lineRule="auto" w:after="180"/>
+      </w:pPr>
+      <w:r>
+        <w:rPr>
+          <w:b w:val="0"/>
+        </w:rPr>
+        <w:t xml:space="preserve">My changed </w:t>
+      </w:r>
+      <w:r>
+        <w:rPr>
+          <w:b/>
+        </w:rPr>
+        <w:t>input</w:t>
+      </w:r>
+      <w:r>
+        <w:rPr>
+          <w:b w:val="0"/>
+        </w:rPr>
+        <w:t xml:space="preserve"> and expected result</w:t>
+      </w:r>
+    </w:p>
+    <w:p>
+      <w:pPr>
+        <w:pStyle w:val="Heading3"/>
+      </w:pPr>
+      <w:r>
+        <w:t>Write or draw your reasoning and evidence.</w:t>
+      </w:r>
+    </w:p>
+    <w:p>
+      <w:r>
+        <w:t>________________________________________________________________</w:t>
+      </w:r>
+    </w:p>
+    <w:p>
+      <w:r>
+        <w:t>________________________________________________________________</w:t>
+      </w:r>
+    </w:p>
+    <w:p>
+      <w:r>
+        <w:t>________________________________________________________________</w:t>
+      </w:r>
+    </w:p>
+    <w:p>
+      <w:r>
+        <w:t>________________________________________________________________</w:t>
+      </w:r>
+    </w:p>
+    <w:p>
+      <w:r>
+        <w:t>________________________________________________________________</w:t>
+      </w:r>
+    </w:p>
+    <w:p>
+      <w:pPr>
+        <w:pStyle w:val="Heading3"/>
+      </w:pPr>
+      <w:r>
+        <w:t>Connect to your project</w:t>
+      </w:r>
+    </w:p>
+    <w:p>
+      <w:pPr>
+        <w:spacing w:line="336" w:lineRule="auto" w:after="180"/>
+      </w:pPr>
+      <w:r>
+        <w:rPr>
+          <w:b w:val="0"/>
+        </w:rPr>
+        <w:t>Show transcripts and require confirmation before saving memory or using tools.</w:t>
+      </w:r>
+    </w:p>
+    <w:p>
+      <w:pPr>
+        <w:spacing w:line="336" w:lineRule="auto" w:after="180"/>
+      </w:pPr>
+      <w:r>
+        <w:rPr>
+          <w:b w:val="0"/>
+        </w:rPr>
+        <w:t xml:space="preserve">The </w:t>
+      </w:r>
+      <w:r>
+        <w:rPr>
+          <w:b/>
+        </w:rPr>
+        <w:t>evidence</w:t>
+      </w:r>
+      <w:r>
+        <w:rPr>
+          <w:b w:val="0"/>
+        </w:rPr>
+        <w:t xml:space="preserve"> I will keep</w:t>
+      </w:r>
+    </w:p>
+    <w:p>
+      <w:pPr>
+        <w:pStyle w:val="Heading3"/>
+      </w:pPr>
+      <w:r>
+        <w:t>Write or draw your reasoning and evidence.</w:t>
+      </w:r>
+    </w:p>
+    <w:p>
+      <w:r>
+        <w:t>________________________________________________________________</w:t>
+      </w:r>
+    </w:p>
+    <w:p>
+      <w:r>
+        <w:t>________________________________________________________________</w:t>
+      </w:r>
+    </w:p>
+    <w:p>
+      <w:r>
+        <w:t>________________________________________________________________</w:t>
+      </w:r>
+    </w:p>
+    <w:p>
+      <w:r>
+        <w:t>________________________________________________________________</w:t>
+      </w:r>
+    </w:p>
+    <w:p>
+      <w:r>
+        <w:t>________________________________________________________________</w:t>
+      </w:r>
+    </w:p>
+    <w:p>
+      <w:pPr>
+        <w:pStyle w:val="Heading3"/>
+      </w:pPr>
+      <w:r>
+        <w:t>Transfer practice from the original programme</w:t>
+      </w:r>
+    </w:p>
+    <w:p>
+      <w:pPr>
+        <w:spacing w:line="336" w:lineRule="auto" w:after="180"/>
+      </w:pPr>
+      <w:r>
+        <w:rPr>
+          <w:b w:val="0"/>
+        </w:rPr>
+        <w:t>Audio says 'sixteen divided by four'; transcript says 'sixty divided by four'; calculator returns 15. Which stage first fails? What would a useful confirmation show?</w:t>
+      </w:r>
+    </w:p>
+    <w:p>
+      <w:pPr>
+        <w:pStyle w:val="Heading3"/>
+      </w:pPr>
+      <w:r>
+        <w:t>Explain the mechanism, evidence and one limit.</w:t>
+      </w:r>
+    </w:p>
+    <w:p>
+      <w:r>
+        <w:t>________________________________________________________________</w:t>
+      </w:r>
+    </w:p>
+    <w:p>
+      <w:r>
+        <w:t>________________________________________________________________</w:t>
+      </w:r>
+    </w:p>
+    <w:p>
+      <w:r>
+        <w:t>________________________________________________________________</w:t>
+      </w:r>
+    </w:p>
+    <w:p>
+      <w:r>
+        <w:t>________________________________________________________________</w:t>
+      </w:r>
+    </w:p>
+    <w:p>
+      <w:r>
+        <w:t>________________________________________________________________</w:t>
+      </w:r>
+    </w:p>
+    <w:p>
+      <w:r>
+        <w:t>________________________________________________________________</w:t>
+      </w:r>
+    </w:p>
+    <w:p>
+      <w:r>
+        <w:t>________________________________________________________________</w:t>
+      </w:r>
+    </w:p>
+    <w:p>
+      <w:pPr>
+        <w:pStyle w:val="Heading3"/>
+      </w:pPr>
+      <w:r>
+        <w:t>Use feedback to improve</w:t>
       </w:r>
     </w:p>
     <w:p>
@@ -4223,12 +5078,20 @@
         <w:pStyle w:val="Heading1"/>
       </w:pPr>
       <w:r>
-        <w:t>10. Build your understanding</w:t>
-      </w:r>
-    </w:p>
-    <w:p>
-      <w:r>
-        <w:t>Move from recall to tracing, diagnosis and transfer in Speech and Audio Systems. Explain why each step is justified.</w:t>
+        <w:t>11. Make the project’s recognised question inspectable</w:t>
+      </w:r>
+    </w:p>
+    <w:p>
+      <w:r>
+        <w:t>Check important numbers before downstream decisions.</w:t>
+      </w:r>
+    </w:p>
+    <w:p>
+      <w:pPr>
+        <w:pStyle w:val="Heading2"/>
+      </w:pPr>
+      <w:r>
+        <w:t>This week’s concrete contribution</w:t>
       </w:r>
     </w:p>
     <w:p>
@@ -4237,7 +5100,1021 @@
       </w:pPr>
       <w:r>
         <w:rPr>
+          <w:b w:val="0"/>
+        </w:rPr>
+        <w:t>For the Verified Study Buddy, show the recognised question and parsed numbers/operation before using them in important calculations or actions. Preserve the confirmed input and stage evidence needed for the declared task; use teacher-managed fictional records in this lesson. A read-back can expose a misunderstanding, but a fluent confirmation is not itself proof of correctness.</w:t>
+      </w:r>
+    </w:p>
+    <w:p>
+      <w:pPr>
+        <w:spacing w:line="336" w:lineRule="auto" w:after="180"/>
+      </w:pPr>
+      <w:r>
+        <w:rPr>
+          <w:b w:val="0"/>
+        </w:rPr>
+        <w:t>Keep recognition, retrieval, calculation and response claims separately checkable.</w:t>
+      </w:r>
+    </w:p>
+    <w:p>
+      <w:pPr>
+        <w:spacing w:line="336" w:lineRule="auto" w:after="180"/>
+      </w:pPr>
+      <w:r>
+        <w:rPr>
+          <w:b w:val="0"/>
+        </w:rPr>
+        <w:t>Show Study Buddy recognised questions before calculating or retrieving important answers, especially numbers and dates.</w:t>
+      </w:r>
+    </w:p>
+    <w:p>
+      <w:pPr>
+        <w:pStyle w:val="Heading2"/>
+      </w:pPr>
+      <w:r>
+        <w:t>Keep the checkpoint and human choice</w:t>
+      </w:r>
+    </w:p>
+    <w:p>
+      <w:pPr>
+        <w:spacing w:line="336" w:lineRule="auto" w:after="180"/>
+      </w:pPr>
+      <w:r>
+        <w:rPr>
+          <w:b w:val="0"/>
+        </w:rPr>
+        <w:t>THIS WEEK’S CHECKPOINT  Show transcripts and require confirmation before saving memory or using tools.</w:t>
+      </w:r>
+    </w:p>
+    <w:p>
+      <w:pPr>
+        <w:spacing w:line="336" w:lineRule="auto" w:after="180"/>
+      </w:pPr>
+      <w:r>
+        <w:rPr>
+          <w:b w:val="0"/>
+        </w:rPr>
+        <w:t xml:space="preserve">SYSTEM MAP  Learner need → prompt/schema → approved sources/retrieval → model/tool → structured answer → verification → </w:t>
+      </w:r>
+      <w:r>
+        <w:rPr>
           <w:b/>
+        </w:rPr>
+        <w:t>human decision</w:t>
+      </w:r>
+    </w:p>
+    <w:p>
+      <w:pPr>
+        <w:spacing w:line="336" w:lineRule="auto" w:after="180"/>
+      </w:pPr>
+      <w:r>
+        <w:rPr>
+          <w:b w:val="0"/>
+        </w:rPr>
+        <w:t>What will you add, change, or verify in the project this week?</w:t>
+      </w:r>
+    </w:p>
+    <w:p>
+      <w:pPr>
+        <w:pStyle w:val="Heading3"/>
+      </w:pPr>
+      <w:r>
+        <w:t>Write or draw your reasoning and evidence.</w:t>
+      </w:r>
+    </w:p>
+    <w:p>
+      <w:r>
+        <w:t>________________________________________________________________</w:t>
+      </w:r>
+    </w:p>
+    <w:p>
+      <w:r>
+        <w:t>________________________________________________________________</w:t>
+      </w:r>
+    </w:p>
+    <w:p>
+      <w:r>
+        <w:t>________________________________________________________________</w:t>
+      </w:r>
+    </w:p>
+    <w:p>
+      <w:r>
+        <w:t>________________________________________________________________</w:t>
+      </w:r>
+    </w:p>
+    <w:p>
+      <w:r>
+        <w:t>________________________________________________________________</w:t>
+      </w:r>
+    </w:p>
+    <w:p>
+      <w:pPr>
+        <w:spacing w:line="336" w:lineRule="auto" w:after="180"/>
+      </w:pPr>
+      <w:r>
+        <w:rPr>
+          <w:b w:val="0"/>
+        </w:rPr>
+        <w:t xml:space="preserve">What should remain under </w:t>
+      </w:r>
+      <w:r>
+        <w:rPr>
+          <w:b/>
+        </w:rPr>
+        <w:t>human control</w:t>
+      </w:r>
+      <w:r>
+        <w:rPr>
+          <w:b w:val="0"/>
+        </w:rPr>
+        <w:t>?</w:t>
+      </w:r>
+    </w:p>
+    <w:p>
+      <w:pPr>
+        <w:pStyle w:val="Heading3"/>
+      </w:pPr>
+      <w:r>
+        <w:t>Write or draw your reasoning and evidence.</w:t>
+      </w:r>
+    </w:p>
+    <w:p>
+      <w:r>
+        <w:t>________________________________________________________________</w:t>
+      </w:r>
+    </w:p>
+    <w:p>
+      <w:r>
+        <w:t>________________________________________________________________</w:t>
+      </w:r>
+    </w:p>
+    <w:p>
+      <w:r>
+        <w:t>________________________________________________________________</w:t>
+      </w:r>
+    </w:p>
+    <w:p>
+      <w:r>
+        <w:t>________________________________________________________________</w:t>
+      </w:r>
+    </w:p>
+    <w:p>
+      <w:r>
+        <w:t>________________________________________________________________</w:t>
+      </w:r>
+    </w:p>
+    <w:p>
+      <w:pPr>
+        <w:spacing w:line="336" w:lineRule="auto" w:after="180"/>
+      </w:pPr>
+      <w:r>
+        <w:rPr>
+          <w:b w:val="0"/>
+        </w:rPr>
+        <w:t xml:space="preserve">RESPONSIBLE DESIGN  Collect only necessary information. Show uncertainty and limits. Never confuse fluent </w:t>
+      </w:r>
+      <w:r>
+        <w:rPr>
+          <w:b/>
+        </w:rPr>
+        <w:t>output</w:t>
+      </w:r>
+      <w:r>
+        <w:rPr>
+          <w:b w:val="0"/>
+        </w:rPr>
+        <w:t xml:space="preserve"> with verified truth.</w:t>
+      </w:r>
+    </w:p>
+    <w:p>
+      <w:pPr>
+        <w:pStyle w:val="Heading2"/>
+      </w:pPr>
+      <w:r>
+        <w:t>Earlier wording, alternatives and picture transcripts · reference / check after trying</w:t>
+      </w:r>
+    </w:p>
+    <w:p>
+      <w:pPr>
+        <w:spacing w:line="336" w:lineRule="auto" w:after="180"/>
+      </w:pPr>
+      <w:r>
+        <w:rPr>
+          <w:b w:val="0"/>
+        </w:rPr>
+        <w:t>CUMULATIVE PROJECT</w:t>
+      </w:r>
+    </w:p>
+    <w:p>
+      <w:pPr>
+        <w:spacing w:line="336" w:lineRule="auto" w:after="180"/>
+      </w:pPr>
+      <w:r>
+        <w:rPr>
+          <w:b w:val="0"/>
+        </w:rPr>
+        <w:t>Verified Study Buddy</w:t>
+      </w:r>
+    </w:p>
+    <w:p>
+      <w:pPr>
+        <w:spacing w:line="336" w:lineRule="auto" w:after="180"/>
+      </w:pPr>
+      <w:r>
+        <w:rPr>
+          <w:b w:val="0"/>
+        </w:rPr>
+        <w:t>Every week adds one inspectable piece. The system must show how it reached a result.</w:t>
+      </w:r>
+    </w:p>
+    <w:p>
+      <w:r>
+        <w:drawing>
+          <wp:inline xmlns:a="http://schemas.openxmlformats.org/drawingml/2006/main" xmlns:pic="http://schemas.openxmlformats.org/drawingml/2006/picture">
+            <wp:extent cx="5486400" cy="1901952"/>
+            <wp:docPr id="21" name="Picture 21" descr="Book recommender connection for Speech and Audio Systems"/>
+            <wp:cNvGraphicFramePr>
+              <a:graphicFrameLocks noChangeAspect="1"/>
+            </wp:cNvGraphicFramePr>
+            <a:graphic>
+              <a:graphicData uri="http://schemas.openxmlformats.org/drawingml/2006/picture">
+                <pic:pic>
+                  <pic:nvPicPr>
+                    <pic:cNvPr id="0" name="104dcdf38a7a213f9657f3a0b023e1d99cdbb62829b71e5376165c0671b8e662.png"/>
+                    <pic:cNvPicPr/>
+                  </pic:nvPicPr>
+                  <pic:blipFill>
+                    <a:blip r:embed="rId24"/>
+                    <a:stretch>
+                      <a:fillRect/>
+                    </a:stretch>
+                  </pic:blipFill>
+                  <pic:spPr>
+                    <a:xfrm>
+                      <a:off x="0" y="0"/>
+                      <a:ext cx="5486400" cy="1901952"/>
+                    </a:xfrm>
+                    <a:prstGeom prst="rect"/>
+                  </pic:spPr>
+                </pic:pic>
+              </a:graphicData>
+            </a:graphic>
+          </wp:inline>
+        </w:drawing>
+      </w:r>
+    </w:p>
+    <w:p>
+      <w:pPr>
+        <w:pStyle w:val="Heading3"/>
+      </w:pPr>
+      <w:r>
+        <w:t>Evidence for your project</w:t>
+      </w:r>
+    </w:p>
+    <w:p>
+      <w:pPr>
+        <w:pStyle w:val="Heading1"/>
+      </w:pPr>
+      <w:r>
+        <w:t>16. Finish: name the first supported error and the missing evidence</w:t>
+      </w:r>
+    </w:p>
+    <w:p>
+      <w:r>
+        <w:t>A correct later step cannot establish that the original input was right.</w:t>
+      </w:r>
+    </w:p>
+    <w:p>
+      <w:pPr>
+        <w:pStyle w:val="Heading2"/>
+      </w:pPr>
+      <w:r>
+        <w:t>Explain without notes</w:t>
+      </w:r>
+    </w:p>
+    <w:p>
+      <w:pPr>
+        <w:pStyle w:val="ListBullet"/>
+      </w:pPr>
+      <w:r>
+        <w:t>Close your notes. Explain this goal in your own words: Explain the mechanism and terminology of speech pipelines and multimodal evidence</w:t>
+      </w:r>
+    </w:p>
+    <w:p>
+      <w:pPr>
+        <w:pStyle w:val="Heading3"/>
+      </w:pPr>
+      <w:r>
+        <w:t>My deciding step, evidence and one remaining question</w:t>
+      </w:r>
+    </w:p>
+    <w:p>
+      <w:r>
+        <w:t>________________________________________________________________</w:t>
+      </w:r>
+    </w:p>
+    <w:p>
+      <w:r>
+        <w:t>________________________________________________________________</w:t>
+      </w:r>
+    </w:p>
+    <w:p>
+      <w:r>
+        <w:t>________________________________________________________________</w:t>
+      </w:r>
+    </w:p>
+    <w:p>
+      <w:r>
+        <w:t>________________________________________________________________</w:t>
+      </w:r>
+    </w:p>
+    <w:p>
+      <w:r>
+        <w:t>________________________________________________________________</w:t>
+      </w:r>
+    </w:p>
+    <w:p>
+      <w:pPr>
+        <w:pStyle w:val="Heading2"/>
+      </w:pPr>
+      <w:r>
+        <w:t>Plan a changed-case return</w:t>
+      </w:r>
+    </w:p>
+    <w:p>
+      <w:pPr>
+        <w:spacing w:line="336" w:lineRule="auto" w:after="180"/>
+      </w:pPr>
+      <w:r>
+        <w:rPr>
+          <w:b w:val="0"/>
+        </w:rPr>
+        <w:t xml:space="preserve">If you are unsure, return to the worked picture and explain one arrow. If you are ready, change an </w:t>
+      </w:r>
+      <w:r>
+        <w:rPr>
+          <w:b/>
+        </w:rPr>
+        <w:t>input</w:t>
+      </w:r>
+      <w:r>
+        <w:rPr>
+          <w:b w:val="0"/>
+        </w:rPr>
+        <w:t xml:space="preserve"> or assumption and justify your </w:t>
+      </w:r>
+      <w:r>
+        <w:rPr>
+          <w:b/>
+        </w:rPr>
+        <w:t>prediction</w:t>
+      </w:r>
+      <w:r>
+        <w:rPr>
+          <w:b w:val="0"/>
+        </w:rPr>
+        <w:t>.</w:t>
+      </w:r>
+    </w:p>
+    <w:p>
+      <w:pPr>
+        <w:spacing w:line="336" w:lineRule="auto" w:after="180"/>
+      </w:pPr>
+      <w:r>
+        <w:rPr>
+          <w:b w:val="0"/>
+        </w:rPr>
+        <w:t xml:space="preserve">Save your workbook </w:t>
+      </w:r>
+      <w:r>
+        <w:rPr>
+          <w:b/>
+        </w:rPr>
+        <w:t>evidence</w:t>
+      </w:r>
+      <w:r>
+        <w:rPr>
+          <w:b w:val="0"/>
+        </w:rPr>
+        <w:t>. At the next review, try a different case before opening your old answer.</w:t>
+      </w:r>
+    </w:p>
+    <w:p>
+      <w:pPr>
+        <w:pStyle w:val="Heading1"/>
+      </w:pPr>
+      <w:r>
+        <w:t>Reference bank and extra practice</w:t>
+      </w:r>
+    </w:p>
+    <w:p>
+      <w:pPr>
+        <w:pStyle w:val="Heading1"/>
+      </w:pPr>
+      <w:r>
+        <w:t>05. Your quick word guide</w:t>
+      </w:r>
+    </w:p>
+    <w:p>
+      <w:r>
+        <w:t>Use the words to explain a particular step, record or limit.</w:t>
+      </w:r>
+    </w:p>
+    <w:p>
+      <w:pPr>
+        <w:pStyle w:val="Heading2"/>
+      </w:pPr>
+      <w:r>
+        <w:t>Core vocabulary</w:t>
+      </w:r>
+    </w:p>
+    <w:tbl>
+      <w:tblPr>
+        <w:tblStyle w:val="LightShading-Accent1"/>
+        <w:tblW w:type="auto" w:w="0"/>
+        <w:tblLook w:firstColumn="1" w:firstRow="1" w:lastColumn="0" w:lastRow="0" w:noHBand="0" w:noVBand="1" w:val="04A0"/>
+      </w:tblPr>
+      <w:tblGrid>
+        <w:gridCol w:w="3408"/>
+        <w:gridCol w:w="3408"/>
+        <w:gridCol w:w="3408"/>
+      </w:tblGrid>
+      <w:tr>
+        <w:trPr>
+          <w:tblHeader/>
+        </w:trPr>
+        <w:tc>
+          <w:tcPr>
+            <w:tcW w:type="dxa" w:w="3408"/>
+          </w:tcPr>
+          <w:p>
+            <w:r>
+              <w:t>Word</w:t>
+            </w:r>
+          </w:p>
+        </w:tc>
+        <w:tc>
+          <w:tcPr>
+            <w:tcW w:type="dxa" w:w="3408"/>
+          </w:tcPr>
+          <w:p>
+            <w:r>
+              <w:t>My own example</w:t>
+            </w:r>
+          </w:p>
+        </w:tc>
+        <w:tc>
+          <w:tcPr>
+            <w:tcW w:type="dxa" w:w="3408"/>
+          </w:tcPr>
+          <w:p>
+            <w:r>
+              <w:t>Not this / boundary</w:t>
+            </w:r>
+          </w:p>
+        </w:tc>
+      </w:tr>
+      <w:tr>
+        <w:tc>
+          <w:tcPr>
+            <w:tcW w:type="dxa" w:w="3408"/>
+          </w:tcPr>
+          <w:p>
+            <w:r>
+              <w:t>capture</w:t>
+            </w:r>
+          </w:p>
+        </w:tc>
+        <w:tc>
+          <w:tcPr>
+            <w:tcW w:type="dxa" w:w="3408"/>
+          </w:tcPr>
+          <w:p>
+            <w:r>
+              <w:t>Record a signal, observation or item of information for later use.</w:t>
+            </w:r>
+          </w:p>
+        </w:tc>
+        <w:tc>
+          <w:tcPr>
+            <w:tcW w:type="dxa" w:w="3408"/>
+          </w:tcPr>
+          <w:p>
+            <w:r/>
+          </w:p>
+        </w:tc>
+      </w:tr>
+      <w:tr>
+        <w:tc>
+          <w:tcPr>
+            <w:tcW w:type="dxa" w:w="3408"/>
+          </w:tcPr>
+          <w:p>
+            <w:r>
+              <w:t>speech recognition</w:t>
+            </w:r>
+          </w:p>
+        </w:tc>
+        <w:tc>
+          <w:tcPr>
+            <w:tcW w:type="dxa" w:w="3408"/>
+          </w:tcPr>
+          <w:p>
+            <w:r>
+              <w:t>Converting spoken audio into an estimated sequence of words.</w:t>
+            </w:r>
+          </w:p>
+        </w:tc>
+        <w:tc>
+          <w:tcPr>
+            <w:tcW w:type="dxa" w:w="3408"/>
+          </w:tcPr>
+          <w:p>
+            <w:r/>
+          </w:p>
+        </w:tc>
+      </w:tr>
+      <w:tr>
+        <w:tc>
+          <w:tcPr>
+            <w:tcW w:type="dxa" w:w="3408"/>
+          </w:tcPr>
+          <w:p>
+            <w:r>
+              <w:t>intent</w:t>
+            </w:r>
+          </w:p>
+        </w:tc>
+        <w:tc>
+          <w:tcPr>
+            <w:tcW w:type="dxa" w:w="3408"/>
+          </w:tcPr>
+          <w:p>
+            <w:r>
+              <w:t>The goal a user is trying to achieve, which may need clarification.</w:t>
+            </w:r>
+          </w:p>
+        </w:tc>
+        <w:tc>
+          <w:tcPr>
+            <w:tcW w:type="dxa" w:w="3408"/>
+          </w:tcPr>
+          <w:p>
+            <w:r/>
+          </w:p>
+        </w:tc>
+      </w:tr>
+      <w:tr>
+        <w:tc>
+          <w:tcPr>
+            <w:tcW w:type="dxa" w:w="3408"/>
+          </w:tcPr>
+          <w:p>
+            <w:r>
+              <w:t>synthesis</w:t>
+            </w:r>
+          </w:p>
+        </w:tc>
+        <w:tc>
+          <w:tcPr>
+            <w:tcW w:type="dxa" w:w="3408"/>
+          </w:tcPr>
+          <w:p>
+            <w:r>
+              <w:t>Combining information into a new account or output while preserving its meaning and support.</w:t>
+            </w:r>
+          </w:p>
+        </w:tc>
+        <w:tc>
+          <w:tcPr>
+            <w:tcW w:type="dxa" w:w="3408"/>
+          </w:tcPr>
+          <w:p>
+            <w:r/>
+          </w:p>
+        </w:tc>
+      </w:tr>
+    </w:tbl>
+    <w:p>
+      <w:pPr>
+        <w:pStyle w:val="Heading2"/>
+      </w:pPr>
+      <w:r>
+        <w:t>Terms for the connected explanation</w:t>
+      </w:r>
+    </w:p>
+    <w:tbl>
+      <w:tblPr>
+        <w:tblStyle w:val="LightShading-Accent1"/>
+        <w:tblW w:type="auto" w:w="0"/>
+        <w:tblLook w:firstColumn="1" w:firstRow="1" w:lastColumn="0" w:lastRow="0" w:noHBand="0" w:noVBand="1" w:val="04A0"/>
+      </w:tblPr>
+      <w:tblGrid>
+        <w:gridCol w:w="5112"/>
+        <w:gridCol w:w="5112"/>
+      </w:tblGrid>
+      <w:tr>
+        <w:trPr>
+          <w:tblHeader/>
+        </w:trPr>
+        <w:tc>
+          <w:tcPr>
+            <w:tcW w:type="dxa" w:w="5112"/>
+          </w:tcPr>
+          <w:p>
+            <w:r>
+              <w:t>Word</w:t>
+            </w:r>
+          </w:p>
+        </w:tc>
+        <w:tc>
+          <w:tcPr>
+            <w:tcW w:type="dxa" w:w="5112"/>
+          </w:tcPr>
+          <w:p>
+            <w:r>
+              <w:t>Meaning</w:t>
+            </w:r>
+          </w:p>
+        </w:tc>
+      </w:tr>
+      <w:tr>
+        <w:tc>
+          <w:tcPr>
+            <w:tcW w:type="dxa" w:w="5112"/>
+          </w:tcPr>
+          <w:p>
+            <w:r>
+              <w:t>Modality</w:t>
+            </w:r>
+          </w:p>
+        </w:tc>
+        <w:tc>
+          <w:tcPr>
+            <w:tcW w:type="dxa" w:w="5112"/>
+          </w:tcPr>
+          <w:p>
+            <w:r>
+              <w:t>A form of information such as audio, image or text</w:t>
+            </w:r>
+          </w:p>
+        </w:tc>
+      </w:tr>
+      <w:tr>
+        <w:tc>
+          <w:tcPr>
+            <w:tcW w:type="dxa" w:w="5112"/>
+          </w:tcPr>
+          <w:p>
+            <w:r>
+              <w:t>Transcription</w:t>
+            </w:r>
+          </w:p>
+        </w:tc>
+        <w:tc>
+          <w:tcPr>
+            <w:tcW w:type="dxa" w:w="5112"/>
+          </w:tcPr>
+          <w:p>
+            <w:r>
+              <w:t>A text representation of speech</w:t>
+            </w:r>
+          </w:p>
+        </w:tc>
+      </w:tr>
+      <w:tr>
+        <w:tc>
+          <w:tcPr>
+            <w:tcW w:type="dxa" w:w="5112"/>
+          </w:tcPr>
+          <w:p>
+            <w:r>
+              <w:t>Error propagation</w:t>
+            </w:r>
+          </w:p>
+        </w:tc>
+        <w:tc>
+          <w:tcPr>
+            <w:tcW w:type="dxa" w:w="5112"/>
+          </w:tcPr>
+          <w:p>
+            <w:r>
+              <w:t>An earlier error affecting later processing</w:t>
+            </w:r>
+          </w:p>
+        </w:tc>
+      </w:tr>
+    </w:tbl>
+    <w:p>
+      <w:pPr>
+        <w:pStyle w:val="Heading2"/>
+      </w:pPr>
+      <w:r>
+        <w:t>Earlier wording, alternatives and picture transcripts · reference / check after trying</w:t>
+      </w:r>
+    </w:p>
+    <w:p>
+      <w:pPr>
+        <w:spacing w:line="336" w:lineRule="auto" w:after="180"/>
+      </w:pPr>
+      <w:r>
+        <w:rPr>
+          <w:b w:val="0"/>
+        </w:rPr>
+        <w:t>VOCABULARY LAB</w:t>
+      </w:r>
+    </w:p>
+    <w:p>
+      <w:pPr>
+        <w:spacing w:line="336" w:lineRule="auto" w:after="180"/>
+      </w:pPr>
+      <w:r>
+        <w:rPr>
+          <w:b w:val="0"/>
+        </w:rPr>
+        <w:t>Words You Can Use to Reason</w:t>
+      </w:r>
+    </w:p>
+    <w:p>
+      <w:pPr>
+        <w:spacing w:line="336" w:lineRule="auto" w:after="180"/>
+      </w:pPr>
+      <w:r>
+        <w:rPr>
+          <w:b w:val="0"/>
+        </w:rPr>
+        <w:t>A definition matters when you can recognize the idea, use it, and contrast it with a near-miss.</w:t>
+      </w:r>
+    </w:p>
+    <w:p>
+      <w:r>
+        <w:drawing>
+          <wp:inline xmlns:a="http://schemas.openxmlformats.org/drawingml/2006/main" xmlns:pic="http://schemas.openxmlformats.org/drawingml/2006/picture">
+            <wp:extent cx="5486400" cy="3200400"/>
+            <wp:docPr id="22" name="Picture 22" descr="Vocabulary badge: capture"/>
+            <wp:cNvGraphicFramePr>
+              <a:graphicFrameLocks noChangeAspect="1"/>
+            </wp:cNvGraphicFramePr>
+            <a:graphic>
+              <a:graphicData uri="http://schemas.openxmlformats.org/drawingml/2006/picture">
+                <pic:pic>
+                  <pic:nvPicPr>
+                    <pic:cNvPr id="0" name="6b91bb8c3b20a1adb96ed9172cde5b6adc999bb5b162c4a530910ebc95fd7f21.png"/>
+                    <pic:cNvPicPr/>
+                  </pic:nvPicPr>
+                  <pic:blipFill>
+                    <a:blip r:embed="rId25"/>
+                    <a:stretch>
+                      <a:fillRect/>
+                    </a:stretch>
+                  </pic:blipFill>
+                  <pic:spPr>
+                    <a:xfrm>
+                      <a:off x="0" y="0"/>
+                      <a:ext cx="5486400" cy="3200400"/>
+                    </a:xfrm>
+                    <a:prstGeom prst="rect"/>
+                  </pic:spPr>
+                </pic:pic>
+              </a:graphicData>
+            </a:graphic>
+          </wp:inline>
+        </w:drawing>
+      </w:r>
+    </w:p>
+    <w:p>
+      <w:r>
+        <w:drawing>
+          <wp:inline xmlns:a="http://schemas.openxmlformats.org/drawingml/2006/main" xmlns:pic="http://schemas.openxmlformats.org/drawingml/2006/picture">
+            <wp:extent cx="5486400" cy="3200400"/>
+            <wp:docPr id="23" name="Picture 23" descr="Vocabulary badge: speech recognition"/>
+            <wp:cNvGraphicFramePr>
+              <a:graphicFrameLocks noChangeAspect="1"/>
+            </wp:cNvGraphicFramePr>
+            <a:graphic>
+              <a:graphicData uri="http://schemas.openxmlformats.org/drawingml/2006/picture">
+                <pic:pic>
+                  <pic:nvPicPr>
+                    <pic:cNvPr id="0" name="2872497e05efabf9db0666f862a16adc3da710e6f9b077a79efce6defe02efe7.png"/>
+                    <pic:cNvPicPr/>
+                  </pic:nvPicPr>
+                  <pic:blipFill>
+                    <a:blip r:embed="rId26"/>
+                    <a:stretch>
+                      <a:fillRect/>
+                    </a:stretch>
+                  </pic:blipFill>
+                  <pic:spPr>
+                    <a:xfrm>
+                      <a:off x="0" y="0"/>
+                      <a:ext cx="5486400" cy="3200400"/>
+                    </a:xfrm>
+                    <a:prstGeom prst="rect"/>
+                  </pic:spPr>
+                </pic:pic>
+              </a:graphicData>
+            </a:graphic>
+          </wp:inline>
+        </w:drawing>
+      </w:r>
+    </w:p>
+    <w:p>
+      <w:r>
+        <w:drawing>
+          <wp:inline xmlns:a="http://schemas.openxmlformats.org/drawingml/2006/main" xmlns:pic="http://schemas.openxmlformats.org/drawingml/2006/picture">
+            <wp:extent cx="5486400" cy="3200400"/>
+            <wp:docPr id="24" name="Picture 24" descr="Vocabulary badge: intent"/>
+            <wp:cNvGraphicFramePr>
+              <a:graphicFrameLocks noChangeAspect="1"/>
+            </wp:cNvGraphicFramePr>
+            <a:graphic>
+              <a:graphicData uri="http://schemas.openxmlformats.org/drawingml/2006/picture">
+                <pic:pic>
+                  <pic:nvPicPr>
+                    <pic:cNvPr id="0" name="5fee75204d6e96eb599bda2541d416a781ae55a3147715cff6f872e8fe3f6a2c.png"/>
+                    <pic:cNvPicPr/>
+                  </pic:nvPicPr>
+                  <pic:blipFill>
+                    <a:blip r:embed="rId27"/>
+                    <a:stretch>
+                      <a:fillRect/>
+                    </a:stretch>
+                  </pic:blipFill>
+                  <pic:spPr>
+                    <a:xfrm>
+                      <a:off x="0" y="0"/>
+                      <a:ext cx="5486400" cy="3200400"/>
+                    </a:xfrm>
+                    <a:prstGeom prst="rect"/>
+                  </pic:spPr>
+                </pic:pic>
+              </a:graphicData>
+            </a:graphic>
+          </wp:inline>
+        </w:drawing>
+      </w:r>
+    </w:p>
+    <w:p>
+      <w:r>
+        <w:drawing>
+          <wp:inline xmlns:a="http://schemas.openxmlformats.org/drawingml/2006/main" xmlns:pic="http://schemas.openxmlformats.org/drawingml/2006/picture">
+            <wp:extent cx="5486400" cy="3200400"/>
+            <wp:docPr id="25" name="Picture 25" descr="Vocabulary badge: synthesis"/>
+            <wp:cNvGraphicFramePr>
+              <a:graphicFrameLocks noChangeAspect="1"/>
+            </wp:cNvGraphicFramePr>
+            <a:graphic>
+              <a:graphicData uri="http://schemas.openxmlformats.org/drawingml/2006/picture">
+                <pic:pic>
+                  <pic:nvPicPr>
+                    <pic:cNvPr id="0" name="f75d157facc5fc7a6bf56418265cc56d0f30c9dfbd1a568bcc07bbfe3555e436.png"/>
+                    <pic:cNvPicPr/>
+                  </pic:nvPicPr>
+                  <pic:blipFill>
+                    <a:blip r:embed="rId28"/>
+                    <a:stretch>
+                      <a:fillRect/>
+                    </a:stretch>
+                  </pic:blipFill>
+                  <pic:spPr>
+                    <a:xfrm>
+                      <a:off x="0" y="0"/>
+                      <a:ext cx="5486400" cy="3200400"/>
+                    </a:xfrm>
+                    <a:prstGeom prst="rect"/>
+                  </pic:spPr>
+                </pic:pic>
+              </a:graphicData>
+            </a:graphic>
+          </wp:inline>
+        </w:drawing>
+      </w:r>
+    </w:p>
+    <w:p>
+      <w:pPr>
+        <w:pStyle w:val="Heading3"/>
+      </w:pPr>
+      <w:r>
+        <w:t>Words used in the closer explanation</w:t>
+      </w:r>
+    </w:p>
+    <w:p>
+      <w:pPr>
+        <w:pStyle w:val="Heading1"/>
+      </w:pPr>
+      <w:r>
+        <w:t>10. Choose a stronger thinking challenge</w:t>
+      </w:r>
+    </w:p>
+    <w:p>
+      <w:r>
+        <w:t>Choose the next useful challenge rather than treating the whole ladder as compulsory.</w:t>
+      </w:r>
+    </w:p>
+    <w:p>
+      <w:pPr>
+        <w:pStyle w:val="Heading2"/>
+      </w:pPr>
+      <w:r>
+        <w:t>Pick your next step</w:t>
+      </w:r>
+    </w:p>
+    <w:p>
+      <w:pPr>
+        <w:pStyle w:val="ListBullet"/>
+      </w:pPr>
+      <w:r>
+        <w:t>1 • NAME: Define the concept without repeating the textbook.</w:t>
+      </w:r>
+    </w:p>
+    <w:p>
+      <w:pPr>
+        <w:pStyle w:val="ListBullet"/>
+      </w:pPr>
+      <w:r>
+        <w:t>2 • TRACE: Show the information, state, branch, calculation, or evidence path.</w:t>
+      </w:r>
+    </w:p>
+    <w:p>
+      <w:pPr>
+        <w:pStyle w:val="ListBullet"/>
+      </w:pPr>
+      <w:r>
+        <w:t>3 • APPLY: Solve a different example independently.</w:t>
+      </w:r>
+    </w:p>
+    <w:p>
+      <w:pPr>
+        <w:pStyle w:val="ListBullet"/>
+      </w:pPr>
+      <w:r>
+        <w:t>4 • CHALLENGE: Find a boundary case, counterexample, or unfair outcome.</w:t>
+      </w:r>
+    </w:p>
+    <w:p>
+      <w:pPr>
+        <w:pStyle w:val="ListBullet"/>
+      </w:pPr>
+      <w:r>
+        <w:t>5 • EXPLAIN LIMITS: Say when the result should not be trusted or used alone.</w:t>
+      </w:r>
+    </w:p>
+    <w:p>
+      <w:pPr>
+        <w:pStyle w:val="ListBullet"/>
+      </w:pPr>
+      <w:r>
+        <w:t>My strongest evidence of independent understanding:</w:t>
+      </w:r>
+    </w:p>
+    <w:p>
+      <w:pPr>
+        <w:pStyle w:val="Heading3"/>
+      </w:pPr>
+      <w:r>
+        <w:t>Write or draw your reasoning and evidence.</w:t>
+      </w:r>
+    </w:p>
+    <w:p>
+      <w:r>
+        <w:t>________________________________________________________________</w:t>
+      </w:r>
+    </w:p>
+    <w:p>
+      <w:r>
+        <w:t>________________________________________________________________</w:t>
+      </w:r>
+    </w:p>
+    <w:p>
+      <w:r>
+        <w:t>________________________________________________________________</w:t>
+      </w:r>
+    </w:p>
+    <w:p>
+      <w:r>
+        <w:t>________________________________________________________________</w:t>
+      </w:r>
+    </w:p>
+    <w:p>
+      <w:r>
+        <w:t>________________________________________________________________</w:t>
+      </w:r>
+    </w:p>
+    <w:p>
+      <w:pPr>
+        <w:pStyle w:val="Heading2"/>
+      </w:pPr>
+      <w:r>
+        <w:t>Earlier wording, alternatives and picture transcripts · reference / check after trying</w:t>
+      </w:r>
+    </w:p>
+    <w:p>
+      <w:pPr>
+        <w:spacing w:line="336" w:lineRule="auto" w:after="180"/>
+      </w:pPr>
+      <w:r>
+        <w:rPr>
+          <w:b w:val="0"/>
         </w:rPr>
         <w:t>MASTERY</w:t>
       </w:r>
@@ -4281,7 +6158,7 @@
         <w:drawing>
           <wp:inline xmlns:a="http://schemas.openxmlformats.org/drawingml/2006/main" xmlns:pic="http://schemas.openxmlformats.org/drawingml/2006/picture">
             <wp:extent cx="5486400" cy="1719072"/>
-            <wp:docPr id="19" name="Picture 19" descr="Mastery ladder for Speech and Audio Systems"/>
+            <wp:docPr id="26" name="Picture 26" descr="Mastery ladder for Speech and Audio Systems"/>
             <wp:cNvGraphicFramePr>
               <a:graphicFrameLocks noChangeAspect="1"/>
             </wp:cNvGraphicFramePr>
@@ -4293,7 +6170,7 @@
                     <pic:cNvPicPr/>
                   </pic:nvPicPr>
                   <pic:blipFill>
-                    <a:blip r:embed="rId26"/>
+                    <a:blip r:embed="rId29"/>
                     <a:stretch>
                       <a:fillRect/>
                     </a:stretch>
@@ -4314,13 +6191,164 @@
     </w:p>
     <w:p>
       <w:pPr>
+        <w:pStyle w:val="Heading1"/>
+      </w:pPr>
+      <w:r>
+        <w:t>12. Reference: check your explanation</w:t>
+      </w:r>
+    </w:p>
+    <w:p>
+      <w:r>
+        <w:t>Use after practice. Diagnose a new calculation trace independently is the selected independent case.</w:t>
+      </w:r>
+    </w:p>
+    <w:p>
+      <w:pPr>
+        <w:pStyle w:val="Heading2"/>
+      </w:pPr>
+      <w:r>
+        <w:t>Check the evidence and its limit</w:t>
+      </w:r>
+    </w:p>
+    <w:p>
+      <w:pPr>
+        <w:pStyle w:val="ListBullet"/>
+      </w:pPr>
+      <w:r>
+        <w:t>1. My fresh example, trace, calculation, or design:</w:t>
+      </w:r>
+    </w:p>
+    <w:p>
+      <w:pPr>
+        <w:pStyle w:val="Heading3"/>
+      </w:pPr>
+      <w:r>
+        <w:t>Write or draw your reasoning and evidence.</w:t>
+      </w:r>
+    </w:p>
+    <w:p>
+      <w:r>
+        <w:t>________________________________________________________________</w:t>
+      </w:r>
+    </w:p>
+    <w:p>
+      <w:r>
+        <w:t>________________________________________________________________</w:t>
+      </w:r>
+    </w:p>
+    <w:p>
+      <w:r>
+        <w:t>________________________________________________________________</w:t>
+      </w:r>
+    </w:p>
+    <w:p>
+      <w:r>
+        <w:t>________________________________________________________________</w:t>
+      </w:r>
+    </w:p>
+    <w:p>
+      <w:r>
+        <w:t>________________________________________________________________</w:t>
+      </w:r>
+    </w:p>
+    <w:p>
+      <w:pPr>
+        <w:pStyle w:val="ListBullet"/>
+      </w:pPr>
+      <w:r>
+        <w:t>2. My evidence that it works (include a boundary or missing-data case):</w:t>
+      </w:r>
+    </w:p>
+    <w:p>
+      <w:pPr>
+        <w:pStyle w:val="Heading3"/>
+      </w:pPr>
+      <w:r>
+        <w:t>Write or draw your reasoning and evidence.</w:t>
+      </w:r>
+    </w:p>
+    <w:p>
+      <w:r>
+        <w:t>________________________________________________________________</w:t>
+      </w:r>
+    </w:p>
+    <w:p>
+      <w:r>
+        <w:t>________________________________________________________________</w:t>
+      </w:r>
+    </w:p>
+    <w:p>
+      <w:r>
+        <w:t>________________________________________________________________</w:t>
+      </w:r>
+    </w:p>
+    <w:p>
+      <w:r>
+        <w:t>________________________________________________________________</w:t>
+      </w:r>
+    </w:p>
+    <w:p>
+      <w:r>
+        <w:t>________________________________________________________________</w:t>
+      </w:r>
+    </w:p>
+    <w:p>
+      <w:pPr>
+        <w:pStyle w:val="ListBullet"/>
+      </w:pPr>
+      <w:r>
+        <w:t>3. One limitation, fairness concern, or situation needing human review:</w:t>
+      </w:r>
+    </w:p>
+    <w:p>
+      <w:pPr>
+        <w:pStyle w:val="Heading2"/>
+      </w:pPr>
+      <w:r>
+        <w:t>Self-check and record</w:t>
+      </w:r>
+    </w:p>
+    <w:p>
+      <w:pPr>
         <w:spacing w:line="336" w:lineRule="auto" w:after="180"/>
       </w:pPr>
       <w:r>
         <w:rPr>
           <w:b w:val="0"/>
         </w:rPr>
-        <w:t>1 • NAME: Define the concept without repeating the textbook.</w:t>
+        <w:t xml:space="preserve">SELF-CHECK  □ I explained the </w:t>
+      </w:r>
+      <w:r>
+        <w:rPr>
+          <w:b/>
+        </w:rPr>
+        <w:t>mechanism</w:t>
+      </w:r>
+      <w:r>
+        <w:rPr>
+          <w:b w:val="0"/>
+        </w:rPr>
+        <w:t xml:space="preserve">  □ I used </w:t>
+      </w:r>
+      <w:r>
+        <w:rPr>
+          <w:b/>
+        </w:rPr>
+        <w:t>evidence</w:t>
+      </w:r>
+      <w:r>
+        <w:rPr>
+          <w:b w:val="0"/>
+        </w:rPr>
+        <w:t xml:space="preserve">  □ I tested a fresh case  □ I named a limitation  □ I can answer ‘why?’</w:t>
+      </w:r>
+    </w:p>
+    <w:p>
+      <w:pPr>
+        <w:pStyle w:val="Heading2"/>
+      </w:pPr>
+      <w:r>
+        <w:t>Earlier wording, alternatives and picture transcripts · reference / check after trying</w:t>
       </w:r>
     </w:p>
     <w:p>
@@ -4331,19 +6359,18 @@
         <w:rPr>
           <w:b w:val="0"/>
         </w:rPr>
-        <w:t xml:space="preserve">2 • TRACE: Show the information, state, branch, calculation, or </w:t>
-      </w:r>
-      <w:r>
-        <w:rPr>
-          <w:b/>
-        </w:rPr>
-        <w:t>evidence</w:t>
-      </w:r>
+        <w:t>INDEPENDENT MASTERY PROOF</w:t>
+      </w:r>
+    </w:p>
+    <w:p>
+      <w:pPr>
+        <w:spacing w:line="336" w:lineRule="auto" w:after="180"/>
+      </w:pPr>
       <w:r>
         <w:rPr>
           <w:b w:val="0"/>
         </w:rPr>
-        <w:t xml:space="preserve"> path.</w:t>
+        <w:t>Checklist for explaining this week’s idea</w:t>
       </w:r>
     </w:p>
     <w:p>
@@ -4354,131 +6381,7 @@
         <w:rPr>
           <w:b w:val="0"/>
         </w:rPr>
-        <w:t>3 • APPLY: Solve a different example independently.</w:t>
-      </w:r>
-    </w:p>
-    <w:p>
-      <w:pPr>
-        <w:spacing w:line="336" w:lineRule="auto" w:after="180"/>
-      </w:pPr>
-      <w:r>
-        <w:rPr>
-          <w:b w:val="0"/>
-        </w:rPr>
-        <w:t>4 • CHALLENGE: Find a boundary case, counterexample, or unfair outcome.</w:t>
-      </w:r>
-    </w:p>
-    <w:p>
-      <w:pPr>
-        <w:spacing w:line="336" w:lineRule="auto" w:after="180"/>
-      </w:pPr>
-      <w:r>
-        <w:rPr>
-          <w:b w:val="0"/>
-        </w:rPr>
-        <w:t>5 • EXPLAIN LIMITS: Say when the result should not be trusted or used alone.</w:t>
-      </w:r>
-    </w:p>
-    <w:p>
-      <w:pPr>
-        <w:spacing w:line="336" w:lineRule="auto" w:after="180"/>
-      </w:pPr>
-      <w:r>
-        <w:rPr>
-          <w:b w:val="0"/>
-        </w:rPr>
-        <w:t xml:space="preserve">My strongest </w:t>
-      </w:r>
-      <w:r>
-        <w:rPr>
-          <w:b/>
-        </w:rPr>
-        <w:t>evidence</w:t>
-      </w:r>
-      <w:r>
-        <w:rPr>
-          <w:b w:val="0"/>
-        </w:rPr>
-        <w:t xml:space="preserve"> of independent understanding:</w:t>
-      </w:r>
-    </w:p>
-    <w:p>
-      <w:pPr>
-        <w:pStyle w:val="Heading3"/>
-      </w:pPr>
-      <w:r>
-        <w:t>Write or draw your reasoning and evidence.</w:t>
-      </w:r>
-    </w:p>
-    <w:p>
-      <w:r>
-        <w:t>________________________________________________________________</w:t>
-      </w:r>
-    </w:p>
-    <w:p>
-      <w:r>
-        <w:t>________________________________________________________________</w:t>
-      </w:r>
-    </w:p>
-    <w:p>
-      <w:r>
-        <w:t>________________________________________________________________</w:t>
-      </w:r>
-    </w:p>
-    <w:p>
-      <w:r>
-        <w:t>________________________________________________________________</w:t>
-      </w:r>
-    </w:p>
-    <w:p>
-      <w:r>
-        <w:t>________________________________________________________________</w:t>
-      </w:r>
-    </w:p>
-    <w:p>
-      <w:pPr>
-        <w:pStyle w:val="Heading1"/>
-      </w:pPr>
-      <w:r>
-        <w:t>11. Connect your project</w:t>
-      </w:r>
-    </w:p>
-    <w:p>
-      <w:r>
-        <w:t>Apply this week’s idea to Verified Study Buddy. Keep an annotated decision and the evidence supporting it.</w:t>
-      </w:r>
-    </w:p>
-    <w:p>
-      <w:pPr>
-        <w:spacing w:line="336" w:lineRule="auto" w:after="180"/>
-      </w:pPr>
-      <w:r>
-        <w:rPr>
-          <w:b/>
-        </w:rPr>
-        <w:t>CUMULATIVE PROJECT</w:t>
-      </w:r>
-    </w:p>
-    <w:p>
-      <w:pPr>
-        <w:spacing w:line="336" w:lineRule="auto" w:after="180"/>
-      </w:pPr>
-      <w:r>
-        <w:rPr>
-          <w:b w:val="0"/>
-        </w:rPr>
-        <w:t>Verified Study Buddy</w:t>
-      </w:r>
-    </w:p>
-    <w:p>
-      <w:pPr>
-        <w:spacing w:line="336" w:lineRule="auto" w:after="180"/>
-      </w:pPr>
-      <w:r>
-        <w:rPr>
-          <w:b w:val="0"/>
-        </w:rPr>
-        <w:t>Every week adds one inspectable piece. The system must show how it reached a result.</w:t>
+        <w:t>Use after practice. Diagnose a new calculation trace independently is the selected independent case.</w:t>
       </w:r>
     </w:p>
     <w:p>
@@ -4486,7 +6389,7 @@
         <w:drawing>
           <wp:inline xmlns:a="http://schemas.openxmlformats.org/drawingml/2006/main" xmlns:pic="http://schemas.openxmlformats.org/drawingml/2006/picture">
             <wp:extent cx="5486400" cy="1901952"/>
-            <wp:docPr id="20" name="Picture 20" descr="Book recommender connection for Speech and Audio Systems"/>
+            <wp:docPr id="27" name="Picture 27" descr="Independent proof graphic for Speech and Audio Systems"/>
             <wp:cNvGraphicFramePr>
               <a:graphicFrameLocks noChangeAspect="1"/>
             </wp:cNvGraphicFramePr>
@@ -4494,11 +6397,11 @@
               <a:graphicData uri="http://schemas.openxmlformats.org/drawingml/2006/picture">
                 <pic:pic>
                   <pic:nvPicPr>
-                    <pic:cNvPr id="0" name="104dcdf38a7a213f9657f3a0b023e1d99cdbb62829b71e5376165c0671b8e662.png"/>
+                    <pic:cNvPr id="0" name="42bf16d7ef1975b5676a84cffc1444fb19f54e676cf8468ed310d7f9c912513a.png"/>
                     <pic:cNvPicPr/>
                   </pic:nvPicPr>
                   <pic:blipFill>
-                    <a:blip r:embed="rId27"/>
+                    <a:blip r:embed="rId30"/>
                     <a:stretch>
                       <a:fillRect/>
                     </a:stretch>
@@ -4525,7 +6428,7 @@
         <w:rPr>
           <w:b w:val="0"/>
         </w:rPr>
-        <w:t>THIS WEEK’S CHECKPOINT  Show transcripts and require confirmation before saving memory or using tools.</w:t>
+        <w:t>EXPLANATION CHECK  Require the first supported mismatch, correct downstream arithmetic, intended result and a revealing confirmation check.</w:t>
       </w:r>
     </w:p>
     <w:p>
@@ -4533,657 +6436,161 @@
         <w:pStyle w:val="Heading3"/>
       </w:pPr>
       <w:r>
-        <w:t>Trace the system</w:t>
+        <w:t>Write or draw your reasoning and evidence.</w:t>
+      </w:r>
+    </w:p>
+    <w:p>
+      <w:r>
+        <w:t>________________________________________________________________</w:t>
+      </w:r>
+    </w:p>
+    <w:p>
+      <w:r>
+        <w:t>________________________________________________________________</w:t>
+      </w:r>
+    </w:p>
+    <w:p>
+      <w:r>
+        <w:t>________________________________________________________________</w:t>
+      </w:r>
+    </w:p>
+    <w:p>
+      <w:r>
+        <w:t>________________________________________________________________</w:t>
+      </w:r>
+    </w:p>
+    <w:p>
+      <w:r>
+        <w:t>________________________________________________________________</w:t>
+      </w:r>
+    </w:p>
+    <w:p>
+      <w:pPr>
+        <w:pStyle w:val="Heading1"/>
+      </w:pPr>
+      <w:r>
+        <w:t>13. Extra practice: Trace a speech error through the system</w:t>
+      </w:r>
+    </w:p>
+    <w:p>
+      <w:r>
+        <w:t>Try the question before opening its worked explanation.</w:t>
+      </w:r>
+    </w:p>
+    <w:p>
+      <w:pPr>
+        <w:pStyle w:val="Heading2"/>
+      </w:pPr>
+      <w:r>
+        <w:t>Read the supplied case and question</w:t>
       </w:r>
     </w:p>
     <w:p>
       <w:pPr>
         <w:spacing w:line="336" w:lineRule="auto" w:after="180"/>
-        <w:shd w:fill="EDF7F3"/>
       </w:pPr>
       <w:r>
         <w:rPr>
           <w:b w:val="0"/>
         </w:rPr>
-        <w:t xml:space="preserve">SYSTEM MAP  Learner need → prompt/schema → approved sources/retrieval → model/tool → structured answer → verification → </w:t>
-      </w:r>
+        <w:t>A speech tool hears fifteen as fifty, then calculates correctly using fifty.</w:t>
+      </w:r>
+    </w:p>
+    <w:p>
+      <w:pPr>
+        <w:spacing w:line="336" w:lineRule="auto" w:after="180"/>
+      </w:pPr>
+      <w:r>
+        <w:rPr>
+          <w:b w:val="0"/>
+        </w:rPr>
+        <w:t>Where did the error enter?</w:t>
+      </w:r>
+    </w:p>
+    <w:p>
+      <w:pPr>
+        <w:pStyle w:val="Heading2"/>
+      </w:pPr>
+      <w:r>
+        <w:t>Your explanation</w:t>
+      </w:r>
+    </w:p>
+    <w:p>
+      <w:pPr>
+        <w:pStyle w:val="ListBullet"/>
+      </w:pPr>
+      <w:r>
+        <w:t>Which detail supports the answer, and why does it matter?</w:t>
+      </w:r>
+    </w:p>
+    <w:p>
+      <w:pPr>
+        <w:pStyle w:val="Heading3"/>
+      </w:pPr>
+      <w:r>
+        <w:t>Write or draw your reasoning and evidence.</w:t>
+      </w:r>
+    </w:p>
+    <w:p>
+      <w:r>
+        <w:t>________________________________________________________________</w:t>
+      </w:r>
+    </w:p>
+    <w:p>
+      <w:r>
+        <w:t>________________________________________________________________</w:t>
+      </w:r>
+    </w:p>
+    <w:p>
+      <w:r>
+        <w:t>________________________________________________________________</w:t>
+      </w:r>
+    </w:p>
+    <w:p>
+      <w:r>
+        <w:t>________________________________________________________________</w:t>
+      </w:r>
+    </w:p>
+    <w:p>
+      <w:r>
+        <w:t>________________________________________________________________</w:t>
+      </w:r>
+    </w:p>
+    <w:p>
+      <w:pPr>
+        <w:pStyle w:val="Heading2"/>
+      </w:pPr>
+      <w:r>
+        <w:t>Check after trying · reference / check after trying</w:t>
+      </w:r>
+    </w:p>
+    <w:p>
+      <w:pPr>
+        <w:spacing w:line="336" w:lineRule="auto" w:after="180"/>
+      </w:pPr>
       <w:r>
         <w:rPr>
           <w:b/>
         </w:rPr>
-        <w:t>human decision</w:t>
-      </w:r>
-    </w:p>
-    <w:p>
-      <w:pPr>
-        <w:spacing w:line="336" w:lineRule="auto" w:after="180"/>
-        <w:shd w:fill="F5F1FB"/>
-      </w:pPr>
+        <w:t>Transcription</w:t>
+      </w:r>
       <w:r>
         <w:rPr>
           <w:b w:val="0"/>
         </w:rPr>
-        <w:t>What will you add, change, or verify in the project this week?</w:t>
-      </w:r>
-    </w:p>
-    <w:p>
-      <w:pPr>
-        <w:pStyle w:val="Heading3"/>
-      </w:pPr>
-      <w:r>
-        <w:t>Write or draw your reasoning and evidence.</w:t>
-      </w:r>
-    </w:p>
-    <w:p>
-      <w:r>
-        <w:t>________________________________________________________________</w:t>
-      </w:r>
-    </w:p>
-    <w:p>
-      <w:r>
-        <w:t>________________________________________________________________</w:t>
-      </w:r>
-    </w:p>
-    <w:p>
-      <w:r>
-        <w:t>________________________________________________________________</w:t>
-      </w:r>
-    </w:p>
-    <w:p>
-      <w:r>
-        <w:t>________________________________________________________________</w:t>
-      </w:r>
-    </w:p>
-    <w:p>
-      <w:r>
-        <w:t>________________________________________________________________</w:t>
-      </w:r>
-    </w:p>
-    <w:p>
-      <w:pPr>
-        <w:spacing w:line="336" w:lineRule="auto" w:after="180"/>
-        <w:shd w:fill="F5F1FB"/>
-      </w:pPr>
+        <w:t xml:space="preserve"> supplied the wrong number. Confirm the transcript or ask for clarification. Correct arithmetic cannot repair wrong </w:t>
+      </w:r>
+      <w:r>
+        <w:rPr>
+          <w:b/>
+        </w:rPr>
+        <w:t>input</w:t>
+      </w:r>
       <w:r>
         <w:rPr>
           <w:b w:val="0"/>
         </w:rPr>
-        <w:t xml:space="preserve">What should remain under </w:t>
-      </w:r>
-      <w:r>
-        <w:rPr>
-          <w:b/>
-        </w:rPr>
-        <w:t>human control</w:t>
-      </w:r>
-      <w:r>
-        <w:rPr>
-          <w:b w:val="0"/>
-        </w:rPr>
-        <w:t>?</w:t>
-      </w:r>
-    </w:p>
-    <w:p>
-      <w:pPr>
-        <w:pStyle w:val="Heading3"/>
-      </w:pPr>
-      <w:r>
-        <w:t>Write or draw your reasoning and evidence.</w:t>
-      </w:r>
-    </w:p>
-    <w:p>
-      <w:r>
-        <w:t>________________________________________________________________</w:t>
-      </w:r>
-    </w:p>
-    <w:p>
-      <w:r>
-        <w:t>________________________________________________________________</w:t>
-      </w:r>
-    </w:p>
-    <w:p>
-      <w:r>
-        <w:t>________________________________________________________________</w:t>
-      </w:r>
-    </w:p>
-    <w:p>
-      <w:r>
-        <w:t>________________________________________________________________</w:t>
-      </w:r>
-    </w:p>
-    <w:p>
-      <w:r>
-        <w:t>________________________________________________________________</w:t>
-      </w:r>
-    </w:p>
-    <w:p>
-      <w:pPr>
-        <w:pStyle w:val="Heading3"/>
-      </w:pPr>
-      <w:r>
-        <w:t>Responsible design</w:t>
-      </w:r>
-    </w:p>
-    <w:p>
-      <w:pPr>
-        <w:spacing w:line="336" w:lineRule="auto" w:after="180"/>
-        <w:shd w:fill="FFF5E6"/>
-      </w:pPr>
-      <w:r>
-        <w:rPr>
-          <w:b w:val="0"/>
-        </w:rPr>
-        <w:t xml:space="preserve">RESPONSIBLE DESIGN  Collect only necessary information. Show uncertainty and limits. Never confuse fluent </w:t>
-      </w:r>
-      <w:r>
-        <w:rPr>
-          <w:b/>
-        </w:rPr>
-        <w:t>output</w:t>
-      </w:r>
-      <w:r>
-        <w:rPr>
-          <w:b w:val="0"/>
-        </w:rPr>
-        <w:t xml:space="preserve"> with verified truth.</w:t>
-      </w:r>
-    </w:p>
-    <w:p>
-      <w:pPr>
-        <w:pStyle w:val="Heading3"/>
-      </w:pPr>
-      <w:r>
-        <w:t>Evidence for your project</w:t>
-      </w:r>
-    </w:p>
-    <w:p>
-      <w:pPr>
-        <w:spacing w:line="336" w:lineRule="auto" w:after="180"/>
-      </w:pPr>
-      <w:r>
-        <w:rPr>
-          <w:b w:val="0"/>
-        </w:rPr>
-        <w:t>Show Study Buddy recognised questions before calculating or retrieving important answers, especially numbers and dates.</w:t>
-      </w:r>
-    </w:p>
-    <w:p>
-      <w:pPr>
-        <w:pStyle w:val="Heading1"/>
-      </w:pPr>
-      <w:r>
-        <w:t>12. Show what you know</w:t>
-      </w:r>
-    </w:p>
-    <w:p>
-      <w:r>
-        <w:t>Use a genuinely new case for independent evidence. Previously discussed examples remain practice; use the separately named independent case before feedback.</w:t>
-      </w:r>
-    </w:p>
-    <w:p>
-      <w:pPr>
-        <w:pStyle w:val="Heading3"/>
-      </w:pPr>
-      <w:r>
-        <w:t>Independent evidence</w:t>
-      </w:r>
-    </w:p>
-    <w:p>
-      <w:pPr>
-        <w:spacing w:line="336" w:lineRule="auto" w:after="180"/>
-        <w:shd w:fill="FFF5E6"/>
-      </w:pPr>
-      <w:r>
-        <w:rPr>
-          <w:b w:val="0"/>
-        </w:rPr>
-        <w:t>INDEPENDENT MASTERY PROOF</w:t>
-      </w:r>
-    </w:p>
-    <w:p>
-      <w:pPr>
-        <w:spacing w:line="336" w:lineRule="auto" w:after="180"/>
-      </w:pPr>
-      <w:r>
-        <w:rPr>
-          <w:b w:val="0"/>
-        </w:rPr>
-        <w:t>Explain • Transfer • Test • Defend</w:t>
-      </w:r>
-    </w:p>
-    <w:p>
-      <w:pPr>
-        <w:spacing w:line="336" w:lineRule="auto" w:after="180"/>
-      </w:pPr>
-      <w:r>
-        <w:rPr>
-          <w:b w:val="0"/>
-        </w:rPr>
-        <w:t>Complete this page without copying the worked example. Your reasoning matters more than decoration.</w:t>
-      </w:r>
-    </w:p>
-    <w:p>
-      <w:r>
-        <w:drawing>
-          <wp:inline xmlns:a="http://schemas.openxmlformats.org/drawingml/2006/main" xmlns:pic="http://schemas.openxmlformats.org/drawingml/2006/picture">
-            <wp:extent cx="5486400" cy="1901952"/>
-            <wp:docPr id="21" name="Picture 21" descr="Independent proof graphic for Speech and Audio Systems"/>
-            <wp:cNvGraphicFramePr>
-              <a:graphicFrameLocks noChangeAspect="1"/>
-            </wp:cNvGraphicFramePr>
-            <a:graphic>
-              <a:graphicData uri="http://schemas.openxmlformats.org/drawingml/2006/picture">
-                <pic:pic>
-                  <pic:nvPicPr>
-                    <pic:cNvPr id="0" name="42bf16d7ef1975b5676a84cffc1444fb19f54e676cf8468ed310d7f9c912513a.png"/>
-                    <pic:cNvPicPr/>
-                  </pic:nvPicPr>
-                  <pic:blipFill>
-                    <a:blip r:embed="rId28"/>
-                    <a:stretch>
-                      <a:fillRect/>
-                    </a:stretch>
-                  </pic:blipFill>
-                  <pic:spPr>
-                    <a:xfrm>
-                      <a:off x="0" y="0"/>
-                      <a:ext cx="5486400" cy="1901952"/>
-                    </a:xfrm>
-                    <a:prstGeom prst="rect"/>
-                  </pic:spPr>
-                </pic:pic>
-              </a:graphicData>
-            </a:graphic>
-          </wp:inline>
-        </w:drawing>
-      </w:r>
-    </w:p>
-    <w:p>
-      <w:pPr>
-        <w:pStyle w:val="Heading3"/>
-      </w:pPr>
-      <w:r>
-        <w:t>Try a more demanding case</w:t>
-      </w:r>
-    </w:p>
-    <w:p>
-      <w:pPr>
-        <w:spacing w:line="336" w:lineRule="auto" w:after="180"/>
-        <w:shd w:fill="F5F1FB"/>
-      </w:pPr>
-      <w:r>
-        <w:rPr>
-          <w:b w:val="0"/>
-        </w:rPr>
-        <w:t>CHALLENGE  Trace errors from noisy audio to wrong action.</w:t>
-      </w:r>
-    </w:p>
-    <w:p>
-      <w:pPr>
-        <w:spacing w:line="336" w:lineRule="auto" w:after="180"/>
-        <w:shd w:fill="F4F9FC"/>
-      </w:pPr>
-      <w:r>
-        <w:rPr>
-          <w:b w:val="0"/>
-        </w:rPr>
-        <w:t>1. My fresh example, trace, calculation, or design:</w:t>
-      </w:r>
-    </w:p>
-    <w:p>
-      <w:pPr>
-        <w:pStyle w:val="Heading3"/>
-      </w:pPr>
-      <w:r>
-        <w:t>Write or draw your reasoning and evidence.</w:t>
-      </w:r>
-    </w:p>
-    <w:p>
-      <w:r>
-        <w:t>________________________________________________________________</w:t>
-      </w:r>
-    </w:p>
-    <w:p>
-      <w:r>
-        <w:t>________________________________________________________________</w:t>
-      </w:r>
-    </w:p>
-    <w:p>
-      <w:r>
-        <w:t>________________________________________________________________</w:t>
-      </w:r>
-    </w:p>
-    <w:p>
-      <w:r>
-        <w:t>________________________________________________________________</w:t>
-      </w:r>
-    </w:p>
-    <w:p>
-      <w:r>
-        <w:t>________________________________________________________________</w:t>
-      </w:r>
-    </w:p>
-    <w:p>
-      <w:pPr>
-        <w:spacing w:line="336" w:lineRule="auto" w:after="180"/>
-        <w:shd w:fill="F4F9FC"/>
-      </w:pPr>
-      <w:r>
-        <w:rPr>
-          <w:b w:val="0"/>
-        </w:rPr>
-        <w:t xml:space="preserve">2. My </w:t>
-      </w:r>
-      <w:r>
-        <w:rPr>
-          <w:b/>
-        </w:rPr>
-        <w:t>evidence</w:t>
-      </w:r>
-      <w:r>
-        <w:rPr>
-          <w:b w:val="0"/>
-        </w:rPr>
-        <w:t xml:space="preserve"> that it works (include a boundary or missing-data case):</w:t>
-      </w:r>
-    </w:p>
-    <w:p>
-      <w:pPr>
-        <w:pStyle w:val="Heading3"/>
-      </w:pPr>
-      <w:r>
-        <w:t>Write or draw your reasoning and evidence.</w:t>
-      </w:r>
-    </w:p>
-    <w:p>
-      <w:r>
-        <w:t>________________________________________________________________</w:t>
-      </w:r>
-    </w:p>
-    <w:p>
-      <w:r>
-        <w:t>________________________________________________________________</w:t>
-      </w:r>
-    </w:p>
-    <w:p>
-      <w:r>
-        <w:t>________________________________________________________________</w:t>
-      </w:r>
-    </w:p>
-    <w:p>
-      <w:r>
-        <w:t>________________________________________________________________</w:t>
-      </w:r>
-    </w:p>
-    <w:p>
-      <w:r>
-        <w:t>________________________________________________________________</w:t>
-      </w:r>
-    </w:p>
-    <w:p>
-      <w:pPr>
-        <w:spacing w:line="336" w:lineRule="auto" w:after="180"/>
-        <w:shd w:fill="F4F9FC"/>
-      </w:pPr>
-      <w:r>
-        <w:rPr>
-          <w:b w:val="0"/>
-        </w:rPr>
-        <w:t>3. One limitation, fairness concern, or situation needing human review:</w:t>
-      </w:r>
-    </w:p>
-    <w:p>
-      <w:pPr>
-        <w:pStyle w:val="Heading3"/>
-      </w:pPr>
-      <w:r>
-        <w:t>Write or draw your reasoning and evidence.</w:t>
-      </w:r>
-    </w:p>
-    <w:p>
-      <w:r>
-        <w:t>________________________________________________________________</w:t>
-      </w:r>
-    </w:p>
-    <w:p>
-      <w:r>
-        <w:t>________________________________________________________________</w:t>
-      </w:r>
-    </w:p>
-    <w:p>
-      <w:r>
-        <w:t>________________________________________________________________</w:t>
-      </w:r>
-    </w:p>
-    <w:p>
-      <w:r>
-        <w:t>________________________________________________________________</w:t>
-      </w:r>
-    </w:p>
-    <w:p>
-      <w:r>
-        <w:t>________________________________________________________________</w:t>
-      </w:r>
-    </w:p>
-    <w:p>
-      <w:pPr>
-        <w:pStyle w:val="Heading3"/>
-      </w:pPr>
-      <w:r>
-        <w:t>Check your explanation</w:t>
-      </w:r>
-    </w:p>
-    <w:p>
-      <w:pPr>
-        <w:spacing w:line="336" w:lineRule="auto" w:after="180"/>
-        <w:shd w:fill="F5F1FB"/>
-      </w:pPr>
-      <w:r>
-        <w:rPr>
-          <w:b w:val="0"/>
-        </w:rPr>
-        <w:t xml:space="preserve">SELF-CHECK  □ I explained the </w:t>
-      </w:r>
-      <w:r>
-        <w:rPr>
-          <w:b/>
-        </w:rPr>
-        <w:t>mechanism</w:t>
-      </w:r>
-      <w:r>
-        <w:rPr>
-          <w:b w:val="0"/>
-        </w:rPr>
-        <w:t xml:space="preserve">  □ I used </w:t>
-      </w:r>
-      <w:r>
-        <w:rPr>
-          <w:b/>
-        </w:rPr>
-        <w:t>evidence</w:t>
-      </w:r>
-      <w:r>
-        <w:rPr>
-          <w:b w:val="0"/>
-        </w:rPr>
-        <w:t xml:space="preserve">  □ I tested a fresh case  □ I named a limitation  □ I can answer ‘why?’</w:t>
-      </w:r>
-    </w:p>
-    <w:p>
-      <w:pPr>
-        <w:pStyle w:val="Heading1"/>
-      </w:pPr>
-      <w:r>
-        <w:t>13. Study a complete case</w:t>
-      </w:r>
-    </w:p>
-    <w:p>
-      <w:r>
-        <w:t>Revisit the complete Speech and Audio Systems case for supported practice. Repeated examples do not become fresh assessments.</w:t>
-      </w:r>
-    </w:p>
-    <w:p>
-      <w:pPr>
-        <w:pStyle w:val="Heading3"/>
-      </w:pPr>
-      <w:r>
-        <w:t>Week 12 Worked case</w:t>
-      </w:r>
-    </w:p>
-    <w:p>
-      <w:pPr>
-        <w:spacing w:line="336" w:lineRule="auto" w:after="180"/>
-      </w:pPr>
-      <w:r>
-        <w:rPr>
-          <w:b w:val="0"/>
-        </w:rPr>
-        <w:t>Use the supplied details to practise the weekly concept before attempting the independent question. This case extends the illustrated lesson.</w:t>
-      </w:r>
-    </w:p>
-    <w:p>
-      <w:pPr>
-        <w:pStyle w:val="Heading3"/>
-      </w:pPr>
-      <w:r>
-        <w:t>The situation</w:t>
-      </w:r>
-    </w:p>
-    <w:p>
-      <w:pPr>
-        <w:spacing w:line="336" w:lineRule="auto" w:after="180"/>
-      </w:pPr>
-      <w:r>
-        <w:rPr>
-          <w:b w:val="0"/>
-        </w:rPr>
-        <w:t>A speech tool hears fifteen as fifty, then calculates correctly using fifty.</w:t>
-      </w:r>
-    </w:p>
-    <w:p>
-      <w:pPr>
-        <w:pStyle w:val="Heading3"/>
-      </w:pPr>
-      <w:r>
-        <w:t>The question</w:t>
-      </w:r>
-    </w:p>
-    <w:p>
-      <w:pPr>
-        <w:spacing w:line="336" w:lineRule="auto" w:after="180"/>
-        <w:shd w:fill="F5F1FB"/>
-      </w:pPr>
-      <w:r>
-        <w:rPr>
-          <w:b w:val="0"/>
-        </w:rPr>
-        <w:t>Where did the error enter?</w:t>
-      </w:r>
-    </w:p>
-    <w:p>
-      <w:pPr>
-        <w:pStyle w:val="Heading3"/>
-      </w:pPr>
-      <w:r>
-        <w:t>Worked explanation</w:t>
-      </w:r>
-    </w:p>
-    <w:p>
-      <w:pPr>
-        <w:spacing w:line="336" w:lineRule="auto" w:after="180"/>
-      </w:pPr>
-      <w:r>
-        <w:rPr>
-          <w:b/>
-        </w:rPr>
-        <w:t>Transcription</w:t>
-      </w:r>
-      <w:r>
-        <w:rPr>
-          <w:b w:val="0"/>
-        </w:rPr>
-        <w:t xml:space="preserve"> supplied the wrong number. Confirm the transcript or ask for clarification. Correct arithmetic cannot repair wrong </w:t>
-      </w:r>
-      <w:r>
-        <w:rPr>
-          <w:b/>
-        </w:rPr>
-        <w:t>input</w:t>
-      </w:r>
-      <w:r>
-        <w:rPr>
-          <w:b w:val="0"/>
-        </w:rPr>
         <w:t>.</w:t>
-      </w:r>
-    </w:p>
-    <w:p>
-      <w:pPr>
-        <w:pStyle w:val="Heading3"/>
-      </w:pPr>
-      <w:r>
-        <w:t>Explain it in your own words</w:t>
-      </w:r>
-    </w:p>
-    <w:p>
-      <w:pPr>
-        <w:spacing w:line="336" w:lineRule="auto" w:after="180"/>
-        <w:shd w:fill="F5F1FB"/>
-      </w:pPr>
-      <w:r>
-        <w:rPr>
-          <w:b w:val="0"/>
-        </w:rPr>
-        <w:t>Which detail supports the answer, and why does it matter?</w:t>
-      </w:r>
-    </w:p>
-    <w:p>
-      <w:pPr>
-        <w:pStyle w:val="Heading3"/>
-      </w:pPr>
-      <w:r>
-        <w:t>Write or draw your reasoning and evidence.</w:t>
-      </w:r>
-    </w:p>
-    <w:p>
-      <w:r>
-        <w:t>________________________________________________________________</w:t>
-      </w:r>
-    </w:p>
-    <w:p>
-      <w:r>
-        <w:t>________________________________________________________________</w:t>
-      </w:r>
-    </w:p>
-    <w:p>
-      <w:r>
-        <w:t>________________________________________________________________</w:t>
-      </w:r>
-    </w:p>
-    <w:p>
-      <w:r>
-        <w:t>________________________________________________________________</w:t>
-      </w:r>
-    </w:p>
-    <w:p>
-      <w:r>
-        <w:t>________________________________________________________________</w:t>
-      </w:r>
-    </w:p>
-    <w:p>
-      <w:pPr>
-        <w:pStyle w:val="Heading3"/>
-      </w:pPr>
-      <w:r>
-        <w:t>Trace the supplied case visually</w:t>
-      </w:r>
-    </w:p>
-    <w:p>
-      <w:pPr>
-        <w:pStyle w:val="Heading3"/>
-      </w:pPr>
-      <w:r>
-        <w:t>Trace a speech error through the system</w:t>
       </w:r>
     </w:p>
     <w:tbl>
@@ -5312,19 +6719,93 @@
     </w:tbl>
     <w:p>
       <w:pPr>
+        <w:pStyle w:val="Heading2"/>
+      </w:pPr>
+      <w:r>
+        <w:t>Earlier wording, alternatives and picture transcripts · reference / check after trying</w:t>
+      </w:r>
+    </w:p>
+    <w:p>
+      <w:pPr>
+        <w:pStyle w:val="Heading3"/>
+      </w:pPr>
+      <w:r>
+        <w:t>Week 12 Worked case</w:t>
+      </w:r>
+    </w:p>
+    <w:p>
+      <w:pPr>
         <w:spacing w:line="336" w:lineRule="auto" w:after="180"/>
       </w:pPr>
       <w:r>
         <w:rPr>
           <w:b w:val="0"/>
         </w:rPr>
+        <w:t>Use the supplied details to practise the weekly concept before attempting the independent question. This case extends the illustrated lesson.</w:t>
+      </w:r>
+    </w:p>
+    <w:p>
+      <w:pPr>
+        <w:pStyle w:val="Heading3"/>
+      </w:pPr>
+      <w:r>
+        <w:t>The situation</w:t>
+      </w:r>
+    </w:p>
+    <w:p>
+      <w:pPr>
+        <w:pStyle w:val="Heading3"/>
+      </w:pPr>
+      <w:r>
+        <w:t>The question</w:t>
+      </w:r>
+    </w:p>
+    <w:p>
+      <w:pPr>
+        <w:pStyle w:val="Heading3"/>
+      </w:pPr>
+      <w:r>
+        <w:t>Worked explanation</w:t>
+      </w:r>
+    </w:p>
+    <w:p>
+      <w:pPr>
+        <w:pStyle w:val="Heading3"/>
+      </w:pPr>
+      <w:r>
+        <w:t>Explain it in your own words</w:t>
+      </w:r>
+    </w:p>
+    <w:p>
+      <w:pPr>
+        <w:pStyle w:val="Heading3"/>
+      </w:pPr>
+      <w:r>
+        <w:t>Trace the supplied case visually</w:t>
+      </w:r>
+    </w:p>
+    <w:p>
+      <w:pPr>
+        <w:pStyle w:val="Heading3"/>
+      </w:pPr>
+      <w:r>
+        <w:t>Trace a speech error through the system</w:t>
+      </w:r>
+    </w:p>
+    <w:p>
+      <w:pPr>
+        <w:spacing w:line="336" w:lineRule="auto" w:after="180"/>
+      </w:pPr>
+      <w:r>
+        <w:rPr>
+          <w:b w:val="0"/>
+        </w:rPr>
         <w:t>A speech tool hears fifteen as fifty, then calculates correctly using fifty.</w:t>
       </w:r>
     </w:p>
     <w:p>
       <w:pPr>
         <w:spacing w:line="336" w:lineRule="auto" w:after="180"/>
-        <w:shd w:fill="F5F1FB"/>
       </w:pPr>
       <w:r>
         <w:rPr>
@@ -5367,468 +6848,20 @@
         <w:pStyle w:val="Heading1"/>
       </w:pPr>
       <w:r>
-        <w:t>14. Try a new case independently</w:t>
-      </w:r>
-    </w:p>
-    <w:p>
-      <w:r>
-        <w:t>Attempt the reserved new case before feedback. Record support; the earlier examples below remain additional practice.</w:t>
-      </w:r>
-    </w:p>
-    <w:p>
-      <w:pPr>
-        <w:pStyle w:val="Heading3"/>
-      </w:pPr>
-      <w:r>
-        <w:t>Independent case: Changed independent case</w:t>
-      </w:r>
-    </w:p>
-    <w:p>
-      <w:pPr>
-        <w:spacing w:line="336" w:lineRule="auto" w:after="180"/>
-      </w:pPr>
-      <w:r>
-        <w:rPr>
-          <w:b w:val="0"/>
-        </w:rPr>
-        <w:t xml:space="preserve">Known audio says “nineteen minus six”. </w:t>
-      </w:r>
-      <w:r>
-        <w:rPr>
-          <w:b/>
-        </w:rPr>
-        <w:t>Transcription</w:t>
-      </w:r>
-      <w:r>
-        <w:rPr>
-          <w:b w:val="0"/>
-        </w:rPr>
-        <w:t xml:space="preserve"> says “ninety minus six”; the calculator returns84. Locate the first error and propose a check.</w:t>
-      </w:r>
-    </w:p>
-    <w:p>
-      <w:pPr>
-        <w:pStyle w:val="Heading3"/>
-      </w:pPr>
-      <w:r>
-        <w:t>My independent explanation, trace and limits</w:t>
-      </w:r>
-    </w:p>
-    <w:p>
-      <w:r>
-        <w:t>________________________________________________________________</w:t>
-      </w:r>
-    </w:p>
-    <w:p>
-      <w:r>
-        <w:t>________________________________________________________________</w:t>
-      </w:r>
-    </w:p>
-    <w:p>
-      <w:r>
-        <w:t>________________________________________________________________</w:t>
-      </w:r>
-    </w:p>
-    <w:p>
-      <w:r>
-        <w:t>________________________________________________________________</w:t>
-      </w:r>
-    </w:p>
-    <w:p>
-      <w:r>
-        <w:t>________________________________________________________________</w:t>
-      </w:r>
-    </w:p>
-    <w:p>
-      <w:r>
-        <w:t>________________________________________________________________</w:t>
-      </w:r>
-    </w:p>
-    <w:p>
-      <w:r>
-        <w:t>________________________________________________________________</w:t>
-      </w:r>
-    </w:p>
-    <w:p>
-      <w:pPr>
-        <w:spacing w:line="336" w:lineRule="auto" w:after="180"/>
-      </w:pPr>
-      <w:r>
-        <w:rPr>
-          <w:b w:val="0"/>
-        </w:rPr>
-        <w:t>Attempt this case before feedback. Record any help. Earlier examples below are further practice; a case already practised with feedback cannot establish fresh transfer.</w:t>
-      </w:r>
-    </w:p>
-    <w:p>
-      <w:pPr>
-        <w:pStyle w:val="Heading3"/>
-      </w:pPr>
-      <w:r>
-        <w:t>Week 12 Independent application</w:t>
-      </w:r>
-    </w:p>
-    <w:p>
-      <w:pPr>
-        <w:spacing w:line="336" w:lineRule="auto" w:after="180"/>
-      </w:pPr>
-      <w:r>
-        <w:rPr>
-          <w:b w:val="0"/>
-        </w:rPr>
-        <w:t>Close the worked explanation. Apply the idea to this different question without copying.</w:t>
-      </w:r>
-    </w:p>
-    <w:p>
-      <w:pPr>
-        <w:spacing w:line="336" w:lineRule="auto" w:after="180"/>
-        <w:shd w:fill="F5F1FB"/>
-      </w:pPr>
-      <w:r>
-        <w:rPr>
-          <w:b w:val="0"/>
-        </w:rPr>
-        <w:t>A recording says fifteen, but the transcript says fifty. The summary repeats fifty. Where did the error enter, and what should be checked first?</w:t>
-      </w:r>
-    </w:p>
-    <w:p>
-      <w:pPr>
-        <w:spacing w:line="336" w:lineRule="auto" w:after="180"/>
-      </w:pPr>
-      <w:r>
-        <w:rPr>
-          <w:b w:val="0"/>
-        </w:rPr>
-        <w:t xml:space="preserve">My answer, with a trace, calculation or supporting </w:t>
-      </w:r>
-      <w:r>
-        <w:rPr>
-          <w:b/>
-        </w:rPr>
-        <w:t>evidence</w:t>
-      </w:r>
-    </w:p>
-    <w:p>
-      <w:pPr>
-        <w:pStyle w:val="Heading3"/>
-      </w:pPr>
-      <w:r>
-        <w:t>Write or draw your reasoning and evidence.</w:t>
-      </w:r>
-    </w:p>
-    <w:p>
-      <w:r>
-        <w:t>________________________________________________________________</w:t>
-      </w:r>
-    </w:p>
-    <w:p>
-      <w:r>
-        <w:t>________________________________________________________________</w:t>
-      </w:r>
-    </w:p>
-    <w:p>
-      <w:r>
-        <w:t>________________________________________________________________</w:t>
-      </w:r>
-    </w:p>
-    <w:p>
-      <w:r>
-        <w:t>________________________________________________________________</w:t>
-      </w:r>
-    </w:p>
-    <w:p>
-      <w:r>
-        <w:t>________________________________________________________________</w:t>
-      </w:r>
-    </w:p>
-    <w:p>
-      <w:pPr>
-        <w:pStyle w:val="Heading3"/>
-      </w:pPr>
-      <w:r>
-        <w:t>Create and test</w:t>
-      </w:r>
-    </w:p>
-    <w:p>
-      <w:pPr>
-        <w:spacing w:line="336" w:lineRule="auto" w:after="180"/>
-      </w:pPr>
-      <w:r>
-        <w:rPr>
-          <w:b w:val="0"/>
-        </w:rPr>
-        <w:t>Change one relevant detail. Predict the result before testing. Include a boundary or missing-information case when it helps reveal a limit.</w:t>
-      </w:r>
-    </w:p>
-    <w:p>
-      <w:pPr>
-        <w:spacing w:line="336" w:lineRule="auto" w:after="180"/>
-      </w:pPr>
-      <w:r>
-        <w:rPr>
-          <w:b w:val="0"/>
-        </w:rPr>
-        <w:t xml:space="preserve">My changed </w:t>
-      </w:r>
-      <w:r>
-        <w:rPr>
-          <w:b/>
-        </w:rPr>
-        <w:t>input</w:t>
-      </w:r>
-      <w:r>
-        <w:rPr>
-          <w:b w:val="0"/>
-        </w:rPr>
-        <w:t xml:space="preserve"> and expected result</w:t>
-      </w:r>
-    </w:p>
-    <w:p>
-      <w:pPr>
-        <w:pStyle w:val="Heading3"/>
-      </w:pPr>
-      <w:r>
-        <w:t>Write or draw your reasoning and evidence.</w:t>
-      </w:r>
-    </w:p>
-    <w:p>
-      <w:r>
-        <w:t>________________________________________________________________</w:t>
-      </w:r>
-    </w:p>
-    <w:p>
-      <w:r>
-        <w:t>________________________________________________________________</w:t>
-      </w:r>
-    </w:p>
-    <w:p>
-      <w:r>
-        <w:t>________________________________________________________________</w:t>
-      </w:r>
-    </w:p>
-    <w:p>
-      <w:r>
-        <w:t>________________________________________________________________</w:t>
-      </w:r>
-    </w:p>
-    <w:p>
-      <w:r>
-        <w:t>________________________________________________________________</w:t>
-      </w:r>
-    </w:p>
-    <w:p>
-      <w:pPr>
-        <w:pStyle w:val="Heading3"/>
-      </w:pPr>
-      <w:r>
-        <w:t>Connect to your project</w:t>
-      </w:r>
-    </w:p>
-    <w:p>
-      <w:pPr>
-        <w:spacing w:line="336" w:lineRule="auto" w:after="180"/>
-      </w:pPr>
-      <w:r>
-        <w:rPr>
-          <w:b w:val="0"/>
-        </w:rPr>
-        <w:t>Show transcripts and require confirmation before saving memory or using tools.</w:t>
-      </w:r>
-    </w:p>
-    <w:p>
-      <w:pPr>
-        <w:spacing w:line="336" w:lineRule="auto" w:after="180"/>
-      </w:pPr>
-      <w:r>
-        <w:rPr>
-          <w:b w:val="0"/>
-        </w:rPr>
-        <w:t xml:space="preserve">The </w:t>
-      </w:r>
-      <w:r>
-        <w:rPr>
-          <w:b/>
-        </w:rPr>
-        <w:t>evidence</w:t>
-      </w:r>
-      <w:r>
-        <w:rPr>
-          <w:b w:val="0"/>
-        </w:rPr>
-        <w:t xml:space="preserve"> I will keep</w:t>
-      </w:r>
-    </w:p>
-    <w:p>
-      <w:pPr>
-        <w:pStyle w:val="Heading3"/>
-      </w:pPr>
-      <w:r>
-        <w:t>Write or draw your reasoning and evidence.</w:t>
-      </w:r>
-    </w:p>
-    <w:p>
-      <w:r>
-        <w:t>________________________________________________________________</w:t>
-      </w:r>
-    </w:p>
-    <w:p>
-      <w:r>
-        <w:t>________________________________________________________________</w:t>
-      </w:r>
-    </w:p>
-    <w:p>
-      <w:r>
-        <w:t>________________________________________________________________</w:t>
-      </w:r>
-    </w:p>
-    <w:p>
-      <w:r>
-        <w:t>________________________________________________________________</w:t>
-      </w:r>
-    </w:p>
-    <w:p>
-      <w:r>
-        <w:t>________________________________________________________________</w:t>
-      </w:r>
-    </w:p>
-    <w:p>
-      <w:pPr>
-        <w:spacing w:line="336" w:lineRule="auto" w:after="180"/>
-      </w:pPr>
-      <w:r>
-        <w:rPr>
-          <w:b w:val="0"/>
-        </w:rPr>
-        <w:t xml:space="preserve">Your teacher has the independent answer and scoring criteria. Complete the matching workbook week to keep your practice </w:t>
-      </w:r>
-      <w:r>
-        <w:rPr>
-          <w:b/>
-        </w:rPr>
-        <w:t>evidence</w:t>
-      </w:r>
-      <w:r>
-        <w:rPr>
-          <w:b w:val="0"/>
-        </w:rPr>
-        <w:t xml:space="preserve"> together.</w:t>
-      </w:r>
-    </w:p>
-    <w:p>
-      <w:pPr>
-        <w:pStyle w:val="Heading3"/>
-      </w:pPr>
-      <w:r>
-        <w:t>Transfer practice from the original programme</w:t>
-      </w:r>
-    </w:p>
-    <w:p>
-      <w:pPr>
-        <w:spacing w:line="336" w:lineRule="auto" w:after="180"/>
-        <w:shd w:fill="F5F1FB"/>
-      </w:pPr>
-      <w:r>
-        <w:rPr>
-          <w:b w:val="0"/>
-        </w:rPr>
-        <w:t>Audio says 'sixteen divided by four'; transcript says 'sixty divided by four'; calculator returns 15. Which stage first fails? What would a useful confirmation show?</w:t>
-      </w:r>
-    </w:p>
-    <w:p>
-      <w:pPr>
-        <w:pStyle w:val="Heading3"/>
-      </w:pPr>
-      <w:r>
-        <w:t>Explain the mechanism, evidence and one limit.</w:t>
-      </w:r>
-    </w:p>
-    <w:p>
-      <w:r>
-        <w:t>________________________________________________________________</w:t>
-      </w:r>
-    </w:p>
-    <w:p>
-      <w:r>
-        <w:t>________________________________________________________________</w:t>
-      </w:r>
-    </w:p>
-    <w:p>
-      <w:r>
-        <w:t>________________________________________________________________</w:t>
-      </w:r>
-    </w:p>
-    <w:p>
-      <w:r>
-        <w:t>________________________________________________________________</w:t>
-      </w:r>
-    </w:p>
-    <w:p>
-      <w:r>
-        <w:t>________________________________________________________________</w:t>
-      </w:r>
-    </w:p>
-    <w:p>
-      <w:r>
-        <w:t>________________________________________________________________</w:t>
-      </w:r>
-    </w:p>
-    <w:p>
-      <w:r>
-        <w:t>________________________________________________________________</w:t>
-      </w:r>
-    </w:p>
-    <w:p>
-      <w:pPr>
-        <w:pStyle w:val="Heading3"/>
-      </w:pPr>
-      <w:r>
-        <w:t>Use feedback to improve</w:t>
-      </w:r>
-    </w:p>
-    <w:p>
-      <w:pPr>
-        <w:spacing w:line="336" w:lineRule="auto" w:after="180"/>
-      </w:pPr>
-      <w:r>
-        <w:rPr>
-          <w:b w:val="0"/>
-        </w:rPr>
-        <w:t>Attempt the independent case before hints. Record whether you worked alone, used a hint or followed a model. After feedback, fix the first unsupported step and explain why it changed.</w:t>
-      </w:r>
-    </w:p>
-    <w:p>
-      <w:pPr>
-        <w:spacing w:line="336" w:lineRule="auto" w:after="180"/>
-      </w:pPr>
-      <w:r>
-        <w:rPr>
-          <w:b w:val="0"/>
-        </w:rPr>
-        <w:t>A later check uses a changed case, not a copied answer.</w:t>
-      </w:r>
-    </w:p>
-    <w:p>
-      <w:pPr>
-        <w:pStyle w:val="Heading1"/>
-      </w:pPr>
-      <w:r>
-        <w:t>15. Your lesson route</w:t>
-      </w:r>
-    </w:p>
-    <w:p>
-      <w:r>
-        <w:t>Use this map to navigate Speech and Audio Systems, connect the goals to tasks and keep one evidence record for each attempt.</w:t>
-      </w:r>
-    </w:p>
-    <w:p>
-      <w:pPr>
-        <w:spacing w:line="336" w:lineRule="auto" w:after="180"/>
-      </w:pPr>
-      <w:r>
-        <w:rPr>
-          <w:b w:val="0"/>
-        </w:rPr>
-        <w:t>Start with this question: A fictional learner dictates a calculation to a voice assistant.</w:t>
+        <w:t>15. Reference: original lesson checklist</w:t>
+      </w:r>
+    </w:p>
+    <w:p>
+      <w:r>
+        <w:t>Use an additional checklist when it helps inspect your explanation.</w:t>
+      </w:r>
+    </w:p>
+    <w:p>
+      <w:pPr>
+        <w:pStyle w:val="Heading2"/>
+      </w:pPr>
+      <w:r>
+        <w:t>Targets and evidence</w:t>
       </w:r>
     </w:p>
     <w:tbl>
@@ -5935,6 +6968,14 @@
     </w:tbl>
     <w:p>
       <w:pPr>
+        <w:pStyle w:val="Heading2"/>
+      </w:pPr>
+      <w:r>
+        <w:t>Keep your route and first prediction</w:t>
+      </w:r>
+    </w:p>
+    <w:p>
+      <w:pPr>
         <w:spacing w:line="336" w:lineRule="auto" w:after="180"/>
       </w:pPr>
       <w:r>
@@ -5993,15 +7034,147 @@
     </w:p>
     <w:p>
       <w:pPr>
+        <w:pStyle w:val="Heading2"/>
+      </w:pPr>
+      <w:r>
+        <w:t>Earlier wording, alternatives and picture transcripts · reference / check after trying</w:t>
+      </w:r>
+    </w:p>
+    <w:p>
+      <w:pPr>
+        <w:spacing w:line="336" w:lineRule="auto" w:after="180"/>
+      </w:pPr>
+      <w:r>
+        <w:rPr>
+          <w:b w:val="0"/>
+        </w:rPr>
+        <w:t>Start with this question: A fictional learner dictates a calculation to a voice assistant.</w:t>
+      </w:r>
+    </w:p>
+    <w:p>
+      <w:pPr>
         <w:pStyle w:val="Heading1"/>
       </w:pPr>
       <w:r>
-        <w:t>16. Finish and return</w:t>
-      </w:r>
-    </w:p>
-    <w:p>
-      <w:r>
-        <w:t>Explain Speech and Audio Systems without notes, identify a remaining question and plan a later check with a changed case.</w:t>
+        <w:t>17. Extra practice: pictures, repair and feedback</w:t>
+      </w:r>
+    </w:p>
+    <w:p>
+      <w:r>
+        <w:t>Attempt each question before opening its explanation. Use one browser or paper copy.</w:t>
+      </w:r>
+    </w:p>
+    <w:p>
+      <w:pPr>
+        <w:pStyle w:val="Heading2"/>
+      </w:pPr>
+      <w:r>
+        <w:t>First supported question</w:t>
+      </w:r>
+    </w:p>
+    <w:p>
+      <w:pPr>
+        <w:pStyle w:val="ListBullet"/>
+      </w:pPr>
+      <w:r>
+        <w:t>A fictional learner dictates a calculation to a voice assistant.</w:t>
+      </w:r>
+    </w:p>
+    <w:p>
+      <w:pPr>
+        <w:pStyle w:val="Heading3"/>
+      </w:pPr>
+      <w:r>
+        <w:t>Practice 1: explain the deciding evidence</w:t>
+      </w:r>
+    </w:p>
+    <w:p>
+      <w:pPr>
+        <w:pStyle w:val="ListBullet"/>
+      </w:pPr>
+      <w:r>
+        <w:t>Which labelled step matches this detail? Read back the recognised expression; intended 13+7=20.</w:t>
+      </w:r>
+    </w:p>
+    <w:p>
+      <w:pPr>
+        <w:pStyle w:val="ListBullet"/>
+      </w:pPr>
+      <w:r>
+        <w:t>1. Confirm intended input</w:t>
+      </w:r>
+    </w:p>
+    <w:p>
+      <w:pPr>
+        <w:pStyle w:val="ListBullet"/>
+      </w:pPr>
+      <w:r>
+        <w:t>2. Recognise speech</w:t>
+      </w:r>
+    </w:p>
+    <w:p>
+      <w:pPr>
+        <w:pStyle w:val="ListBullet"/>
+      </w:pPr>
+      <w:r>
+        <w:t>3. Calculate text</w:t>
+      </w:r>
+    </w:p>
+    <w:p>
+      <w:pPr>
+        <w:pStyle w:val="ListBullet"/>
+      </w:pPr>
+      <w:r>
+        <w:t>4. Speak result</w:t>
+      </w:r>
+    </w:p>
+    <w:p>
+      <w:pPr>
+        <w:pStyle w:val="Heading3"/>
+      </w:pPr>
+      <w:r>
+        <w:t>My selected conclusion, deciding fact and explanation</w:t>
+      </w:r>
+    </w:p>
+    <w:p>
+      <w:r>
+        <w:t>________________________________________________________________</w:t>
+      </w:r>
+    </w:p>
+    <w:p>
+      <w:r>
+        <w:t>________________________________________________________________</w:t>
+      </w:r>
+    </w:p>
+    <w:p>
+      <w:r>
+        <w:t>________________________________________________________________</w:t>
+      </w:r>
+    </w:p>
+    <w:p>
+      <w:r>
+        <w:t>________________________________________________________________</w:t>
+      </w:r>
+    </w:p>
+    <w:p>
+      <w:r>
+        <w:t>________________________________________________________________</w:t>
+      </w:r>
+    </w:p>
+    <w:p>
+      <w:pPr>
+        <w:pStyle w:val="ListBullet"/>
+      </w:pPr>
+      <w:r>
+        <w:t>Hint if needed: Read the steps in the pictorial case. Match the supplied detail to the stage that performs or records it.</w:t>
+      </w:r>
+    </w:p>
+    <w:p>
+      <w:pPr>
+        <w:pStyle w:val="Heading2"/>
+      </w:pPr>
+      <w:r>
+        <w:t>Check the first explanation · reference / check after trying</w:t>
       </w:r>
     </w:p>
     <w:p>
@@ -6012,19 +7185,260 @@
         <w:rPr>
           <w:b w:val="0"/>
         </w:rPr>
-        <w:t xml:space="preserve">Close your notes. Explain this goal in your own words: Explain the </w:t>
+        <w:t xml:space="preserve">After your attempt, compare with the supported explanation: Confirm intended </w:t>
       </w:r>
       <w:r>
         <w:rPr>
           <w:b/>
         </w:rPr>
+        <w:t>input</w:t>
+      </w:r>
+      <w:r>
+        <w:rPr>
+          <w:b w:val="0"/>
+        </w:rPr>
+        <w:t xml:space="preserve"> Read back the recognised expression; intended 13+7=20. The first error occurs before arithmetic.</w:t>
+      </w:r>
+    </w:p>
+    <w:p>
+      <w:pPr>
+        <w:spacing w:line="336" w:lineRule="auto" w:after="180"/>
+      </w:pPr>
+      <w:r>
+        <w:rPr>
+          <w:b w:val="0"/>
+        </w:rPr>
+        <w:t xml:space="preserve">Blaming the calculator would target a stage that correctly </w:t>
+      </w:r>
+      <w:r>
+        <w:rPr>
+          <w:b/>
+        </w:rPr>
+        <w:t>process</w:t>
+      </w:r>
+      <w:r>
+        <w:rPr>
+          <w:b w:val="0"/>
+        </w:rPr>
+        <w:t>ed its supplied text. Read-back or on-screen confirmation lets the user catch a number misunderstanding before action.</w:t>
+      </w:r>
+    </w:p>
+    <w:p>
+      <w:pPr>
+        <w:spacing w:line="336" w:lineRule="auto" w:after="180"/>
+      </w:pPr>
+      <w:r>
+        <w:rPr>
+          <w:b w:val="0"/>
+        </w:rPr>
+        <w:t xml:space="preserve">Retain the original audio and transcript, where permitted, to separate recognition defects from later </w:t>
+      </w:r>
+      <w:r>
+        <w:rPr>
+          <w:b/>
+        </w:rPr>
+        <w:t>process</w:t>
+      </w:r>
+      <w:r>
+        <w:rPr>
+          <w:b w:val="0"/>
+        </w:rPr>
+        <w:t>ing errors.</w:t>
+      </w:r>
+    </w:p>
+    <w:p>
+      <w:pPr>
+        <w:pStyle w:val="Heading2"/>
+      </w:pPr>
+      <w:r>
+        <w:t>Changed-case question</w:t>
+      </w:r>
+    </w:p>
+    <w:p>
+      <w:pPr>
+        <w:pStyle w:val="Heading3"/>
+      </w:pPr>
+      <w:r>
+        <w:t>Practice 2: explain the deciding evidence</w:t>
+      </w:r>
+    </w:p>
+    <w:p>
+      <w:pPr>
+        <w:pStyle w:val="ListBullet"/>
+      </w:pPr>
+      <w:r>
+        <w:t>Changed-case practice: Correct the transcript to “thirteen plus seven” with all later stages unchanged. Which conclusion is supported by the supplied facts?</w:t>
+      </w:r>
+    </w:p>
+    <w:p>
+      <w:pPr>
+        <w:pStyle w:val="ListBullet"/>
+      </w:pPr>
+      <w:r>
+        <w:t>1. We can decide the result without examining the changed input or the procedure.</w:t>
+      </w:r>
+    </w:p>
+    <w:p>
+      <w:pPr>
+        <w:pStyle w:val="ListBullet"/>
+      </w:pPr>
+      <w:r>
+        <w:t>2. This one example guarantees correct results for every future input.</w:t>
+      </w:r>
+    </w:p>
+    <w:p>
+      <w:pPr>
+        <w:pStyle w:val="ListBullet"/>
+      </w:pPr>
+      <w:r>
+        <w:t>3. The calculator and spoken result should become 20 under the declared pipeline.</w:t>
+      </w:r>
+    </w:p>
+    <w:p>
+      <w:pPr>
+        <w:pStyle w:val="Heading3"/>
+      </w:pPr>
+      <w:r>
+        <w:t>My selected conclusion, deciding fact and explanation</w:t>
+      </w:r>
+    </w:p>
+    <w:p>
+      <w:r>
+        <w:t>________________________________________________________________</w:t>
+      </w:r>
+    </w:p>
+    <w:p>
+      <w:r>
+        <w:t>________________________________________________________________</w:t>
+      </w:r>
+    </w:p>
+    <w:p>
+      <w:r>
+        <w:t>________________________________________________________________</w:t>
+      </w:r>
+    </w:p>
+    <w:p>
+      <w:r>
+        <w:t>________________________________________________________________</w:t>
+      </w:r>
+    </w:p>
+    <w:p>
+      <w:r>
+        <w:t>________________________________________________________________</w:t>
+      </w:r>
+    </w:p>
+    <w:p>
+      <w:pPr>
+        <w:pStyle w:val="ListBullet"/>
+      </w:pPr>
+      <w:r>
+        <w:t>Hint if needed: Use the changed condition and the deciding step in the pictorial trace. The answer must say what follows from those facts.</w:t>
+      </w:r>
+    </w:p>
+    <w:p>
+      <w:pPr>
+        <w:pStyle w:val="Heading2"/>
+      </w:pPr>
+      <w:r>
+        <w:t>Check the changed case · reference / check after trying</w:t>
+      </w:r>
+    </w:p>
+    <w:p>
+      <w:pPr>
+        <w:spacing w:line="336" w:lineRule="auto" w:after="180"/>
+      </w:pPr>
+      <w:r>
+        <w:rPr>
+          <w:b w:val="0"/>
+        </w:rPr>
+        <w:t xml:space="preserve">After your attempt, compare with the supported explanation: The calculator and spoken result should become 20 under the declared pipeline. 13+7=20; the changed </w:t>
+      </w:r>
+      <w:r>
+        <w:rPr>
+          <w:b/>
+        </w:rPr>
+        <w:t>input</w:t>
+      </w:r>
+      <w:r>
+        <w:rPr>
+          <w:b w:val="0"/>
+        </w:rPr>
+        <w:t xml:space="preserve"> removes the earlier recognition error.</w:t>
+      </w:r>
+    </w:p>
+    <w:p>
+      <w:pPr>
+        <w:pStyle w:val="Heading2"/>
+      </w:pPr>
+      <w:r>
+        <w:t>Repair and save your work</w:t>
+      </w:r>
+    </w:p>
+    <w:p>
+      <w:pPr>
+        <w:spacing w:line="336" w:lineRule="auto" w:after="180"/>
+      </w:pPr>
+      <w:r>
+        <w:rPr>
+          <w:b w:val="0"/>
+        </w:rPr>
+        <w:t>Review Visual Composition (ai-3/11). Goal: Check object counts, spatial relations and arrow meaning separately. Short practice: Which checks pass after that single change, and what still needs repair?. Return to this week and explain what you changed.</w:t>
+      </w:r>
+    </w:p>
+    <w:p>
+      <w:pPr>
+        <w:spacing w:line="336" w:lineRule="auto" w:after="180"/>
+      </w:pPr>
+      <w:r>
+        <w:rPr>
+          <w:b w:val="0"/>
+        </w:rPr>
+        <w:t xml:space="preserve">Review Prompt Evaluation (ai-3/9). Goal: Explain the </w:t>
+      </w:r>
+      <w:r>
+        <w:rPr>
+          <w:b/>
+        </w:rPr>
         <w:t>mechanism</w:t>
       </w:r>
       <w:r>
         <w:rPr>
           <w:b w:val="0"/>
         </w:rPr>
-        <w:t xml:space="preserve"> and terminology of speech pipelines and multimodal </w:t>
+        <w:t xml:space="preserve"> and terminology of controlled prompt experiments. Short practice: Why is B’s selection defensible here without calling it universally superior?.</w:t>
+      </w:r>
+    </w:p>
+    <w:p>
+      <w:pPr>
+        <w:spacing w:line="336" w:lineRule="auto" w:after="180"/>
+      </w:pPr>
+      <w:r>
+        <w:rPr>
+          <w:b w:val="0"/>
+        </w:rPr>
+        <w:t>Return to this week and explain what you changed.</w:t>
+      </w:r>
+    </w:p>
+    <w:p>
+      <w:pPr>
+        <w:spacing w:line="336" w:lineRule="auto" w:after="180"/>
+      </w:pPr>
+      <w:r>
+        <w:rPr>
+          <w:b w:val="0"/>
+        </w:rPr>
+        <w:t>Review Examples and Rubrics (ai-3/6). Goal: Distinguish a format example from approved factual evidence. Short practice: Explain why neither original nor changed draft is a full pass, and provide a complete repaired card.. Return to this week and explain what you changed.</w:t>
+      </w:r>
+    </w:p>
+    <w:p>
+      <w:pPr>
+        <w:spacing w:line="336" w:lineRule="auto" w:after="180"/>
+      </w:pPr>
+      <w:r>
+        <w:rPr>
+          <w:b w:val="0"/>
+        </w:rPr>
+        <w:t xml:space="preserve">Use Download completed work in the hosted lesson to export your answers, reflections, practice feedback and code-run </w:t>
       </w:r>
       <w:r>
         <w:rPr>
@@ -6032,96 +7446,57 @@
         </w:rPr>
         <w:t>evidence</w:t>
       </w:r>
+      <w:r>
+        <w:rPr>
+          <w:b w:val="0"/>
+        </w:rPr>
+        <w:t>. Open the HTML copy to read or print it.</w:t>
+      </w:r>
+    </w:p>
+    <w:p>
+      <w:pPr>
+        <w:spacing w:line="336" w:lineRule="auto" w:after="180"/>
+      </w:pPr>
+      <w:r>
+        <w:rPr>
+          <w:b w:val="0"/>
+        </w:rPr>
+        <w:t>Drafts stay in this browser when storage is available; clear drafts on a shared device.</w:t>
+      </w:r>
+    </w:p>
+    <w:p>
+      <w:pPr>
+        <w:pStyle w:val="Heading2"/>
+      </w:pPr>
+      <w:r>
+        <w:t>Earlier wording, alternatives and picture transcripts · reference / check after trying</w:t>
+      </w:r>
+    </w:p>
+    <w:p>
+      <w:pPr>
+        <w:spacing w:line="336" w:lineRule="auto" w:after="180"/>
+      </w:pPr>
+      <w:r>
+        <w:rPr>
+          <w:b w:val="0"/>
+        </w:rPr>
+        <w:t>Use this supported practice once, in the browser or on paper. Keep the reserved independent assessment for a separate first attempt before teacher feedback.</w:t>
+      </w:r>
     </w:p>
     <w:p>
       <w:pPr>
         <w:pStyle w:val="Heading3"/>
       </w:pPr>
       <w:r>
-        <w:t>My deciding step, evidence and one remaining question</w:t>
-      </w:r>
-    </w:p>
-    <w:p>
-      <w:r>
-        <w:t>________________________________________________________________</w:t>
-      </w:r>
-    </w:p>
-    <w:p>
-      <w:r>
-        <w:t>________________________________________________________________</w:t>
-      </w:r>
-    </w:p>
-    <w:p>
-      <w:r>
-        <w:t>________________________________________________________________</w:t>
-      </w:r>
-    </w:p>
-    <w:p>
-      <w:r>
-        <w:t>________________________________________________________________</w:t>
-      </w:r>
-    </w:p>
-    <w:p>
-      <w:r>
-        <w:t>________________________________________________________________</w:t>
-      </w:r>
-    </w:p>
-    <w:p>
-      <w:pPr>
-        <w:spacing w:line="336" w:lineRule="auto" w:after="180"/>
-      </w:pPr>
-      <w:r>
-        <w:rPr>
-          <w:b w:val="0"/>
-        </w:rPr>
-        <w:t xml:space="preserve">If you are unsure, return to the worked picture and explain one arrow. If you are ready, change an </w:t>
-      </w:r>
-      <w:r>
-        <w:rPr>
-          <w:b/>
-        </w:rPr>
-        <w:t>input</w:t>
-      </w:r>
-      <w:r>
-        <w:rPr>
-          <w:b w:val="0"/>
-        </w:rPr>
-        <w:t xml:space="preserve"> or assumption and justify your </w:t>
-      </w:r>
-      <w:r>
-        <w:rPr>
-          <w:b/>
-        </w:rPr>
-        <w:t>prediction</w:t>
-      </w:r>
-      <w:r>
-        <w:rPr>
-          <w:b w:val="0"/>
-        </w:rPr>
-        <w:t>.</w:t>
-      </w:r>
-    </w:p>
-    <w:p>
-      <w:pPr>
-        <w:spacing w:line="336" w:lineRule="auto" w:after="180"/>
-      </w:pPr>
-      <w:r>
-        <w:rPr>
-          <w:b w:val="0"/>
-        </w:rPr>
-        <w:t xml:space="preserve">Save your workbook </w:t>
-      </w:r>
-      <w:r>
-        <w:rPr>
-          <w:b/>
-        </w:rPr>
-        <w:t>evidence</w:t>
-      </w:r>
-      <w:r>
-        <w:rPr>
-          <w:b w:val="0"/>
-        </w:rPr>
-        <w:t>. At the next review, try a different case before opening your old answer.</w:t>
+        <w:t>Repair a missing building block</w:t>
+      </w:r>
+    </w:p>
+    <w:p>
+      <w:pPr>
+        <w:pStyle w:val="Heading3"/>
+      </w:pPr>
+      <w:r>
+        <w:t>Keep your completed work</w:t>
       </w:r>
     </w:p>
     <w:p>
@@ -6129,571 +7504,17 @@
         <w:pStyle w:val="Heading1"/>
       </w:pPr>
       <w:r>
-        <w:t>17. Supported practice, repair and portfolio</w:t>
-      </w:r>
-    </w:p>
-    <w:p>
-      <w:r>
-        <w:t>Attempt supported questions before using hints or feedback. Review a missing building block, then keep the completed work.</w:t>
-      </w:r>
-    </w:p>
-    <w:p>
-      <w:pPr>
-        <w:spacing w:line="336" w:lineRule="auto" w:after="180"/>
-      </w:pPr>
-      <w:r>
-        <w:rPr>
-          <w:b w:val="0"/>
-        </w:rPr>
-        <w:t>Use this supported practice once, in the browser or on paper. Keep the reserved independent assessment for a separate first attempt before teacher feedback.</w:t>
-      </w:r>
-    </w:p>
-    <w:p>
-      <w:pPr>
-        <w:spacing w:line="336" w:lineRule="auto" w:after="180"/>
-      </w:pPr>
-      <w:r>
-        <w:rPr>
-          <w:b w:val="0"/>
-        </w:rPr>
-        <w:t>A fictional learner dictates a calculation to a voice assistant.</w:t>
-      </w:r>
-    </w:p>
-    <w:p>
-      <w:pPr>
-        <w:pStyle w:val="Heading3"/>
-      </w:pPr>
-      <w:r>
-        <w:t>Practice 1: explain the deciding evidence</w:t>
-      </w:r>
-    </w:p>
-    <w:p>
-      <w:pPr>
-        <w:spacing w:line="336" w:lineRule="auto" w:after="180"/>
-      </w:pPr>
-      <w:r>
-        <w:rPr>
-          <w:b w:val="0"/>
-        </w:rPr>
-        <w:t>Which labelled step matches this detail? Read back the recognised expression; intended 13+7=20.</w:t>
-      </w:r>
-    </w:p>
-    <w:p>
-      <w:pPr>
-        <w:spacing w:line="336" w:lineRule="auto" w:after="180"/>
-        <w:shd w:fill="F4F9FC"/>
-      </w:pPr>
-      <w:r>
-        <w:rPr>
-          <w:b w:val="0"/>
-        </w:rPr>
-        <w:t xml:space="preserve">1. Confirm intended </w:t>
-      </w:r>
-      <w:r>
-        <w:rPr>
-          <w:b/>
-        </w:rPr>
-        <w:t>input</w:t>
-      </w:r>
-    </w:p>
-    <w:p>
-      <w:pPr>
-        <w:spacing w:line="336" w:lineRule="auto" w:after="180"/>
-        <w:shd w:fill="F4F9FC"/>
-      </w:pPr>
-      <w:r>
-        <w:rPr>
-          <w:b w:val="0"/>
-        </w:rPr>
-        <w:t>2. Recognise speech</w:t>
-      </w:r>
-    </w:p>
-    <w:p>
-      <w:pPr>
-        <w:spacing w:line="336" w:lineRule="auto" w:after="180"/>
-        <w:shd w:fill="F4F9FC"/>
-      </w:pPr>
-      <w:r>
-        <w:rPr>
-          <w:b w:val="0"/>
-        </w:rPr>
-        <w:t>3. Calculate text</w:t>
-      </w:r>
-    </w:p>
-    <w:p>
-      <w:pPr>
-        <w:spacing w:line="336" w:lineRule="auto" w:after="180"/>
-        <w:shd w:fill="F4F9FC"/>
-      </w:pPr>
-      <w:r>
-        <w:rPr>
-          <w:b w:val="0"/>
-        </w:rPr>
-        <w:t>4. Speak result</w:t>
-      </w:r>
-    </w:p>
-    <w:p>
-      <w:pPr>
-        <w:pStyle w:val="Heading3"/>
-      </w:pPr>
-      <w:r>
-        <w:t>My selected conclusion, deciding fact and explanation</w:t>
-      </w:r>
-    </w:p>
-    <w:p>
-      <w:r>
-        <w:t>________________________________________________________________</w:t>
-      </w:r>
-    </w:p>
-    <w:p>
-      <w:r>
-        <w:t>________________________________________________________________</w:t>
-      </w:r>
-    </w:p>
-    <w:p>
-      <w:r>
-        <w:t>________________________________________________________________</w:t>
-      </w:r>
-    </w:p>
-    <w:p>
-      <w:r>
-        <w:t>________________________________________________________________</w:t>
-      </w:r>
-    </w:p>
-    <w:p>
-      <w:r>
-        <w:t>________________________________________________________________</w:t>
-      </w:r>
-    </w:p>
-    <w:p>
-      <w:pPr>
-        <w:pStyle w:val="Heading3"/>
-      </w:pPr>
-      <w:r>
-        <w:t>Hint · try first</w:t>
-      </w:r>
-    </w:p>
-    <w:p>
-      <w:pPr>
-        <w:spacing w:line="336" w:lineRule="auto" w:after="180"/>
-        <w:shd w:fill="F1F6F8"/>
-      </w:pPr>
-      <w:r>
-        <w:rPr>
-          <w:b w:val="0"/>
-        </w:rPr>
-        <w:t>Hint if needed: Read the steps in the pictorial case. Match the supplied detail to the stage that performs or records it.</w:t>
-      </w:r>
-    </w:p>
-    <w:p>
-      <w:pPr>
-        <w:pStyle w:val="Heading3"/>
-      </w:pPr>
-      <w:r>
-        <w:t>Feedback · compare after trying</w:t>
-      </w:r>
-    </w:p>
-    <w:p>
-      <w:pPr>
-        <w:spacing w:line="336" w:lineRule="auto" w:after="180"/>
-        <w:shd w:fill="F1F6FC"/>
-      </w:pPr>
-      <w:r>
-        <w:rPr>
-          <w:b w:val="0"/>
-        </w:rPr>
-        <w:t xml:space="preserve">After your attempt, compare with the supported explanation: Confirm intended </w:t>
-      </w:r>
-      <w:r>
-        <w:rPr>
-          <w:b/>
-        </w:rPr>
-        <w:t>input</w:t>
-      </w:r>
-      <w:r>
-        <w:rPr>
-          <w:b w:val="0"/>
-        </w:rPr>
-        <w:t xml:space="preserve"> Read back the recognised expression; intended 13+7=20. The first error occurs before arithmetic.</w:t>
-      </w:r>
-    </w:p>
-    <w:p>
-      <w:pPr>
-        <w:spacing w:line="336" w:lineRule="auto" w:after="180"/>
-        <w:shd w:fill="F1F6FC"/>
-      </w:pPr>
-      <w:r>
-        <w:rPr>
-          <w:b w:val="0"/>
-        </w:rPr>
-        <w:t xml:space="preserve">Blaming the calculator would target a stage that correctly </w:t>
-      </w:r>
-      <w:r>
-        <w:rPr>
-          <w:b/>
-        </w:rPr>
-        <w:t>process</w:t>
-      </w:r>
-      <w:r>
-        <w:rPr>
-          <w:b w:val="0"/>
-        </w:rPr>
-        <w:t>ed its supplied text. Read-back or on-screen confirmation lets the user catch a number misunderstanding before action.</w:t>
-      </w:r>
-    </w:p>
-    <w:p>
-      <w:pPr>
-        <w:spacing w:line="336" w:lineRule="auto" w:after="180"/>
-        <w:shd w:fill="F1F6FC"/>
-      </w:pPr>
-      <w:r>
-        <w:rPr>
-          <w:b w:val="0"/>
-        </w:rPr>
-        <w:t xml:space="preserve">Retain the original audio and transcript, where permitted, to separate recognition defects from later </w:t>
-      </w:r>
-      <w:r>
-        <w:rPr>
-          <w:b/>
-        </w:rPr>
-        <w:t>process</w:t>
-      </w:r>
-      <w:r>
-        <w:rPr>
-          <w:b w:val="0"/>
-        </w:rPr>
-        <w:t>ing errors.</w:t>
-      </w:r>
-    </w:p>
-    <w:p>
-      <w:pPr>
-        <w:pStyle w:val="Heading3"/>
-      </w:pPr>
-      <w:r>
-        <w:t>Practice 2: explain the deciding evidence</w:t>
-      </w:r>
-    </w:p>
-    <w:p>
-      <w:pPr>
-        <w:pStyle w:val="Heading3"/>
-      </w:pPr>
-      <w:r>
-        <w:t>Changed case · predict first</w:t>
-      </w:r>
-    </w:p>
-    <w:p>
-      <w:pPr>
-        <w:spacing w:line="336" w:lineRule="auto" w:after="180"/>
-        <w:shd w:fill="F5F1FB"/>
-      </w:pPr>
-      <w:r>
-        <w:rPr>
-          <w:b w:val="0"/>
-        </w:rPr>
-        <w:t>Changed-case practice: Correct the transcript to “thirteen plus seven” with all later stages unchanged. Which conclusion is supported by the supplied facts?</w:t>
-      </w:r>
-    </w:p>
-    <w:p>
-      <w:pPr>
-        <w:spacing w:line="336" w:lineRule="auto" w:after="180"/>
-        <w:shd w:fill="F4F9FC"/>
-      </w:pPr>
-      <w:r>
-        <w:rPr>
-          <w:b w:val="0"/>
-        </w:rPr>
-        <w:t xml:space="preserve">1. We can decide the result without examining the changed </w:t>
-      </w:r>
-      <w:r>
-        <w:rPr>
-          <w:b/>
-        </w:rPr>
-        <w:t>input</w:t>
-      </w:r>
-      <w:r>
-        <w:rPr>
-          <w:b w:val="0"/>
-        </w:rPr>
-        <w:t xml:space="preserve"> or the procedure.</w:t>
-      </w:r>
-    </w:p>
-    <w:p>
-      <w:pPr>
-        <w:spacing w:line="336" w:lineRule="auto" w:after="180"/>
-        <w:shd w:fill="F4F9FC"/>
-      </w:pPr>
-      <w:r>
-        <w:rPr>
-          <w:b w:val="0"/>
-        </w:rPr>
-        <w:t xml:space="preserve">2. This one example guarantees correct results for every future </w:t>
-      </w:r>
-      <w:r>
-        <w:rPr>
-          <w:b/>
-        </w:rPr>
-        <w:t>input</w:t>
-      </w:r>
-      <w:r>
-        <w:rPr>
-          <w:b w:val="0"/>
-        </w:rPr>
-        <w:t>.</w:t>
-      </w:r>
-    </w:p>
-    <w:p>
-      <w:pPr>
-        <w:spacing w:line="336" w:lineRule="auto" w:after="180"/>
-        <w:shd w:fill="F4F9FC"/>
-      </w:pPr>
-      <w:r>
-        <w:rPr>
-          <w:b w:val="0"/>
-        </w:rPr>
-        <w:t>3. The calculator and spoken result should become 20 under the declared pipeline.</w:t>
-      </w:r>
-    </w:p>
-    <w:p>
-      <w:pPr>
-        <w:pStyle w:val="Heading3"/>
-      </w:pPr>
-      <w:r>
-        <w:t>My selected conclusion, deciding fact and explanation</w:t>
-      </w:r>
-    </w:p>
-    <w:p>
-      <w:r>
-        <w:t>________________________________________________________________</w:t>
-      </w:r>
-    </w:p>
-    <w:p>
-      <w:r>
-        <w:t>________________________________________________________________</w:t>
-      </w:r>
-    </w:p>
-    <w:p>
-      <w:r>
-        <w:t>________________________________________________________________</w:t>
-      </w:r>
-    </w:p>
-    <w:p>
-      <w:r>
-        <w:t>________________________________________________________________</w:t>
-      </w:r>
-    </w:p>
-    <w:p>
-      <w:r>
-        <w:t>________________________________________________________________</w:t>
-      </w:r>
-    </w:p>
-    <w:p>
-      <w:pPr>
-        <w:pStyle w:val="Heading3"/>
-      </w:pPr>
-      <w:r>
-        <w:t>Hint · try first</w:t>
-      </w:r>
-    </w:p>
-    <w:p>
-      <w:pPr>
-        <w:spacing w:line="336" w:lineRule="auto" w:after="180"/>
-        <w:shd w:fill="F1F6F8"/>
-      </w:pPr>
-      <w:r>
-        <w:rPr>
-          <w:b w:val="0"/>
-        </w:rPr>
-        <w:t>Hint if needed: Use the changed condition and the deciding step in the pictorial trace. The answer must say what follows from those facts.</w:t>
-      </w:r>
-    </w:p>
-    <w:p>
-      <w:pPr>
-        <w:pStyle w:val="Heading3"/>
-      </w:pPr>
-      <w:r>
-        <w:t>Feedback · compare after trying</w:t>
-      </w:r>
-    </w:p>
-    <w:p>
-      <w:pPr>
-        <w:spacing w:line="336" w:lineRule="auto" w:after="180"/>
-        <w:shd w:fill="F1F6FC"/>
-      </w:pPr>
-      <w:r>
-        <w:rPr>
-          <w:b w:val="0"/>
-        </w:rPr>
-        <w:t xml:space="preserve">After your attempt, compare with the supported explanation: The calculator and spoken result should become 20 under the declared pipeline. 13+7=20; the changed </w:t>
-      </w:r>
-      <w:r>
-        <w:rPr>
-          <w:b/>
-        </w:rPr>
-        <w:t>input</w:t>
-      </w:r>
-      <w:r>
-        <w:rPr>
-          <w:b w:val="0"/>
-        </w:rPr>
-        <w:t xml:space="preserve"> removes the earlier recognition error.</w:t>
-      </w:r>
-    </w:p>
-    <w:p>
-      <w:pPr>
-        <w:pStyle w:val="Heading3"/>
-      </w:pPr>
-      <w:r>
-        <w:t>Repair a missing building block</w:t>
-      </w:r>
-    </w:p>
-    <w:p>
-      <w:pPr>
-        <w:spacing w:line="336" w:lineRule="auto" w:after="180"/>
-      </w:pPr>
-      <w:r>
-        <w:rPr>
-          <w:b w:val="0"/>
-        </w:rPr>
-        <w:t xml:space="preserve">Review Visual Composition (ai-3/11). Goal: Explain the </w:t>
-      </w:r>
-      <w:r>
-        <w:rPr>
-          <w:b/>
-        </w:rPr>
-        <w:t>mechanism</w:t>
-      </w:r>
-      <w:r>
-        <w:rPr>
-          <w:b w:val="0"/>
-        </w:rPr>
-        <w:t xml:space="preserve"> and terminology of image generation and provenance. Short practice: Which checks pass after that single change, and what still needs repair?.</w:t>
-      </w:r>
-    </w:p>
-    <w:p>
-      <w:pPr>
-        <w:spacing w:line="336" w:lineRule="auto" w:after="180"/>
-      </w:pPr>
-      <w:r>
-        <w:rPr>
-          <w:b w:val="0"/>
-        </w:rPr>
-        <w:t>Return to this week and explain what you changed.</w:t>
-      </w:r>
-    </w:p>
-    <w:p>
-      <w:pPr>
-        <w:spacing w:line="336" w:lineRule="auto" w:after="180"/>
-      </w:pPr>
-      <w:r>
-        <w:rPr>
-          <w:b w:val="0"/>
-        </w:rPr>
-        <w:t xml:space="preserve">Review Prompt Evaluation (ai-3/9). Goal: Explain the </w:t>
-      </w:r>
-      <w:r>
-        <w:rPr>
-          <w:b/>
-        </w:rPr>
-        <w:t>mechanism</w:t>
-      </w:r>
-      <w:r>
-        <w:rPr>
-          <w:b w:val="0"/>
-        </w:rPr>
-        <w:t xml:space="preserve"> and terminology of controlled prompt experiments. Short practice: Why is B’s selection defensible here without calling it universally superior?.</w:t>
-      </w:r>
-    </w:p>
-    <w:p>
-      <w:pPr>
-        <w:spacing w:line="336" w:lineRule="auto" w:after="180"/>
-      </w:pPr>
-      <w:r>
-        <w:rPr>
-          <w:b w:val="0"/>
-        </w:rPr>
-        <w:t>Return to this week and explain what you changed.</w:t>
-      </w:r>
-    </w:p>
-    <w:p>
-      <w:pPr>
-        <w:spacing w:line="336" w:lineRule="auto" w:after="180"/>
-      </w:pPr>
-      <w:r>
-        <w:rPr>
-          <w:b w:val="0"/>
-        </w:rPr>
-        <w:t>Review Examples and Rubrics (ai-3/6). Goal: Write a prompt specification with observable response criteria. Short practice: Explain why neither original nor changed draft is a full pass, and provide a complete repaired card..</w:t>
-      </w:r>
-    </w:p>
-    <w:p>
-      <w:pPr>
-        <w:spacing w:line="336" w:lineRule="auto" w:after="180"/>
-      </w:pPr>
-      <w:r>
-        <w:rPr>
-          <w:b w:val="0"/>
-        </w:rPr>
-        <w:t>Return to this week and explain what you changed.</w:t>
-      </w:r>
-    </w:p>
-    <w:p>
-      <w:pPr>
-        <w:pStyle w:val="Heading3"/>
-      </w:pPr>
-      <w:r>
-        <w:t>Keep your completed work</w:t>
-      </w:r>
-    </w:p>
-    <w:p>
-      <w:pPr>
-        <w:spacing w:line="336" w:lineRule="auto" w:after="180"/>
-      </w:pPr>
-      <w:r>
-        <w:rPr>
-          <w:b w:val="0"/>
-        </w:rPr>
-        <w:t xml:space="preserve">Use Download completed work in the hosted lesson to export your answers, reflections, practice feedback and code-run </w:t>
-      </w:r>
-      <w:r>
-        <w:rPr>
-          <w:b/>
-        </w:rPr>
-        <w:t>evidence</w:t>
-      </w:r>
-      <w:r>
-        <w:rPr>
-          <w:b w:val="0"/>
-        </w:rPr>
-        <w:t>. Open the HTML copy to read or print it.</w:t>
-      </w:r>
-    </w:p>
-    <w:p>
-      <w:pPr>
-        <w:spacing w:line="336" w:lineRule="auto" w:after="180"/>
-      </w:pPr>
-      <w:r>
-        <w:rPr>
-          <w:b w:val="0"/>
-        </w:rPr>
-        <w:t>Drafts stay in this browser when storage is available; clear drafts on a shared device.</w:t>
-      </w:r>
-    </w:p>
-    <w:p>
-      <w:pPr>
-        <w:pStyle w:val="Heading1"/>
-      </w:pPr>
-      <w:r>
-        <w:t>18. Visual concept journey</w:t>
-      </w:r>
-    </w:p>
-    <w:p>
-      <w:r>
-        <w:t>Explain each Speech and Audio Systems graphic using its labels, deciding evidence and relevant limitation.</w:t>
-      </w:r>
-    </w:p>
-    <w:p>
-      <w:pPr>
-        <w:pStyle w:val="Heading3"/>
+        <w:t>18. Reference: the six-picture journey</w:t>
+      </w:r>
+    </w:p>
+    <w:p>
+      <w:r>
+        <w:t>Revisit the picture that serves the current question; key diagrams already sit beside the main explanation.</w:t>
+      </w:r>
+    </w:p>
+    <w:p>
+      <w:pPr>
+        <w:pStyle w:val="Heading2"/>
       </w:pPr>
       <w:r>
         <w:t>01. Speech and Audio Systems: the case</w:t>
@@ -6704,7 +7525,7 @@
         <w:drawing>
           <wp:inline xmlns:a="http://schemas.openxmlformats.org/drawingml/2006/main" xmlns:pic="http://schemas.openxmlformats.org/drawingml/2006/picture">
             <wp:extent cx="5486400" cy="3142488"/>
-            <wp:docPr id="22" name="Picture 22" descr="A fictional learner dictates a calculation to a voice assistant. Supplied facts: Known audio phrase: “thirteen plus seven”. Transcript: “thirty plus seven”. Calculator returns 37. Synthetic voice says “thirty-seven”. The example supplies ground truth; no real audio was analysed."/>
+            <wp:docPr id="28" name="Picture 28" descr="A fictional learner dictates a calculation to a voice assistant. Supplied facts: Known audio phrase: “thirteen plus seven”. Transcript: “thirty plus seven”. Calculator returns 37. Synthetic voice says “thirty-seven”. The example supplies ground truth; no real audio was analysed."/>
             <wp:cNvGraphicFramePr>
               <a:graphicFrameLocks noChangeAspect="1"/>
             </wp:cNvGraphicFramePr>
@@ -6716,7 +7537,7 @@
                     <pic:cNvPicPr/>
                   </pic:nvPicPr>
                   <pic:blipFill>
-                    <a:blip r:embed="rId29"/>
+                    <a:blip r:embed="rId31"/>
                     <a:stretch>
                       <a:fillRect/>
                     </a:stretch>
@@ -6760,7 +7581,6 @@
     <w:p>
       <w:pPr>
         <w:spacing w:line="336" w:lineRule="auto" w:after="180"/>
-        <w:shd w:fill="F5F1FB"/>
       </w:pPr>
       <w:r>
         <w:rPr>
@@ -6771,7 +7591,7 @@
     </w:p>
     <w:p>
       <w:pPr>
-        <w:pStyle w:val="Heading3"/>
+        <w:pStyle w:val="Heading2"/>
       </w:pPr>
       <w:r>
         <w:t>02. Follow the deciding steps</w:t>
@@ -6782,7 +7602,7 @@
         <w:drawing>
           <wp:inline xmlns:a="http://schemas.openxmlformats.org/drawingml/2006/main" xmlns:pic="http://schemas.openxmlformats.org/drawingml/2006/picture">
             <wp:extent cx="5486400" cy="4005072"/>
-            <wp:docPr id="23" name="Picture 23" descr="Recognise speech: Transcription changes thirteen into thirty. → Calculate text: 30+7=37 is correct for the mistaken transcript. → Speak result: Speech synthesis repeats 37; fluent voice does not validate the input. → Confirm intended input: Read back the recognised expression; intended 13+7=20."/>
+            <wp:docPr id="29" name="Picture 29" descr="Recognise speech: Transcription changes thirteen into thirty. → Calculate text: 30+7=37 is correct for the mistaken transcript. → Speak result: Speech synthesis repeats 37; fluent voice does not validate the input. → Confirm intended input: Read back the recognised expression; intended 13+7=20."/>
             <wp:cNvGraphicFramePr>
               <a:graphicFrameLocks noChangeAspect="1"/>
             </wp:cNvGraphicFramePr>
@@ -6794,7 +7614,7 @@
                     <pic:cNvPicPr/>
                   </pic:nvPicPr>
                   <pic:blipFill>
-                    <a:blip r:embed="rId30"/>
+                    <a:blip r:embed="rId17"/>
                     <a:stretch>
                       <a:fillRect/>
                     </a:stretch>
@@ -6875,7 +7695,6 @@
     <w:p>
       <w:pPr>
         <w:spacing w:line="336" w:lineRule="auto" w:after="180"/>
-        <w:shd w:fill="F5F1FB"/>
       </w:pPr>
       <w:r>
         <w:rPr>
@@ -6898,7 +7717,7 @@
     </w:p>
     <w:p>
       <w:pPr>
-        <w:pStyle w:val="Heading3"/>
+        <w:pStyle w:val="Heading2"/>
       </w:pPr>
       <w:r>
         <w:t>03. Speech pipelines and multimodal evidence — evidence trace</w:t>
@@ -6909,7 +7728,7 @@
         <w:drawing>
           <wp:inline xmlns:a="http://schemas.openxmlformats.org/drawingml/2006/main" xmlns:pic="http://schemas.openxmlformats.org/drawingml/2006/picture">
             <wp:extent cx="5486400" cy="3297936"/>
-            <wp:docPr id="24" name="Picture 24" descr="Speech pipelines and multimodal evidence — evidence trace. Audio transcript reads fifteen boxes; a clear written inventory says fifty boxes. The original audio is unavailable and the assistant reports fifteen as certain. | Track source modality, segment/time references, transcription, interpretation and final claims separately. Compare conflicting evidence without assuming one modality always wins. Ask for clarification when the task needs unresolved information. | There is an unresolved quantity conflict and no audio replay. Preserve both sources and ask the responsible person; certainty is unsupported."/>
+            <wp:docPr id="30" name="Picture 30" descr="Speech pipelines and multimodal evidence — evidence trace. Audio transcript reads fifteen boxes; a clear written inventory says fifty boxes. The original audio is unavailable and the assistant reports fifteen as certain. | Track source modality, segment/time references, transcription, interpretation and final claims separately. Compare conflicting evidence without assuming one modality always wins. Ask for clarification when the task needs unresolved information. | There is an unresolved quantity conflict and no audio replay. Preserve both sources and ask the responsible person; certainty is unsupported."/>
             <wp:cNvGraphicFramePr>
               <a:graphicFrameLocks noChangeAspect="1"/>
             </wp:cNvGraphicFramePr>
@@ -6921,7 +7740,7 @@
                     <pic:cNvPicPr/>
                   </pic:nvPicPr>
                   <pic:blipFill>
-                    <a:blip r:embed="rId31"/>
+                    <a:blip r:embed="rId32"/>
                     <a:stretch>
                       <a:fillRect/>
                     </a:stretch>
@@ -7059,7 +7878,6 @@
     <w:p>
       <w:pPr>
         <w:spacing w:line="336" w:lineRule="auto" w:after="180"/>
-        <w:shd w:fill="F5F1FB"/>
       </w:pPr>
       <w:r>
         <w:rPr>
@@ -7070,7 +7888,7 @@
     </w:p>
     <w:p>
       <w:pPr>
-        <w:pStyle w:val="Heading3"/>
+        <w:pStyle w:val="Heading2"/>
       </w:pPr>
       <w:r>
         <w:t>04. Change one thing. Trace what follows.</w:t>
@@ -7081,7 +7899,7 @@
         <w:drawing>
           <wp:inline xmlns:a="http://schemas.openxmlformats.org/drawingml/2006/main" xmlns:pic="http://schemas.openxmlformats.org/drawingml/2006/picture">
             <wp:extent cx="5486400" cy="3026664"/>
-            <wp:docPr id="25" name="Picture 25" descr="Original case: Read back the recognised expression; intended 13+7=20. Changed condition: Correct the transcript to “thirteen plus seven” with all later stages unchanged. Expected result: The calculator and spoken result should become 20 under the declared pipeline. Reason: 13+7=20; the changed input removes the earlier recognition error."/>
+            <wp:docPr id="31" name="Picture 31" descr="Original case: Read back the recognised expression; intended 13+7=20. Changed condition: Correct the transcript to “thirteen plus seven” with all later stages unchanged. Expected result: The calculator and spoken result should become 20 under the declared pipeline. Reason: 13+7=20; the changed input removes the earlier recognition error."/>
             <wp:cNvGraphicFramePr>
               <a:graphicFrameLocks noChangeAspect="1"/>
             </wp:cNvGraphicFramePr>
@@ -7093,7 +7911,7 @@
                     <pic:cNvPicPr/>
                   </pic:nvPicPr>
                   <pic:blipFill>
-                    <a:blip r:embed="rId32"/>
+                    <a:blip r:embed="rId18"/>
                     <a:stretch>
                       <a:fillRect/>
                     </a:stretch>
@@ -7149,7 +7967,6 @@
     <w:p>
       <w:pPr>
         <w:spacing w:line="336" w:lineRule="auto" w:after="180"/>
-        <w:shd w:fill="F5F1FB"/>
       </w:pPr>
       <w:r>
         <w:rPr>
@@ -7160,7 +7977,7 @@
     </w:p>
     <w:p>
       <w:pPr>
-        <w:pStyle w:val="Heading3"/>
+        <w:pStyle w:val="Heading2"/>
       </w:pPr>
       <w:r>
         <w:t>05. Connect the explanation to its limit</w:t>
@@ -7171,7 +7988,7 @@
         <w:drawing>
           <wp:inline xmlns:a="http://schemas.openxmlformats.org/drawingml/2006/main" xmlns:pic="http://schemas.openxmlformats.org/drawingml/2006/picture">
             <wp:extent cx="5486400" cy="2834640"/>
-            <wp:docPr id="26" name="Picture 26" descr="The first error occurs before arithmetic. Blaming the calculator would target a stage that correctly processed its supplied text. Read-back or on-screen confirmation lets the user catch a number misunderstanding before action. Retain the original audio and transcript, where permitted, to separate recognition defects from later processing errors. Limit: These supplied transcript facts do not establish how an actual recogniser performs for accents, noise or different speakers."/>
+            <wp:docPr id="32" name="Picture 32" descr="The first error occurs before arithmetic. Blaming the calculator would target a stage that correctly processed its supplied text. Read-back or on-screen confirmation lets the user catch a number misunderstanding before action. Retain the original audio and transcript, where permitted, to separate recognition defects from later processing errors. Limit: These supplied transcript facts do not establish how an actual recogniser performs for accents, noise or different speakers."/>
             <wp:cNvGraphicFramePr>
               <a:graphicFrameLocks noChangeAspect="1"/>
             </wp:cNvGraphicFramePr>
@@ -7262,7 +8079,6 @@
     <w:p>
       <w:pPr>
         <w:spacing w:line="336" w:lineRule="auto" w:after="180"/>
-        <w:shd w:fill="F5F1FB"/>
       </w:pPr>
       <w:r>
         <w:rPr>
@@ -7273,7 +8089,7 @@
     </w:p>
     <w:p>
       <w:pPr>
-        <w:pStyle w:val="Heading3"/>
+        <w:pStyle w:val="Heading2"/>
       </w:pPr>
       <w:r>
         <w:t>06. Make the idea visible in your project</w:t>
@@ -7284,7 +8100,7 @@
         <w:drawing>
           <wp:inline xmlns:a="http://schemas.openxmlformats.org/drawingml/2006/main" xmlns:pic="http://schemas.openxmlformats.org/drawingml/2006/picture">
             <wp:extent cx="5486400" cy="3380232"/>
-            <wp:docPr id="27" name="Picture 27" descr="Show Study Buddy recognised questions before calculating or retrieving important answers, especially numbers and dates. Draw your input, deciding step, result and limit. Supported question: Which stage was initially wrong, and which stage was correctly operating on a wrong input?"/>
+            <wp:docPr id="33" name="Picture 33" descr="Show Study Buddy recognised questions before calculating or retrieving important answers, especially numbers and dates. Draw your input, deciding step, result and limit. Supported question: Which stage was initially wrong, and which stage was correctly operating on a wrong input?"/>
             <wp:cNvGraphicFramePr>
               <a:graphicFrameLocks noChangeAspect="1"/>
             </wp:cNvGraphicFramePr>
@@ -7364,7 +8180,6 @@
     <w:p>
       <w:pPr>
         <w:spacing w:line="336" w:lineRule="auto" w:after="180"/>
-        <w:shd w:fill="F5F1FB"/>
       </w:pPr>
       <w:r>
         <w:rPr>
@@ -7383,6 +8198,62 @@
           <w:b w:val="0"/>
         </w:rPr>
         <w:t>.</w:t>
+      </w:r>
+    </w:p>
+    <w:p>
+      <w:pPr>
+        <w:pStyle w:val="Heading2"/>
+      </w:pPr>
+      <w:r>
+        <w:t>Earlier wording, alternatives and picture transcripts · reference / check after trying</w:t>
+      </w:r>
+    </w:p>
+    <w:p>
+      <w:pPr>
+        <w:pStyle w:val="Heading3"/>
+      </w:pPr>
+      <w:r>
+        <w:t>01. Speech and Audio Systems: the case</w:t>
+      </w:r>
+    </w:p>
+    <w:p>
+      <w:pPr>
+        <w:pStyle w:val="Heading3"/>
+      </w:pPr>
+      <w:r>
+        <w:t>02. Follow the deciding steps</w:t>
+      </w:r>
+    </w:p>
+    <w:p>
+      <w:pPr>
+        <w:pStyle w:val="Heading3"/>
+      </w:pPr>
+      <w:r>
+        <w:t>03. Speech pipelines and multimodal evidence — evidence trace</w:t>
+      </w:r>
+    </w:p>
+    <w:p>
+      <w:pPr>
+        <w:pStyle w:val="Heading3"/>
+      </w:pPr>
+      <w:r>
+        <w:t>04. Change one thing. Trace what follows.</w:t>
+      </w:r>
+    </w:p>
+    <w:p>
+      <w:pPr>
+        <w:pStyle w:val="Heading3"/>
+      </w:pPr>
+      <w:r>
+        <w:t>05. Connect the explanation to its limit</w:t>
+      </w:r>
+    </w:p>
+    <w:p>
+      <w:pPr>
+        <w:pStyle w:val="Heading3"/>
+      </w:pPr>
+      <w:r>
+        <w:t>06. Make the idea visible in your project</w:t>
       </w:r>
     </w:p>
     <w:sectPr>
